--- a/Template2_RDS Document.docx
+++ b/Template2_RDS Document.docx
@@ -351,7 +351,7 @@
       </w:r>
       <w:r>
         <w:rPr>
-          <w:rFonts w:hint="default" w:cs="Times New Roman"/>
+          <w:rFonts w:hint="default" w:ascii="Times New Roman" w:hAnsi="Times New Roman" w:cs="Times New Roman"/>
           <w:sz w:val="28"/>
           <w:szCs w:val="28"/>
           <w:lang w:val="en-US"/>
@@ -368,15 +368,13 @@
       </w:r>
       <w:r>
         <w:rPr>
-          <w:rFonts w:hint="default" w:cs="Times New Roman"/>
+          <w:rFonts w:hint="default" w:ascii="Times New Roman" w:hAnsi="Times New Roman" w:cs="Times New Roman"/>
           <w:sz w:val="28"/>
           <w:szCs w:val="28"/>
           <w:lang w:val="en-US"/>
         </w:rPr>
         <w:t>May</w:t>
       </w:r>
-      <w:bookmarkStart w:id="121" w:name="_GoBack"/>
-      <w:bookmarkEnd w:id="121"/>
       <w:r>
         <w:rPr>
           <w:rFonts w:hint="default" w:ascii="Times New Roman" w:hAnsi="Times New Roman" w:cs="Times New Roman"/>
@@ -387,7 +385,7 @@
       </w:r>
       <w:r>
         <w:rPr>
-          <w:rFonts w:hint="default" w:cs="Times New Roman"/>
+          <w:rFonts w:hint="default" w:ascii="Times New Roman" w:hAnsi="Times New Roman" w:cs="Times New Roman"/>
           <w:sz w:val="28"/>
           <w:szCs w:val="28"/>
           <w:lang w:val="en-US"/>
@@ -422,10 +420,10 @@
         </w:rPr>
       </w:pPr>
       <w:bookmarkStart w:id="0" w:name="_Toc83330363"/>
-      <w:bookmarkStart w:id="1" w:name="_Toc143617337"/>
+      <w:bookmarkStart w:id="1" w:name="_Toc83330272"/>
       <w:bookmarkStart w:id="2" w:name="_Toc126827254"/>
       <w:bookmarkStart w:id="3" w:name="_Toc134475437"/>
-      <w:bookmarkStart w:id="4" w:name="_Toc83330272"/>
+      <w:bookmarkStart w:id="4" w:name="_Toc143617337"/>
       <w:r>
         <w:rPr>
           <w:rFonts w:hint="default" w:ascii="Times New Roman" w:hAnsi="Times New Roman" w:cs="Times New Roman"/>
@@ -6169,6 +6167,8 @@
         </w:rPr>
         <w:t>research-oriented learning support</w:t>
       </w:r>
+      <w:bookmarkStart w:id="121" w:name="_GoBack"/>
+      <w:bookmarkEnd w:id="121"/>
     </w:p>
     <w:p>
       <w:pPr>
@@ -6214,111 +6214,6 @@
       </w:r>
       <w:bookmarkEnd w:id="8"/>
       <w:bookmarkEnd w:id="9"/>
-    </w:p>
-    <w:p>
-      <w:pPr>
-        <w:jc w:val="both"/>
-        <w:rPr>
-          <w:rFonts w:hint="default" w:ascii="Times New Roman" w:hAnsi="Times New Roman" w:cs="Times New Roman"/>
-          <w:i/>
-          <w:color w:val="0000FF"/>
-        </w:rPr>
-      </w:pPr>
-      <w:r>
-        <w:rPr>
-          <w:rFonts w:hint="default" w:ascii="Times New Roman" w:hAnsi="Times New Roman" w:cs="Times New Roman"/>
-          <w:i/>
-          <w:color w:val="0000FF"/>
-        </w:rPr>
-        <w:t>[An actor is a person (or sometimes another software system or a hardware device) that interacts with the system to perform a use case. Following are some questions you might ask to help user representatives identify actors</w:t>
-      </w:r>
-    </w:p>
-    <w:p>
-      <w:pPr>
-        <w:pStyle w:val="21"/>
-        <w:numPr>
-          <w:ilvl w:val="0"/>
-          <w:numId w:val="14"/>
-        </w:numPr>
-        <w:spacing w:after="160" w:line="259" w:lineRule="auto"/>
-        <w:rPr>
-          <w:rFonts w:hint="default" w:ascii="Times New Roman" w:hAnsi="Times New Roman" w:cs="Times New Roman"/>
-          <w:i/>
-          <w:color w:val="0000FF"/>
-        </w:rPr>
-      </w:pPr>
-      <w:r>
-        <w:rPr>
-          <w:rFonts w:hint="default" w:ascii="Times New Roman" w:hAnsi="Times New Roman" w:cs="Times New Roman"/>
-          <w:i/>
-          <w:color w:val="0000FF"/>
-        </w:rPr>
-        <w:t>Who (or what) is notified when something occurs within the system?</w:t>
-      </w:r>
-    </w:p>
-    <w:p>
-      <w:pPr>
-        <w:pStyle w:val="21"/>
-        <w:numPr>
-          <w:ilvl w:val="0"/>
-          <w:numId w:val="14"/>
-        </w:numPr>
-        <w:spacing w:after="160" w:line="259" w:lineRule="auto"/>
-        <w:rPr>
-          <w:rFonts w:hint="default" w:ascii="Times New Roman" w:hAnsi="Times New Roman" w:cs="Times New Roman"/>
-          <w:i/>
-          <w:color w:val="0000FF"/>
-        </w:rPr>
-      </w:pPr>
-      <w:r>
-        <w:rPr>
-          <w:rFonts w:hint="default" w:ascii="Times New Roman" w:hAnsi="Times New Roman" w:cs="Times New Roman"/>
-          <w:i/>
-          <w:color w:val="0000FF"/>
-        </w:rPr>
-        <w:t>Who (or what) provides information or services to the system?</w:t>
-      </w:r>
-    </w:p>
-    <w:p>
-      <w:pPr>
-        <w:pStyle w:val="21"/>
-        <w:numPr>
-          <w:ilvl w:val="0"/>
-          <w:numId w:val="14"/>
-        </w:numPr>
-        <w:spacing w:after="160" w:line="259" w:lineRule="auto"/>
-        <w:rPr>
-          <w:rFonts w:hint="default" w:ascii="Times New Roman" w:hAnsi="Times New Roman" w:cs="Times New Roman"/>
-          <w:i/>
-          <w:color w:val="0000FF"/>
-        </w:rPr>
-      </w:pPr>
-      <w:r>
-        <w:rPr>
-          <w:rFonts w:hint="default" w:ascii="Times New Roman" w:hAnsi="Times New Roman" w:cs="Times New Roman"/>
-          <w:i/>
-          <w:color w:val="0000FF"/>
-        </w:rPr>
-        <w:t>Who (or what) helps the system respond to and complete a task?</w:t>
-      </w:r>
-    </w:p>
-    <w:p>
-      <w:pPr>
-        <w:spacing w:after="60"/>
-        <w:rPr>
-          <w:rFonts w:hint="default" w:ascii="Times New Roman" w:hAnsi="Times New Roman" w:cs="Times New Roman"/>
-          <w:i/>
-          <w:color w:val="0000FF"/>
-        </w:rPr>
-      </w:pPr>
-      <w:r>
-        <w:rPr>
-          <w:rFonts w:hint="default" w:ascii="Times New Roman" w:hAnsi="Times New Roman" w:cs="Times New Roman"/>
-          <w:i/>
-          <w:color w:val="0000FF"/>
-        </w:rPr>
-        <w:t>This part gives the description of system actors, you can follow the table form as below]</w:t>
-      </w:r>
     </w:p>
     <w:tbl>
       <w:tblPr>
@@ -6356,18 +6251,28 @@
             <w:insideH w:val="single" w:color="auto" w:sz="4" w:space="0"/>
             <w:insideV w:val="single" w:color="auto" w:sz="4" w:space="0"/>
           </w:tblBorders>
+          <w:tblCellMar>
+            <w:top w:w="0" w:type="dxa"/>
+            <w:left w:w="108" w:type="dxa"/>
+            <w:bottom w:w="0" w:type="dxa"/>
+            <w:right w:w="108" w:type="dxa"/>
+          </w:tblCellMar>
         </w:tblPrEx>
         <w:trPr>
           <w:trHeight w:val="67" w:hRule="atLeast"/>
         </w:trPr>
         <w:tc>
           <w:tcPr>
-            <w:tcW w:w="233" w:type="pct"/>
+            <w:tcW w:w="441" w:type="dxa"/>
             <w:shd w:val="clear" w:color="auto" w:fill="FFE8E1"/>
             <w:vAlign w:val="center"/>
           </w:tcPr>
           <w:p>
             <w:pPr>
+              <w:keepNext w:val="0"/>
+              <w:keepLines w:val="0"/>
+              <w:widowControl/>
+              <w:suppressLineNumbers w:val="0"/>
               <w:jc w:val="center"/>
               <w:rPr>
                 <w:rFonts w:hint="default" w:ascii="Times New Roman" w:hAnsi="Times New Roman" w:cs="Times New Roman"/>
@@ -6376,8 +6281,13 @@
             </w:pPr>
             <w:r>
               <w:rPr>
-                <w:rFonts w:hint="default" w:ascii="Times New Roman" w:hAnsi="Times New Roman" w:cs="Times New Roman"/>
+                <w:rFonts w:hint="default" w:ascii="Times New Roman" w:hAnsi="Times New Roman" w:eastAsia="SimSun" w:cs="Times New Roman"/>
                 <w:b/>
+                <w:bCs/>
+                <w:kern w:val="0"/>
+                <w:sz w:val="24"/>
+                <w:szCs w:val="24"/>
+                <w:lang w:val="en-US" w:eastAsia="zh-CN" w:bidi="ar"/>
               </w:rPr>
               <w:t>#</w:t>
             </w:r>
@@ -6385,12 +6295,17 @@
         </w:tc>
         <w:tc>
           <w:tcPr>
-            <w:tcW w:w="957" w:type="pct"/>
+            <w:tcW w:w="1811" w:type="dxa"/>
             <w:shd w:val="clear" w:color="auto" w:fill="FFE8E1"/>
             <w:vAlign w:val="center"/>
           </w:tcPr>
           <w:p>
             <w:pPr>
+              <w:keepNext w:val="0"/>
+              <w:keepLines w:val="0"/>
+              <w:widowControl/>
+              <w:suppressLineNumbers w:val="0"/>
+              <w:jc w:val="center"/>
               <w:rPr>
                 <w:rFonts w:hint="default" w:ascii="Times New Roman" w:hAnsi="Times New Roman" w:cs="Times New Roman"/>
                 <w:b/>
@@ -6398,8 +6313,13 @@
             </w:pPr>
             <w:r>
               <w:rPr>
-                <w:rFonts w:hint="default" w:ascii="Times New Roman" w:hAnsi="Times New Roman" w:cs="Times New Roman"/>
+                <w:rFonts w:hint="default" w:ascii="Times New Roman" w:hAnsi="Times New Roman" w:eastAsia="SimSun" w:cs="Times New Roman"/>
                 <w:b/>
+                <w:bCs/>
+                <w:kern w:val="0"/>
+                <w:sz w:val="24"/>
+                <w:szCs w:val="24"/>
+                <w:lang w:val="en-US" w:eastAsia="zh-CN" w:bidi="ar"/>
               </w:rPr>
               <w:t>Actor</w:t>
             </w:r>
@@ -6407,12 +6327,17 @@
         </w:tc>
         <w:tc>
           <w:tcPr>
-            <w:tcW w:w="3810" w:type="pct"/>
+            <w:tcW w:w="7209" w:type="dxa"/>
             <w:shd w:val="clear" w:color="auto" w:fill="FFE8E1"/>
             <w:vAlign w:val="center"/>
           </w:tcPr>
           <w:p>
             <w:pPr>
+              <w:keepNext w:val="0"/>
+              <w:keepLines w:val="0"/>
+              <w:widowControl/>
+              <w:suppressLineNumbers w:val="0"/>
+              <w:jc w:val="center"/>
               <w:rPr>
                 <w:rFonts w:hint="default" w:ascii="Times New Roman" w:hAnsi="Times New Roman" w:cs="Times New Roman"/>
                 <w:b/>
@@ -6420,8 +6345,13 @@
             </w:pPr>
             <w:r>
               <w:rPr>
-                <w:rFonts w:hint="default" w:ascii="Times New Roman" w:hAnsi="Times New Roman" w:cs="Times New Roman"/>
+                <w:rFonts w:hint="default" w:ascii="Times New Roman" w:hAnsi="Times New Roman" w:eastAsia="SimSun" w:cs="Times New Roman"/>
                 <w:b/>
+                <w:bCs/>
+                <w:kern w:val="0"/>
+                <w:sz w:val="24"/>
+                <w:szCs w:val="24"/>
+                <w:lang w:val="en-US" w:eastAsia="zh-CN" w:bidi="ar"/>
               </w:rPr>
               <w:t>Description</w:t>
             </w:r>
@@ -6447,20 +6377,28 @@
         </w:tblPrEx>
         <w:tc>
           <w:tcPr>
-            <w:tcW w:w="233" w:type="pct"/>
+            <w:tcW w:w="441" w:type="dxa"/>
             <w:shd w:val="clear" w:color="auto" w:fill="auto"/>
             <w:vAlign w:val="center"/>
           </w:tcPr>
           <w:p>
             <w:pPr>
-              <w:ind w:left="34"/>
-              <w:rPr>
-                <w:rFonts w:hint="default" w:ascii="Times New Roman" w:hAnsi="Times New Roman" w:cs="Times New Roman"/>
-              </w:rPr>
-            </w:pPr>
-            <w:r>
-              <w:rPr>
-                <w:rFonts w:hint="default" w:ascii="Times New Roman" w:hAnsi="Times New Roman" w:cs="Times New Roman"/>
+              <w:keepNext w:val="0"/>
+              <w:keepLines w:val="0"/>
+              <w:widowControl/>
+              <w:suppressLineNumbers w:val="0"/>
+              <w:jc w:val="left"/>
+              <w:rPr>
+                <w:rFonts w:hint="default" w:ascii="Times New Roman" w:hAnsi="Times New Roman" w:cs="Times New Roman"/>
+              </w:rPr>
+            </w:pPr>
+            <w:r>
+              <w:rPr>
+                <w:rFonts w:hint="default" w:ascii="Times New Roman" w:hAnsi="Times New Roman" w:eastAsia="SimSun" w:cs="Times New Roman"/>
+                <w:kern w:val="0"/>
+                <w:sz w:val="24"/>
+                <w:szCs w:val="24"/>
+                <w:lang w:val="en-US" w:eastAsia="zh-CN" w:bidi="ar"/>
               </w:rPr>
               <w:t>1</w:t>
             </w:r>
@@ -6468,12 +6406,17 @@
         </w:tc>
         <w:tc>
           <w:tcPr>
-            <w:tcW w:w="957" w:type="pct"/>
+            <w:tcW w:w="1811" w:type="dxa"/>
             <w:shd w:val="clear" w:color="auto" w:fill="auto"/>
             <w:vAlign w:val="center"/>
           </w:tcPr>
           <w:p>
             <w:pPr>
+              <w:keepNext w:val="0"/>
+              <w:keepLines w:val="0"/>
+              <w:widowControl/>
+              <w:suppressLineNumbers w:val="0"/>
+              <w:jc w:val="left"/>
               <w:rPr>
                 <w:rFonts w:hint="default" w:ascii="Times New Roman" w:hAnsi="Times New Roman" w:cs="Times New Roman"/>
                 <w:lang w:val="vi-VN"/>
@@ -6481,30 +6424,42 @@
             </w:pPr>
             <w:r>
               <w:rPr>
-                <w:rFonts w:hint="default" w:ascii="Times New Roman" w:hAnsi="Times New Roman" w:cs="Times New Roman"/>
-                <w:lang w:val="vi-VN"/>
-              </w:rPr>
-              <w:t>Admin</w:t>
-            </w:r>
-          </w:p>
-        </w:tc>
-        <w:tc>
-          <w:tcPr>
-            <w:tcW w:w="3810" w:type="pct"/>
+                <w:rFonts w:hint="default" w:ascii="Times New Roman" w:hAnsi="Times New Roman" w:eastAsia="SimSun" w:cs="Times New Roman"/>
+                <w:kern w:val="0"/>
+                <w:sz w:val="24"/>
+                <w:szCs w:val="24"/>
+                <w:lang w:val="en-US" w:eastAsia="zh-CN" w:bidi="ar"/>
+              </w:rPr>
+              <w:t>Student</w:t>
+            </w:r>
+          </w:p>
+        </w:tc>
+        <w:tc>
+          <w:tcPr>
+            <w:tcW w:w="7209" w:type="dxa"/>
             <w:shd w:val="clear" w:color="auto" w:fill="auto"/>
             <w:vAlign w:val="center"/>
           </w:tcPr>
           <w:p>
             <w:pPr>
-              <w:rPr>
-                <w:rFonts w:hint="default" w:ascii="Times New Roman" w:hAnsi="Times New Roman" w:cs="Times New Roman"/>
-              </w:rPr>
-            </w:pPr>
-            <w:r>
-              <w:rPr>
-                <w:rFonts w:hint="default" w:ascii="Times New Roman" w:hAnsi="Times New Roman" w:cs="Times New Roman"/>
-              </w:rPr>
-              <w:t>…</w:t>
+              <w:keepNext w:val="0"/>
+              <w:keepLines w:val="0"/>
+              <w:widowControl/>
+              <w:suppressLineNumbers w:val="0"/>
+              <w:jc w:val="left"/>
+              <w:rPr>
+                <w:rFonts w:hint="default" w:ascii="Times New Roman" w:hAnsi="Times New Roman" w:cs="Times New Roman"/>
+              </w:rPr>
+            </w:pPr>
+            <w:r>
+              <w:rPr>
+                <w:rFonts w:hint="default" w:ascii="Times New Roman" w:hAnsi="Times New Roman" w:eastAsia="SimSun" w:cs="Times New Roman"/>
+                <w:kern w:val="0"/>
+                <w:sz w:val="24"/>
+                <w:szCs w:val="24"/>
+                <w:lang w:val="en-US" w:eastAsia="zh-CN" w:bidi="ar"/>
+              </w:rPr>
+              <w:t>Primary user of the system. Students can manage their profiles, access learning materials, submit assignments, view grades, create or join project teams, collaborate with teammates, and use AI Team Matching to find suitable teammates based on GPA, major, skills, interests, and personal descriptions.</w:t>
             </w:r>
           </w:p>
         </w:tc>
@@ -6528,13 +6483,17 @@
         </w:tblPrEx>
         <w:tc>
           <w:tcPr>
-            <w:tcW w:w="233" w:type="pct"/>
+            <w:tcW w:w="441" w:type="dxa"/>
             <w:shd w:val="clear" w:color="auto" w:fill="auto"/>
             <w:vAlign w:val="center"/>
           </w:tcPr>
           <w:p>
             <w:pPr>
-              <w:ind w:left="34"/>
+              <w:keepNext w:val="0"/>
+              <w:keepLines w:val="0"/>
+              <w:widowControl/>
+              <w:suppressLineNumbers w:val="0"/>
+              <w:jc w:val="left"/>
               <w:rPr>
                 <w:rFonts w:hint="default" w:ascii="Times New Roman" w:hAnsi="Times New Roman" w:cs="Times New Roman"/>
                 <w:lang w:val="vi-VN"/>
@@ -6542,8 +6501,11 @@
             </w:pPr>
             <w:r>
               <w:rPr>
-                <w:rFonts w:hint="default" w:ascii="Times New Roman" w:hAnsi="Times New Roman" w:cs="Times New Roman"/>
-                <w:lang w:val="vi-VN"/>
+                <w:rFonts w:hint="default" w:ascii="Times New Roman" w:hAnsi="Times New Roman" w:eastAsia="SimSun" w:cs="Times New Roman"/>
+                <w:kern w:val="0"/>
+                <w:sz w:val="24"/>
+                <w:szCs w:val="24"/>
+                <w:lang w:val="en-US" w:eastAsia="zh-CN" w:bidi="ar"/>
               </w:rPr>
               <w:t>2</w:t>
             </w:r>
@@ -6551,41 +6513,165 @@
         </w:tc>
         <w:tc>
           <w:tcPr>
-            <w:tcW w:w="957" w:type="pct"/>
+            <w:tcW w:w="1811" w:type="dxa"/>
             <w:shd w:val="clear" w:color="auto" w:fill="auto"/>
             <w:vAlign w:val="center"/>
           </w:tcPr>
           <w:p>
             <w:pPr>
-              <w:rPr>
-                <w:rFonts w:hint="default" w:ascii="Times New Roman" w:hAnsi="Times New Roman" w:cs="Times New Roman"/>
-              </w:rPr>
-            </w:pPr>
-            <w:r>
-              <w:rPr>
-                <w:rFonts w:hint="default" w:ascii="Times New Roman" w:hAnsi="Times New Roman" w:cs="Times New Roman"/>
-              </w:rPr>
-              <w:t>…</w:t>
-            </w:r>
-          </w:p>
-        </w:tc>
-        <w:tc>
-          <w:tcPr>
-            <w:tcW w:w="3810" w:type="pct"/>
+              <w:keepNext w:val="0"/>
+              <w:keepLines w:val="0"/>
+              <w:widowControl/>
+              <w:suppressLineNumbers w:val="0"/>
+              <w:jc w:val="left"/>
+              <w:rPr>
+                <w:rFonts w:hint="default" w:ascii="Times New Roman" w:hAnsi="Times New Roman" w:cs="Times New Roman"/>
+              </w:rPr>
+            </w:pPr>
+            <w:r>
+              <w:rPr>
+                <w:rFonts w:hint="default" w:ascii="Times New Roman" w:hAnsi="Times New Roman" w:eastAsia="SimSun" w:cs="Times New Roman"/>
+                <w:kern w:val="0"/>
+                <w:sz w:val="24"/>
+                <w:szCs w:val="24"/>
+                <w:lang w:val="en-US" w:eastAsia="zh-CN" w:bidi="ar"/>
+              </w:rPr>
+              <w:t>Lecturer</w:t>
+            </w:r>
+          </w:p>
+        </w:tc>
+        <w:tc>
+          <w:tcPr>
+            <w:tcW w:w="7209" w:type="dxa"/>
             <w:shd w:val="clear" w:color="auto" w:fill="auto"/>
             <w:vAlign w:val="center"/>
           </w:tcPr>
           <w:p>
             <w:pPr>
-              <w:rPr>
-                <w:rFonts w:hint="default" w:ascii="Times New Roman" w:hAnsi="Times New Roman" w:cs="Times New Roman"/>
-              </w:rPr>
-            </w:pPr>
-            <w:r>
-              <w:rPr>
-                <w:rFonts w:hint="default" w:ascii="Times New Roman" w:hAnsi="Times New Roman" w:cs="Times New Roman"/>
-              </w:rPr>
-              <w:t>…</w:t>
+              <w:keepNext w:val="0"/>
+              <w:keepLines w:val="0"/>
+              <w:widowControl/>
+              <w:suppressLineNumbers w:val="0"/>
+              <w:jc w:val="left"/>
+              <w:rPr>
+                <w:rFonts w:hint="default" w:ascii="Times New Roman" w:hAnsi="Times New Roman" w:cs="Times New Roman"/>
+              </w:rPr>
+            </w:pPr>
+            <w:r>
+              <w:rPr>
+                <w:rFonts w:hint="default" w:ascii="Times New Roman" w:hAnsi="Times New Roman" w:eastAsia="SimSun" w:cs="Times New Roman"/>
+                <w:kern w:val="0"/>
+                <w:sz w:val="24"/>
+                <w:szCs w:val="24"/>
+                <w:lang w:val="en-US" w:eastAsia="zh-CN" w:bidi="ar"/>
+              </w:rPr>
+              <w:t>Academic staff responsible for managing courses, uploading learning materials, creating assignments, grading student submissions, monitoring project teams, and supporting students' learning activities.</w:t>
+            </w:r>
+          </w:p>
+        </w:tc>
+      </w:tr>
+      <w:tr>
+        <w:tblPrEx>
+          <w:tblBorders>
+            <w:top w:val="single" w:color="auto" w:sz="4" w:space="0"/>
+            <w:left w:val="single" w:color="auto" w:sz="4" w:space="0"/>
+            <w:bottom w:val="single" w:color="auto" w:sz="4" w:space="0"/>
+            <w:right w:val="single" w:color="auto" w:sz="4" w:space="0"/>
+            <w:insideH w:val="single" w:color="auto" w:sz="4" w:space="0"/>
+            <w:insideV w:val="single" w:color="auto" w:sz="4" w:space="0"/>
+          </w:tblBorders>
+          <w:tblCellMar>
+            <w:top w:w="0" w:type="dxa"/>
+            <w:left w:w="108" w:type="dxa"/>
+            <w:bottom w:w="0" w:type="dxa"/>
+            <w:right w:w="108" w:type="dxa"/>
+          </w:tblCellMar>
+        </w:tblPrEx>
+        <w:tc>
+          <w:tcPr>
+            <w:tcW w:w="441" w:type="dxa"/>
+            <w:shd w:val="clear" w:color="auto" w:fill="auto"/>
+            <w:vAlign w:val="center"/>
+          </w:tcPr>
+          <w:p>
+            <w:pPr>
+              <w:keepNext w:val="0"/>
+              <w:keepLines w:val="0"/>
+              <w:widowControl/>
+              <w:suppressLineNumbers w:val="0"/>
+              <w:jc w:val="left"/>
+              <w:rPr>
+                <w:rFonts w:hint="default" w:ascii="Times New Roman" w:hAnsi="Times New Roman" w:cs="Times New Roman"/>
+                <w:lang w:val="vi-VN"/>
+              </w:rPr>
+            </w:pPr>
+            <w:r>
+              <w:rPr>
+                <w:rFonts w:hint="default" w:ascii="Times New Roman" w:hAnsi="Times New Roman" w:eastAsia="SimSun" w:cs="Times New Roman"/>
+                <w:kern w:val="0"/>
+                <w:sz w:val="24"/>
+                <w:szCs w:val="24"/>
+                <w:lang w:val="en-US" w:eastAsia="zh-CN" w:bidi="ar"/>
+              </w:rPr>
+              <w:t>3</w:t>
+            </w:r>
+          </w:p>
+        </w:tc>
+        <w:tc>
+          <w:tcPr>
+            <w:tcW w:w="1811" w:type="dxa"/>
+            <w:shd w:val="clear" w:color="auto" w:fill="auto"/>
+            <w:vAlign w:val="center"/>
+          </w:tcPr>
+          <w:p>
+            <w:pPr>
+              <w:keepNext w:val="0"/>
+              <w:keepLines w:val="0"/>
+              <w:widowControl/>
+              <w:suppressLineNumbers w:val="0"/>
+              <w:jc w:val="left"/>
+              <w:rPr>
+                <w:rFonts w:hint="default" w:ascii="Times New Roman" w:hAnsi="Times New Roman" w:cs="Times New Roman"/>
+              </w:rPr>
+            </w:pPr>
+            <w:r>
+              <w:rPr>
+                <w:rFonts w:hint="default" w:ascii="Times New Roman" w:hAnsi="Times New Roman" w:eastAsia="SimSun" w:cs="Times New Roman"/>
+                <w:kern w:val="0"/>
+                <w:sz w:val="24"/>
+                <w:szCs w:val="24"/>
+                <w:lang w:val="en-US" w:eastAsia="zh-CN" w:bidi="ar"/>
+              </w:rPr>
+              <w:t>Administrator</w:t>
+            </w:r>
+          </w:p>
+        </w:tc>
+        <w:tc>
+          <w:tcPr>
+            <w:tcW w:w="7209" w:type="dxa"/>
+            <w:shd w:val="clear" w:color="auto" w:fill="auto"/>
+            <w:vAlign w:val="center"/>
+          </w:tcPr>
+          <w:p>
+            <w:pPr>
+              <w:keepNext w:val="0"/>
+              <w:keepLines w:val="0"/>
+              <w:widowControl/>
+              <w:suppressLineNumbers w:val="0"/>
+              <w:jc w:val="left"/>
+              <w:rPr>
+                <w:rFonts w:hint="default" w:ascii="Times New Roman" w:hAnsi="Times New Roman" w:cs="Times New Roman"/>
+              </w:rPr>
+            </w:pPr>
+            <w:r>
+              <w:rPr>
+                <w:rFonts w:hint="default" w:ascii="Times New Roman" w:hAnsi="Times New Roman" w:eastAsia="SimSun" w:cs="Times New Roman"/>
+                <w:kern w:val="0"/>
+                <w:sz w:val="24"/>
+                <w:szCs w:val="24"/>
+                <w:lang w:val="en-US" w:eastAsia="zh-CN" w:bidi="ar"/>
+              </w:rPr>
+              <w:t>System administrator responsible for managing user accounts, moderating announcements, monitoring system activities, and maintaining overall system operations.</w:t>
             </w:r>
           </w:p>
         </w:tc>
@@ -6638,23 +6724,6 @@
     </w:p>
     <w:p>
       <w:pPr>
-        <w:rPr>
-          <w:rFonts w:hint="default" w:ascii="Times New Roman" w:hAnsi="Times New Roman" w:cs="Times New Roman"/>
-          <w:i/>
-          <w:color w:val="0000FF"/>
-        </w:rPr>
-      </w:pPr>
-      <w:r>
-        <w:rPr>
-          <w:rFonts w:hint="default" w:ascii="Times New Roman" w:hAnsi="Times New Roman" w:cs="Times New Roman"/>
-          <w:i/>
-          <w:color w:val="0000FF"/>
-        </w:rPr>
-        <w:t>[A use case (UC) describes a sequence of interactions between a system and an external actor that results in the actor being able to achieve some outcome of value. The names of use cases are always written in the form of a verb followed by an object. Select strong, descriptive names to make it evident from the name that the use case will deliver something valuable for some user]</w:t>
-      </w:r>
-    </w:p>
-    <w:p>
-      <w:pPr>
         <w:pStyle w:val="5"/>
         <w:rPr>
           <w:rFonts w:hint="default" w:ascii="Times New Roman" w:hAnsi="Times New Roman" w:cs="Times New Roman"/>
@@ -6671,23 +6740,6 @@
       <w:pPr>
         <w:rPr>
           <w:rFonts w:hint="default" w:ascii="Times New Roman" w:hAnsi="Times New Roman" w:cs="Times New Roman"/>
-          <w:i/>
-          <w:color w:val="0000FF"/>
-        </w:rPr>
-      </w:pPr>
-      <w:r>
-        <w:rPr>
-          <w:rFonts w:hint="default" w:ascii="Times New Roman" w:hAnsi="Times New Roman" w:cs="Times New Roman"/>
-          <w:i/>
-          <w:color w:val="0000FF"/>
-        </w:rPr>
-        <w:t>[Provide the UC diagram(s) to show the actor-UCs and UC-UC relationships like the sample below. You can have multiple UC diagrams for the system]</w:t>
-      </w:r>
-    </w:p>
-    <w:p>
-      <w:pPr>
-        <w:rPr>
-          <w:rFonts w:hint="default" w:ascii="Times New Roman" w:hAnsi="Times New Roman" w:cs="Times New Roman"/>
         </w:rPr>
       </w:pPr>
       <w:r>
@@ -6695,10 +6747,10 @@
           <w:rFonts w:hint="default" w:ascii="Times New Roman" w:hAnsi="Times New Roman" w:cs="Times New Roman"/>
         </w:rPr>
         <w:drawing>
-          <wp:inline distT="0" distB="0" distL="0" distR="0">
-            <wp:extent cx="5943600" cy="2871470"/>
-            <wp:effectExtent l="0" t="0" r="0" b="5080"/>
-            <wp:docPr id="5" name="Picture 5"/>
+          <wp:inline distT="0" distB="0" distL="114300" distR="114300">
+            <wp:extent cx="5935980" cy="2730500"/>
+            <wp:effectExtent l="0" t="0" r="7620" b="12700"/>
+            <wp:docPr id="4" name="Picture 5"/>
             <wp:cNvGraphicFramePr>
               <a:graphicFrameLocks xmlns:a="http://schemas.openxmlformats.org/drawingml/2006/main" noChangeAspect="1"/>
             </wp:cNvGraphicFramePr>
@@ -6706,7 +6758,7 @@
               <a:graphicData uri="http://schemas.openxmlformats.org/drawingml/2006/picture">
                 <pic:pic xmlns:pic="http://schemas.openxmlformats.org/drawingml/2006/picture">
                   <pic:nvPicPr>
-                    <pic:cNvPr id="5" name="Picture 5"/>
+                    <pic:cNvPr id="4" name="Picture 5"/>
                     <pic:cNvPicPr>
                       <a:picLocks noChangeAspect="1"/>
                     </pic:cNvPicPr>
@@ -6720,11 +6772,15 @@
                   <pic:spPr>
                     <a:xfrm>
                       <a:off x="0" y="0"/>
-                      <a:ext cx="5943600" cy="2871470"/>
+                      <a:ext cx="5935980" cy="2730500"/>
                     </a:xfrm>
                     <a:prstGeom prst="rect">
                       <a:avLst/>
                     </a:prstGeom>
+                    <a:noFill/>
+                    <a:ln>
+                      <a:noFill/>
+                    </a:ln>
                   </pic:spPr>
                 </pic:pic>
               </a:graphicData>
@@ -6745,6 +6801,105 @@
           <w:rFonts w:hint="default" w:ascii="Times New Roman" w:hAnsi="Times New Roman" w:cs="Times New Roman"/>
         </w:rPr>
         <w:t>b. Descriptions</w:t>
+      </w:r>
+      <w:r>
+        <w:rPr>
+          <w:rFonts w:hint="default" w:ascii="Times New Roman" w:hAnsi="Times New Roman" w:cs="Times New Roman"/>
+        </w:rPr>
+        <w:drawing>
+          <wp:inline distT="0" distB="0" distL="114300" distR="114300">
+            <wp:extent cx="5936615" cy="2909570"/>
+            <wp:effectExtent l="0" t="0" r="6985" b="1270"/>
+            <wp:docPr id="5" name="Picture 6"/>
+            <wp:cNvGraphicFramePr>
+              <a:graphicFrameLocks xmlns:a="http://schemas.openxmlformats.org/drawingml/2006/main" noChangeAspect="1"/>
+            </wp:cNvGraphicFramePr>
+            <a:graphic xmlns:a="http://schemas.openxmlformats.org/drawingml/2006/main">
+              <a:graphicData uri="http://schemas.openxmlformats.org/drawingml/2006/picture">
+                <pic:pic xmlns:pic="http://schemas.openxmlformats.org/drawingml/2006/picture">
+                  <pic:nvPicPr>
+                    <pic:cNvPr id="5" name="Picture 6"/>
+                    <pic:cNvPicPr>
+                      <a:picLocks noChangeAspect="1"/>
+                    </pic:cNvPicPr>
+                  </pic:nvPicPr>
+                  <pic:blipFill>
+                    <a:blip r:embed="rId9"/>
+                    <a:stretch>
+                      <a:fillRect/>
+                    </a:stretch>
+                  </pic:blipFill>
+                  <pic:spPr>
+                    <a:xfrm>
+                      <a:off x="0" y="0"/>
+                      <a:ext cx="5936615" cy="2909570"/>
+                    </a:xfrm>
+                    <a:prstGeom prst="rect">
+                      <a:avLst/>
+                    </a:prstGeom>
+                    <a:noFill/>
+                    <a:ln>
+                      <a:noFill/>
+                    </a:ln>
+                  </pic:spPr>
+                </pic:pic>
+              </a:graphicData>
+            </a:graphic>
+          </wp:inline>
+        </w:drawing>
+      </w:r>
+    </w:p>
+    <w:p>
+      <w:pPr>
+        <w:rPr>
+          <w:rFonts w:hint="default" w:ascii="Times New Roman" w:hAnsi="Times New Roman" w:cs="Times New Roman"/>
+        </w:rPr>
+      </w:pPr>
+      <w:r>
+        <w:rPr>
+          <w:rFonts w:hint="default" w:ascii="Times New Roman" w:hAnsi="Times New Roman" w:cs="Times New Roman"/>
+        </w:rPr>
+        <w:drawing>
+          <wp:inline distT="0" distB="0" distL="114300" distR="114300">
+            <wp:extent cx="4086225" cy="2924175"/>
+            <wp:effectExtent l="0" t="0" r="13335" b="1905"/>
+            <wp:docPr id="9" name="Picture 7"/>
+            <wp:cNvGraphicFramePr>
+              <a:graphicFrameLocks xmlns:a="http://schemas.openxmlformats.org/drawingml/2006/main" noChangeAspect="1"/>
+            </wp:cNvGraphicFramePr>
+            <a:graphic xmlns:a="http://schemas.openxmlformats.org/drawingml/2006/main">
+              <a:graphicData uri="http://schemas.openxmlformats.org/drawingml/2006/picture">
+                <pic:pic xmlns:pic="http://schemas.openxmlformats.org/drawingml/2006/picture">
+                  <pic:nvPicPr>
+                    <pic:cNvPr id="9" name="Picture 7"/>
+                    <pic:cNvPicPr>
+                      <a:picLocks noChangeAspect="1"/>
+                    </pic:cNvPicPr>
+                  </pic:nvPicPr>
+                  <pic:blipFill>
+                    <a:blip r:embed="rId10"/>
+                    <a:stretch>
+                      <a:fillRect/>
+                    </a:stretch>
+                  </pic:blipFill>
+                  <pic:spPr>
+                    <a:xfrm>
+                      <a:off x="0" y="0"/>
+                      <a:ext cx="4086225" cy="2924175"/>
+                    </a:xfrm>
+                    <a:prstGeom prst="rect">
+                      <a:avLst/>
+                    </a:prstGeom>
+                    <a:noFill/>
+                    <a:ln>
+                      <a:noFill/>
+                    </a:ln>
+                  </pic:spPr>
+                </pic:pic>
+              </a:graphicData>
+            </a:graphic>
+          </wp:inline>
+        </w:drawing>
       </w:r>
     </w:p>
     <w:p>
@@ -7370,7 +7525,7 @@
                     </pic:cNvPicPr>
                   </pic:nvPicPr>
                   <pic:blipFill>
-                    <a:blip r:embed="rId9"/>
+                    <a:blip r:embed="rId11"/>
                     <a:stretch>
                       <a:fillRect/>
                     </a:stretch>
@@ -9989,7 +10144,7 @@
                     </pic:cNvPicPr>
                   </pic:nvPicPr>
                   <pic:blipFill>
-                    <a:blip r:embed="rId10"/>
+                    <a:blip r:embed="rId12"/>
                     <a:stretch>
                       <a:fillRect/>
                     </a:stretch>
@@ -10469,7 +10624,7 @@
                     </pic:cNvPicPr>
                   </pic:nvPicPr>
                   <pic:blipFill>
-                    <a:blip r:embed="rId11"/>
+                    <a:blip r:embed="rId13"/>
                     <a:stretch>
                       <a:fillRect/>
                     </a:stretch>
@@ -13011,6 +13166,12 @@
             <w:insideH w:val="single" w:color="auto" w:sz="6" w:space="0"/>
             <w:insideV w:val="single" w:color="auto" w:sz="6" w:space="0"/>
           </w:tblBorders>
+          <w:tblCellMar>
+            <w:top w:w="0" w:type="dxa"/>
+            <w:left w:w="108" w:type="dxa"/>
+            <w:bottom w:w="0" w:type="dxa"/>
+            <w:right w:w="108" w:type="dxa"/>
+          </w:tblCellMar>
         </w:tblPrEx>
         <w:tc>
           <w:tcPr>
@@ -13474,6 +13635,12 @@
             <w:insideH w:val="single" w:color="auto" w:sz="6" w:space="0"/>
             <w:insideV w:val="single" w:color="auto" w:sz="6" w:space="0"/>
           </w:tblBorders>
+          <w:tblCellMar>
+            <w:top w:w="0" w:type="dxa"/>
+            <w:left w:w="108" w:type="dxa"/>
+            <w:bottom w:w="0" w:type="dxa"/>
+            <w:right w:w="108" w:type="dxa"/>
+          </w:tblCellMar>
         </w:tblPrEx>
         <w:tc>
           <w:tcPr>
@@ -13505,7 +13672,7 @@
             <w:pPr>
               <w:numPr>
                 <w:ilvl w:val="0"/>
-                <w:numId w:val="15"/>
+                <w:numId w:val="14"/>
               </w:numPr>
               <w:shd w:val="clear" w:color="auto" w:fill="FFFFFF"/>
               <w:tabs>
@@ -13529,7 +13696,7 @@
             <w:pPr>
               <w:numPr>
                 <w:ilvl w:val="0"/>
-                <w:numId w:val="15"/>
+                <w:numId w:val="14"/>
               </w:numPr>
               <w:shd w:val="clear" w:color="auto" w:fill="FFFFFF"/>
               <w:tabs>
@@ -14739,7 +14906,7 @@
             <w:pPr>
               <w:numPr>
                 <w:ilvl w:val="0"/>
-                <w:numId w:val="15"/>
+                <w:numId w:val="14"/>
               </w:numPr>
               <w:shd w:val="clear" w:color="auto" w:fill="FFFFFF"/>
               <w:tabs>
@@ -14763,7 +14930,7 @@
             <w:pPr>
               <w:numPr>
                 <w:ilvl w:val="0"/>
-                <w:numId w:val="15"/>
+                <w:numId w:val="14"/>
               </w:numPr>
               <w:shd w:val="clear" w:color="auto" w:fill="FFFFFF"/>
               <w:tabs>
@@ -14787,7 +14954,7 @@
             <w:pPr>
               <w:numPr>
                 <w:ilvl w:val="0"/>
-                <w:numId w:val="15"/>
+                <w:numId w:val="14"/>
               </w:numPr>
               <w:shd w:val="clear" w:color="auto" w:fill="FFFFFF"/>
               <w:tabs>
@@ -15594,7 +15761,7 @@
               <w:pStyle w:val="21"/>
               <w:numPr>
                 <w:ilvl w:val="0"/>
-                <w:numId w:val="16"/>
+                <w:numId w:val="15"/>
               </w:numPr>
               <w:ind w:left="342"/>
               <w:rPr>
@@ -15615,7 +15782,7 @@
               <w:pStyle w:val="21"/>
               <w:numPr>
                 <w:ilvl w:val="0"/>
-                <w:numId w:val="16"/>
+                <w:numId w:val="15"/>
               </w:numPr>
               <w:ind w:left="342"/>
               <w:rPr>
@@ -15636,7 +15803,7 @@
               <w:pStyle w:val="21"/>
               <w:numPr>
                 <w:ilvl w:val="0"/>
-                <w:numId w:val="16"/>
+                <w:numId w:val="15"/>
               </w:numPr>
               <w:ind w:left="342"/>
               <w:rPr>
@@ -15657,7 +15824,7 @@
               <w:pStyle w:val="21"/>
               <w:numPr>
                 <w:ilvl w:val="0"/>
-                <w:numId w:val="16"/>
+                <w:numId w:val="15"/>
               </w:numPr>
               <w:ind w:left="342"/>
               <w:rPr>
@@ -15678,7 +15845,7 @@
               <w:pStyle w:val="21"/>
               <w:numPr>
                 <w:ilvl w:val="0"/>
-                <w:numId w:val="16"/>
+                <w:numId w:val="15"/>
               </w:numPr>
               <w:ind w:left="342"/>
               <w:rPr>
@@ -15699,7 +15866,7 @@
               <w:pStyle w:val="21"/>
               <w:numPr>
                 <w:ilvl w:val="0"/>
-                <w:numId w:val="16"/>
+                <w:numId w:val="15"/>
               </w:numPr>
               <w:ind w:left="342"/>
               <w:rPr>
@@ -15720,7 +15887,7 @@
               <w:pStyle w:val="21"/>
               <w:numPr>
                 <w:ilvl w:val="0"/>
-                <w:numId w:val="16"/>
+                <w:numId w:val="15"/>
               </w:numPr>
               <w:ind w:left="342"/>
               <w:rPr>
@@ -15741,7 +15908,7 @@
               <w:pStyle w:val="21"/>
               <w:numPr>
                 <w:ilvl w:val="0"/>
-                <w:numId w:val="16"/>
+                <w:numId w:val="15"/>
               </w:numPr>
               <w:ind w:left="342"/>
               <w:rPr>
@@ -15762,7 +15929,7 @@
               <w:pStyle w:val="21"/>
               <w:numPr>
                 <w:ilvl w:val="0"/>
-                <w:numId w:val="16"/>
+                <w:numId w:val="15"/>
               </w:numPr>
               <w:ind w:left="342"/>
               <w:rPr>
@@ -15783,7 +15950,7 @@
               <w:pStyle w:val="21"/>
               <w:numPr>
                 <w:ilvl w:val="0"/>
-                <w:numId w:val="16"/>
+                <w:numId w:val="15"/>
               </w:numPr>
               <w:ind w:left="342"/>
               <w:rPr>
@@ -15804,7 +15971,7 @@
               <w:pStyle w:val="21"/>
               <w:numPr>
                 <w:ilvl w:val="0"/>
-                <w:numId w:val="16"/>
+                <w:numId w:val="15"/>
               </w:numPr>
               <w:ind w:left="342"/>
               <w:rPr>
@@ -15825,7 +15992,7 @@
               <w:pStyle w:val="21"/>
               <w:numPr>
                 <w:ilvl w:val="0"/>
-                <w:numId w:val="16"/>
+                <w:numId w:val="15"/>
               </w:numPr>
               <w:ind w:left="342"/>
               <w:rPr>
@@ -15911,7 +16078,7 @@
               <w:pStyle w:val="21"/>
               <w:numPr>
                 <w:ilvl w:val="0"/>
-                <w:numId w:val="17"/>
+                <w:numId w:val="16"/>
               </w:numPr>
               <w:rPr>
                 <w:rFonts w:hint="default" w:ascii="Times New Roman" w:hAnsi="Times New Roman" w:cs="Times New Roman"/>
@@ -15924,6 +16091,47 @@
                 <w:szCs w:val="22"/>
               </w:rPr>
               <w:t>Patron requests a specified number of identical meals. (see 5.1.E1)</w:t>
+            </w:r>
+          </w:p>
+          <w:p>
+            <w:pPr>
+              <w:pStyle w:val="21"/>
+              <w:numPr>
+                <w:ilvl w:val="0"/>
+                <w:numId w:val="16"/>
+              </w:numPr>
+              <w:rPr>
+                <w:rFonts w:hint="default" w:ascii="Times New Roman" w:hAnsi="Times New Roman" w:cs="Times New Roman"/>
+                <w:szCs w:val="22"/>
+              </w:rPr>
+            </w:pPr>
+            <w:r>
+              <w:rPr>
+                <w:rFonts w:hint="default" w:ascii="Times New Roman" w:hAnsi="Times New Roman" w:cs="Times New Roman"/>
+                <w:szCs w:val="22"/>
+              </w:rPr>
+              <w:t>Return to step 4 of normal flow.</w:t>
+            </w:r>
+          </w:p>
+          <w:p>
+            <w:pPr>
+              <w:pStyle w:val="41"/>
+              <w:ind w:left="-18"/>
+              <w:rPr>
+                <w:rFonts w:hint="default" w:ascii="Times New Roman" w:hAnsi="Times New Roman" w:cs="Times New Roman"/>
+                <w:b/>
+                <w:bCs/>
+                <w:szCs w:val="22"/>
+              </w:rPr>
+            </w:pPr>
+            <w:r>
+              <w:rPr>
+                <w:rFonts w:hint="default" w:ascii="Times New Roman" w:hAnsi="Times New Roman" w:cs="Times New Roman"/>
+                <w:b/>
+                <w:bCs/>
+                <w:szCs w:val="22"/>
+              </w:rPr>
+              <w:t>5.2 Order multiple meals</w:t>
             </w:r>
           </w:p>
           <w:p>
@@ -15943,28 +16151,7 @@
                 <w:rFonts w:hint="default" w:ascii="Times New Roman" w:hAnsi="Times New Roman" w:cs="Times New Roman"/>
                 <w:szCs w:val="22"/>
               </w:rPr>
-              <w:t>Return to step 4 of normal flow.</w:t>
-            </w:r>
-          </w:p>
-          <w:p>
-            <w:pPr>
-              <w:pStyle w:val="41"/>
-              <w:ind w:left="-18"/>
-              <w:rPr>
-                <w:rFonts w:hint="default" w:ascii="Times New Roman" w:hAnsi="Times New Roman" w:cs="Times New Roman"/>
-                <w:b/>
-                <w:bCs/>
-                <w:szCs w:val="22"/>
-              </w:rPr>
-            </w:pPr>
-            <w:r>
-              <w:rPr>
-                <w:rFonts w:hint="default" w:ascii="Times New Roman" w:hAnsi="Times New Roman" w:cs="Times New Roman"/>
-                <w:b/>
-                <w:bCs/>
-                <w:szCs w:val="22"/>
-              </w:rPr>
-              <w:t>5.2 Order multiple meals</w:t>
+              <w:t>Patron asks to order another meal.</w:t>
             </w:r>
           </w:p>
           <w:p>
@@ -15972,27 +16159,7 @@
               <w:pStyle w:val="21"/>
               <w:numPr>
                 <w:ilvl w:val="0"/>
-                <w:numId w:val="18"/>
-              </w:numPr>
-              <w:rPr>
-                <w:rFonts w:hint="default" w:ascii="Times New Roman" w:hAnsi="Times New Roman" w:cs="Times New Roman"/>
-                <w:szCs w:val="22"/>
-              </w:rPr>
-            </w:pPr>
-            <w:r>
-              <w:rPr>
-                <w:rFonts w:hint="default" w:ascii="Times New Roman" w:hAnsi="Times New Roman" w:cs="Times New Roman"/>
-                <w:szCs w:val="22"/>
-              </w:rPr>
-              <w:t>Patron asks to order another meal.</w:t>
-            </w:r>
-          </w:p>
-          <w:p>
-            <w:pPr>
-              <w:pStyle w:val="21"/>
-              <w:numPr>
-                <w:ilvl w:val="0"/>
-                <w:numId w:val="18"/>
+                <w:numId w:val="17"/>
               </w:numPr>
               <w:rPr>
                 <w:rFonts w:hint="default" w:ascii="Times New Roman" w:hAnsi="Times New Roman" w:cs="Times New Roman"/>
@@ -16485,7 +16652,7 @@
               <w:pStyle w:val="41"/>
               <w:numPr>
                 <w:ilvl w:val="0"/>
-                <w:numId w:val="19"/>
+                <w:numId w:val="18"/>
               </w:numPr>
               <w:spacing w:line="240" w:lineRule="exact"/>
               <w:rPr>
@@ -16506,7 +16673,7 @@
               <w:pStyle w:val="41"/>
               <w:numPr>
                 <w:ilvl w:val="0"/>
-                <w:numId w:val="19"/>
+                <w:numId w:val="18"/>
               </w:numPr>
               <w:spacing w:line="240" w:lineRule="exact"/>
               <w:rPr>
@@ -16526,7 +16693,7 @@
             <w:pPr>
               <w:numPr>
                 <w:ilvl w:val="0"/>
-                <w:numId w:val="19"/>
+                <w:numId w:val="18"/>
               </w:numPr>
               <w:spacing w:line="240" w:lineRule="exact"/>
               <w:rPr>
@@ -17234,7 +17401,7 @@
               <w:pStyle w:val="21"/>
               <w:numPr>
                 <w:ilvl w:val="0"/>
-                <w:numId w:val="20"/>
+                <w:numId w:val="19"/>
               </w:numPr>
               <w:spacing w:line="240" w:lineRule="exact"/>
               <w:rPr>
@@ -17253,7 +17420,7 @@
               <w:pStyle w:val="21"/>
               <w:numPr>
                 <w:ilvl w:val="0"/>
-                <w:numId w:val="20"/>
+                <w:numId w:val="19"/>
               </w:numPr>
               <w:spacing w:line="240" w:lineRule="exact"/>
               <w:rPr>
@@ -17272,7 +17439,7 @@
               <w:pStyle w:val="21"/>
               <w:numPr>
                 <w:ilvl w:val="0"/>
-                <w:numId w:val="20"/>
+                <w:numId w:val="19"/>
               </w:numPr>
               <w:spacing w:line="240" w:lineRule="exact"/>
               <w:rPr>
@@ -17291,7 +17458,7 @@
               <w:pStyle w:val="21"/>
               <w:numPr>
                 <w:ilvl w:val="0"/>
-                <w:numId w:val="20"/>
+                <w:numId w:val="19"/>
               </w:numPr>
               <w:spacing w:line="240" w:lineRule="exact"/>
               <w:rPr>
@@ -17310,7 +17477,7 @@
               <w:pStyle w:val="21"/>
               <w:numPr>
                 <w:ilvl w:val="0"/>
-                <w:numId w:val="20"/>
+                <w:numId w:val="19"/>
               </w:numPr>
               <w:spacing w:line="240" w:lineRule="exact"/>
               <w:rPr>
@@ -17329,7 +17496,7 @@
               <w:pStyle w:val="21"/>
               <w:numPr>
                 <w:ilvl w:val="0"/>
-                <w:numId w:val="20"/>
+                <w:numId w:val="19"/>
               </w:numPr>
               <w:spacing w:line="240" w:lineRule="exact"/>
               <w:rPr>
@@ -17836,6 +18003,2128 @@
         </w:rPr>
         <w:t>&lt;&lt;Mockup prototype&gt;&gt;</w:t>
       </w:r>
+    </w:p>
+    <w:tbl>
+      <w:tblPr>
+        <w:tblStyle w:val="16"/>
+        <w:tblW w:w="9341" w:type="dxa"/>
+        <w:tblInd w:w="0" w:type="dxa"/>
+        <w:tblBorders>
+          <w:top w:val="single" w:color="auto" w:sz="12" w:space="0"/>
+          <w:left w:val="single" w:color="auto" w:sz="12" w:space="0"/>
+          <w:bottom w:val="single" w:color="auto" w:sz="12" w:space="0"/>
+          <w:right w:val="single" w:color="auto" w:sz="12" w:space="0"/>
+          <w:insideH w:val="single" w:color="auto" w:sz="8" w:space="0"/>
+          <w:insideV w:val="single" w:color="auto" w:sz="8" w:space="0"/>
+        </w:tblBorders>
+        <w:tblLayout w:type="autofit"/>
+        <w:tblCellMar>
+          <w:top w:w="0" w:type="dxa"/>
+          <w:left w:w="108" w:type="dxa"/>
+          <w:bottom w:w="0" w:type="dxa"/>
+          <w:right w:w="108" w:type="dxa"/>
+        </w:tblCellMar>
+      </w:tblPr>
+      <w:tblGrid>
+        <w:gridCol w:w="1828"/>
+        <w:gridCol w:w="1701"/>
+        <w:gridCol w:w="5812"/>
+      </w:tblGrid>
+      <w:tr>
+        <w:tblPrEx>
+          <w:tblBorders>
+            <w:top w:val="single" w:color="auto" w:sz="12" w:space="0"/>
+            <w:left w:val="single" w:color="auto" w:sz="12" w:space="0"/>
+            <w:bottom w:val="single" w:color="auto" w:sz="12" w:space="0"/>
+            <w:right w:val="single" w:color="auto" w:sz="12" w:space="0"/>
+            <w:insideH w:val="single" w:color="auto" w:sz="8" w:space="0"/>
+            <w:insideV w:val="single" w:color="auto" w:sz="8" w:space="0"/>
+          </w:tblBorders>
+        </w:tblPrEx>
+        <w:tc>
+          <w:tcPr>
+            <w:tcW w:w="1828" w:type="dxa"/>
+          </w:tcPr>
+          <w:p>
+            <w:pPr>
+              <w:shd w:val="clear" w:color="auto" w:fill="FFFFFF"/>
+              <w:rPr>
+                <w:rFonts w:hint="default" w:ascii="Times New Roman" w:hAnsi="Times New Roman" w:cs="Times New Roman"/>
+                <w:b/>
+                <w:bCs/>
+                <w:color w:val="444444"/>
+                <w:szCs w:val="22"/>
+              </w:rPr>
+            </w:pPr>
+            <w:r>
+              <w:rPr>
+                <w:rFonts w:hint="default" w:ascii="Times New Roman" w:hAnsi="Times New Roman" w:cs="Times New Roman"/>
+                <w:b/>
+                <w:bCs/>
+                <w:color w:val="444444"/>
+                <w:szCs w:val="22"/>
+              </w:rPr>
+              <w:t>Field Name</w:t>
+            </w:r>
+          </w:p>
+        </w:tc>
+        <w:tc>
+          <w:tcPr>
+            <w:tcW w:w="1701" w:type="dxa"/>
+          </w:tcPr>
+          <w:p>
+            <w:pPr>
+              <w:shd w:val="clear" w:color="auto" w:fill="FFFFFF"/>
+              <w:rPr>
+                <w:rFonts w:hint="default" w:ascii="Times New Roman" w:hAnsi="Times New Roman" w:cs="Times New Roman"/>
+                <w:b/>
+                <w:bCs/>
+                <w:color w:val="444444"/>
+                <w:szCs w:val="22"/>
+              </w:rPr>
+            </w:pPr>
+            <w:r>
+              <w:rPr>
+                <w:rFonts w:hint="default" w:ascii="Times New Roman" w:hAnsi="Times New Roman" w:cs="Times New Roman"/>
+                <w:b/>
+                <w:bCs/>
+                <w:color w:val="444444"/>
+                <w:szCs w:val="22"/>
+              </w:rPr>
+              <w:t>Field Type</w:t>
+            </w:r>
+          </w:p>
+        </w:tc>
+        <w:tc>
+          <w:tcPr>
+            <w:tcW w:w="5812" w:type="dxa"/>
+          </w:tcPr>
+          <w:p>
+            <w:pPr>
+              <w:shd w:val="clear" w:color="auto" w:fill="FFFFFF"/>
+              <w:rPr>
+                <w:rFonts w:hint="default" w:ascii="Times New Roman" w:hAnsi="Times New Roman" w:cs="Times New Roman"/>
+                <w:b/>
+                <w:bCs/>
+                <w:color w:val="444444"/>
+                <w:szCs w:val="22"/>
+              </w:rPr>
+            </w:pPr>
+            <w:r>
+              <w:rPr>
+                <w:rFonts w:hint="default" w:ascii="Times New Roman" w:hAnsi="Times New Roman" w:cs="Times New Roman"/>
+                <w:b/>
+                <w:bCs/>
+                <w:color w:val="444444"/>
+                <w:szCs w:val="22"/>
+              </w:rPr>
+              <w:t>Description</w:t>
+            </w:r>
+          </w:p>
+        </w:tc>
+      </w:tr>
+      <w:tr>
+        <w:tblPrEx>
+          <w:tblBorders>
+            <w:top w:val="single" w:color="auto" w:sz="12" w:space="0"/>
+            <w:left w:val="single" w:color="auto" w:sz="12" w:space="0"/>
+            <w:bottom w:val="single" w:color="auto" w:sz="12" w:space="0"/>
+            <w:right w:val="single" w:color="auto" w:sz="12" w:space="0"/>
+            <w:insideH w:val="single" w:color="auto" w:sz="8" w:space="0"/>
+            <w:insideV w:val="single" w:color="auto" w:sz="8" w:space="0"/>
+          </w:tblBorders>
+          <w:tblCellMar>
+            <w:top w:w="0" w:type="dxa"/>
+            <w:left w:w="108" w:type="dxa"/>
+            <w:bottom w:w="0" w:type="dxa"/>
+            <w:right w:w="108" w:type="dxa"/>
+          </w:tblCellMar>
+        </w:tblPrEx>
+        <w:tc>
+          <w:tcPr>
+            <w:tcW w:w="9341" w:type="dxa"/>
+            <w:gridSpan w:val="3"/>
+          </w:tcPr>
+          <w:p>
+            <w:pPr>
+              <w:shd w:val="clear" w:color="auto" w:fill="FFFFFF"/>
+              <w:rPr>
+                <w:rFonts w:hint="default" w:ascii="Times New Roman" w:hAnsi="Times New Roman" w:cs="Times New Roman"/>
+                <w:b/>
+                <w:bCs/>
+                <w:i/>
+                <w:iCs/>
+                <w:color w:val="444444"/>
+                <w:szCs w:val="22"/>
+              </w:rPr>
+            </w:pPr>
+            <w:r>
+              <w:rPr>
+                <w:rFonts w:hint="default" w:ascii="Times New Roman" w:hAnsi="Times New Roman" w:cs="Times New Roman"/>
+                <w:b/>
+                <w:bCs/>
+                <w:i/>
+                <w:iCs/>
+                <w:color w:val="444444"/>
+                <w:szCs w:val="22"/>
+              </w:rPr>
+              <w:t>Field Group Name</w:t>
+            </w:r>
+          </w:p>
+        </w:tc>
+      </w:tr>
+      <w:tr>
+        <w:tblPrEx>
+          <w:tblBorders>
+            <w:top w:val="single" w:color="auto" w:sz="12" w:space="0"/>
+            <w:left w:val="single" w:color="auto" w:sz="12" w:space="0"/>
+            <w:bottom w:val="single" w:color="auto" w:sz="12" w:space="0"/>
+            <w:right w:val="single" w:color="auto" w:sz="12" w:space="0"/>
+            <w:insideH w:val="single" w:color="auto" w:sz="8" w:space="0"/>
+            <w:insideV w:val="single" w:color="auto" w:sz="8" w:space="0"/>
+          </w:tblBorders>
+          <w:tblCellMar>
+            <w:top w:w="0" w:type="dxa"/>
+            <w:left w:w="108" w:type="dxa"/>
+            <w:bottom w:w="0" w:type="dxa"/>
+            <w:right w:w="108" w:type="dxa"/>
+          </w:tblCellMar>
+        </w:tblPrEx>
+        <w:tc>
+          <w:tcPr>
+            <w:tcW w:w="1828" w:type="dxa"/>
+          </w:tcPr>
+          <w:p>
+            <w:pPr>
+              <w:shd w:val="clear" w:color="auto" w:fill="FFFFFF"/>
+              <w:rPr>
+                <w:rFonts w:hint="default" w:ascii="Times New Roman" w:hAnsi="Times New Roman" w:cs="Times New Roman"/>
+                <w:color w:val="444444"/>
+                <w:szCs w:val="22"/>
+              </w:rPr>
+            </w:pPr>
+            <w:r>
+              <w:rPr>
+                <w:rFonts w:hint="default" w:ascii="Times New Roman" w:hAnsi="Times New Roman" w:cs="Times New Roman"/>
+                <w:color w:val="444444"/>
+                <w:szCs w:val="22"/>
+              </w:rPr>
+              <w:t>&lt;&lt;Field-Name&gt;&gt;</w:t>
+            </w:r>
+          </w:p>
+        </w:tc>
+        <w:tc>
+          <w:tcPr>
+            <w:tcW w:w="1701" w:type="dxa"/>
+          </w:tcPr>
+          <w:p>
+            <w:pPr>
+              <w:shd w:val="clear" w:color="auto" w:fill="FFFFFF"/>
+              <w:rPr>
+                <w:rFonts w:hint="default" w:ascii="Times New Roman" w:hAnsi="Times New Roman" w:cs="Times New Roman"/>
+                <w:color w:val="444444"/>
+                <w:szCs w:val="22"/>
+              </w:rPr>
+            </w:pPr>
+            <w:r>
+              <w:rPr>
+                <w:rFonts w:hint="default" w:ascii="Times New Roman" w:hAnsi="Times New Roman" w:cs="Times New Roman"/>
+                <w:color w:val="444444"/>
+                <w:szCs w:val="22"/>
+              </w:rPr>
+              <w:t>&lt;&lt;Field type&gt;&gt;</w:t>
+            </w:r>
+          </w:p>
+        </w:tc>
+        <w:tc>
+          <w:tcPr>
+            <w:tcW w:w="5812" w:type="dxa"/>
+          </w:tcPr>
+          <w:p>
+            <w:pPr>
+              <w:shd w:val="clear" w:color="auto" w:fill="FFFFFF"/>
+              <w:rPr>
+                <w:rFonts w:hint="default" w:ascii="Times New Roman" w:hAnsi="Times New Roman" w:cs="Times New Roman"/>
+                <w:color w:val="444444"/>
+                <w:szCs w:val="22"/>
+              </w:rPr>
+            </w:pPr>
+            <w:r>
+              <w:rPr>
+                <w:rFonts w:hint="default" w:ascii="Times New Roman" w:hAnsi="Times New Roman" w:cs="Times New Roman"/>
+                <w:color w:val="444444"/>
+                <w:szCs w:val="22"/>
+              </w:rPr>
+              <w:t>&lt;&lt;Field description &amp; data initializing design&gt;&gt;</w:t>
+            </w:r>
+          </w:p>
+        </w:tc>
+      </w:tr>
+    </w:tbl>
+    <w:p>
+      <w:pPr>
+        <w:rPr>
+          <w:rFonts w:hint="default" w:ascii="Times New Roman" w:hAnsi="Times New Roman" w:cs="Times New Roman"/>
+        </w:rPr>
+      </w:pPr>
+    </w:p>
+    <w:p>
+      <w:pPr>
+        <w:pStyle w:val="6"/>
+        <w:rPr>
+          <w:rFonts w:hint="default" w:ascii="Times New Roman" w:hAnsi="Times New Roman" w:cs="Times New Roman"/>
+        </w:rPr>
+      </w:pPr>
+      <w:r>
+        <w:rPr>
+          <w:rFonts w:hint="default" w:ascii="Times New Roman" w:hAnsi="Times New Roman" w:cs="Times New Roman"/>
+        </w:rPr>
+        <w:t>Database Access</w:t>
+      </w:r>
+    </w:p>
+    <w:p>
+      <w:pPr>
+        <w:jc w:val="both"/>
+        <w:rPr>
+          <w:rFonts w:hint="default" w:ascii="Times New Roman" w:hAnsi="Times New Roman" w:cs="Times New Roman"/>
+          <w:i/>
+          <w:color w:val="0000FF"/>
+        </w:rPr>
+      </w:pPr>
+      <w:r>
+        <w:rPr>
+          <w:rFonts w:hint="default" w:ascii="Times New Roman" w:hAnsi="Times New Roman" w:cs="Times New Roman"/>
+          <w:i/>
+          <w:color w:val="0000FF"/>
+        </w:rPr>
+        <w:t>[Provide the design description for the screen/function to access the database here: what table the screen/function would access, which transactions does it make (C-Create, R-Read, U-Update, or D-Delete), and how/purpose of the access (by providing Description and SQL commands)]</w:t>
+      </w:r>
+    </w:p>
+    <w:tbl>
+      <w:tblPr>
+        <w:tblStyle w:val="16"/>
+        <w:tblW w:w="9341" w:type="dxa"/>
+        <w:tblInd w:w="0" w:type="dxa"/>
+        <w:tblBorders>
+          <w:top w:val="single" w:color="auto" w:sz="12" w:space="0"/>
+          <w:left w:val="single" w:color="auto" w:sz="12" w:space="0"/>
+          <w:bottom w:val="single" w:color="auto" w:sz="12" w:space="0"/>
+          <w:right w:val="single" w:color="auto" w:sz="12" w:space="0"/>
+          <w:insideH w:val="single" w:color="auto" w:sz="8" w:space="0"/>
+          <w:insideV w:val="single" w:color="auto" w:sz="8" w:space="0"/>
+        </w:tblBorders>
+        <w:tblLayout w:type="autofit"/>
+        <w:tblCellMar>
+          <w:top w:w="0" w:type="dxa"/>
+          <w:left w:w="108" w:type="dxa"/>
+          <w:bottom w:w="0" w:type="dxa"/>
+          <w:right w:w="108" w:type="dxa"/>
+        </w:tblCellMar>
+      </w:tblPr>
+      <w:tblGrid>
+        <w:gridCol w:w="1795"/>
+        <w:gridCol w:w="1910"/>
+        <w:gridCol w:w="5636"/>
+      </w:tblGrid>
+      <w:tr>
+        <w:tblPrEx>
+          <w:tblBorders>
+            <w:top w:val="single" w:color="auto" w:sz="12" w:space="0"/>
+            <w:left w:val="single" w:color="auto" w:sz="12" w:space="0"/>
+            <w:bottom w:val="single" w:color="auto" w:sz="12" w:space="0"/>
+            <w:right w:val="single" w:color="auto" w:sz="12" w:space="0"/>
+            <w:insideH w:val="single" w:color="auto" w:sz="8" w:space="0"/>
+            <w:insideV w:val="single" w:color="auto" w:sz="8" w:space="0"/>
+          </w:tblBorders>
+          <w:tblCellMar>
+            <w:top w:w="0" w:type="dxa"/>
+            <w:left w:w="108" w:type="dxa"/>
+            <w:bottom w:w="0" w:type="dxa"/>
+            <w:right w:w="108" w:type="dxa"/>
+          </w:tblCellMar>
+        </w:tblPrEx>
+        <w:tc>
+          <w:tcPr>
+            <w:tcW w:w="1828" w:type="dxa"/>
+          </w:tcPr>
+          <w:p>
+            <w:pPr>
+              <w:shd w:val="clear" w:color="auto" w:fill="FFFFFF"/>
+              <w:rPr>
+                <w:rFonts w:hint="default" w:ascii="Times New Roman" w:hAnsi="Times New Roman" w:cs="Times New Roman"/>
+                <w:b/>
+                <w:bCs/>
+                <w:color w:val="444444"/>
+                <w:szCs w:val="22"/>
+              </w:rPr>
+            </w:pPr>
+            <w:r>
+              <w:rPr>
+                <w:rFonts w:hint="default" w:ascii="Times New Roman" w:hAnsi="Times New Roman" w:cs="Times New Roman"/>
+                <w:b/>
+                <w:bCs/>
+                <w:color w:val="444444"/>
+                <w:szCs w:val="22"/>
+              </w:rPr>
+              <w:t>Table</w:t>
+            </w:r>
+          </w:p>
+        </w:tc>
+        <w:tc>
+          <w:tcPr>
+            <w:tcW w:w="1701" w:type="dxa"/>
+          </w:tcPr>
+          <w:p>
+            <w:pPr>
+              <w:shd w:val="clear" w:color="auto" w:fill="FFFFFF"/>
+              <w:jc w:val="center"/>
+              <w:rPr>
+                <w:rFonts w:hint="default" w:ascii="Times New Roman" w:hAnsi="Times New Roman" w:cs="Times New Roman"/>
+                <w:b/>
+                <w:bCs/>
+                <w:color w:val="444444"/>
+                <w:szCs w:val="22"/>
+              </w:rPr>
+            </w:pPr>
+            <w:r>
+              <w:rPr>
+                <w:rFonts w:hint="default" w:ascii="Times New Roman" w:hAnsi="Times New Roman" w:cs="Times New Roman"/>
+                <w:b/>
+                <w:bCs/>
+                <w:color w:val="444444"/>
+                <w:szCs w:val="22"/>
+              </w:rPr>
+              <w:t>CRUD</w:t>
+            </w:r>
+          </w:p>
+        </w:tc>
+        <w:tc>
+          <w:tcPr>
+            <w:tcW w:w="5812" w:type="dxa"/>
+          </w:tcPr>
+          <w:p>
+            <w:pPr>
+              <w:shd w:val="clear" w:color="auto" w:fill="FFFFFF"/>
+              <w:rPr>
+                <w:rFonts w:hint="default" w:ascii="Times New Roman" w:hAnsi="Times New Roman" w:cs="Times New Roman"/>
+                <w:b/>
+                <w:bCs/>
+                <w:color w:val="444444"/>
+                <w:szCs w:val="22"/>
+              </w:rPr>
+            </w:pPr>
+            <w:r>
+              <w:rPr>
+                <w:rFonts w:hint="default" w:ascii="Times New Roman" w:hAnsi="Times New Roman" w:cs="Times New Roman"/>
+                <w:b/>
+                <w:bCs/>
+                <w:color w:val="444444"/>
+                <w:szCs w:val="22"/>
+              </w:rPr>
+              <w:t>Description</w:t>
+            </w:r>
+          </w:p>
+        </w:tc>
+      </w:tr>
+      <w:tr>
+        <w:tblPrEx>
+          <w:tblBorders>
+            <w:top w:val="single" w:color="auto" w:sz="12" w:space="0"/>
+            <w:left w:val="single" w:color="auto" w:sz="12" w:space="0"/>
+            <w:bottom w:val="single" w:color="auto" w:sz="12" w:space="0"/>
+            <w:right w:val="single" w:color="auto" w:sz="12" w:space="0"/>
+            <w:insideH w:val="single" w:color="auto" w:sz="8" w:space="0"/>
+            <w:insideV w:val="single" w:color="auto" w:sz="8" w:space="0"/>
+          </w:tblBorders>
+          <w:tblCellMar>
+            <w:top w:w="0" w:type="dxa"/>
+            <w:left w:w="108" w:type="dxa"/>
+            <w:bottom w:w="0" w:type="dxa"/>
+            <w:right w:w="108" w:type="dxa"/>
+          </w:tblCellMar>
+        </w:tblPrEx>
+        <w:tc>
+          <w:tcPr>
+            <w:tcW w:w="1828" w:type="dxa"/>
+          </w:tcPr>
+          <w:p>
+            <w:pPr>
+              <w:shd w:val="clear" w:color="auto" w:fill="FFFFFF"/>
+              <w:rPr>
+                <w:rFonts w:hint="default" w:ascii="Times New Roman" w:hAnsi="Times New Roman" w:cs="Times New Roman"/>
+                <w:color w:val="444444"/>
+                <w:szCs w:val="22"/>
+              </w:rPr>
+            </w:pPr>
+            <w:r>
+              <w:rPr>
+                <w:rFonts w:hint="default" w:ascii="Times New Roman" w:hAnsi="Times New Roman" w:cs="Times New Roman"/>
+                <w:color w:val="444444"/>
+                <w:szCs w:val="22"/>
+              </w:rPr>
+              <w:t>&lt;&lt;Table Name&gt;&gt;</w:t>
+            </w:r>
+          </w:p>
+        </w:tc>
+        <w:tc>
+          <w:tcPr>
+            <w:tcW w:w="1701" w:type="dxa"/>
+          </w:tcPr>
+          <w:p>
+            <w:pPr>
+              <w:shd w:val="clear" w:color="auto" w:fill="FFFFFF"/>
+              <w:jc w:val="center"/>
+              <w:rPr>
+                <w:rFonts w:hint="default" w:ascii="Times New Roman" w:hAnsi="Times New Roman" w:cs="Times New Roman"/>
+                <w:color w:val="444444"/>
+                <w:szCs w:val="22"/>
+              </w:rPr>
+            </w:pPr>
+            <w:r>
+              <w:rPr>
+                <w:rFonts w:hint="default" w:ascii="Times New Roman" w:hAnsi="Times New Roman" w:cs="Times New Roman"/>
+                <w:color w:val="444444"/>
+                <w:szCs w:val="22"/>
+              </w:rPr>
+              <w:t>&lt;&lt;transaction(s)&gt;&gt;</w:t>
+            </w:r>
+          </w:p>
+        </w:tc>
+        <w:tc>
+          <w:tcPr>
+            <w:tcW w:w="5812" w:type="dxa"/>
+          </w:tcPr>
+          <w:p>
+            <w:pPr>
+              <w:shd w:val="clear" w:color="auto" w:fill="FFFFFF"/>
+              <w:rPr>
+                <w:rFonts w:hint="default" w:ascii="Times New Roman" w:hAnsi="Times New Roman" w:cs="Times New Roman"/>
+                <w:color w:val="444444"/>
+                <w:szCs w:val="22"/>
+              </w:rPr>
+            </w:pPr>
+            <w:r>
+              <w:rPr>
+                <w:rFonts w:hint="default" w:ascii="Times New Roman" w:hAnsi="Times New Roman" w:cs="Times New Roman"/>
+                <w:color w:val="444444"/>
+                <w:szCs w:val="22"/>
+              </w:rPr>
+              <w:t>&lt;&lt;Table access description: purpose, how,…&gt;&gt;</w:t>
+            </w:r>
+          </w:p>
+        </w:tc>
+      </w:tr>
+      <w:tr>
+        <w:tblPrEx>
+          <w:tblBorders>
+            <w:top w:val="single" w:color="auto" w:sz="12" w:space="0"/>
+            <w:left w:val="single" w:color="auto" w:sz="12" w:space="0"/>
+            <w:bottom w:val="single" w:color="auto" w:sz="12" w:space="0"/>
+            <w:right w:val="single" w:color="auto" w:sz="12" w:space="0"/>
+            <w:insideH w:val="single" w:color="auto" w:sz="8" w:space="0"/>
+            <w:insideV w:val="single" w:color="auto" w:sz="8" w:space="0"/>
+          </w:tblBorders>
+          <w:tblCellMar>
+            <w:top w:w="0" w:type="dxa"/>
+            <w:left w:w="108" w:type="dxa"/>
+            <w:bottom w:w="0" w:type="dxa"/>
+            <w:right w:w="108" w:type="dxa"/>
+          </w:tblCellMar>
+        </w:tblPrEx>
+        <w:tc>
+          <w:tcPr>
+            <w:tcW w:w="1828" w:type="dxa"/>
+          </w:tcPr>
+          <w:p>
+            <w:pPr>
+              <w:shd w:val="clear" w:color="auto" w:fill="FFFFFF"/>
+              <w:rPr>
+                <w:rFonts w:hint="default" w:ascii="Times New Roman" w:hAnsi="Times New Roman" w:cs="Times New Roman"/>
+                <w:color w:val="444444"/>
+                <w:szCs w:val="22"/>
+              </w:rPr>
+            </w:pPr>
+            <w:r>
+              <w:rPr>
+                <w:rFonts w:hint="default" w:ascii="Times New Roman" w:hAnsi="Times New Roman" w:cs="Times New Roman"/>
+                <w:color w:val="444444"/>
+                <w:szCs w:val="22"/>
+              </w:rPr>
+              <w:t>..</w:t>
+            </w:r>
+          </w:p>
+        </w:tc>
+        <w:tc>
+          <w:tcPr>
+            <w:tcW w:w="1701" w:type="dxa"/>
+          </w:tcPr>
+          <w:p>
+            <w:pPr>
+              <w:shd w:val="clear" w:color="auto" w:fill="FFFFFF"/>
+              <w:jc w:val="center"/>
+              <w:rPr>
+                <w:rFonts w:hint="default" w:ascii="Times New Roman" w:hAnsi="Times New Roman" w:cs="Times New Roman"/>
+                <w:color w:val="444444"/>
+                <w:szCs w:val="22"/>
+              </w:rPr>
+            </w:pPr>
+          </w:p>
+        </w:tc>
+        <w:tc>
+          <w:tcPr>
+            <w:tcW w:w="5812" w:type="dxa"/>
+          </w:tcPr>
+          <w:p>
+            <w:pPr>
+              <w:shd w:val="clear" w:color="auto" w:fill="FFFFFF"/>
+              <w:rPr>
+                <w:rFonts w:hint="default" w:ascii="Times New Roman" w:hAnsi="Times New Roman" w:cs="Times New Roman"/>
+                <w:color w:val="444444"/>
+                <w:szCs w:val="22"/>
+              </w:rPr>
+            </w:pPr>
+          </w:p>
+        </w:tc>
+      </w:tr>
+    </w:tbl>
+    <w:p>
+      <w:pPr>
+        <w:rPr>
+          <w:rFonts w:hint="default" w:ascii="Times New Roman" w:hAnsi="Times New Roman" w:cs="Times New Roman"/>
+        </w:rPr>
+      </w:pPr>
+    </w:p>
+    <w:p>
+      <w:pPr>
+        <w:rPr>
+          <w:rFonts w:hint="default" w:ascii="Times New Roman" w:hAnsi="Times New Roman" w:cs="Times New Roman"/>
+          <w:b/>
+          <w:bCs/>
+          <w:i/>
+          <w:iCs/>
+        </w:rPr>
+      </w:pPr>
+      <w:r>
+        <w:rPr>
+          <w:rFonts w:hint="default" w:ascii="Times New Roman" w:hAnsi="Times New Roman" w:cs="Times New Roman"/>
+          <w:b/>
+          <w:bCs/>
+          <w:i/>
+          <w:iCs/>
+        </w:rPr>
+        <w:t>SQL Commands</w:t>
+      </w:r>
+    </w:p>
+    <w:p>
+      <w:pPr>
+        <w:jc w:val="both"/>
+        <w:rPr>
+          <w:rFonts w:hint="default" w:ascii="Times New Roman" w:hAnsi="Times New Roman" w:cs="Times New Roman"/>
+          <w:i/>
+          <w:color w:val="0000FF"/>
+        </w:rPr>
+      </w:pPr>
+      <w:r>
+        <w:rPr>
+          <w:rFonts w:hint="default" w:ascii="Times New Roman" w:hAnsi="Times New Roman" w:cs="Times New Roman"/>
+          <w:i/>
+          <w:color w:val="0000FF"/>
+        </w:rPr>
+        <w:t>[Provide the detailed SQL (select, insert, update...) which are used in implementing the screen/function]</w:t>
+      </w:r>
+    </w:p>
+    <w:p>
+      <w:pPr>
+        <w:rPr>
+          <w:rFonts w:hint="default" w:ascii="Times New Roman" w:hAnsi="Times New Roman" w:cs="Times New Roman"/>
+        </w:rPr>
+      </w:pPr>
+    </w:p>
+    <w:p>
+      <w:pPr>
+        <w:pStyle w:val="4"/>
+        <w:rPr>
+          <w:rFonts w:hint="default" w:ascii="Times New Roman" w:hAnsi="Times New Roman" w:cs="Times New Roman"/>
+        </w:rPr>
+      </w:pPr>
+      <w:bookmarkStart w:id="44" w:name="_Toc143617361"/>
+      <w:r>
+        <w:rPr>
+          <w:rFonts w:hint="default" w:ascii="Times New Roman" w:hAnsi="Times New Roman" w:cs="Times New Roman"/>
+        </w:rPr>
+        <w:t>1.2 System Access</w:t>
+      </w:r>
+      <w:bookmarkEnd w:id="44"/>
+    </w:p>
+    <w:p>
+      <w:pPr>
+        <w:pStyle w:val="5"/>
+        <w:rPr>
+          <w:rFonts w:hint="default" w:ascii="Times New Roman" w:hAnsi="Times New Roman" w:cs="Times New Roman"/>
+          <w:lang w:val="vi-VN"/>
+        </w:rPr>
+      </w:pPr>
+      <w:r>
+        <w:rPr>
+          <w:rFonts w:hint="default" w:ascii="Times New Roman" w:hAnsi="Times New Roman" w:cs="Times New Roman"/>
+        </w:rPr>
+        <w:t>a.</w:t>
+      </w:r>
+      <w:r>
+        <w:rPr>
+          <w:rFonts w:hint="default" w:ascii="Times New Roman" w:hAnsi="Times New Roman" w:cs="Times New Roman"/>
+          <w:lang w:val="vi-VN"/>
+        </w:rPr>
+        <w:t xml:space="preserve"> User Login</w:t>
+      </w:r>
+    </w:p>
+    <w:p>
+      <w:pPr>
+        <w:rPr>
+          <w:rFonts w:hint="default" w:ascii="Times New Roman" w:hAnsi="Times New Roman" w:cs="Times New Roman"/>
+        </w:rPr>
+      </w:pPr>
+      <w:r>
+        <w:rPr>
+          <w:rFonts w:hint="default" w:ascii="Times New Roman" w:hAnsi="Times New Roman" w:cs="Times New Roman"/>
+        </w:rPr>
+        <w:t>This screen allows user to be authenticated to the system screens/functionalities.</w:t>
+      </w:r>
+    </w:p>
+    <w:p>
+      <w:pPr>
+        <w:rPr>
+          <w:rFonts w:hint="default" w:ascii="Times New Roman" w:hAnsi="Times New Roman" w:cs="Times New Roman"/>
+        </w:rPr>
+      </w:pPr>
+      <w:r>
+        <w:rPr>
+          <w:rFonts w:hint="default" w:ascii="Times New Roman" w:hAnsi="Times New Roman" w:cs="Times New Roman"/>
+        </w:rPr>
+        <w:t xml:space="preserve">Related use cases: </w:t>
+      </w:r>
+    </w:p>
+    <w:p>
+      <w:pPr>
+        <w:pStyle w:val="21"/>
+        <w:numPr>
+          <w:ilvl w:val="0"/>
+          <w:numId w:val="20"/>
+        </w:numPr>
+        <w:rPr>
+          <w:rFonts w:hint="default" w:ascii="Times New Roman" w:hAnsi="Times New Roman" w:cs="Times New Roman"/>
+        </w:rPr>
+      </w:pPr>
+      <w:r>
+        <w:rPr>
+          <w:rFonts w:hint="default" w:ascii="Times New Roman" w:hAnsi="Times New Roman" w:cs="Times New Roman"/>
+        </w:rPr>
+        <w:fldChar w:fldCharType="begin"/>
+      </w:r>
+      <w:r>
+        <w:rPr>
+          <w:rFonts w:hint="default" w:ascii="Times New Roman" w:hAnsi="Times New Roman" w:cs="Times New Roman"/>
+        </w:rPr>
+        <w:instrText xml:space="preserve"> HYPERLINK \l "_2.1_UC02_Login_System" </w:instrText>
+      </w:r>
+      <w:r>
+        <w:rPr>
+          <w:rFonts w:hint="default" w:ascii="Times New Roman" w:hAnsi="Times New Roman" w:cs="Times New Roman"/>
+        </w:rPr>
+        <w:fldChar w:fldCharType="separate"/>
+      </w:r>
+      <w:r>
+        <w:rPr>
+          <w:rStyle w:val="13"/>
+          <w:rFonts w:hint="default" w:ascii="Times New Roman" w:hAnsi="Times New Roman" w:cs="Times New Roman"/>
+        </w:rPr>
+        <w:t>UC02_Login System</w:t>
+      </w:r>
+      <w:r>
+        <w:rPr>
+          <w:rStyle w:val="13"/>
+          <w:rFonts w:hint="default" w:ascii="Times New Roman" w:hAnsi="Times New Roman" w:cs="Times New Roman"/>
+        </w:rPr>
+        <w:fldChar w:fldCharType="end"/>
+      </w:r>
+    </w:p>
+    <w:p>
+      <w:pPr>
+        <w:rPr>
+          <w:rFonts w:hint="default" w:ascii="Times New Roman" w:hAnsi="Times New Roman" w:cs="Times New Roman"/>
+        </w:rPr>
+      </w:pPr>
+    </w:p>
+    <w:p>
+      <w:pPr>
+        <w:pStyle w:val="6"/>
+        <w:rPr>
+          <w:rFonts w:hint="default" w:ascii="Times New Roman" w:hAnsi="Times New Roman" w:cs="Times New Roman"/>
+        </w:rPr>
+      </w:pPr>
+      <w:r>
+        <w:rPr>
+          <w:rFonts w:hint="default" w:ascii="Times New Roman" w:hAnsi="Times New Roman" w:cs="Times New Roman"/>
+        </w:rPr>
+        <w:t>UI Design</w:t>
+      </w:r>
+    </w:p>
+    <w:p>
+      <w:pPr>
+        <w:rPr>
+          <w:rFonts w:hint="default" w:ascii="Times New Roman" w:hAnsi="Times New Roman" w:cs="Times New Roman"/>
+        </w:rPr>
+      </w:pPr>
+      <w:r>
+        <w:rPr>
+          <w:rFonts w:hint="default" w:ascii="Times New Roman" w:hAnsi="Times New Roman" w:cs="Times New Roman"/>
+        </w:rPr>
+        <w:drawing>
+          <wp:inline distT="0" distB="0" distL="0" distR="0">
+            <wp:extent cx="2619375" cy="2421255"/>
+            <wp:effectExtent l="0" t="0" r="0" b="0"/>
+            <wp:docPr id="17" name="Picture 17"/>
+            <wp:cNvGraphicFramePr>
+              <a:graphicFrameLocks xmlns:a="http://schemas.openxmlformats.org/drawingml/2006/main" noChangeAspect="1"/>
+            </wp:cNvGraphicFramePr>
+            <a:graphic xmlns:a="http://schemas.openxmlformats.org/drawingml/2006/main">
+              <a:graphicData uri="http://schemas.openxmlformats.org/drawingml/2006/picture">
+                <pic:pic xmlns:pic="http://schemas.openxmlformats.org/drawingml/2006/picture">
+                  <pic:nvPicPr>
+                    <pic:cNvPr id="17" name="Picture 17"/>
+                    <pic:cNvPicPr>
+                      <a:picLocks noChangeAspect="1"/>
+                    </pic:cNvPicPr>
+                  </pic:nvPicPr>
+                  <pic:blipFill>
+                    <a:blip r:embed="rId14"/>
+                    <a:stretch>
+                      <a:fillRect/>
+                    </a:stretch>
+                  </pic:blipFill>
+                  <pic:spPr>
+                    <a:xfrm>
+                      <a:off x="0" y="0"/>
+                      <a:ext cx="2629926" cy="2431277"/>
+                    </a:xfrm>
+                    <a:prstGeom prst="rect">
+                      <a:avLst/>
+                    </a:prstGeom>
+                  </pic:spPr>
+                </pic:pic>
+              </a:graphicData>
+            </a:graphic>
+          </wp:inline>
+        </w:drawing>
+      </w:r>
+    </w:p>
+    <w:p>
+      <w:pPr>
+        <w:rPr>
+          <w:rFonts w:hint="default" w:ascii="Times New Roman" w:hAnsi="Times New Roman" w:cs="Times New Roman"/>
+        </w:rPr>
+      </w:pPr>
+    </w:p>
+    <w:tbl>
+      <w:tblPr>
+        <w:tblStyle w:val="16"/>
+        <w:tblW w:w="9341" w:type="dxa"/>
+        <w:tblInd w:w="0" w:type="dxa"/>
+        <w:tblBorders>
+          <w:top w:val="single" w:color="auto" w:sz="12" w:space="0"/>
+          <w:left w:val="single" w:color="auto" w:sz="12" w:space="0"/>
+          <w:bottom w:val="single" w:color="auto" w:sz="12" w:space="0"/>
+          <w:right w:val="single" w:color="auto" w:sz="12" w:space="0"/>
+          <w:insideH w:val="single" w:color="auto" w:sz="8" w:space="0"/>
+          <w:insideV w:val="single" w:color="auto" w:sz="8" w:space="0"/>
+        </w:tblBorders>
+        <w:tblLayout w:type="autofit"/>
+        <w:tblCellMar>
+          <w:top w:w="0" w:type="dxa"/>
+          <w:left w:w="108" w:type="dxa"/>
+          <w:bottom w:w="0" w:type="dxa"/>
+          <w:right w:w="108" w:type="dxa"/>
+        </w:tblCellMar>
+      </w:tblPr>
+      <w:tblGrid>
+        <w:gridCol w:w="2112"/>
+        <w:gridCol w:w="1559"/>
+        <w:gridCol w:w="5670"/>
+      </w:tblGrid>
+      <w:tr>
+        <w:tblPrEx>
+          <w:tblBorders>
+            <w:top w:val="single" w:color="auto" w:sz="12" w:space="0"/>
+            <w:left w:val="single" w:color="auto" w:sz="12" w:space="0"/>
+            <w:bottom w:val="single" w:color="auto" w:sz="12" w:space="0"/>
+            <w:right w:val="single" w:color="auto" w:sz="12" w:space="0"/>
+            <w:insideH w:val="single" w:color="auto" w:sz="8" w:space="0"/>
+            <w:insideV w:val="single" w:color="auto" w:sz="8" w:space="0"/>
+          </w:tblBorders>
+          <w:tblCellMar>
+            <w:top w:w="0" w:type="dxa"/>
+            <w:left w:w="108" w:type="dxa"/>
+            <w:bottom w:w="0" w:type="dxa"/>
+            <w:right w:w="108" w:type="dxa"/>
+          </w:tblCellMar>
+        </w:tblPrEx>
+        <w:tc>
+          <w:tcPr>
+            <w:tcW w:w="2112" w:type="dxa"/>
+          </w:tcPr>
+          <w:p>
+            <w:pPr>
+              <w:shd w:val="clear" w:color="auto" w:fill="FFFFFF"/>
+              <w:rPr>
+                <w:rFonts w:hint="default" w:ascii="Times New Roman" w:hAnsi="Times New Roman" w:cs="Times New Roman"/>
+                <w:b/>
+                <w:bCs/>
+                <w:color w:val="444444"/>
+                <w:szCs w:val="22"/>
+              </w:rPr>
+            </w:pPr>
+            <w:r>
+              <w:rPr>
+                <w:rFonts w:hint="default" w:ascii="Times New Roman" w:hAnsi="Times New Roman" w:cs="Times New Roman"/>
+                <w:b/>
+                <w:bCs/>
+                <w:color w:val="444444"/>
+                <w:szCs w:val="22"/>
+              </w:rPr>
+              <w:t>Field Name</w:t>
+            </w:r>
+          </w:p>
+        </w:tc>
+        <w:tc>
+          <w:tcPr>
+            <w:tcW w:w="1559" w:type="dxa"/>
+          </w:tcPr>
+          <w:p>
+            <w:pPr>
+              <w:shd w:val="clear" w:color="auto" w:fill="FFFFFF"/>
+              <w:rPr>
+                <w:rFonts w:hint="default" w:ascii="Times New Roman" w:hAnsi="Times New Roman" w:cs="Times New Roman"/>
+                <w:b/>
+                <w:bCs/>
+                <w:color w:val="444444"/>
+                <w:szCs w:val="22"/>
+              </w:rPr>
+            </w:pPr>
+            <w:r>
+              <w:rPr>
+                <w:rFonts w:hint="default" w:ascii="Times New Roman" w:hAnsi="Times New Roman" w:cs="Times New Roman"/>
+                <w:b/>
+                <w:bCs/>
+                <w:color w:val="444444"/>
+                <w:szCs w:val="22"/>
+              </w:rPr>
+              <w:t>Field Type</w:t>
+            </w:r>
+          </w:p>
+        </w:tc>
+        <w:tc>
+          <w:tcPr>
+            <w:tcW w:w="5670" w:type="dxa"/>
+          </w:tcPr>
+          <w:p>
+            <w:pPr>
+              <w:shd w:val="clear" w:color="auto" w:fill="FFFFFF"/>
+              <w:rPr>
+                <w:rFonts w:hint="default" w:ascii="Times New Roman" w:hAnsi="Times New Roman" w:cs="Times New Roman"/>
+                <w:b/>
+                <w:bCs/>
+                <w:color w:val="444444"/>
+                <w:szCs w:val="22"/>
+              </w:rPr>
+            </w:pPr>
+            <w:r>
+              <w:rPr>
+                <w:rFonts w:hint="default" w:ascii="Times New Roman" w:hAnsi="Times New Roman" w:cs="Times New Roman"/>
+                <w:b/>
+                <w:bCs/>
+                <w:color w:val="444444"/>
+                <w:szCs w:val="22"/>
+              </w:rPr>
+              <w:t>Description</w:t>
+            </w:r>
+          </w:p>
+        </w:tc>
+      </w:tr>
+      <w:tr>
+        <w:tblPrEx>
+          <w:tblBorders>
+            <w:top w:val="single" w:color="auto" w:sz="12" w:space="0"/>
+            <w:left w:val="single" w:color="auto" w:sz="12" w:space="0"/>
+            <w:bottom w:val="single" w:color="auto" w:sz="12" w:space="0"/>
+            <w:right w:val="single" w:color="auto" w:sz="12" w:space="0"/>
+            <w:insideH w:val="single" w:color="auto" w:sz="8" w:space="0"/>
+            <w:insideV w:val="single" w:color="auto" w:sz="8" w:space="0"/>
+          </w:tblBorders>
+          <w:tblCellMar>
+            <w:top w:w="0" w:type="dxa"/>
+            <w:left w:w="108" w:type="dxa"/>
+            <w:bottom w:w="0" w:type="dxa"/>
+            <w:right w:w="108" w:type="dxa"/>
+          </w:tblCellMar>
+        </w:tblPrEx>
+        <w:tc>
+          <w:tcPr>
+            <w:tcW w:w="2112" w:type="dxa"/>
+          </w:tcPr>
+          <w:p>
+            <w:pPr>
+              <w:shd w:val="clear" w:color="auto" w:fill="FFFFFF"/>
+              <w:rPr>
+                <w:rFonts w:hint="default" w:ascii="Times New Roman" w:hAnsi="Times New Roman" w:cs="Times New Roman"/>
+                <w:color w:val="444444"/>
+                <w:szCs w:val="22"/>
+              </w:rPr>
+            </w:pPr>
+            <w:r>
+              <w:rPr>
+                <w:rFonts w:hint="default" w:ascii="Times New Roman" w:hAnsi="Times New Roman" w:cs="Times New Roman"/>
+                <w:color w:val="444444"/>
+                <w:szCs w:val="22"/>
+              </w:rPr>
+              <w:t>Email*</w:t>
+            </w:r>
+          </w:p>
+        </w:tc>
+        <w:tc>
+          <w:tcPr>
+            <w:tcW w:w="1559" w:type="dxa"/>
+          </w:tcPr>
+          <w:p>
+            <w:pPr>
+              <w:shd w:val="clear" w:color="auto" w:fill="FFFFFF"/>
+              <w:rPr>
+                <w:rFonts w:hint="default" w:ascii="Times New Roman" w:hAnsi="Times New Roman" w:cs="Times New Roman"/>
+                <w:color w:val="444444"/>
+                <w:szCs w:val="22"/>
+              </w:rPr>
+            </w:pPr>
+            <w:r>
+              <w:rPr>
+                <w:rFonts w:hint="default" w:ascii="Times New Roman" w:hAnsi="Times New Roman" w:cs="Times New Roman"/>
+                <w:color w:val="444444"/>
+                <w:szCs w:val="22"/>
+              </w:rPr>
+              <w:t>Text Box</w:t>
+            </w:r>
+          </w:p>
+        </w:tc>
+        <w:tc>
+          <w:tcPr>
+            <w:tcW w:w="5670" w:type="dxa"/>
+          </w:tcPr>
+          <w:p>
+            <w:pPr>
+              <w:shd w:val="clear" w:color="auto" w:fill="FFFFFF"/>
+              <w:rPr>
+                <w:rFonts w:hint="default" w:ascii="Times New Roman" w:hAnsi="Times New Roman" w:cs="Times New Roman"/>
+                <w:color w:val="444444"/>
+                <w:szCs w:val="22"/>
+              </w:rPr>
+            </w:pPr>
+            <w:r>
+              <w:rPr>
+                <w:rFonts w:hint="default" w:ascii="Times New Roman" w:hAnsi="Times New Roman" w:cs="Times New Roman"/>
+                <w:color w:val="444444"/>
+                <w:szCs w:val="22"/>
+              </w:rPr>
+              <w:t>This is for user to input valid email address for logging in</w:t>
+            </w:r>
+          </w:p>
+        </w:tc>
+      </w:tr>
+      <w:tr>
+        <w:tblPrEx>
+          <w:tblBorders>
+            <w:top w:val="single" w:color="auto" w:sz="12" w:space="0"/>
+            <w:left w:val="single" w:color="auto" w:sz="12" w:space="0"/>
+            <w:bottom w:val="single" w:color="auto" w:sz="12" w:space="0"/>
+            <w:right w:val="single" w:color="auto" w:sz="12" w:space="0"/>
+            <w:insideH w:val="single" w:color="auto" w:sz="8" w:space="0"/>
+            <w:insideV w:val="single" w:color="auto" w:sz="8" w:space="0"/>
+          </w:tblBorders>
+          <w:tblCellMar>
+            <w:top w:w="0" w:type="dxa"/>
+            <w:left w:w="108" w:type="dxa"/>
+            <w:bottom w:w="0" w:type="dxa"/>
+            <w:right w:w="108" w:type="dxa"/>
+          </w:tblCellMar>
+        </w:tblPrEx>
+        <w:tc>
+          <w:tcPr>
+            <w:tcW w:w="2112" w:type="dxa"/>
+          </w:tcPr>
+          <w:p>
+            <w:pPr>
+              <w:shd w:val="clear" w:color="auto" w:fill="FFFFFF"/>
+              <w:rPr>
+                <w:rFonts w:hint="default" w:ascii="Times New Roman" w:hAnsi="Times New Roman" w:cs="Times New Roman"/>
+                <w:color w:val="444444"/>
+                <w:szCs w:val="22"/>
+              </w:rPr>
+            </w:pPr>
+            <w:r>
+              <w:rPr>
+                <w:rFonts w:hint="default" w:ascii="Times New Roman" w:hAnsi="Times New Roman" w:cs="Times New Roman"/>
+                <w:color w:val="444444"/>
+                <w:szCs w:val="22"/>
+              </w:rPr>
+              <w:t>Password*</w:t>
+            </w:r>
+          </w:p>
+        </w:tc>
+        <w:tc>
+          <w:tcPr>
+            <w:tcW w:w="1559" w:type="dxa"/>
+          </w:tcPr>
+          <w:p>
+            <w:pPr>
+              <w:shd w:val="clear" w:color="auto" w:fill="FFFFFF"/>
+              <w:rPr>
+                <w:rFonts w:hint="default" w:ascii="Times New Roman" w:hAnsi="Times New Roman" w:cs="Times New Roman"/>
+                <w:color w:val="444444"/>
+                <w:szCs w:val="22"/>
+              </w:rPr>
+            </w:pPr>
+            <w:r>
+              <w:rPr>
+                <w:rFonts w:hint="default" w:ascii="Times New Roman" w:hAnsi="Times New Roman" w:cs="Times New Roman"/>
+                <w:color w:val="444444"/>
+                <w:szCs w:val="22"/>
+              </w:rPr>
+              <w:t>Password Box</w:t>
+            </w:r>
+          </w:p>
+        </w:tc>
+        <w:tc>
+          <w:tcPr>
+            <w:tcW w:w="5670" w:type="dxa"/>
+          </w:tcPr>
+          <w:p>
+            <w:pPr>
+              <w:shd w:val="clear" w:color="auto" w:fill="FFFFFF"/>
+              <w:rPr>
+                <w:rFonts w:hint="default" w:ascii="Times New Roman" w:hAnsi="Times New Roman" w:cs="Times New Roman"/>
+                <w:color w:val="444444"/>
+                <w:szCs w:val="22"/>
+              </w:rPr>
+            </w:pPr>
+            <w:r>
+              <w:rPr>
+                <w:rFonts w:hint="default" w:ascii="Times New Roman" w:hAnsi="Times New Roman" w:cs="Times New Roman"/>
+                <w:color w:val="444444"/>
+                <w:szCs w:val="22"/>
+              </w:rPr>
+              <w:t>This is for user to input password for logging in</w:t>
+            </w:r>
+          </w:p>
+        </w:tc>
+      </w:tr>
+      <w:tr>
+        <w:tblPrEx>
+          <w:tblBorders>
+            <w:top w:val="single" w:color="auto" w:sz="12" w:space="0"/>
+            <w:left w:val="single" w:color="auto" w:sz="12" w:space="0"/>
+            <w:bottom w:val="single" w:color="auto" w:sz="12" w:space="0"/>
+            <w:right w:val="single" w:color="auto" w:sz="12" w:space="0"/>
+            <w:insideH w:val="single" w:color="auto" w:sz="8" w:space="0"/>
+            <w:insideV w:val="single" w:color="auto" w:sz="8" w:space="0"/>
+          </w:tblBorders>
+          <w:tblCellMar>
+            <w:top w:w="0" w:type="dxa"/>
+            <w:left w:w="108" w:type="dxa"/>
+            <w:bottom w:w="0" w:type="dxa"/>
+            <w:right w:w="108" w:type="dxa"/>
+          </w:tblCellMar>
+        </w:tblPrEx>
+        <w:tc>
+          <w:tcPr>
+            <w:tcW w:w="2112" w:type="dxa"/>
+          </w:tcPr>
+          <w:p>
+            <w:pPr>
+              <w:shd w:val="clear" w:color="auto" w:fill="FFFFFF"/>
+              <w:rPr>
+                <w:rFonts w:hint="default" w:ascii="Times New Roman" w:hAnsi="Times New Roman" w:cs="Times New Roman"/>
+                <w:color w:val="444444"/>
+                <w:szCs w:val="22"/>
+              </w:rPr>
+            </w:pPr>
+            <w:r>
+              <w:rPr>
+                <w:rFonts w:hint="default" w:ascii="Times New Roman" w:hAnsi="Times New Roman" w:cs="Times New Roman"/>
+                <w:color w:val="444444"/>
+                <w:szCs w:val="22"/>
+              </w:rPr>
+              <w:t>Login</w:t>
+            </w:r>
+          </w:p>
+        </w:tc>
+        <w:tc>
+          <w:tcPr>
+            <w:tcW w:w="1559" w:type="dxa"/>
+          </w:tcPr>
+          <w:p>
+            <w:pPr>
+              <w:shd w:val="clear" w:color="auto" w:fill="FFFFFF"/>
+              <w:rPr>
+                <w:rFonts w:hint="default" w:ascii="Times New Roman" w:hAnsi="Times New Roman" w:cs="Times New Roman"/>
+                <w:color w:val="444444"/>
+                <w:szCs w:val="22"/>
+              </w:rPr>
+            </w:pPr>
+            <w:r>
+              <w:rPr>
+                <w:rFonts w:hint="default" w:ascii="Times New Roman" w:hAnsi="Times New Roman" w:cs="Times New Roman"/>
+                <w:color w:val="444444"/>
+                <w:szCs w:val="22"/>
+              </w:rPr>
+              <w:t>Button</w:t>
+            </w:r>
+          </w:p>
+        </w:tc>
+        <w:tc>
+          <w:tcPr>
+            <w:tcW w:w="5670" w:type="dxa"/>
+          </w:tcPr>
+          <w:p>
+            <w:pPr>
+              <w:shd w:val="clear" w:color="auto" w:fill="FFFFFF"/>
+              <w:rPr>
+                <w:rFonts w:hint="default" w:ascii="Times New Roman" w:hAnsi="Times New Roman" w:cs="Times New Roman"/>
+                <w:color w:val="444444"/>
+                <w:szCs w:val="22"/>
+              </w:rPr>
+            </w:pPr>
+            <w:r>
+              <w:rPr>
+                <w:rFonts w:hint="default" w:ascii="Times New Roman" w:hAnsi="Times New Roman" w:cs="Times New Roman"/>
+                <w:color w:val="444444"/>
+                <w:szCs w:val="22"/>
+              </w:rPr>
+              <w:t>User clicks to authenticate him/herself into the system with provided email &amp; password</w:t>
+            </w:r>
+          </w:p>
+        </w:tc>
+      </w:tr>
+      <w:tr>
+        <w:tblPrEx>
+          <w:tblBorders>
+            <w:top w:val="single" w:color="auto" w:sz="12" w:space="0"/>
+            <w:left w:val="single" w:color="auto" w:sz="12" w:space="0"/>
+            <w:bottom w:val="single" w:color="auto" w:sz="12" w:space="0"/>
+            <w:right w:val="single" w:color="auto" w:sz="12" w:space="0"/>
+            <w:insideH w:val="single" w:color="auto" w:sz="8" w:space="0"/>
+            <w:insideV w:val="single" w:color="auto" w:sz="8" w:space="0"/>
+          </w:tblBorders>
+          <w:tblCellMar>
+            <w:top w:w="0" w:type="dxa"/>
+            <w:left w:w="108" w:type="dxa"/>
+            <w:bottom w:w="0" w:type="dxa"/>
+            <w:right w:w="108" w:type="dxa"/>
+          </w:tblCellMar>
+        </w:tblPrEx>
+        <w:tc>
+          <w:tcPr>
+            <w:tcW w:w="2112" w:type="dxa"/>
+          </w:tcPr>
+          <w:p>
+            <w:pPr>
+              <w:shd w:val="clear" w:color="auto" w:fill="FFFFFF"/>
+              <w:rPr>
+                <w:rFonts w:hint="default" w:ascii="Times New Roman" w:hAnsi="Times New Roman" w:cs="Times New Roman"/>
+                <w:color w:val="444444"/>
+                <w:szCs w:val="22"/>
+              </w:rPr>
+            </w:pPr>
+            <w:r>
+              <w:rPr>
+                <w:rFonts w:hint="default" w:ascii="Times New Roman" w:hAnsi="Times New Roman" w:cs="Times New Roman"/>
+                <w:color w:val="444444"/>
+                <w:szCs w:val="22"/>
+              </w:rPr>
+              <w:t>Register</w:t>
+            </w:r>
+          </w:p>
+        </w:tc>
+        <w:tc>
+          <w:tcPr>
+            <w:tcW w:w="1559" w:type="dxa"/>
+          </w:tcPr>
+          <w:p>
+            <w:pPr>
+              <w:shd w:val="clear" w:color="auto" w:fill="FFFFFF"/>
+              <w:rPr>
+                <w:rFonts w:hint="default" w:ascii="Times New Roman" w:hAnsi="Times New Roman" w:cs="Times New Roman"/>
+                <w:color w:val="444444"/>
+                <w:szCs w:val="22"/>
+              </w:rPr>
+            </w:pPr>
+            <w:r>
+              <w:rPr>
+                <w:rFonts w:hint="default" w:ascii="Times New Roman" w:hAnsi="Times New Roman" w:cs="Times New Roman"/>
+                <w:color w:val="444444"/>
+                <w:szCs w:val="22"/>
+              </w:rPr>
+              <w:t>Button</w:t>
+            </w:r>
+          </w:p>
+        </w:tc>
+        <w:tc>
+          <w:tcPr>
+            <w:tcW w:w="5670" w:type="dxa"/>
+          </w:tcPr>
+          <w:p>
+            <w:pPr>
+              <w:shd w:val="clear" w:color="auto" w:fill="FFFFFF"/>
+              <w:rPr>
+                <w:rFonts w:hint="default" w:ascii="Times New Roman" w:hAnsi="Times New Roman" w:cs="Times New Roman"/>
+                <w:color w:val="444444"/>
+                <w:szCs w:val="22"/>
+              </w:rPr>
+            </w:pPr>
+            <w:r>
+              <w:rPr>
+                <w:rFonts w:hint="default" w:ascii="Times New Roman" w:hAnsi="Times New Roman" w:cs="Times New Roman"/>
+                <w:color w:val="444444"/>
+                <w:szCs w:val="22"/>
+              </w:rPr>
+              <w:t>User clicks to redirect to the User Register page for registering new user account to access the system</w:t>
+            </w:r>
+          </w:p>
+        </w:tc>
+      </w:tr>
+      <w:tr>
+        <w:tblPrEx>
+          <w:tblBorders>
+            <w:top w:val="single" w:color="auto" w:sz="12" w:space="0"/>
+            <w:left w:val="single" w:color="auto" w:sz="12" w:space="0"/>
+            <w:bottom w:val="single" w:color="auto" w:sz="12" w:space="0"/>
+            <w:right w:val="single" w:color="auto" w:sz="12" w:space="0"/>
+            <w:insideH w:val="single" w:color="auto" w:sz="8" w:space="0"/>
+            <w:insideV w:val="single" w:color="auto" w:sz="8" w:space="0"/>
+          </w:tblBorders>
+          <w:tblCellMar>
+            <w:top w:w="0" w:type="dxa"/>
+            <w:left w:w="108" w:type="dxa"/>
+            <w:bottom w:w="0" w:type="dxa"/>
+            <w:right w:w="108" w:type="dxa"/>
+          </w:tblCellMar>
+        </w:tblPrEx>
+        <w:tc>
+          <w:tcPr>
+            <w:tcW w:w="2112" w:type="dxa"/>
+          </w:tcPr>
+          <w:p>
+            <w:pPr>
+              <w:shd w:val="clear" w:color="auto" w:fill="FFFFFF"/>
+              <w:rPr>
+                <w:rFonts w:hint="default" w:ascii="Times New Roman" w:hAnsi="Times New Roman" w:cs="Times New Roman"/>
+                <w:color w:val="444444"/>
+                <w:szCs w:val="22"/>
+              </w:rPr>
+            </w:pPr>
+            <w:r>
+              <w:rPr>
+                <w:rFonts w:hint="default" w:ascii="Times New Roman" w:hAnsi="Times New Roman" w:cs="Times New Roman"/>
+                <w:color w:val="444444"/>
+                <w:szCs w:val="22"/>
+              </w:rPr>
+              <w:t>Forgot Password?</w:t>
+            </w:r>
+          </w:p>
+        </w:tc>
+        <w:tc>
+          <w:tcPr>
+            <w:tcW w:w="1559" w:type="dxa"/>
+          </w:tcPr>
+          <w:p>
+            <w:pPr>
+              <w:shd w:val="clear" w:color="auto" w:fill="FFFFFF"/>
+              <w:rPr>
+                <w:rFonts w:hint="default" w:ascii="Times New Roman" w:hAnsi="Times New Roman" w:cs="Times New Roman"/>
+                <w:color w:val="444444"/>
+                <w:szCs w:val="22"/>
+              </w:rPr>
+            </w:pPr>
+            <w:r>
+              <w:rPr>
+                <w:rFonts w:hint="default" w:ascii="Times New Roman" w:hAnsi="Times New Roman" w:cs="Times New Roman"/>
+                <w:color w:val="444444"/>
+                <w:szCs w:val="22"/>
+              </w:rPr>
+              <w:t>Hyperlink</w:t>
+            </w:r>
+          </w:p>
+        </w:tc>
+        <w:tc>
+          <w:tcPr>
+            <w:tcW w:w="5670" w:type="dxa"/>
+          </w:tcPr>
+          <w:p>
+            <w:pPr>
+              <w:shd w:val="clear" w:color="auto" w:fill="FFFFFF"/>
+              <w:rPr>
+                <w:rFonts w:hint="default" w:ascii="Times New Roman" w:hAnsi="Times New Roman" w:cs="Times New Roman"/>
+                <w:color w:val="444444"/>
+                <w:szCs w:val="22"/>
+              </w:rPr>
+            </w:pPr>
+            <w:r>
+              <w:rPr>
+                <w:rFonts w:hint="default" w:ascii="Times New Roman" w:hAnsi="Times New Roman" w:cs="Times New Roman"/>
+                <w:color w:val="444444"/>
+                <w:szCs w:val="22"/>
+              </w:rPr>
+              <w:t>User clicks to redirect to the Password Reset page for resetting his/her forgot password</w:t>
+            </w:r>
+          </w:p>
+        </w:tc>
+      </w:tr>
+      <w:tr>
+        <w:tblPrEx>
+          <w:tblBorders>
+            <w:top w:val="single" w:color="auto" w:sz="12" w:space="0"/>
+            <w:left w:val="single" w:color="auto" w:sz="12" w:space="0"/>
+            <w:bottom w:val="single" w:color="auto" w:sz="12" w:space="0"/>
+            <w:right w:val="single" w:color="auto" w:sz="12" w:space="0"/>
+            <w:insideH w:val="single" w:color="auto" w:sz="8" w:space="0"/>
+            <w:insideV w:val="single" w:color="auto" w:sz="8" w:space="0"/>
+          </w:tblBorders>
+          <w:tblCellMar>
+            <w:top w:w="0" w:type="dxa"/>
+            <w:left w:w="108" w:type="dxa"/>
+            <w:bottom w:w="0" w:type="dxa"/>
+            <w:right w:w="108" w:type="dxa"/>
+          </w:tblCellMar>
+        </w:tblPrEx>
+        <w:tc>
+          <w:tcPr>
+            <w:tcW w:w="2112" w:type="dxa"/>
+          </w:tcPr>
+          <w:p>
+            <w:pPr>
+              <w:shd w:val="clear" w:color="auto" w:fill="FFFFFF"/>
+              <w:rPr>
+                <w:rFonts w:hint="default" w:ascii="Times New Roman" w:hAnsi="Times New Roman" w:cs="Times New Roman"/>
+                <w:color w:val="444444"/>
+                <w:szCs w:val="22"/>
+              </w:rPr>
+            </w:pPr>
+            <w:r>
+              <w:rPr>
+                <w:rFonts w:hint="default" w:ascii="Times New Roman" w:hAnsi="Times New Roman" w:cs="Times New Roman"/>
+                <w:color w:val="444444"/>
+                <w:szCs w:val="22"/>
+              </w:rPr>
+              <w:t>Login with Google</w:t>
+            </w:r>
+          </w:p>
+        </w:tc>
+        <w:tc>
+          <w:tcPr>
+            <w:tcW w:w="1559" w:type="dxa"/>
+          </w:tcPr>
+          <w:p>
+            <w:pPr>
+              <w:shd w:val="clear" w:color="auto" w:fill="FFFFFF"/>
+              <w:rPr>
+                <w:rFonts w:hint="default" w:ascii="Times New Roman" w:hAnsi="Times New Roman" w:cs="Times New Roman"/>
+                <w:color w:val="444444"/>
+                <w:szCs w:val="22"/>
+              </w:rPr>
+            </w:pPr>
+            <w:r>
+              <w:rPr>
+                <w:rFonts w:hint="default" w:ascii="Times New Roman" w:hAnsi="Times New Roman" w:cs="Times New Roman"/>
+                <w:color w:val="444444"/>
+                <w:szCs w:val="22"/>
+              </w:rPr>
+              <w:t>Hyperlink</w:t>
+            </w:r>
+          </w:p>
+        </w:tc>
+        <w:tc>
+          <w:tcPr>
+            <w:tcW w:w="5670" w:type="dxa"/>
+          </w:tcPr>
+          <w:p>
+            <w:pPr>
+              <w:shd w:val="clear" w:color="auto" w:fill="FFFFFF"/>
+              <w:rPr>
+                <w:rFonts w:hint="default" w:ascii="Times New Roman" w:hAnsi="Times New Roman" w:cs="Times New Roman"/>
+                <w:color w:val="444444"/>
+                <w:szCs w:val="22"/>
+              </w:rPr>
+            </w:pPr>
+            <w:r>
+              <w:rPr>
+                <w:rFonts w:hint="default" w:ascii="Times New Roman" w:hAnsi="Times New Roman" w:cs="Times New Roman"/>
+                <w:color w:val="444444"/>
+                <w:szCs w:val="22"/>
+              </w:rPr>
+              <w:t>Allow user to login with his/her Google account</w:t>
+            </w:r>
+          </w:p>
+        </w:tc>
+      </w:tr>
+      <w:tr>
+        <w:tblPrEx>
+          <w:tblBorders>
+            <w:top w:val="single" w:color="auto" w:sz="12" w:space="0"/>
+            <w:left w:val="single" w:color="auto" w:sz="12" w:space="0"/>
+            <w:bottom w:val="single" w:color="auto" w:sz="12" w:space="0"/>
+            <w:right w:val="single" w:color="auto" w:sz="12" w:space="0"/>
+            <w:insideH w:val="single" w:color="auto" w:sz="8" w:space="0"/>
+            <w:insideV w:val="single" w:color="auto" w:sz="8" w:space="0"/>
+          </w:tblBorders>
+          <w:tblCellMar>
+            <w:top w:w="0" w:type="dxa"/>
+            <w:left w:w="108" w:type="dxa"/>
+            <w:bottom w:w="0" w:type="dxa"/>
+            <w:right w:w="108" w:type="dxa"/>
+          </w:tblCellMar>
+        </w:tblPrEx>
+        <w:tc>
+          <w:tcPr>
+            <w:tcW w:w="2112" w:type="dxa"/>
+          </w:tcPr>
+          <w:p>
+            <w:pPr>
+              <w:shd w:val="clear" w:color="auto" w:fill="FFFFFF"/>
+              <w:rPr>
+                <w:rFonts w:hint="default" w:ascii="Times New Roman" w:hAnsi="Times New Roman" w:cs="Times New Roman"/>
+                <w:color w:val="444444"/>
+                <w:szCs w:val="22"/>
+              </w:rPr>
+            </w:pPr>
+            <w:r>
+              <w:rPr>
+                <w:rFonts w:hint="default" w:ascii="Times New Roman" w:hAnsi="Times New Roman" w:cs="Times New Roman"/>
+                <w:color w:val="444444"/>
+                <w:szCs w:val="22"/>
+              </w:rPr>
+              <w:t>Login with Facebook</w:t>
+            </w:r>
+          </w:p>
+        </w:tc>
+        <w:tc>
+          <w:tcPr>
+            <w:tcW w:w="1559" w:type="dxa"/>
+          </w:tcPr>
+          <w:p>
+            <w:pPr>
+              <w:shd w:val="clear" w:color="auto" w:fill="FFFFFF"/>
+              <w:rPr>
+                <w:rFonts w:hint="default" w:ascii="Times New Roman" w:hAnsi="Times New Roman" w:cs="Times New Roman"/>
+                <w:color w:val="444444"/>
+                <w:szCs w:val="22"/>
+              </w:rPr>
+            </w:pPr>
+            <w:r>
+              <w:rPr>
+                <w:rFonts w:hint="default" w:ascii="Times New Roman" w:hAnsi="Times New Roman" w:cs="Times New Roman"/>
+                <w:color w:val="444444"/>
+                <w:szCs w:val="22"/>
+              </w:rPr>
+              <w:t>Hyperlink</w:t>
+            </w:r>
+          </w:p>
+        </w:tc>
+        <w:tc>
+          <w:tcPr>
+            <w:tcW w:w="5670" w:type="dxa"/>
+          </w:tcPr>
+          <w:p>
+            <w:pPr>
+              <w:shd w:val="clear" w:color="auto" w:fill="FFFFFF"/>
+              <w:rPr>
+                <w:rFonts w:hint="default" w:ascii="Times New Roman" w:hAnsi="Times New Roman" w:cs="Times New Roman"/>
+                <w:color w:val="444444"/>
+                <w:szCs w:val="22"/>
+              </w:rPr>
+            </w:pPr>
+            <w:r>
+              <w:rPr>
+                <w:rFonts w:hint="default" w:ascii="Times New Roman" w:hAnsi="Times New Roman" w:cs="Times New Roman"/>
+                <w:color w:val="444444"/>
+                <w:szCs w:val="22"/>
+              </w:rPr>
+              <w:t>Allow user to login with his/her Facebook account</w:t>
+            </w:r>
+          </w:p>
+        </w:tc>
+      </w:tr>
+    </w:tbl>
+    <w:p>
+      <w:pPr>
+        <w:rPr>
+          <w:rFonts w:hint="default" w:ascii="Times New Roman" w:hAnsi="Times New Roman" w:cs="Times New Roman"/>
+        </w:rPr>
+      </w:pPr>
+    </w:p>
+    <w:p>
+      <w:pPr>
+        <w:pStyle w:val="6"/>
+        <w:rPr>
+          <w:rFonts w:hint="default" w:ascii="Times New Roman" w:hAnsi="Times New Roman" w:cs="Times New Roman"/>
+        </w:rPr>
+      </w:pPr>
+      <w:r>
+        <w:rPr>
+          <w:rFonts w:hint="default" w:ascii="Times New Roman" w:hAnsi="Times New Roman" w:cs="Times New Roman"/>
+        </w:rPr>
+        <w:t>Database Access</w:t>
+      </w:r>
+    </w:p>
+    <w:tbl>
+      <w:tblPr>
+        <w:tblStyle w:val="16"/>
+        <w:tblW w:w="9341" w:type="dxa"/>
+        <w:tblInd w:w="0" w:type="dxa"/>
+        <w:tblBorders>
+          <w:top w:val="single" w:color="auto" w:sz="12" w:space="0"/>
+          <w:left w:val="single" w:color="auto" w:sz="12" w:space="0"/>
+          <w:bottom w:val="single" w:color="auto" w:sz="12" w:space="0"/>
+          <w:right w:val="single" w:color="auto" w:sz="12" w:space="0"/>
+          <w:insideH w:val="single" w:color="auto" w:sz="8" w:space="0"/>
+          <w:insideV w:val="single" w:color="auto" w:sz="8" w:space="0"/>
+        </w:tblBorders>
+        <w:tblLayout w:type="autofit"/>
+        <w:tblCellMar>
+          <w:top w:w="0" w:type="dxa"/>
+          <w:left w:w="108" w:type="dxa"/>
+          <w:bottom w:w="0" w:type="dxa"/>
+          <w:right w:w="108" w:type="dxa"/>
+        </w:tblCellMar>
+      </w:tblPr>
+      <w:tblGrid>
+        <w:gridCol w:w="1828"/>
+        <w:gridCol w:w="852"/>
+        <w:gridCol w:w="6661"/>
+      </w:tblGrid>
+      <w:tr>
+        <w:tblPrEx>
+          <w:tblBorders>
+            <w:top w:val="single" w:color="auto" w:sz="12" w:space="0"/>
+            <w:left w:val="single" w:color="auto" w:sz="12" w:space="0"/>
+            <w:bottom w:val="single" w:color="auto" w:sz="12" w:space="0"/>
+            <w:right w:val="single" w:color="auto" w:sz="12" w:space="0"/>
+            <w:insideH w:val="single" w:color="auto" w:sz="8" w:space="0"/>
+            <w:insideV w:val="single" w:color="auto" w:sz="8" w:space="0"/>
+          </w:tblBorders>
+          <w:tblCellMar>
+            <w:top w:w="0" w:type="dxa"/>
+            <w:left w:w="108" w:type="dxa"/>
+            <w:bottom w:w="0" w:type="dxa"/>
+            <w:right w:w="108" w:type="dxa"/>
+          </w:tblCellMar>
+        </w:tblPrEx>
+        <w:tc>
+          <w:tcPr>
+            <w:tcW w:w="1828" w:type="dxa"/>
+          </w:tcPr>
+          <w:p>
+            <w:pPr>
+              <w:shd w:val="clear" w:color="auto" w:fill="FFFFFF"/>
+              <w:rPr>
+                <w:rFonts w:hint="default" w:ascii="Times New Roman" w:hAnsi="Times New Roman" w:cs="Times New Roman"/>
+                <w:b/>
+                <w:bCs/>
+                <w:color w:val="444444"/>
+                <w:szCs w:val="22"/>
+              </w:rPr>
+            </w:pPr>
+            <w:r>
+              <w:rPr>
+                <w:rFonts w:hint="default" w:ascii="Times New Roman" w:hAnsi="Times New Roman" w:cs="Times New Roman"/>
+                <w:b/>
+                <w:bCs/>
+                <w:color w:val="444444"/>
+                <w:szCs w:val="22"/>
+              </w:rPr>
+              <w:t>Table</w:t>
+            </w:r>
+          </w:p>
+        </w:tc>
+        <w:tc>
+          <w:tcPr>
+            <w:tcW w:w="851" w:type="dxa"/>
+          </w:tcPr>
+          <w:p>
+            <w:pPr>
+              <w:shd w:val="clear" w:color="auto" w:fill="FFFFFF"/>
+              <w:jc w:val="center"/>
+              <w:rPr>
+                <w:rFonts w:hint="default" w:ascii="Times New Roman" w:hAnsi="Times New Roman" w:cs="Times New Roman"/>
+                <w:b/>
+                <w:bCs/>
+                <w:color w:val="444444"/>
+                <w:szCs w:val="22"/>
+              </w:rPr>
+            </w:pPr>
+            <w:r>
+              <w:rPr>
+                <w:rFonts w:hint="default" w:ascii="Times New Roman" w:hAnsi="Times New Roman" w:cs="Times New Roman"/>
+                <w:b/>
+                <w:bCs/>
+                <w:color w:val="444444"/>
+                <w:szCs w:val="22"/>
+              </w:rPr>
+              <w:t>CRUD</w:t>
+            </w:r>
+          </w:p>
+        </w:tc>
+        <w:tc>
+          <w:tcPr>
+            <w:tcW w:w="6662" w:type="dxa"/>
+          </w:tcPr>
+          <w:p>
+            <w:pPr>
+              <w:shd w:val="clear" w:color="auto" w:fill="FFFFFF"/>
+              <w:rPr>
+                <w:rFonts w:hint="default" w:ascii="Times New Roman" w:hAnsi="Times New Roman" w:cs="Times New Roman"/>
+                <w:b/>
+                <w:bCs/>
+                <w:color w:val="444444"/>
+                <w:szCs w:val="22"/>
+              </w:rPr>
+            </w:pPr>
+            <w:r>
+              <w:rPr>
+                <w:rFonts w:hint="default" w:ascii="Times New Roman" w:hAnsi="Times New Roman" w:cs="Times New Roman"/>
+                <w:b/>
+                <w:bCs/>
+                <w:color w:val="444444"/>
+                <w:szCs w:val="22"/>
+              </w:rPr>
+              <w:t>Description</w:t>
+            </w:r>
+          </w:p>
+        </w:tc>
+      </w:tr>
+      <w:tr>
+        <w:tblPrEx>
+          <w:tblBorders>
+            <w:top w:val="single" w:color="auto" w:sz="12" w:space="0"/>
+            <w:left w:val="single" w:color="auto" w:sz="12" w:space="0"/>
+            <w:bottom w:val="single" w:color="auto" w:sz="12" w:space="0"/>
+            <w:right w:val="single" w:color="auto" w:sz="12" w:space="0"/>
+            <w:insideH w:val="single" w:color="auto" w:sz="8" w:space="0"/>
+            <w:insideV w:val="single" w:color="auto" w:sz="8" w:space="0"/>
+          </w:tblBorders>
+          <w:tblCellMar>
+            <w:top w:w="0" w:type="dxa"/>
+            <w:left w:w="108" w:type="dxa"/>
+            <w:bottom w:w="0" w:type="dxa"/>
+            <w:right w:w="108" w:type="dxa"/>
+          </w:tblCellMar>
+        </w:tblPrEx>
+        <w:tc>
+          <w:tcPr>
+            <w:tcW w:w="1828" w:type="dxa"/>
+          </w:tcPr>
+          <w:p>
+            <w:pPr>
+              <w:shd w:val="clear" w:color="auto" w:fill="FFFFFF"/>
+              <w:rPr>
+                <w:rFonts w:hint="default" w:ascii="Times New Roman" w:hAnsi="Times New Roman" w:cs="Times New Roman"/>
+                <w:color w:val="444444"/>
+                <w:szCs w:val="22"/>
+              </w:rPr>
+            </w:pPr>
+            <w:r>
+              <w:rPr>
+                <w:rFonts w:hint="default" w:ascii="Times New Roman" w:hAnsi="Times New Roman" w:cs="Times New Roman"/>
+                <w:color w:val="444444"/>
+                <w:szCs w:val="22"/>
+              </w:rPr>
+              <w:t>User</w:t>
+            </w:r>
+          </w:p>
+        </w:tc>
+        <w:tc>
+          <w:tcPr>
+            <w:tcW w:w="851" w:type="dxa"/>
+          </w:tcPr>
+          <w:p>
+            <w:pPr>
+              <w:shd w:val="clear" w:color="auto" w:fill="FFFFFF"/>
+              <w:jc w:val="center"/>
+              <w:rPr>
+                <w:rFonts w:hint="default" w:ascii="Times New Roman" w:hAnsi="Times New Roman" w:cs="Times New Roman"/>
+                <w:color w:val="444444"/>
+                <w:szCs w:val="22"/>
+              </w:rPr>
+            </w:pPr>
+            <w:r>
+              <w:rPr>
+                <w:rFonts w:hint="default" w:ascii="Times New Roman" w:hAnsi="Times New Roman" w:cs="Times New Roman"/>
+                <w:color w:val="444444"/>
+                <w:szCs w:val="22"/>
+              </w:rPr>
+              <w:t>R</w:t>
+            </w:r>
+          </w:p>
+        </w:tc>
+        <w:tc>
+          <w:tcPr>
+            <w:tcW w:w="6662" w:type="dxa"/>
+          </w:tcPr>
+          <w:p>
+            <w:pPr>
+              <w:shd w:val="clear" w:color="auto" w:fill="FFFFFF"/>
+              <w:rPr>
+                <w:rFonts w:hint="default" w:ascii="Times New Roman" w:hAnsi="Times New Roman" w:cs="Times New Roman"/>
+                <w:color w:val="444444"/>
+                <w:szCs w:val="22"/>
+              </w:rPr>
+            </w:pPr>
+            <w:r>
+              <w:rPr>
+                <w:rFonts w:hint="default" w:ascii="Times New Roman" w:hAnsi="Times New Roman" w:cs="Times New Roman"/>
+                <w:color w:val="444444"/>
+                <w:szCs w:val="22"/>
+              </w:rPr>
+              <w:t>Verify UserName &amp; Password information</w:t>
+            </w:r>
+          </w:p>
+        </w:tc>
+      </w:tr>
+      <w:tr>
+        <w:tblPrEx>
+          <w:tblBorders>
+            <w:top w:val="single" w:color="auto" w:sz="12" w:space="0"/>
+            <w:left w:val="single" w:color="auto" w:sz="12" w:space="0"/>
+            <w:bottom w:val="single" w:color="auto" w:sz="12" w:space="0"/>
+            <w:right w:val="single" w:color="auto" w:sz="12" w:space="0"/>
+            <w:insideH w:val="single" w:color="auto" w:sz="8" w:space="0"/>
+            <w:insideV w:val="single" w:color="auto" w:sz="8" w:space="0"/>
+          </w:tblBorders>
+          <w:tblCellMar>
+            <w:top w:w="0" w:type="dxa"/>
+            <w:left w:w="108" w:type="dxa"/>
+            <w:bottom w:w="0" w:type="dxa"/>
+            <w:right w:w="108" w:type="dxa"/>
+          </w:tblCellMar>
+        </w:tblPrEx>
+        <w:tc>
+          <w:tcPr>
+            <w:tcW w:w="1828" w:type="dxa"/>
+          </w:tcPr>
+          <w:p>
+            <w:pPr>
+              <w:shd w:val="clear" w:color="auto" w:fill="FFFFFF"/>
+              <w:rPr>
+                <w:rFonts w:hint="default" w:ascii="Times New Roman" w:hAnsi="Times New Roman" w:cs="Times New Roman"/>
+                <w:color w:val="444444"/>
+                <w:szCs w:val="22"/>
+              </w:rPr>
+            </w:pPr>
+            <w:r>
+              <w:rPr>
+                <w:rFonts w:hint="default" w:ascii="Times New Roman" w:hAnsi="Times New Roman" w:cs="Times New Roman"/>
+                <w:color w:val="444444"/>
+                <w:szCs w:val="22"/>
+              </w:rPr>
+              <w:t>Setting, User</w:t>
+            </w:r>
+          </w:p>
+        </w:tc>
+        <w:tc>
+          <w:tcPr>
+            <w:tcW w:w="851" w:type="dxa"/>
+          </w:tcPr>
+          <w:p>
+            <w:pPr>
+              <w:shd w:val="clear" w:color="auto" w:fill="FFFFFF"/>
+              <w:jc w:val="center"/>
+              <w:rPr>
+                <w:rFonts w:hint="default" w:ascii="Times New Roman" w:hAnsi="Times New Roman" w:cs="Times New Roman"/>
+                <w:color w:val="444444"/>
+                <w:szCs w:val="22"/>
+              </w:rPr>
+            </w:pPr>
+            <w:r>
+              <w:rPr>
+                <w:rFonts w:hint="default" w:ascii="Times New Roman" w:hAnsi="Times New Roman" w:cs="Times New Roman"/>
+                <w:color w:val="444444"/>
+                <w:szCs w:val="22"/>
+              </w:rPr>
+              <w:t>R</w:t>
+            </w:r>
+          </w:p>
+        </w:tc>
+        <w:tc>
+          <w:tcPr>
+            <w:tcW w:w="6662" w:type="dxa"/>
+          </w:tcPr>
+          <w:p>
+            <w:pPr>
+              <w:shd w:val="clear" w:color="auto" w:fill="FFFFFF"/>
+              <w:rPr>
+                <w:rFonts w:hint="default" w:ascii="Times New Roman" w:hAnsi="Times New Roman" w:cs="Times New Roman"/>
+                <w:color w:val="444444"/>
+                <w:szCs w:val="22"/>
+              </w:rPr>
+            </w:pPr>
+            <w:r>
+              <w:rPr>
+                <w:rFonts w:hint="default" w:ascii="Times New Roman" w:hAnsi="Times New Roman" w:cs="Times New Roman"/>
+                <w:color w:val="444444"/>
+                <w:szCs w:val="22"/>
+              </w:rPr>
+              <w:t>Specify the authorizations of the logged-in user</w:t>
+            </w:r>
+          </w:p>
+        </w:tc>
+      </w:tr>
+    </w:tbl>
+    <w:p>
+      <w:pPr>
+        <w:rPr>
+          <w:rFonts w:hint="default" w:ascii="Times New Roman" w:hAnsi="Times New Roman" w:cs="Times New Roman"/>
+        </w:rPr>
+      </w:pPr>
+    </w:p>
+    <w:p>
+      <w:pPr>
+        <w:rPr>
+          <w:rFonts w:hint="default" w:ascii="Times New Roman" w:hAnsi="Times New Roman" w:cs="Times New Roman"/>
+          <w:b/>
+          <w:bCs/>
+          <w:i/>
+          <w:iCs/>
+        </w:rPr>
+      </w:pPr>
+      <w:r>
+        <w:rPr>
+          <w:rFonts w:hint="default" w:ascii="Times New Roman" w:hAnsi="Times New Roman" w:cs="Times New Roman"/>
+          <w:b/>
+          <w:bCs/>
+          <w:i/>
+          <w:iCs/>
+        </w:rPr>
+        <w:t>SQL Commands:</w:t>
+      </w:r>
+    </w:p>
+    <w:p>
+      <w:pPr>
+        <w:rPr>
+          <w:rFonts w:hint="default" w:ascii="Times New Roman" w:hAnsi="Times New Roman" w:cs="Times New Roman"/>
+        </w:rPr>
+      </w:pPr>
+      <w:r>
+        <w:rPr>
+          <w:rFonts w:hint="default" w:ascii="Times New Roman" w:hAnsi="Times New Roman" w:cs="Times New Roman"/>
+          <w:color w:val="444444"/>
+          <w:szCs w:val="22"/>
+        </w:rPr>
+        <w:t>1/ Verify UserName &amp; Password information</w:t>
+      </w:r>
+    </w:p>
+    <w:p>
+      <w:pPr>
+        <w:rPr>
+          <w:rFonts w:hint="default" w:ascii="Times New Roman" w:hAnsi="Times New Roman" w:cs="Times New Roman"/>
+          <w:color w:val="444444"/>
+          <w:szCs w:val="22"/>
+        </w:rPr>
+      </w:pPr>
+      <w:r>
+        <w:rPr>
+          <w:rFonts w:hint="default" w:ascii="Times New Roman" w:hAnsi="Times New Roman" w:cs="Times New Roman"/>
+          <w:color w:val="444444"/>
+          <w:szCs w:val="22"/>
+        </w:rPr>
+        <w:t xml:space="preserve">SELECT user_id, full_name, email, image_url, status </w:t>
+      </w:r>
+    </w:p>
+    <w:p>
+      <w:pPr>
+        <w:rPr>
+          <w:rFonts w:hint="default" w:ascii="Times New Roman" w:hAnsi="Times New Roman" w:cs="Times New Roman"/>
+          <w:color w:val="444444"/>
+          <w:szCs w:val="22"/>
+        </w:rPr>
+      </w:pPr>
+      <w:r>
+        <w:rPr>
+          <w:rFonts w:hint="default" w:ascii="Times New Roman" w:hAnsi="Times New Roman" w:cs="Times New Roman"/>
+          <w:color w:val="444444"/>
+          <w:szCs w:val="22"/>
+        </w:rPr>
+        <w:t>FROM user WHERE user_name = ? AND password = ?</w:t>
+      </w:r>
+    </w:p>
+    <w:p>
+      <w:pPr>
+        <w:rPr>
+          <w:rFonts w:hint="default" w:ascii="Times New Roman" w:hAnsi="Times New Roman" w:cs="Times New Roman"/>
+        </w:rPr>
+      </w:pPr>
+    </w:p>
+    <w:p>
+      <w:pPr>
+        <w:rPr>
+          <w:rFonts w:hint="default" w:ascii="Times New Roman" w:hAnsi="Times New Roman" w:cs="Times New Roman"/>
+          <w:color w:val="444444"/>
+          <w:szCs w:val="22"/>
+        </w:rPr>
+      </w:pPr>
+      <w:r>
+        <w:rPr>
+          <w:rFonts w:hint="default" w:ascii="Times New Roman" w:hAnsi="Times New Roman" w:cs="Times New Roman"/>
+        </w:rPr>
+        <w:t xml:space="preserve">2/ </w:t>
+      </w:r>
+      <w:r>
+        <w:rPr>
+          <w:rFonts w:hint="default" w:ascii="Times New Roman" w:hAnsi="Times New Roman" w:cs="Times New Roman"/>
+          <w:color w:val="444444"/>
+          <w:szCs w:val="22"/>
+        </w:rPr>
+        <w:t>Specify the authorizations of the logged-in user</w:t>
+      </w:r>
+    </w:p>
+    <w:p>
+      <w:pPr>
+        <w:rPr>
+          <w:rFonts w:hint="default" w:ascii="Times New Roman" w:hAnsi="Times New Roman" w:cs="Times New Roman"/>
+          <w:color w:val="444444"/>
+          <w:szCs w:val="22"/>
+        </w:rPr>
+      </w:pPr>
+      <w:r>
+        <w:rPr>
+          <w:rFonts w:hint="default" w:ascii="Times New Roman" w:hAnsi="Times New Roman" w:cs="Times New Roman"/>
+          <w:color w:val="444444"/>
+          <w:szCs w:val="22"/>
+        </w:rPr>
+        <w:t>SELECT mapped_values FROM setting WHERE setting_id = ?</w:t>
+      </w:r>
+    </w:p>
+    <w:p>
+      <w:pPr>
+        <w:rPr>
+          <w:rFonts w:hint="default" w:ascii="Times New Roman" w:hAnsi="Times New Roman" w:cs="Times New Roman"/>
+        </w:rPr>
+      </w:pPr>
+      <w:r>
+        <w:rPr>
+          <w:rFonts w:hint="default" w:ascii="Times New Roman" w:hAnsi="Times New Roman" w:cs="Times New Roman"/>
+          <w:color w:val="444444"/>
+          <w:szCs w:val="22"/>
+        </w:rPr>
+        <w:t>SELECT setting_name, mapped_values FROM setting WHERE setting_id IN (?)</w:t>
+      </w:r>
+    </w:p>
+    <w:p>
+      <w:pPr>
+        <w:rPr>
+          <w:rFonts w:hint="default" w:ascii="Times New Roman" w:hAnsi="Times New Roman" w:cs="Times New Roman"/>
+          <w:b/>
+          <w:bCs/>
+          <w:i/>
+          <w:iCs/>
+        </w:rPr>
+      </w:pPr>
+    </w:p>
+    <w:p>
+      <w:pPr>
+        <w:pStyle w:val="5"/>
+        <w:rPr>
+          <w:rFonts w:hint="default" w:ascii="Times New Roman" w:hAnsi="Times New Roman" w:cs="Times New Roman"/>
+          <w:lang w:val="vi-VN"/>
+        </w:rPr>
+      </w:pPr>
+      <w:r>
+        <w:rPr>
+          <w:rFonts w:hint="default" w:ascii="Times New Roman" w:hAnsi="Times New Roman" w:cs="Times New Roman"/>
+        </w:rPr>
+        <w:t>b.</w:t>
+      </w:r>
+      <w:r>
+        <w:rPr>
+          <w:rFonts w:hint="default" w:ascii="Times New Roman" w:hAnsi="Times New Roman" w:cs="Times New Roman"/>
+          <w:lang w:val="vi-VN"/>
+        </w:rPr>
+        <w:t xml:space="preserve"> Setting List</w:t>
+      </w:r>
+    </w:p>
+    <w:p>
+      <w:pPr>
+        <w:pStyle w:val="6"/>
+        <w:rPr>
+          <w:rFonts w:hint="default" w:ascii="Times New Roman" w:hAnsi="Times New Roman" w:cs="Times New Roman"/>
+        </w:rPr>
+      </w:pPr>
+      <w:r>
+        <w:rPr>
+          <w:rFonts w:hint="default" w:ascii="Times New Roman" w:hAnsi="Times New Roman" w:cs="Times New Roman"/>
+        </w:rPr>
+        <w:t>UI Design</w:t>
+      </w:r>
+    </w:p>
+    <w:p>
+      <w:pPr>
+        <w:rPr>
+          <w:rFonts w:hint="default" w:ascii="Times New Roman" w:hAnsi="Times New Roman" w:cs="Times New Roman"/>
+        </w:rPr>
+      </w:pPr>
+      <w:r>
+        <w:rPr>
+          <w:rFonts w:hint="default" w:ascii="Times New Roman" w:hAnsi="Times New Roman" w:cs="Times New Roman"/>
+        </w:rPr>
+        <w:drawing>
+          <wp:inline distT="0" distB="0" distL="0" distR="0">
+            <wp:extent cx="5769610" cy="1752600"/>
+            <wp:effectExtent l="0" t="0" r="2540" b="0"/>
+            <wp:docPr id="14" name="Picture 14"/>
+            <wp:cNvGraphicFramePr>
+              <a:graphicFrameLocks xmlns:a="http://schemas.openxmlformats.org/drawingml/2006/main" noChangeAspect="1"/>
+            </wp:cNvGraphicFramePr>
+            <a:graphic xmlns:a="http://schemas.openxmlformats.org/drawingml/2006/main">
+              <a:graphicData uri="http://schemas.openxmlformats.org/drawingml/2006/picture">
+                <pic:pic xmlns:pic="http://schemas.openxmlformats.org/drawingml/2006/picture">
+                  <pic:nvPicPr>
+                    <pic:cNvPr id="14" name="Picture 14"/>
+                    <pic:cNvPicPr>
+                      <a:picLocks noChangeAspect="1"/>
+                    </pic:cNvPicPr>
+                  </pic:nvPicPr>
+                  <pic:blipFill>
+                    <a:blip r:embed="rId15"/>
+                    <a:stretch>
+                      <a:fillRect/>
+                    </a:stretch>
+                  </pic:blipFill>
+                  <pic:spPr>
+                    <a:xfrm>
+                      <a:off x="0" y="0"/>
+                      <a:ext cx="5776541" cy="1755180"/>
+                    </a:xfrm>
+                    <a:prstGeom prst="rect">
+                      <a:avLst/>
+                    </a:prstGeom>
+                  </pic:spPr>
+                </pic:pic>
+              </a:graphicData>
+            </a:graphic>
+          </wp:inline>
+        </w:drawing>
+      </w:r>
+    </w:p>
+    <w:p>
+      <w:pPr>
+        <w:rPr>
+          <w:rFonts w:hint="default" w:ascii="Times New Roman" w:hAnsi="Times New Roman" w:cs="Times New Roman"/>
+        </w:rPr>
+      </w:pPr>
     </w:p>
     <w:tbl>
       <w:tblPr>
@@ -18007,7 +20296,7 @@
                 <w:color w:val="444444"/>
                 <w:szCs w:val="22"/>
               </w:rPr>
-              <w:t>Field Group Name</w:t>
+              <w:t>Search Fields</w:t>
             </w:r>
           </w:p>
         </w:tc>
@@ -18048,7 +20337,7 @@
                 <w:color w:val="444444"/>
                 <w:szCs w:val="22"/>
               </w:rPr>
-              <w:t>&lt;&lt;Field-Name&gt;&gt;</w:t>
+              <w:t>Setting Type</w:t>
             </w:r>
           </w:p>
         </w:tc>
@@ -18071,7 +20360,25 @@
                 <w:color w:val="444444"/>
                 <w:szCs w:val="22"/>
               </w:rPr>
-              <w:t>&lt;&lt;Field type&gt;&gt;</w:t>
+              <w:t>Combo Box</w:t>
+            </w:r>
+          </w:p>
+          <w:p>
+            <w:pPr>
+              <w:shd w:val="clear" w:color="auto" w:fill="FFFFFF"/>
+              <w:rPr>
+                <w:rFonts w:hint="default" w:ascii="Times New Roman" w:hAnsi="Times New Roman" w:cs="Times New Roman"/>
+                <w:color w:val="444444"/>
+                <w:szCs w:val="22"/>
+              </w:rPr>
+            </w:pPr>
+            <w:r>
+              <w:rPr>
+                <w:rFonts w:hint="default" w:ascii="Times New Roman" w:hAnsi="Times New Roman" w:cs="Times New Roman"/>
+                <w:color w:val="444444"/>
+                <w:szCs w:val="22"/>
+              </w:rPr>
+              <w:t>Single-Choice</w:t>
             </w:r>
           </w:p>
         </w:tc>
@@ -18094,7 +20401,1293 @@
                 <w:color w:val="444444"/>
                 <w:szCs w:val="22"/>
               </w:rPr>
-              <w:t>&lt;&lt;Field description &amp; data initializing design&gt;&gt;</w:t>
+              <w:t>Filled with the list of current active setting types</w:t>
+            </w:r>
+          </w:p>
+          <w:p>
+            <w:pPr>
+              <w:shd w:val="clear" w:color="auto" w:fill="FFFFFF"/>
+              <w:rPr>
+                <w:rFonts w:hint="default" w:ascii="Times New Roman" w:hAnsi="Times New Roman" w:cs="Times New Roman"/>
+                <w:color w:val="444444"/>
+                <w:szCs w:val="22"/>
+              </w:rPr>
+            </w:pPr>
+            <w:r>
+              <w:rPr>
+                <w:rFonts w:hint="default" w:ascii="Times New Roman" w:hAnsi="Times New Roman" w:cs="Times New Roman"/>
+                <w:color w:val="444444"/>
+                <w:szCs w:val="22"/>
+              </w:rPr>
+              <w:t xml:space="preserve">Allow to filter the list by setting type; </w:t>
+            </w:r>
+          </w:p>
+          <w:p>
+            <w:pPr>
+              <w:shd w:val="clear" w:color="auto" w:fill="FFFFFF"/>
+              <w:rPr>
+                <w:rFonts w:hint="default" w:ascii="Times New Roman" w:hAnsi="Times New Roman" w:cs="Times New Roman"/>
+                <w:color w:val="444444"/>
+                <w:szCs w:val="22"/>
+              </w:rPr>
+            </w:pPr>
+            <w:r>
+              <w:rPr>
+                <w:rFonts w:hint="default" w:ascii="Times New Roman" w:hAnsi="Times New Roman" w:cs="Times New Roman"/>
+                <w:color w:val="444444"/>
+                <w:szCs w:val="22"/>
+              </w:rPr>
+              <w:t>Default value is “All Types”</w:t>
+            </w:r>
+          </w:p>
+        </w:tc>
+      </w:tr>
+      <w:tr>
+        <w:tblPrEx>
+          <w:tblBorders>
+            <w:top w:val="single" w:color="auto" w:sz="12" w:space="0"/>
+            <w:left w:val="single" w:color="auto" w:sz="12" w:space="0"/>
+            <w:bottom w:val="single" w:color="auto" w:sz="12" w:space="0"/>
+            <w:right w:val="single" w:color="auto" w:sz="12" w:space="0"/>
+            <w:insideH w:val="single" w:color="auto" w:sz="8" w:space="0"/>
+            <w:insideV w:val="single" w:color="auto" w:sz="8" w:space="0"/>
+          </w:tblBorders>
+          <w:tblCellMar>
+            <w:top w:w="0" w:type="dxa"/>
+            <w:left w:w="108" w:type="dxa"/>
+            <w:bottom w:w="0" w:type="dxa"/>
+            <w:right w:w="108" w:type="dxa"/>
+          </w:tblCellMar>
+        </w:tblPrEx>
+        <w:tc>
+          <w:tcPr>
+            <w:tcW w:w="1828" w:type="dxa"/>
+          </w:tcPr>
+          <w:p>
+            <w:pPr>
+              <w:shd w:val="clear" w:color="auto" w:fill="FFFFFF"/>
+              <w:rPr>
+                <w:rFonts w:hint="default" w:ascii="Times New Roman" w:hAnsi="Times New Roman" w:cs="Times New Roman"/>
+                <w:color w:val="444444"/>
+                <w:szCs w:val="22"/>
+              </w:rPr>
+            </w:pPr>
+            <w:r>
+              <w:rPr>
+                <w:rFonts w:hint="default" w:ascii="Times New Roman" w:hAnsi="Times New Roman" w:cs="Times New Roman"/>
+                <w:color w:val="444444"/>
+                <w:szCs w:val="22"/>
+              </w:rPr>
+              <w:t>Setting Status</w:t>
+            </w:r>
+          </w:p>
+        </w:tc>
+        <w:tc>
+          <w:tcPr>
+            <w:tcW w:w="1701" w:type="dxa"/>
+          </w:tcPr>
+          <w:p>
+            <w:pPr>
+              <w:shd w:val="clear" w:color="auto" w:fill="FFFFFF"/>
+              <w:rPr>
+                <w:rFonts w:hint="default" w:ascii="Times New Roman" w:hAnsi="Times New Roman" w:cs="Times New Roman"/>
+                <w:color w:val="444444"/>
+                <w:szCs w:val="22"/>
+              </w:rPr>
+            </w:pPr>
+            <w:r>
+              <w:rPr>
+                <w:rFonts w:hint="default" w:ascii="Times New Roman" w:hAnsi="Times New Roman" w:cs="Times New Roman"/>
+                <w:color w:val="444444"/>
+                <w:szCs w:val="22"/>
+              </w:rPr>
+              <w:t>Combo Box</w:t>
+            </w:r>
+          </w:p>
+          <w:p>
+            <w:pPr>
+              <w:shd w:val="clear" w:color="auto" w:fill="FFFFFF"/>
+              <w:rPr>
+                <w:rFonts w:hint="default" w:ascii="Times New Roman" w:hAnsi="Times New Roman" w:cs="Times New Roman"/>
+                <w:color w:val="444444"/>
+                <w:szCs w:val="22"/>
+              </w:rPr>
+            </w:pPr>
+            <w:r>
+              <w:rPr>
+                <w:rFonts w:hint="default" w:ascii="Times New Roman" w:hAnsi="Times New Roman" w:cs="Times New Roman"/>
+                <w:color w:val="444444"/>
+                <w:szCs w:val="22"/>
+              </w:rPr>
+              <w:t>Single-Choice</w:t>
+            </w:r>
+          </w:p>
+        </w:tc>
+        <w:tc>
+          <w:tcPr>
+            <w:tcW w:w="5812" w:type="dxa"/>
+          </w:tcPr>
+          <w:p>
+            <w:pPr>
+              <w:shd w:val="clear" w:color="auto" w:fill="FFFFFF"/>
+              <w:rPr>
+                <w:rFonts w:hint="default" w:ascii="Times New Roman" w:hAnsi="Times New Roman" w:cs="Times New Roman"/>
+                <w:color w:val="444444"/>
+                <w:szCs w:val="22"/>
+              </w:rPr>
+            </w:pPr>
+            <w:r>
+              <w:rPr>
+                <w:rFonts w:hint="default" w:ascii="Times New Roman" w:hAnsi="Times New Roman" w:cs="Times New Roman"/>
+                <w:color w:val="444444"/>
+                <w:szCs w:val="22"/>
+              </w:rPr>
+              <w:t>Values: All Statuses (default), Active, and Inactive</w:t>
+            </w:r>
+          </w:p>
+          <w:p>
+            <w:pPr>
+              <w:shd w:val="clear" w:color="auto" w:fill="FFFFFF"/>
+              <w:rPr>
+                <w:rFonts w:hint="default" w:ascii="Times New Roman" w:hAnsi="Times New Roman" w:cs="Times New Roman"/>
+                <w:color w:val="444444"/>
+                <w:szCs w:val="22"/>
+              </w:rPr>
+            </w:pPr>
+            <w:r>
+              <w:rPr>
+                <w:rFonts w:hint="default" w:ascii="Times New Roman" w:hAnsi="Times New Roman" w:cs="Times New Roman"/>
+                <w:color w:val="444444"/>
+                <w:szCs w:val="22"/>
+              </w:rPr>
+              <w:t>Allow to filter the list by status</w:t>
+            </w:r>
+          </w:p>
+          <w:p>
+            <w:pPr>
+              <w:shd w:val="clear" w:color="auto" w:fill="FFFFFF"/>
+              <w:rPr>
+                <w:rFonts w:hint="default" w:ascii="Times New Roman" w:hAnsi="Times New Roman" w:cs="Times New Roman"/>
+                <w:color w:val="444444"/>
+                <w:szCs w:val="22"/>
+              </w:rPr>
+            </w:pPr>
+            <w:r>
+              <w:rPr>
+                <w:rFonts w:hint="default" w:ascii="Times New Roman" w:hAnsi="Times New Roman" w:cs="Times New Roman"/>
+                <w:color w:val="444444"/>
+                <w:szCs w:val="22"/>
+              </w:rPr>
+              <w:t>Default value: “All Statuses”</w:t>
+            </w:r>
+          </w:p>
+        </w:tc>
+      </w:tr>
+      <w:tr>
+        <w:tblPrEx>
+          <w:tblBorders>
+            <w:top w:val="single" w:color="auto" w:sz="12" w:space="0"/>
+            <w:left w:val="single" w:color="auto" w:sz="12" w:space="0"/>
+            <w:bottom w:val="single" w:color="auto" w:sz="12" w:space="0"/>
+            <w:right w:val="single" w:color="auto" w:sz="12" w:space="0"/>
+            <w:insideH w:val="single" w:color="auto" w:sz="8" w:space="0"/>
+            <w:insideV w:val="single" w:color="auto" w:sz="8" w:space="0"/>
+          </w:tblBorders>
+          <w:tblCellMar>
+            <w:top w:w="0" w:type="dxa"/>
+            <w:left w:w="108" w:type="dxa"/>
+            <w:bottom w:w="0" w:type="dxa"/>
+            <w:right w:w="108" w:type="dxa"/>
+          </w:tblCellMar>
+        </w:tblPrEx>
+        <w:tc>
+          <w:tcPr>
+            <w:tcW w:w="1828" w:type="dxa"/>
+          </w:tcPr>
+          <w:p>
+            <w:pPr>
+              <w:shd w:val="clear" w:color="auto" w:fill="FFFFFF"/>
+              <w:rPr>
+                <w:rFonts w:hint="default" w:ascii="Times New Roman" w:hAnsi="Times New Roman" w:cs="Times New Roman"/>
+                <w:color w:val="444444"/>
+                <w:szCs w:val="22"/>
+              </w:rPr>
+            </w:pPr>
+            <w:r>
+              <w:rPr>
+                <w:rFonts w:hint="default" w:ascii="Times New Roman" w:hAnsi="Times New Roman" w:cs="Times New Roman"/>
+                <w:color w:val="444444"/>
+                <w:szCs w:val="22"/>
+              </w:rPr>
+              <w:t>Search Phase</w:t>
+            </w:r>
+          </w:p>
+        </w:tc>
+        <w:tc>
+          <w:tcPr>
+            <w:tcW w:w="1701" w:type="dxa"/>
+          </w:tcPr>
+          <w:p>
+            <w:pPr>
+              <w:shd w:val="clear" w:color="auto" w:fill="FFFFFF"/>
+              <w:rPr>
+                <w:rFonts w:hint="default" w:ascii="Times New Roman" w:hAnsi="Times New Roman" w:cs="Times New Roman"/>
+                <w:color w:val="444444"/>
+                <w:szCs w:val="22"/>
+              </w:rPr>
+            </w:pPr>
+            <w:r>
+              <w:rPr>
+                <w:rFonts w:hint="default" w:ascii="Times New Roman" w:hAnsi="Times New Roman" w:cs="Times New Roman"/>
+                <w:color w:val="444444"/>
+                <w:szCs w:val="22"/>
+              </w:rPr>
+              <w:t>Text Box</w:t>
+            </w:r>
+          </w:p>
+          <w:p>
+            <w:pPr>
+              <w:shd w:val="clear" w:color="auto" w:fill="FFFFFF"/>
+              <w:rPr>
+                <w:rFonts w:hint="default" w:ascii="Times New Roman" w:hAnsi="Times New Roman" w:cs="Times New Roman"/>
+                <w:color w:val="444444"/>
+                <w:szCs w:val="22"/>
+              </w:rPr>
+            </w:pPr>
+            <w:r>
+              <w:rPr>
+                <w:rFonts w:hint="default" w:ascii="Times New Roman" w:hAnsi="Times New Roman" w:cs="Times New Roman"/>
+                <w:color w:val="444444"/>
+                <w:szCs w:val="22"/>
+              </w:rPr>
+              <w:t>String (30)</w:t>
+            </w:r>
+          </w:p>
+        </w:tc>
+        <w:tc>
+          <w:tcPr>
+            <w:tcW w:w="5812" w:type="dxa"/>
+          </w:tcPr>
+          <w:p>
+            <w:pPr>
+              <w:shd w:val="clear" w:color="auto" w:fill="FFFFFF"/>
+              <w:rPr>
+                <w:rFonts w:hint="default" w:ascii="Times New Roman" w:hAnsi="Times New Roman" w:cs="Times New Roman"/>
+                <w:color w:val="444444"/>
+                <w:szCs w:val="22"/>
+              </w:rPr>
+            </w:pPr>
+            <w:r>
+              <w:rPr>
+                <w:rFonts w:hint="default" w:ascii="Times New Roman" w:hAnsi="Times New Roman" w:cs="Times New Roman"/>
+                <w:color w:val="444444"/>
+                <w:szCs w:val="22"/>
+              </w:rPr>
+              <w:t>Allow to search using the name or map values</w:t>
+            </w:r>
+          </w:p>
+          <w:p>
+            <w:pPr>
+              <w:shd w:val="clear" w:color="auto" w:fill="FFFFFF"/>
+              <w:rPr>
+                <w:rFonts w:hint="default" w:ascii="Times New Roman" w:hAnsi="Times New Roman" w:cs="Times New Roman"/>
+                <w:color w:val="444444"/>
+                <w:szCs w:val="22"/>
+              </w:rPr>
+            </w:pPr>
+            <w:r>
+              <w:rPr>
+                <w:rFonts w:hint="default" w:ascii="Times New Roman" w:hAnsi="Times New Roman" w:cs="Times New Roman"/>
+                <w:color w:val="444444"/>
+                <w:szCs w:val="22"/>
+              </w:rPr>
+              <w:t>Default value: blank</w:t>
+            </w:r>
+          </w:p>
+        </w:tc>
+      </w:tr>
+      <w:tr>
+        <w:tblPrEx>
+          <w:tblBorders>
+            <w:top w:val="single" w:color="auto" w:sz="12" w:space="0"/>
+            <w:left w:val="single" w:color="auto" w:sz="12" w:space="0"/>
+            <w:bottom w:val="single" w:color="auto" w:sz="12" w:space="0"/>
+            <w:right w:val="single" w:color="auto" w:sz="12" w:space="0"/>
+            <w:insideH w:val="single" w:color="auto" w:sz="8" w:space="0"/>
+            <w:insideV w:val="single" w:color="auto" w:sz="8" w:space="0"/>
+          </w:tblBorders>
+          <w:tblCellMar>
+            <w:top w:w="0" w:type="dxa"/>
+            <w:left w:w="108" w:type="dxa"/>
+            <w:bottom w:w="0" w:type="dxa"/>
+            <w:right w:w="108" w:type="dxa"/>
+          </w:tblCellMar>
+        </w:tblPrEx>
+        <w:tc>
+          <w:tcPr>
+            <w:tcW w:w="1828" w:type="dxa"/>
+          </w:tcPr>
+          <w:p>
+            <w:pPr>
+              <w:shd w:val="clear" w:color="auto" w:fill="FFFFFF"/>
+              <w:rPr>
+                <w:rFonts w:hint="default" w:ascii="Times New Roman" w:hAnsi="Times New Roman" w:cs="Times New Roman"/>
+                <w:color w:val="444444"/>
+                <w:szCs w:val="22"/>
+              </w:rPr>
+            </w:pPr>
+            <w:r>
+              <w:rPr>
+                <w:rFonts w:hint="default" w:ascii="Times New Roman" w:hAnsi="Times New Roman" w:cs="Times New Roman"/>
+                <w:color w:val="444444"/>
+                <w:szCs w:val="22"/>
+              </w:rPr>
+              <w:t>Search</w:t>
+            </w:r>
+          </w:p>
+        </w:tc>
+        <w:tc>
+          <w:tcPr>
+            <w:tcW w:w="1701" w:type="dxa"/>
+          </w:tcPr>
+          <w:p>
+            <w:pPr>
+              <w:shd w:val="clear" w:color="auto" w:fill="FFFFFF"/>
+              <w:rPr>
+                <w:rFonts w:hint="default" w:ascii="Times New Roman" w:hAnsi="Times New Roman" w:cs="Times New Roman"/>
+                <w:color w:val="444444"/>
+                <w:szCs w:val="22"/>
+              </w:rPr>
+            </w:pPr>
+            <w:r>
+              <w:rPr>
+                <w:rFonts w:hint="default" w:ascii="Times New Roman" w:hAnsi="Times New Roman" w:cs="Times New Roman"/>
+                <w:color w:val="444444"/>
+                <w:szCs w:val="22"/>
+              </w:rPr>
+              <w:t>Button</w:t>
+            </w:r>
+          </w:p>
+        </w:tc>
+        <w:tc>
+          <w:tcPr>
+            <w:tcW w:w="5812" w:type="dxa"/>
+          </w:tcPr>
+          <w:p>
+            <w:pPr>
+              <w:shd w:val="clear" w:color="auto" w:fill="FFFFFF"/>
+              <w:jc w:val="both"/>
+              <w:rPr>
+                <w:rFonts w:hint="default" w:ascii="Times New Roman" w:hAnsi="Times New Roman" w:cs="Times New Roman"/>
+                <w:color w:val="444444"/>
+                <w:szCs w:val="22"/>
+              </w:rPr>
+            </w:pPr>
+            <w:r>
+              <w:rPr>
+                <w:rFonts w:hint="default" w:ascii="Times New Roman" w:hAnsi="Times New Roman" w:cs="Times New Roman"/>
+                <w:color w:val="444444"/>
+                <w:szCs w:val="22"/>
+              </w:rPr>
+              <w:t>Click to refresh the list with the defined filter(s) and search phrase.</w:t>
+            </w:r>
+          </w:p>
+        </w:tc>
+      </w:tr>
+      <w:tr>
+        <w:tblPrEx>
+          <w:tblBorders>
+            <w:top w:val="single" w:color="auto" w:sz="12" w:space="0"/>
+            <w:left w:val="single" w:color="auto" w:sz="12" w:space="0"/>
+            <w:bottom w:val="single" w:color="auto" w:sz="12" w:space="0"/>
+            <w:right w:val="single" w:color="auto" w:sz="12" w:space="0"/>
+            <w:insideH w:val="single" w:color="auto" w:sz="8" w:space="0"/>
+            <w:insideV w:val="single" w:color="auto" w:sz="8" w:space="0"/>
+          </w:tblBorders>
+          <w:tblCellMar>
+            <w:top w:w="0" w:type="dxa"/>
+            <w:left w:w="108" w:type="dxa"/>
+            <w:bottom w:w="0" w:type="dxa"/>
+            <w:right w:w="108" w:type="dxa"/>
+          </w:tblCellMar>
+        </w:tblPrEx>
+        <w:tc>
+          <w:tcPr>
+            <w:tcW w:w="1828" w:type="dxa"/>
+          </w:tcPr>
+          <w:p>
+            <w:pPr>
+              <w:shd w:val="clear" w:color="auto" w:fill="FFFFFF"/>
+              <w:rPr>
+                <w:rFonts w:hint="default" w:ascii="Times New Roman" w:hAnsi="Times New Roman" w:cs="Times New Roman"/>
+                <w:color w:val="444444"/>
+                <w:szCs w:val="22"/>
+              </w:rPr>
+            </w:pPr>
+            <w:r>
+              <w:rPr>
+                <w:rFonts w:hint="default" w:ascii="Times New Roman" w:hAnsi="Times New Roman" w:cs="Times New Roman"/>
+                <w:color w:val="444444"/>
+                <w:szCs w:val="22"/>
+              </w:rPr>
+              <w:t>Add New</w:t>
+            </w:r>
+          </w:p>
+        </w:tc>
+        <w:tc>
+          <w:tcPr>
+            <w:tcW w:w="1701" w:type="dxa"/>
+          </w:tcPr>
+          <w:p>
+            <w:pPr>
+              <w:shd w:val="clear" w:color="auto" w:fill="FFFFFF"/>
+              <w:rPr>
+                <w:rFonts w:hint="default" w:ascii="Times New Roman" w:hAnsi="Times New Roman" w:cs="Times New Roman"/>
+                <w:color w:val="444444"/>
+                <w:szCs w:val="22"/>
+              </w:rPr>
+            </w:pPr>
+            <w:r>
+              <w:rPr>
+                <w:rFonts w:hint="default" w:ascii="Times New Roman" w:hAnsi="Times New Roman" w:cs="Times New Roman"/>
+                <w:color w:val="444444"/>
+                <w:szCs w:val="22"/>
+              </w:rPr>
+              <w:t>Hyperlink</w:t>
+            </w:r>
+          </w:p>
+        </w:tc>
+        <w:tc>
+          <w:tcPr>
+            <w:tcW w:w="5812" w:type="dxa"/>
+          </w:tcPr>
+          <w:p>
+            <w:pPr>
+              <w:shd w:val="clear" w:color="auto" w:fill="FFFFFF"/>
+              <w:jc w:val="both"/>
+              <w:rPr>
+                <w:rFonts w:hint="default" w:ascii="Times New Roman" w:hAnsi="Times New Roman" w:cs="Times New Roman"/>
+                <w:color w:val="444444"/>
+                <w:szCs w:val="22"/>
+              </w:rPr>
+            </w:pPr>
+            <w:r>
+              <w:rPr>
+                <w:rFonts w:hint="default" w:ascii="Times New Roman" w:hAnsi="Times New Roman" w:cs="Times New Roman"/>
+                <w:color w:val="444444"/>
+                <w:szCs w:val="22"/>
+              </w:rPr>
+              <w:t>Click to open the Setting Details page for adding new setting (master data)</w:t>
+            </w:r>
+          </w:p>
+        </w:tc>
+      </w:tr>
+      <w:tr>
+        <w:tblPrEx>
+          <w:tblBorders>
+            <w:top w:val="single" w:color="auto" w:sz="12" w:space="0"/>
+            <w:left w:val="single" w:color="auto" w:sz="12" w:space="0"/>
+            <w:bottom w:val="single" w:color="auto" w:sz="12" w:space="0"/>
+            <w:right w:val="single" w:color="auto" w:sz="12" w:space="0"/>
+            <w:insideH w:val="single" w:color="auto" w:sz="8" w:space="0"/>
+            <w:insideV w:val="single" w:color="auto" w:sz="8" w:space="0"/>
+          </w:tblBorders>
+          <w:tblCellMar>
+            <w:top w:w="0" w:type="dxa"/>
+            <w:left w:w="108" w:type="dxa"/>
+            <w:bottom w:w="0" w:type="dxa"/>
+            <w:right w:w="108" w:type="dxa"/>
+          </w:tblCellMar>
+        </w:tblPrEx>
+        <w:tc>
+          <w:tcPr>
+            <w:tcW w:w="9341" w:type="dxa"/>
+            <w:gridSpan w:val="3"/>
+          </w:tcPr>
+          <w:p>
+            <w:pPr>
+              <w:shd w:val="clear" w:color="auto" w:fill="FFFFFF"/>
+              <w:jc w:val="both"/>
+              <w:rPr>
+                <w:rFonts w:hint="default" w:ascii="Times New Roman" w:hAnsi="Times New Roman" w:cs="Times New Roman"/>
+                <w:b/>
+                <w:bCs/>
+                <w:i/>
+                <w:iCs/>
+                <w:color w:val="444444"/>
+                <w:szCs w:val="22"/>
+              </w:rPr>
+            </w:pPr>
+            <w:r>
+              <w:rPr>
+                <w:rFonts w:hint="default" w:ascii="Times New Roman" w:hAnsi="Times New Roman" w:cs="Times New Roman"/>
+                <w:b/>
+                <w:bCs/>
+                <w:i/>
+                <w:iCs/>
+                <w:color w:val="444444"/>
+                <w:szCs w:val="22"/>
+              </w:rPr>
+              <w:t>Data Table</w:t>
+            </w:r>
+          </w:p>
+        </w:tc>
+      </w:tr>
+      <w:tr>
+        <w:tblPrEx>
+          <w:tblBorders>
+            <w:top w:val="single" w:color="auto" w:sz="12" w:space="0"/>
+            <w:left w:val="single" w:color="auto" w:sz="12" w:space="0"/>
+            <w:bottom w:val="single" w:color="auto" w:sz="12" w:space="0"/>
+            <w:right w:val="single" w:color="auto" w:sz="12" w:space="0"/>
+            <w:insideH w:val="single" w:color="auto" w:sz="8" w:space="0"/>
+            <w:insideV w:val="single" w:color="auto" w:sz="8" w:space="0"/>
+          </w:tblBorders>
+          <w:tblCellMar>
+            <w:top w:w="0" w:type="dxa"/>
+            <w:left w:w="108" w:type="dxa"/>
+            <w:bottom w:w="0" w:type="dxa"/>
+            <w:right w:w="108" w:type="dxa"/>
+          </w:tblCellMar>
+        </w:tblPrEx>
+        <w:tc>
+          <w:tcPr>
+            <w:tcW w:w="1828" w:type="dxa"/>
+          </w:tcPr>
+          <w:p>
+            <w:pPr>
+              <w:shd w:val="clear" w:color="auto" w:fill="FFFFFF"/>
+              <w:rPr>
+                <w:rFonts w:hint="default" w:ascii="Times New Roman" w:hAnsi="Times New Roman" w:cs="Times New Roman"/>
+                <w:color w:val="444444"/>
+                <w:szCs w:val="22"/>
+              </w:rPr>
+            </w:pPr>
+            <w:r>
+              <w:rPr>
+                <w:rFonts w:hint="default" w:ascii="Times New Roman" w:hAnsi="Times New Roman" w:cs="Times New Roman"/>
+                <w:color w:val="444444"/>
+                <w:szCs w:val="22"/>
+              </w:rPr>
+              <w:t>ID</w:t>
+            </w:r>
+          </w:p>
+        </w:tc>
+        <w:tc>
+          <w:tcPr>
+            <w:tcW w:w="1701" w:type="dxa"/>
+          </w:tcPr>
+          <w:p>
+            <w:pPr>
+              <w:shd w:val="clear" w:color="auto" w:fill="FFFFFF"/>
+              <w:rPr>
+                <w:rFonts w:hint="default" w:ascii="Times New Roman" w:hAnsi="Times New Roman" w:cs="Times New Roman"/>
+                <w:color w:val="444444"/>
+                <w:szCs w:val="22"/>
+              </w:rPr>
+            </w:pPr>
+            <w:r>
+              <w:rPr>
+                <w:rFonts w:hint="default" w:ascii="Times New Roman" w:hAnsi="Times New Roman" w:cs="Times New Roman"/>
+                <w:color w:val="444444"/>
+                <w:szCs w:val="22"/>
+              </w:rPr>
+              <w:t>Integer</w:t>
+            </w:r>
+          </w:p>
+        </w:tc>
+        <w:tc>
+          <w:tcPr>
+            <w:tcW w:w="5812" w:type="dxa"/>
+          </w:tcPr>
+          <w:p>
+            <w:pPr>
+              <w:shd w:val="clear" w:color="auto" w:fill="FFFFFF"/>
+              <w:jc w:val="both"/>
+              <w:rPr>
+                <w:rFonts w:hint="default" w:ascii="Times New Roman" w:hAnsi="Times New Roman" w:cs="Times New Roman"/>
+                <w:color w:val="444444"/>
+                <w:szCs w:val="22"/>
+              </w:rPr>
+            </w:pPr>
+            <w:r>
+              <w:rPr>
+                <w:rFonts w:hint="default" w:ascii="Times New Roman" w:hAnsi="Times New Roman" w:cs="Times New Roman"/>
+                <w:color w:val="444444"/>
+                <w:szCs w:val="22"/>
+              </w:rPr>
+              <w:t>Auto-increased identifier of the setting</w:t>
+            </w:r>
+          </w:p>
+        </w:tc>
+      </w:tr>
+      <w:tr>
+        <w:tblPrEx>
+          <w:tblBorders>
+            <w:top w:val="single" w:color="auto" w:sz="12" w:space="0"/>
+            <w:left w:val="single" w:color="auto" w:sz="12" w:space="0"/>
+            <w:bottom w:val="single" w:color="auto" w:sz="12" w:space="0"/>
+            <w:right w:val="single" w:color="auto" w:sz="12" w:space="0"/>
+            <w:insideH w:val="single" w:color="auto" w:sz="8" w:space="0"/>
+            <w:insideV w:val="single" w:color="auto" w:sz="8" w:space="0"/>
+          </w:tblBorders>
+          <w:tblCellMar>
+            <w:top w:w="0" w:type="dxa"/>
+            <w:left w:w="108" w:type="dxa"/>
+            <w:bottom w:w="0" w:type="dxa"/>
+            <w:right w:w="108" w:type="dxa"/>
+          </w:tblCellMar>
+        </w:tblPrEx>
+        <w:tc>
+          <w:tcPr>
+            <w:tcW w:w="1828" w:type="dxa"/>
+          </w:tcPr>
+          <w:p>
+            <w:pPr>
+              <w:shd w:val="clear" w:color="auto" w:fill="FFFFFF"/>
+              <w:rPr>
+                <w:rFonts w:hint="default" w:ascii="Times New Roman" w:hAnsi="Times New Roman" w:cs="Times New Roman"/>
+                <w:color w:val="444444"/>
+                <w:szCs w:val="22"/>
+              </w:rPr>
+            </w:pPr>
+            <w:r>
+              <w:rPr>
+                <w:rFonts w:hint="default" w:ascii="Times New Roman" w:hAnsi="Times New Roman" w:cs="Times New Roman"/>
+                <w:color w:val="444444"/>
+                <w:szCs w:val="22"/>
+              </w:rPr>
+              <w:t>Name</w:t>
+            </w:r>
+          </w:p>
+        </w:tc>
+        <w:tc>
+          <w:tcPr>
+            <w:tcW w:w="1701" w:type="dxa"/>
+          </w:tcPr>
+          <w:p>
+            <w:pPr>
+              <w:shd w:val="clear" w:color="auto" w:fill="FFFFFF"/>
+              <w:rPr>
+                <w:rFonts w:hint="default" w:ascii="Times New Roman" w:hAnsi="Times New Roman" w:cs="Times New Roman"/>
+                <w:color w:val="444444"/>
+                <w:szCs w:val="22"/>
+              </w:rPr>
+            </w:pPr>
+            <w:r>
+              <w:rPr>
+                <w:rFonts w:hint="default" w:ascii="Times New Roman" w:hAnsi="Times New Roman" w:cs="Times New Roman"/>
+                <w:color w:val="444444"/>
+                <w:szCs w:val="22"/>
+              </w:rPr>
+              <w:t>Text</w:t>
+            </w:r>
+          </w:p>
+        </w:tc>
+        <w:tc>
+          <w:tcPr>
+            <w:tcW w:w="5812" w:type="dxa"/>
+          </w:tcPr>
+          <w:p>
+            <w:pPr>
+              <w:shd w:val="clear" w:color="auto" w:fill="FFFFFF"/>
+              <w:jc w:val="both"/>
+              <w:rPr>
+                <w:rFonts w:hint="default" w:ascii="Times New Roman" w:hAnsi="Times New Roman" w:cs="Times New Roman"/>
+                <w:color w:val="444444"/>
+                <w:szCs w:val="22"/>
+              </w:rPr>
+            </w:pPr>
+            <w:r>
+              <w:rPr>
+                <w:rFonts w:hint="default" w:ascii="Times New Roman" w:hAnsi="Times New Roman" w:cs="Times New Roman"/>
+                <w:color w:val="444444"/>
+                <w:szCs w:val="22"/>
+              </w:rPr>
+              <w:t>Name of the setting</w:t>
+            </w:r>
+          </w:p>
+        </w:tc>
+      </w:tr>
+      <w:tr>
+        <w:tblPrEx>
+          <w:tblBorders>
+            <w:top w:val="single" w:color="auto" w:sz="12" w:space="0"/>
+            <w:left w:val="single" w:color="auto" w:sz="12" w:space="0"/>
+            <w:bottom w:val="single" w:color="auto" w:sz="12" w:space="0"/>
+            <w:right w:val="single" w:color="auto" w:sz="12" w:space="0"/>
+            <w:insideH w:val="single" w:color="auto" w:sz="8" w:space="0"/>
+            <w:insideV w:val="single" w:color="auto" w:sz="8" w:space="0"/>
+          </w:tblBorders>
+          <w:tblCellMar>
+            <w:top w:w="0" w:type="dxa"/>
+            <w:left w:w="108" w:type="dxa"/>
+            <w:bottom w:w="0" w:type="dxa"/>
+            <w:right w:w="108" w:type="dxa"/>
+          </w:tblCellMar>
+        </w:tblPrEx>
+        <w:tc>
+          <w:tcPr>
+            <w:tcW w:w="1828" w:type="dxa"/>
+          </w:tcPr>
+          <w:p>
+            <w:pPr>
+              <w:shd w:val="clear" w:color="auto" w:fill="FFFFFF"/>
+              <w:rPr>
+                <w:rFonts w:hint="default" w:ascii="Times New Roman" w:hAnsi="Times New Roman" w:cs="Times New Roman"/>
+                <w:color w:val="444444"/>
+                <w:szCs w:val="22"/>
+              </w:rPr>
+            </w:pPr>
+            <w:r>
+              <w:rPr>
+                <w:rFonts w:hint="default" w:ascii="Times New Roman" w:hAnsi="Times New Roman" w:cs="Times New Roman"/>
+                <w:color w:val="444444"/>
+                <w:szCs w:val="22"/>
+              </w:rPr>
+              <w:t>Mapped Values</w:t>
+            </w:r>
+          </w:p>
+        </w:tc>
+        <w:tc>
+          <w:tcPr>
+            <w:tcW w:w="1701" w:type="dxa"/>
+          </w:tcPr>
+          <w:p>
+            <w:pPr>
+              <w:shd w:val="clear" w:color="auto" w:fill="FFFFFF"/>
+              <w:rPr>
+                <w:rFonts w:hint="default" w:ascii="Times New Roman" w:hAnsi="Times New Roman" w:cs="Times New Roman"/>
+                <w:color w:val="444444"/>
+                <w:szCs w:val="22"/>
+              </w:rPr>
+            </w:pPr>
+            <w:r>
+              <w:rPr>
+                <w:rFonts w:hint="default" w:ascii="Times New Roman" w:hAnsi="Times New Roman" w:cs="Times New Roman"/>
+                <w:color w:val="444444"/>
+                <w:szCs w:val="22"/>
+              </w:rPr>
+              <w:t>Text</w:t>
+            </w:r>
+          </w:p>
+        </w:tc>
+        <w:tc>
+          <w:tcPr>
+            <w:tcW w:w="5812" w:type="dxa"/>
+          </w:tcPr>
+          <w:p>
+            <w:pPr>
+              <w:shd w:val="clear" w:color="auto" w:fill="FFFFFF"/>
+              <w:jc w:val="both"/>
+              <w:rPr>
+                <w:rFonts w:hint="default" w:ascii="Times New Roman" w:hAnsi="Times New Roman" w:cs="Times New Roman"/>
+                <w:color w:val="444444"/>
+                <w:szCs w:val="22"/>
+              </w:rPr>
+            </w:pPr>
+            <w:r>
+              <w:rPr>
+                <w:rFonts w:hint="default" w:ascii="Times New Roman" w:hAnsi="Times New Roman" w:cs="Times New Roman"/>
+                <w:color w:val="444444"/>
+                <w:szCs w:val="22"/>
+              </w:rPr>
+              <w:t>Supplementary information for the setting</w:t>
+            </w:r>
+          </w:p>
+        </w:tc>
+      </w:tr>
+      <w:tr>
+        <w:tblPrEx>
+          <w:tblBorders>
+            <w:top w:val="single" w:color="auto" w:sz="12" w:space="0"/>
+            <w:left w:val="single" w:color="auto" w:sz="12" w:space="0"/>
+            <w:bottom w:val="single" w:color="auto" w:sz="12" w:space="0"/>
+            <w:right w:val="single" w:color="auto" w:sz="12" w:space="0"/>
+            <w:insideH w:val="single" w:color="auto" w:sz="8" w:space="0"/>
+            <w:insideV w:val="single" w:color="auto" w:sz="8" w:space="0"/>
+          </w:tblBorders>
+          <w:tblCellMar>
+            <w:top w:w="0" w:type="dxa"/>
+            <w:left w:w="108" w:type="dxa"/>
+            <w:bottom w:w="0" w:type="dxa"/>
+            <w:right w:w="108" w:type="dxa"/>
+          </w:tblCellMar>
+        </w:tblPrEx>
+        <w:tc>
+          <w:tcPr>
+            <w:tcW w:w="1828" w:type="dxa"/>
+          </w:tcPr>
+          <w:p>
+            <w:pPr>
+              <w:shd w:val="clear" w:color="auto" w:fill="FFFFFF"/>
+              <w:rPr>
+                <w:rFonts w:hint="default" w:ascii="Times New Roman" w:hAnsi="Times New Roman" w:cs="Times New Roman"/>
+                <w:color w:val="444444"/>
+                <w:szCs w:val="22"/>
+              </w:rPr>
+            </w:pPr>
+            <w:r>
+              <w:rPr>
+                <w:rFonts w:hint="default" w:ascii="Times New Roman" w:hAnsi="Times New Roman" w:cs="Times New Roman"/>
+                <w:color w:val="444444"/>
+                <w:szCs w:val="22"/>
+              </w:rPr>
+              <w:t>Type</w:t>
+            </w:r>
+          </w:p>
+        </w:tc>
+        <w:tc>
+          <w:tcPr>
+            <w:tcW w:w="1701" w:type="dxa"/>
+          </w:tcPr>
+          <w:p>
+            <w:pPr>
+              <w:shd w:val="clear" w:color="auto" w:fill="FFFFFF"/>
+              <w:rPr>
+                <w:rFonts w:hint="default" w:ascii="Times New Roman" w:hAnsi="Times New Roman" w:cs="Times New Roman"/>
+                <w:color w:val="444444"/>
+                <w:szCs w:val="22"/>
+              </w:rPr>
+            </w:pPr>
+            <w:r>
+              <w:rPr>
+                <w:rFonts w:hint="default" w:ascii="Times New Roman" w:hAnsi="Times New Roman" w:cs="Times New Roman"/>
+                <w:color w:val="444444"/>
+                <w:szCs w:val="22"/>
+              </w:rPr>
+              <w:t>Text</w:t>
+            </w:r>
+          </w:p>
+        </w:tc>
+        <w:tc>
+          <w:tcPr>
+            <w:tcW w:w="5812" w:type="dxa"/>
+          </w:tcPr>
+          <w:p>
+            <w:pPr>
+              <w:shd w:val="clear" w:color="auto" w:fill="FFFFFF"/>
+              <w:jc w:val="both"/>
+              <w:rPr>
+                <w:rFonts w:hint="default" w:ascii="Times New Roman" w:hAnsi="Times New Roman" w:cs="Times New Roman"/>
+                <w:color w:val="444444"/>
+                <w:szCs w:val="22"/>
+              </w:rPr>
+            </w:pPr>
+            <w:r>
+              <w:rPr>
+                <w:rFonts w:hint="default" w:ascii="Times New Roman" w:hAnsi="Times New Roman" w:cs="Times New Roman"/>
+                <w:color w:val="444444"/>
+                <w:szCs w:val="22"/>
+              </w:rPr>
+              <w:t>Type of the setting</w:t>
+            </w:r>
+          </w:p>
+        </w:tc>
+      </w:tr>
+      <w:tr>
+        <w:tblPrEx>
+          <w:tblBorders>
+            <w:top w:val="single" w:color="auto" w:sz="12" w:space="0"/>
+            <w:left w:val="single" w:color="auto" w:sz="12" w:space="0"/>
+            <w:bottom w:val="single" w:color="auto" w:sz="12" w:space="0"/>
+            <w:right w:val="single" w:color="auto" w:sz="12" w:space="0"/>
+            <w:insideH w:val="single" w:color="auto" w:sz="8" w:space="0"/>
+            <w:insideV w:val="single" w:color="auto" w:sz="8" w:space="0"/>
+          </w:tblBorders>
+          <w:tblCellMar>
+            <w:top w:w="0" w:type="dxa"/>
+            <w:left w:w="108" w:type="dxa"/>
+            <w:bottom w:w="0" w:type="dxa"/>
+            <w:right w:w="108" w:type="dxa"/>
+          </w:tblCellMar>
+        </w:tblPrEx>
+        <w:tc>
+          <w:tcPr>
+            <w:tcW w:w="1828" w:type="dxa"/>
+          </w:tcPr>
+          <w:p>
+            <w:pPr>
+              <w:shd w:val="clear" w:color="auto" w:fill="FFFFFF"/>
+              <w:rPr>
+                <w:rFonts w:hint="default" w:ascii="Times New Roman" w:hAnsi="Times New Roman" w:cs="Times New Roman"/>
+                <w:color w:val="444444"/>
+                <w:szCs w:val="22"/>
+              </w:rPr>
+            </w:pPr>
+            <w:r>
+              <w:rPr>
+                <w:rFonts w:hint="default" w:ascii="Times New Roman" w:hAnsi="Times New Roman" w:cs="Times New Roman"/>
+                <w:color w:val="444444"/>
+                <w:szCs w:val="22"/>
+              </w:rPr>
+              <w:t>Order</w:t>
+            </w:r>
+          </w:p>
+        </w:tc>
+        <w:tc>
+          <w:tcPr>
+            <w:tcW w:w="1701" w:type="dxa"/>
+          </w:tcPr>
+          <w:p>
+            <w:pPr>
+              <w:shd w:val="clear" w:color="auto" w:fill="FFFFFF"/>
+              <w:rPr>
+                <w:rFonts w:hint="default" w:ascii="Times New Roman" w:hAnsi="Times New Roman" w:cs="Times New Roman"/>
+                <w:color w:val="444444"/>
+                <w:szCs w:val="22"/>
+              </w:rPr>
+            </w:pPr>
+            <w:r>
+              <w:rPr>
+                <w:rFonts w:hint="default" w:ascii="Times New Roman" w:hAnsi="Times New Roman" w:cs="Times New Roman"/>
+                <w:color w:val="444444"/>
+                <w:szCs w:val="22"/>
+              </w:rPr>
+              <w:t>Integer</w:t>
+            </w:r>
+          </w:p>
+        </w:tc>
+        <w:tc>
+          <w:tcPr>
+            <w:tcW w:w="5812" w:type="dxa"/>
+          </w:tcPr>
+          <w:p>
+            <w:pPr>
+              <w:shd w:val="clear" w:color="auto" w:fill="FFFFFF"/>
+              <w:jc w:val="both"/>
+              <w:rPr>
+                <w:rFonts w:hint="default" w:ascii="Times New Roman" w:hAnsi="Times New Roman" w:cs="Times New Roman"/>
+                <w:color w:val="444444"/>
+                <w:szCs w:val="22"/>
+              </w:rPr>
+            </w:pPr>
+            <w:r>
+              <w:rPr>
+                <w:rFonts w:hint="default" w:ascii="Times New Roman" w:hAnsi="Times New Roman" w:cs="Times New Roman"/>
+                <w:color w:val="444444"/>
+                <w:szCs w:val="22"/>
+              </w:rPr>
+              <w:t>Display order of the setting: the order of the setting type, displayed among the list of settings with the same type</w:t>
+            </w:r>
+          </w:p>
+        </w:tc>
+      </w:tr>
+      <w:tr>
+        <w:tblPrEx>
+          <w:tblBorders>
+            <w:top w:val="single" w:color="auto" w:sz="12" w:space="0"/>
+            <w:left w:val="single" w:color="auto" w:sz="12" w:space="0"/>
+            <w:bottom w:val="single" w:color="auto" w:sz="12" w:space="0"/>
+            <w:right w:val="single" w:color="auto" w:sz="12" w:space="0"/>
+            <w:insideH w:val="single" w:color="auto" w:sz="8" w:space="0"/>
+            <w:insideV w:val="single" w:color="auto" w:sz="8" w:space="0"/>
+          </w:tblBorders>
+          <w:tblCellMar>
+            <w:top w:w="0" w:type="dxa"/>
+            <w:left w:w="108" w:type="dxa"/>
+            <w:bottom w:w="0" w:type="dxa"/>
+            <w:right w:w="108" w:type="dxa"/>
+          </w:tblCellMar>
+        </w:tblPrEx>
+        <w:tc>
+          <w:tcPr>
+            <w:tcW w:w="9341" w:type="dxa"/>
+            <w:gridSpan w:val="3"/>
+          </w:tcPr>
+          <w:p>
+            <w:pPr>
+              <w:shd w:val="clear" w:color="auto" w:fill="FFFFFF"/>
+              <w:jc w:val="both"/>
+              <w:rPr>
+                <w:rFonts w:hint="default" w:ascii="Times New Roman" w:hAnsi="Times New Roman" w:cs="Times New Roman"/>
+                <w:b/>
+                <w:bCs/>
+                <w:i/>
+                <w:iCs/>
+                <w:color w:val="444444"/>
+                <w:szCs w:val="22"/>
+              </w:rPr>
+            </w:pPr>
+            <w:r>
+              <w:rPr>
+                <w:rFonts w:hint="default" w:ascii="Times New Roman" w:hAnsi="Times New Roman" w:cs="Times New Roman"/>
+                <w:b/>
+                <w:bCs/>
+                <w:i/>
+                <w:iCs/>
+                <w:color w:val="444444"/>
+                <w:szCs w:val="22"/>
+              </w:rPr>
+              <w:t>Data Actions</w:t>
+            </w:r>
+          </w:p>
+        </w:tc>
+      </w:tr>
+      <w:tr>
+        <w:tblPrEx>
+          <w:tblBorders>
+            <w:top w:val="single" w:color="auto" w:sz="12" w:space="0"/>
+            <w:left w:val="single" w:color="auto" w:sz="12" w:space="0"/>
+            <w:bottom w:val="single" w:color="auto" w:sz="12" w:space="0"/>
+            <w:right w:val="single" w:color="auto" w:sz="12" w:space="0"/>
+            <w:insideH w:val="single" w:color="auto" w:sz="8" w:space="0"/>
+            <w:insideV w:val="single" w:color="auto" w:sz="8" w:space="0"/>
+          </w:tblBorders>
+          <w:tblCellMar>
+            <w:top w:w="0" w:type="dxa"/>
+            <w:left w:w="108" w:type="dxa"/>
+            <w:bottom w:w="0" w:type="dxa"/>
+            <w:right w:w="108" w:type="dxa"/>
+          </w:tblCellMar>
+        </w:tblPrEx>
+        <w:tc>
+          <w:tcPr>
+            <w:tcW w:w="1828" w:type="dxa"/>
+          </w:tcPr>
+          <w:p>
+            <w:pPr>
+              <w:shd w:val="clear" w:color="auto" w:fill="FFFFFF"/>
+              <w:rPr>
+                <w:rFonts w:hint="default" w:ascii="Times New Roman" w:hAnsi="Times New Roman" w:cs="Times New Roman"/>
+                <w:b/>
+                <w:bCs/>
+                <w:i/>
+                <w:iCs/>
+                <w:color w:val="444444"/>
+                <w:szCs w:val="22"/>
+              </w:rPr>
+            </w:pPr>
+            <w:r>
+              <w:rPr>
+                <w:rFonts w:hint="default" w:ascii="Times New Roman" w:hAnsi="Times New Roman" w:cs="Times New Roman"/>
+                <w:color w:val="444444"/>
+                <w:szCs w:val="22"/>
+              </w:rPr>
+              <w:t>Edit</w:t>
+            </w:r>
+          </w:p>
+        </w:tc>
+        <w:tc>
+          <w:tcPr>
+            <w:tcW w:w="1701" w:type="dxa"/>
+          </w:tcPr>
+          <w:p>
+            <w:pPr>
+              <w:shd w:val="clear" w:color="auto" w:fill="FFFFFF"/>
+              <w:rPr>
+                <w:rFonts w:hint="default" w:ascii="Times New Roman" w:hAnsi="Times New Roman" w:cs="Times New Roman"/>
+                <w:color w:val="444444"/>
+                <w:szCs w:val="22"/>
+              </w:rPr>
+            </w:pPr>
+            <w:r>
+              <w:rPr>
+                <w:rFonts w:hint="default" w:ascii="Times New Roman" w:hAnsi="Times New Roman" w:cs="Times New Roman"/>
+                <w:color w:val="444444"/>
+                <w:szCs w:val="22"/>
+              </w:rPr>
+              <w:t>icon</w:t>
+            </w:r>
+          </w:p>
+        </w:tc>
+        <w:tc>
+          <w:tcPr>
+            <w:tcW w:w="5812" w:type="dxa"/>
+          </w:tcPr>
+          <w:p>
+            <w:pPr>
+              <w:shd w:val="clear" w:color="auto" w:fill="FFFFFF"/>
+              <w:jc w:val="both"/>
+              <w:rPr>
+                <w:rFonts w:hint="default" w:ascii="Times New Roman" w:hAnsi="Times New Roman" w:cs="Times New Roman"/>
+                <w:color w:val="444444"/>
+                <w:szCs w:val="22"/>
+              </w:rPr>
+            </w:pPr>
+            <w:r>
+              <w:rPr>
+                <w:rFonts w:hint="default" w:ascii="Times New Roman" w:hAnsi="Times New Roman" w:cs="Times New Roman"/>
+                <w:color w:val="444444"/>
+                <w:szCs w:val="22"/>
+              </w:rPr>
+              <w:t>Click to open the Setting Details page for updating the relevant setting (master data)</w:t>
+            </w:r>
+          </w:p>
+        </w:tc>
+      </w:tr>
+      <w:tr>
+        <w:tblPrEx>
+          <w:tblBorders>
+            <w:top w:val="single" w:color="auto" w:sz="12" w:space="0"/>
+            <w:left w:val="single" w:color="auto" w:sz="12" w:space="0"/>
+            <w:bottom w:val="single" w:color="auto" w:sz="12" w:space="0"/>
+            <w:right w:val="single" w:color="auto" w:sz="12" w:space="0"/>
+            <w:insideH w:val="single" w:color="auto" w:sz="8" w:space="0"/>
+            <w:insideV w:val="single" w:color="auto" w:sz="8" w:space="0"/>
+          </w:tblBorders>
+          <w:tblCellMar>
+            <w:top w:w="0" w:type="dxa"/>
+            <w:left w:w="108" w:type="dxa"/>
+            <w:bottom w:w="0" w:type="dxa"/>
+            <w:right w:w="108" w:type="dxa"/>
+          </w:tblCellMar>
+        </w:tblPrEx>
+        <w:tc>
+          <w:tcPr>
+            <w:tcW w:w="1828" w:type="dxa"/>
+          </w:tcPr>
+          <w:p>
+            <w:pPr>
+              <w:shd w:val="clear" w:color="auto" w:fill="FFFFFF"/>
+              <w:rPr>
+                <w:rFonts w:hint="default" w:ascii="Times New Roman" w:hAnsi="Times New Roman" w:cs="Times New Roman"/>
+                <w:color w:val="444444"/>
+                <w:szCs w:val="22"/>
+              </w:rPr>
+            </w:pPr>
+            <w:r>
+              <w:rPr>
+                <w:rFonts w:hint="default" w:ascii="Times New Roman" w:hAnsi="Times New Roman" w:cs="Times New Roman"/>
+                <w:color w:val="444444"/>
+                <w:szCs w:val="22"/>
+              </w:rPr>
+              <w:t>Activate</w:t>
+            </w:r>
+          </w:p>
+        </w:tc>
+        <w:tc>
+          <w:tcPr>
+            <w:tcW w:w="1701" w:type="dxa"/>
+          </w:tcPr>
+          <w:p>
+            <w:pPr>
+              <w:shd w:val="clear" w:color="auto" w:fill="FFFFFF"/>
+              <w:rPr>
+                <w:rFonts w:hint="default" w:ascii="Times New Roman" w:hAnsi="Times New Roman" w:cs="Times New Roman"/>
+                <w:color w:val="444444"/>
+                <w:szCs w:val="22"/>
+              </w:rPr>
+            </w:pPr>
+            <w:r>
+              <w:rPr>
+                <w:rFonts w:hint="default" w:ascii="Times New Roman" w:hAnsi="Times New Roman" w:cs="Times New Roman"/>
+                <w:color w:val="444444"/>
+                <w:szCs w:val="22"/>
+              </w:rPr>
+              <w:t>icon</w:t>
+            </w:r>
+          </w:p>
+        </w:tc>
+        <w:tc>
+          <w:tcPr>
+            <w:tcW w:w="5812" w:type="dxa"/>
+          </w:tcPr>
+          <w:p>
+            <w:pPr>
+              <w:shd w:val="clear" w:color="auto" w:fill="FFFFFF"/>
+              <w:jc w:val="both"/>
+              <w:rPr>
+                <w:rFonts w:hint="default" w:ascii="Times New Roman" w:hAnsi="Times New Roman" w:cs="Times New Roman"/>
+                <w:color w:val="444444"/>
+                <w:szCs w:val="22"/>
+              </w:rPr>
+            </w:pPr>
+            <w:r>
+              <w:rPr>
+                <w:rFonts w:hint="default" w:ascii="Times New Roman" w:hAnsi="Times New Roman" w:cs="Times New Roman"/>
+                <w:color w:val="444444"/>
+                <w:szCs w:val="22"/>
+              </w:rPr>
+              <w:t>Shown when the data status is inactive. This is to activate the relevant setting (master data)</w:t>
+            </w:r>
+          </w:p>
+        </w:tc>
+      </w:tr>
+      <w:tr>
+        <w:tblPrEx>
+          <w:tblBorders>
+            <w:top w:val="single" w:color="auto" w:sz="12" w:space="0"/>
+            <w:left w:val="single" w:color="auto" w:sz="12" w:space="0"/>
+            <w:bottom w:val="single" w:color="auto" w:sz="12" w:space="0"/>
+            <w:right w:val="single" w:color="auto" w:sz="12" w:space="0"/>
+            <w:insideH w:val="single" w:color="auto" w:sz="8" w:space="0"/>
+            <w:insideV w:val="single" w:color="auto" w:sz="8" w:space="0"/>
+          </w:tblBorders>
+          <w:tblCellMar>
+            <w:top w:w="0" w:type="dxa"/>
+            <w:left w:w="108" w:type="dxa"/>
+            <w:bottom w:w="0" w:type="dxa"/>
+            <w:right w:w="108" w:type="dxa"/>
+          </w:tblCellMar>
+        </w:tblPrEx>
+        <w:tc>
+          <w:tcPr>
+            <w:tcW w:w="1828" w:type="dxa"/>
+          </w:tcPr>
+          <w:p>
+            <w:pPr>
+              <w:shd w:val="clear" w:color="auto" w:fill="FFFFFF"/>
+              <w:rPr>
+                <w:rFonts w:hint="default" w:ascii="Times New Roman" w:hAnsi="Times New Roman" w:cs="Times New Roman"/>
+                <w:color w:val="444444"/>
+                <w:szCs w:val="22"/>
+              </w:rPr>
+            </w:pPr>
+            <w:r>
+              <w:rPr>
+                <w:rFonts w:hint="default" w:ascii="Times New Roman" w:hAnsi="Times New Roman" w:cs="Times New Roman"/>
+                <w:color w:val="444444"/>
+                <w:szCs w:val="22"/>
+              </w:rPr>
+              <w:t>Deactivate</w:t>
+            </w:r>
+          </w:p>
+        </w:tc>
+        <w:tc>
+          <w:tcPr>
+            <w:tcW w:w="1701" w:type="dxa"/>
+          </w:tcPr>
+          <w:p>
+            <w:pPr>
+              <w:shd w:val="clear" w:color="auto" w:fill="FFFFFF"/>
+              <w:rPr>
+                <w:rFonts w:hint="default" w:ascii="Times New Roman" w:hAnsi="Times New Roman" w:cs="Times New Roman"/>
+                <w:color w:val="444444"/>
+                <w:szCs w:val="22"/>
+              </w:rPr>
+            </w:pPr>
+            <w:r>
+              <w:rPr>
+                <w:rFonts w:hint="default" w:ascii="Times New Roman" w:hAnsi="Times New Roman" w:cs="Times New Roman"/>
+                <w:color w:val="444444"/>
+                <w:szCs w:val="22"/>
+              </w:rPr>
+              <w:t>Ion</w:t>
+            </w:r>
+          </w:p>
+        </w:tc>
+        <w:tc>
+          <w:tcPr>
+            <w:tcW w:w="5812" w:type="dxa"/>
+          </w:tcPr>
+          <w:p>
+            <w:pPr>
+              <w:shd w:val="clear" w:color="auto" w:fill="FFFFFF"/>
+              <w:jc w:val="both"/>
+              <w:rPr>
+                <w:rFonts w:hint="default" w:ascii="Times New Roman" w:hAnsi="Times New Roman" w:cs="Times New Roman"/>
+                <w:color w:val="444444"/>
+                <w:szCs w:val="22"/>
+              </w:rPr>
+            </w:pPr>
+            <w:r>
+              <w:rPr>
+                <w:rFonts w:hint="default" w:ascii="Times New Roman" w:hAnsi="Times New Roman" w:cs="Times New Roman"/>
+                <w:color w:val="444444"/>
+                <w:szCs w:val="22"/>
+              </w:rPr>
+              <w:t>Shown when the data status is active. This is to deactivate the relevant setting (master data)</w:t>
             </w:r>
           </w:p>
         </w:tc>
@@ -18119,24 +21712,6 @@
           <w:rFonts w:hint="default" w:ascii="Times New Roman" w:hAnsi="Times New Roman" w:cs="Times New Roman"/>
         </w:rPr>
         <w:t>Database Access</w:t>
-      </w:r>
-    </w:p>
-    <w:p>
-      <w:pPr>
-        <w:jc w:val="both"/>
-        <w:rPr>
-          <w:rFonts w:hint="default" w:ascii="Times New Roman" w:hAnsi="Times New Roman" w:cs="Times New Roman"/>
-          <w:i/>
-          <w:color w:val="0000FF"/>
-        </w:rPr>
-      </w:pPr>
-      <w:r>
-        <w:rPr>
-          <w:rFonts w:hint="default" w:ascii="Times New Roman" w:hAnsi="Times New Roman" w:cs="Times New Roman"/>
-          <w:i/>
-          <w:color w:val="0000FF"/>
-        </w:rPr>
-        <w:t>[Provide the design description for the screen/function to access the database here: what table the screen/function would access, which transactions does it make (C-Create, R-Read, U-Update, or D-Delete), and how/purpose of the access (by providing Description and SQL commands)]</w:t>
       </w:r>
     </w:p>
     <w:tbl>
@@ -18161,9 +21736,9 @@
         </w:tblCellMar>
       </w:tblPr>
       <w:tblGrid>
-        <w:gridCol w:w="1795"/>
-        <w:gridCol w:w="1910"/>
-        <w:gridCol w:w="5636"/>
+        <w:gridCol w:w="1119"/>
+        <w:gridCol w:w="852"/>
+        <w:gridCol w:w="7370"/>
       </w:tblGrid>
       <w:tr>
         <w:tblPrEx>
@@ -18184,7 +21759,7 @@
         </w:tblPrEx>
         <w:tc>
           <w:tcPr>
-            <w:tcW w:w="1828" w:type="dxa"/>
+            <w:tcW w:w="1119" w:type="dxa"/>
           </w:tcPr>
           <w:p>
             <w:pPr>
@@ -18211,7 +21786,7 @@
         </w:tc>
         <w:tc>
           <w:tcPr>
-            <w:tcW w:w="1701" w:type="dxa"/>
+            <w:tcW w:w="851" w:type="dxa"/>
           </w:tcPr>
           <w:p>
             <w:pPr>
@@ -18239,7 +21814,7 @@
         </w:tc>
         <w:tc>
           <w:tcPr>
-            <w:tcW w:w="5812" w:type="dxa"/>
+            <w:tcW w:w="7371" w:type="dxa"/>
           </w:tcPr>
           <w:p>
             <w:pPr>
@@ -18284,7 +21859,7 @@
         </w:tblPrEx>
         <w:tc>
           <w:tcPr>
-            <w:tcW w:w="1828" w:type="dxa"/>
+            <w:tcW w:w="1119" w:type="dxa"/>
           </w:tcPr>
           <w:p>
             <w:pPr>
@@ -18301,13 +21876,13 @@
                 <w:color w:val="444444"/>
                 <w:szCs w:val="22"/>
               </w:rPr>
-              <w:t>&lt;&lt;Table Name&gt;&gt;</w:t>
-            </w:r>
-          </w:p>
-        </w:tc>
-        <w:tc>
-          <w:tcPr>
-            <w:tcW w:w="1701" w:type="dxa"/>
+              <w:t>Setting</w:t>
+            </w:r>
+          </w:p>
+        </w:tc>
+        <w:tc>
+          <w:tcPr>
+            <w:tcW w:w="851" w:type="dxa"/>
           </w:tcPr>
           <w:p>
             <w:pPr>
@@ -18325,13 +21900,13 @@
                 <w:color w:val="444444"/>
                 <w:szCs w:val="22"/>
               </w:rPr>
-              <w:t>&lt;&lt;transaction(s)&gt;&gt;</w:t>
-            </w:r>
-          </w:p>
-        </w:tc>
-        <w:tc>
-          <w:tcPr>
-            <w:tcW w:w="5812" w:type="dxa"/>
+              <w:t>RU</w:t>
+            </w:r>
+          </w:p>
+        </w:tc>
+        <w:tc>
+          <w:tcPr>
+            <w:tcW w:w="7371" w:type="dxa"/>
           </w:tcPr>
           <w:p>
             <w:pPr>
@@ -18348,32 +21923,9 @@
                 <w:color w:val="444444"/>
                 <w:szCs w:val="22"/>
               </w:rPr>
-              <w:t>&lt;&lt;Table access description: purpose, how,…&gt;&gt;</w:t>
-            </w:r>
-          </w:p>
-        </w:tc>
-      </w:tr>
-      <w:tr>
-        <w:tblPrEx>
-          <w:tblBorders>
-            <w:top w:val="single" w:color="auto" w:sz="12" w:space="0"/>
-            <w:left w:val="single" w:color="auto" w:sz="12" w:space="0"/>
-            <w:bottom w:val="single" w:color="auto" w:sz="12" w:space="0"/>
-            <w:right w:val="single" w:color="auto" w:sz="12" w:space="0"/>
-            <w:insideH w:val="single" w:color="auto" w:sz="8" w:space="0"/>
-            <w:insideV w:val="single" w:color="auto" w:sz="8" w:space="0"/>
-          </w:tblBorders>
-          <w:tblCellMar>
-            <w:top w:w="0" w:type="dxa"/>
-            <w:left w:w="108" w:type="dxa"/>
-            <w:bottom w:w="0" w:type="dxa"/>
-            <w:right w:w="108" w:type="dxa"/>
-          </w:tblCellMar>
-        </w:tblPrEx>
-        <w:tc>
-          <w:tcPr>
-            <w:tcW w:w="1828" w:type="dxa"/>
-          </w:tcPr>
+              <w:t>Query the list of current settings from the database</w:t>
+            </w:r>
+          </w:p>
           <w:p>
             <w:pPr>
               <w:shd w:val="clear" w:color="auto" w:fill="FFFFFF"/>
@@ -18389,39 +21941,8 @@
                 <w:color w:val="444444"/>
                 <w:szCs w:val="22"/>
               </w:rPr>
-              <w:t>..</w:t>
-            </w:r>
-          </w:p>
-        </w:tc>
-        <w:tc>
-          <w:tcPr>
-            <w:tcW w:w="1701" w:type="dxa"/>
-          </w:tcPr>
-          <w:p>
-            <w:pPr>
-              <w:shd w:val="clear" w:color="auto" w:fill="FFFFFF"/>
-              <w:jc w:val="center"/>
-              <w:rPr>
-                <w:rFonts w:hint="default" w:ascii="Times New Roman" w:hAnsi="Times New Roman" w:cs="Times New Roman"/>
-                <w:color w:val="444444"/>
-                <w:szCs w:val="22"/>
-              </w:rPr>
-            </w:pPr>
-          </w:p>
-        </w:tc>
-        <w:tc>
-          <w:tcPr>
-            <w:tcW w:w="5812" w:type="dxa"/>
-          </w:tcPr>
-          <w:p>
-            <w:pPr>
-              <w:shd w:val="clear" w:color="auto" w:fill="FFFFFF"/>
-              <w:rPr>
-                <w:rFonts w:hint="default" w:ascii="Times New Roman" w:hAnsi="Times New Roman" w:cs="Times New Roman"/>
-                <w:color w:val="444444"/>
-                <w:szCs w:val="22"/>
-              </w:rPr>
-            </w:pPr>
+              <w:t>Update status of a specific setting</w:t>
+            </w:r>
           </w:p>
         </w:tc>
       </w:tr>
@@ -18451,148 +21972,136 @@
           <w:i/>
           <w:iCs/>
         </w:rPr>
-        <w:t>SQL Commands</w:t>
-      </w:r>
-    </w:p>
-    <w:p>
-      <w:pPr>
-        <w:jc w:val="both"/>
-        <w:rPr>
-          <w:rFonts w:hint="default" w:ascii="Times New Roman" w:hAnsi="Times New Roman" w:cs="Times New Roman"/>
-          <w:i/>
-          <w:color w:val="0000FF"/>
-        </w:rPr>
-      </w:pPr>
-      <w:r>
-        <w:rPr>
-          <w:rFonts w:hint="default" w:ascii="Times New Roman" w:hAnsi="Times New Roman" w:cs="Times New Roman"/>
-          <w:i/>
-          <w:color w:val="0000FF"/>
-        </w:rPr>
-        <w:t>[Provide the detailed SQL (select, insert, update...) which are used in implementing the screen/function]</w:t>
-      </w:r>
-    </w:p>
-    <w:p>
-      <w:pPr>
-        <w:rPr>
-          <w:rFonts w:hint="default" w:ascii="Times New Roman" w:hAnsi="Times New Roman" w:cs="Times New Roman"/>
-        </w:rPr>
-      </w:pPr>
-    </w:p>
-    <w:p>
-      <w:pPr>
-        <w:pStyle w:val="4"/>
-        <w:rPr>
-          <w:rFonts w:hint="default" w:ascii="Times New Roman" w:hAnsi="Times New Roman" w:cs="Times New Roman"/>
-        </w:rPr>
-      </w:pPr>
-      <w:bookmarkStart w:id="44" w:name="_Toc143617361"/>
-      <w:r>
-        <w:rPr>
-          <w:rFonts w:hint="default" w:ascii="Times New Roman" w:hAnsi="Times New Roman" w:cs="Times New Roman"/>
-        </w:rPr>
-        <w:t>1.2 System Access</w:t>
-      </w:r>
-      <w:bookmarkEnd w:id="44"/>
+        <w:t>SQL Commands:</w:t>
+      </w:r>
+    </w:p>
+    <w:p>
+      <w:pPr>
+        <w:rPr>
+          <w:rFonts w:hint="default" w:ascii="Times New Roman" w:hAnsi="Times New Roman" w:cs="Times New Roman"/>
+        </w:rPr>
+      </w:pPr>
+      <w:r>
+        <w:rPr>
+          <w:rFonts w:hint="default" w:ascii="Times New Roman" w:hAnsi="Times New Roman" w:cs="Times New Roman"/>
+          <w:color w:val="444444"/>
+          <w:szCs w:val="22"/>
+        </w:rPr>
+        <w:t>1/ Query the list of current settings from the database</w:t>
+      </w:r>
+    </w:p>
+    <w:p>
+      <w:pPr>
+        <w:rPr>
+          <w:rFonts w:hint="default" w:ascii="Times New Roman" w:hAnsi="Times New Roman" w:cs="Times New Roman"/>
+          <w:color w:val="444444"/>
+          <w:szCs w:val="22"/>
+        </w:rPr>
+      </w:pPr>
+      <w:r>
+        <w:rPr>
+          <w:rFonts w:hint="default" w:ascii="Times New Roman" w:hAnsi="Times New Roman" w:cs="Times New Roman"/>
+          <w:color w:val="444444"/>
+          <w:szCs w:val="22"/>
+        </w:rPr>
+        <w:t>SELECT setting_id, setting_name, mapped_values, type_id, display_order, status</w:t>
+      </w:r>
+    </w:p>
+    <w:p>
+      <w:pPr>
+        <w:rPr>
+          <w:rFonts w:hint="default" w:ascii="Times New Roman" w:hAnsi="Times New Roman" w:cs="Times New Roman"/>
+          <w:color w:val="444444"/>
+          <w:szCs w:val="22"/>
+        </w:rPr>
+      </w:pPr>
+      <w:r>
+        <w:rPr>
+          <w:rFonts w:hint="default" w:ascii="Times New Roman" w:hAnsi="Times New Roman" w:cs="Times New Roman"/>
+          <w:color w:val="444444"/>
+          <w:szCs w:val="22"/>
+        </w:rPr>
+        <w:t>FROM setting WHERE (setting_type = ?) AND (status = ?) AND  (setting_name LIKE ?)</w:t>
+      </w:r>
+    </w:p>
+    <w:p>
+      <w:pPr>
+        <w:rPr>
+          <w:rFonts w:hint="default" w:ascii="Times New Roman" w:hAnsi="Times New Roman" w:cs="Times New Roman"/>
+        </w:rPr>
+      </w:pPr>
+    </w:p>
+    <w:p>
+      <w:pPr>
+        <w:rPr>
+          <w:rFonts w:hint="default" w:ascii="Times New Roman" w:hAnsi="Times New Roman" w:cs="Times New Roman"/>
+          <w:color w:val="444444"/>
+          <w:szCs w:val="22"/>
+        </w:rPr>
+      </w:pPr>
+      <w:r>
+        <w:rPr>
+          <w:rFonts w:hint="default" w:ascii="Times New Roman" w:hAnsi="Times New Roman" w:cs="Times New Roman"/>
+        </w:rPr>
+        <w:t xml:space="preserve">2/ </w:t>
+      </w:r>
+      <w:r>
+        <w:rPr>
+          <w:rFonts w:hint="default" w:ascii="Times New Roman" w:hAnsi="Times New Roman" w:cs="Times New Roman"/>
+          <w:color w:val="444444"/>
+          <w:szCs w:val="22"/>
+        </w:rPr>
+        <w:t>Update status of a specific setting</w:t>
+      </w:r>
+    </w:p>
+    <w:p>
+      <w:pPr>
+        <w:rPr>
+          <w:rFonts w:hint="default" w:ascii="Times New Roman" w:hAnsi="Times New Roman" w:cs="Times New Roman"/>
+        </w:rPr>
+      </w:pPr>
+      <w:r>
+        <w:rPr>
+          <w:rFonts w:hint="default" w:ascii="Times New Roman" w:hAnsi="Times New Roman" w:cs="Times New Roman"/>
+          <w:color w:val="444444"/>
+          <w:szCs w:val="22"/>
+        </w:rPr>
+        <w:t>UPDATE setting SET status = ? WHERE setting_id = ?</w:t>
+      </w:r>
+    </w:p>
+    <w:p>
+      <w:pPr>
+        <w:rPr>
+          <w:rFonts w:hint="default" w:ascii="Times New Roman" w:hAnsi="Times New Roman" w:cs="Times New Roman"/>
+        </w:rPr>
+      </w:pPr>
     </w:p>
     <w:p>
       <w:pPr>
         <w:pStyle w:val="5"/>
         <w:rPr>
           <w:rFonts w:hint="default" w:ascii="Times New Roman" w:hAnsi="Times New Roman" w:cs="Times New Roman"/>
+        </w:rPr>
+      </w:pPr>
+      <w:r>
+        <w:rPr>
+          <w:rFonts w:hint="default" w:ascii="Times New Roman" w:hAnsi="Times New Roman" w:cs="Times New Roman"/>
+        </w:rPr>
+        <w:t>c.</w:t>
+      </w:r>
+      <w:r>
+        <w:rPr>
+          <w:rFonts w:hint="default" w:ascii="Times New Roman" w:hAnsi="Times New Roman" w:cs="Times New Roman"/>
           <w:lang w:val="vi-VN"/>
         </w:rPr>
-      </w:pPr>
-      <w:r>
-        <w:rPr>
-          <w:rFonts w:hint="default" w:ascii="Times New Roman" w:hAnsi="Times New Roman" w:cs="Times New Roman"/>
-        </w:rPr>
-        <w:t>a.</w:t>
-      </w:r>
-      <w:r>
-        <w:rPr>
-          <w:rFonts w:hint="default" w:ascii="Times New Roman" w:hAnsi="Times New Roman" w:cs="Times New Roman"/>
-          <w:lang w:val="vi-VN"/>
-        </w:rPr>
-        <w:t xml:space="preserve"> User Login</w:t>
-      </w:r>
-    </w:p>
-    <w:p>
-      <w:pPr>
-        <w:rPr>
-          <w:rFonts w:hint="default" w:ascii="Times New Roman" w:hAnsi="Times New Roman" w:cs="Times New Roman"/>
-        </w:rPr>
-      </w:pPr>
-      <w:r>
-        <w:rPr>
-          <w:rFonts w:hint="default" w:ascii="Times New Roman" w:hAnsi="Times New Roman" w:cs="Times New Roman"/>
-        </w:rPr>
-        <w:t>This screen allows user to be authenticated to the system screens/functionalities.</w:t>
-      </w:r>
-    </w:p>
-    <w:p>
-      <w:pPr>
-        <w:rPr>
-          <w:rFonts w:hint="default" w:ascii="Times New Roman" w:hAnsi="Times New Roman" w:cs="Times New Roman"/>
-        </w:rPr>
-      </w:pPr>
-      <w:r>
-        <w:rPr>
-          <w:rFonts w:hint="default" w:ascii="Times New Roman" w:hAnsi="Times New Roman" w:cs="Times New Roman"/>
-        </w:rPr>
-        <w:t xml:space="preserve">Related use cases: </w:t>
-      </w:r>
-    </w:p>
-    <w:p>
-      <w:pPr>
-        <w:pStyle w:val="21"/>
-        <w:numPr>
-          <w:ilvl w:val="0"/>
-          <w:numId w:val="21"/>
-        </w:numPr>
-        <w:rPr>
-          <w:rFonts w:hint="default" w:ascii="Times New Roman" w:hAnsi="Times New Roman" w:cs="Times New Roman"/>
-        </w:rPr>
-      </w:pPr>
-      <w:r>
-        <w:rPr>
-          <w:rFonts w:hint="default" w:ascii="Times New Roman" w:hAnsi="Times New Roman" w:cs="Times New Roman"/>
-        </w:rPr>
-        <w:fldChar w:fldCharType="begin"/>
-      </w:r>
-      <w:r>
-        <w:rPr>
-          <w:rFonts w:hint="default" w:ascii="Times New Roman" w:hAnsi="Times New Roman" w:cs="Times New Roman"/>
-        </w:rPr>
-        <w:instrText xml:space="preserve"> HYPERLINK \l "_2.1_UC02_Login_System" </w:instrText>
-      </w:r>
-      <w:r>
-        <w:rPr>
-          <w:rFonts w:hint="default" w:ascii="Times New Roman" w:hAnsi="Times New Roman" w:cs="Times New Roman"/>
-        </w:rPr>
-        <w:fldChar w:fldCharType="separate"/>
-      </w:r>
-      <w:r>
-        <w:rPr>
-          <w:rStyle w:val="13"/>
-          <w:rFonts w:hint="default" w:ascii="Times New Roman" w:hAnsi="Times New Roman" w:cs="Times New Roman"/>
-        </w:rPr>
-        <w:t>UC02_Login System</w:t>
-      </w:r>
-      <w:r>
-        <w:rPr>
-          <w:rStyle w:val="13"/>
-          <w:rFonts w:hint="default" w:ascii="Times New Roman" w:hAnsi="Times New Roman" w:cs="Times New Roman"/>
-        </w:rPr>
-        <w:fldChar w:fldCharType="end"/>
-      </w:r>
-    </w:p>
-    <w:p>
-      <w:pPr>
-        <w:rPr>
-          <w:rFonts w:hint="default" w:ascii="Times New Roman" w:hAnsi="Times New Roman" w:cs="Times New Roman"/>
-        </w:rPr>
-      </w:pPr>
+        <w:t xml:space="preserve"> </w:t>
+      </w:r>
+      <w:r>
+        <w:rPr>
+          <w:rFonts w:hint="default" w:ascii="Times New Roman" w:hAnsi="Times New Roman" w:cs="Times New Roman"/>
+        </w:rPr>
+        <w:t>Setting Details</w:t>
+      </w:r>
     </w:p>
     <w:p>
       <w:pPr>
@@ -18620,9 +22129,9 @@
         </w:rPr>
         <w:drawing>
           <wp:inline distT="0" distB="0" distL="0" distR="0">
-            <wp:extent cx="2619375" cy="2421255"/>
+            <wp:extent cx="4352290" cy="2211705"/>
             <wp:effectExtent l="0" t="0" r="0" b="0"/>
-            <wp:docPr id="17" name="Picture 17"/>
+            <wp:docPr id="7" name="Picture 7"/>
             <wp:cNvGraphicFramePr>
               <a:graphicFrameLocks xmlns:a="http://schemas.openxmlformats.org/drawingml/2006/main" noChangeAspect="1"/>
             </wp:cNvGraphicFramePr>
@@ -18630,13 +22139,13 @@
               <a:graphicData uri="http://schemas.openxmlformats.org/drawingml/2006/picture">
                 <pic:pic xmlns:pic="http://schemas.openxmlformats.org/drawingml/2006/picture">
                   <pic:nvPicPr>
-                    <pic:cNvPr id="17" name="Picture 17"/>
+                    <pic:cNvPr id="7" name="Picture 7"/>
                     <pic:cNvPicPr>
                       <a:picLocks noChangeAspect="1"/>
                     </pic:cNvPicPr>
                   </pic:nvPicPr>
                   <pic:blipFill>
-                    <a:blip r:embed="rId12"/>
+                    <a:blip r:embed="rId16"/>
                     <a:stretch>
                       <a:fillRect/>
                     </a:stretch>
@@ -18644,7 +22153,7 @@
                   <pic:spPr>
                     <a:xfrm>
                       <a:off x="0" y="0"/>
-                      <a:ext cx="2629926" cy="2431277"/>
+                      <a:ext cx="4370144" cy="2220555"/>
                     </a:xfrm>
                     <a:prstGeom prst="rect">
                       <a:avLst/>
@@ -18661,1301 +22170,10 @@
       <w:pPr>
         <w:rPr>
           <w:rFonts w:hint="default" w:ascii="Times New Roman" w:hAnsi="Times New Roman" w:cs="Times New Roman"/>
-        </w:rPr>
-      </w:pPr>
-    </w:p>
-    <w:tbl>
-      <w:tblPr>
-        <w:tblStyle w:val="16"/>
-        <w:tblW w:w="9341" w:type="dxa"/>
-        <w:tblInd w:w="0" w:type="dxa"/>
-        <w:tblBorders>
-          <w:top w:val="single" w:color="auto" w:sz="12" w:space="0"/>
-          <w:left w:val="single" w:color="auto" w:sz="12" w:space="0"/>
-          <w:bottom w:val="single" w:color="auto" w:sz="12" w:space="0"/>
-          <w:right w:val="single" w:color="auto" w:sz="12" w:space="0"/>
-          <w:insideH w:val="single" w:color="auto" w:sz="8" w:space="0"/>
-          <w:insideV w:val="single" w:color="auto" w:sz="8" w:space="0"/>
-        </w:tblBorders>
-        <w:tblLayout w:type="autofit"/>
-        <w:tblCellMar>
-          <w:top w:w="0" w:type="dxa"/>
-          <w:left w:w="108" w:type="dxa"/>
-          <w:bottom w:w="0" w:type="dxa"/>
-          <w:right w:w="108" w:type="dxa"/>
-        </w:tblCellMar>
-      </w:tblPr>
-      <w:tblGrid>
-        <w:gridCol w:w="2112"/>
-        <w:gridCol w:w="1559"/>
-        <w:gridCol w:w="5670"/>
-      </w:tblGrid>
-      <w:tr>
-        <w:tblPrEx>
-          <w:tblBorders>
-            <w:top w:val="single" w:color="auto" w:sz="12" w:space="0"/>
-            <w:left w:val="single" w:color="auto" w:sz="12" w:space="0"/>
-            <w:bottom w:val="single" w:color="auto" w:sz="12" w:space="0"/>
-            <w:right w:val="single" w:color="auto" w:sz="12" w:space="0"/>
-            <w:insideH w:val="single" w:color="auto" w:sz="8" w:space="0"/>
-            <w:insideV w:val="single" w:color="auto" w:sz="8" w:space="0"/>
-          </w:tblBorders>
-          <w:tblCellMar>
-            <w:top w:w="0" w:type="dxa"/>
-            <w:left w:w="108" w:type="dxa"/>
-            <w:bottom w:w="0" w:type="dxa"/>
-            <w:right w:w="108" w:type="dxa"/>
-          </w:tblCellMar>
-        </w:tblPrEx>
-        <w:tc>
-          <w:tcPr>
-            <w:tcW w:w="2112" w:type="dxa"/>
-          </w:tcPr>
-          <w:p>
-            <w:pPr>
-              <w:shd w:val="clear" w:color="auto" w:fill="FFFFFF"/>
-              <w:rPr>
-                <w:rFonts w:hint="default" w:ascii="Times New Roman" w:hAnsi="Times New Roman" w:cs="Times New Roman"/>
-                <w:b/>
-                <w:bCs/>
-                <w:color w:val="444444"/>
-                <w:szCs w:val="22"/>
-              </w:rPr>
-            </w:pPr>
-            <w:r>
-              <w:rPr>
-                <w:rFonts w:hint="default" w:ascii="Times New Roman" w:hAnsi="Times New Roman" w:cs="Times New Roman"/>
-                <w:b/>
-                <w:bCs/>
-                <w:color w:val="444444"/>
-                <w:szCs w:val="22"/>
-              </w:rPr>
-              <w:t>Field Name</w:t>
-            </w:r>
-          </w:p>
-        </w:tc>
-        <w:tc>
-          <w:tcPr>
-            <w:tcW w:w="1559" w:type="dxa"/>
-          </w:tcPr>
-          <w:p>
-            <w:pPr>
-              <w:shd w:val="clear" w:color="auto" w:fill="FFFFFF"/>
-              <w:rPr>
-                <w:rFonts w:hint="default" w:ascii="Times New Roman" w:hAnsi="Times New Roman" w:cs="Times New Roman"/>
-                <w:b/>
-                <w:bCs/>
-                <w:color w:val="444444"/>
-                <w:szCs w:val="22"/>
-              </w:rPr>
-            </w:pPr>
-            <w:r>
-              <w:rPr>
-                <w:rFonts w:hint="default" w:ascii="Times New Roman" w:hAnsi="Times New Roman" w:cs="Times New Roman"/>
-                <w:b/>
-                <w:bCs/>
-                <w:color w:val="444444"/>
-                <w:szCs w:val="22"/>
-              </w:rPr>
-              <w:t>Field Type</w:t>
-            </w:r>
-          </w:p>
-        </w:tc>
-        <w:tc>
-          <w:tcPr>
-            <w:tcW w:w="5670" w:type="dxa"/>
-          </w:tcPr>
-          <w:p>
-            <w:pPr>
-              <w:shd w:val="clear" w:color="auto" w:fill="FFFFFF"/>
-              <w:rPr>
-                <w:rFonts w:hint="default" w:ascii="Times New Roman" w:hAnsi="Times New Roman" w:cs="Times New Roman"/>
-                <w:b/>
-                <w:bCs/>
-                <w:color w:val="444444"/>
-                <w:szCs w:val="22"/>
-              </w:rPr>
-            </w:pPr>
-            <w:r>
-              <w:rPr>
-                <w:rFonts w:hint="default" w:ascii="Times New Roman" w:hAnsi="Times New Roman" w:cs="Times New Roman"/>
-                <w:b/>
-                <w:bCs/>
-                <w:color w:val="444444"/>
-                <w:szCs w:val="22"/>
-              </w:rPr>
-              <w:t>Description</w:t>
-            </w:r>
-          </w:p>
-        </w:tc>
-      </w:tr>
-      <w:tr>
-        <w:tblPrEx>
-          <w:tblBorders>
-            <w:top w:val="single" w:color="auto" w:sz="12" w:space="0"/>
-            <w:left w:val="single" w:color="auto" w:sz="12" w:space="0"/>
-            <w:bottom w:val="single" w:color="auto" w:sz="12" w:space="0"/>
-            <w:right w:val="single" w:color="auto" w:sz="12" w:space="0"/>
-            <w:insideH w:val="single" w:color="auto" w:sz="8" w:space="0"/>
-            <w:insideV w:val="single" w:color="auto" w:sz="8" w:space="0"/>
-          </w:tblBorders>
-          <w:tblCellMar>
-            <w:top w:w="0" w:type="dxa"/>
-            <w:left w:w="108" w:type="dxa"/>
-            <w:bottom w:w="0" w:type="dxa"/>
-            <w:right w:w="108" w:type="dxa"/>
-          </w:tblCellMar>
-        </w:tblPrEx>
-        <w:tc>
-          <w:tcPr>
-            <w:tcW w:w="2112" w:type="dxa"/>
-          </w:tcPr>
-          <w:p>
-            <w:pPr>
-              <w:shd w:val="clear" w:color="auto" w:fill="FFFFFF"/>
-              <w:rPr>
-                <w:rFonts w:hint="default" w:ascii="Times New Roman" w:hAnsi="Times New Roman" w:cs="Times New Roman"/>
-                <w:color w:val="444444"/>
-                <w:szCs w:val="22"/>
-              </w:rPr>
-            </w:pPr>
-            <w:r>
-              <w:rPr>
-                <w:rFonts w:hint="default" w:ascii="Times New Roman" w:hAnsi="Times New Roman" w:cs="Times New Roman"/>
-                <w:color w:val="444444"/>
-                <w:szCs w:val="22"/>
-              </w:rPr>
-              <w:t>Email*</w:t>
-            </w:r>
-          </w:p>
-        </w:tc>
-        <w:tc>
-          <w:tcPr>
-            <w:tcW w:w="1559" w:type="dxa"/>
-          </w:tcPr>
-          <w:p>
-            <w:pPr>
-              <w:shd w:val="clear" w:color="auto" w:fill="FFFFFF"/>
-              <w:rPr>
-                <w:rFonts w:hint="default" w:ascii="Times New Roman" w:hAnsi="Times New Roman" w:cs="Times New Roman"/>
-                <w:color w:val="444444"/>
-                <w:szCs w:val="22"/>
-              </w:rPr>
-            </w:pPr>
-            <w:r>
-              <w:rPr>
-                <w:rFonts w:hint="default" w:ascii="Times New Roman" w:hAnsi="Times New Roman" w:cs="Times New Roman"/>
-                <w:color w:val="444444"/>
-                <w:szCs w:val="22"/>
-              </w:rPr>
-              <w:t>Text Box</w:t>
-            </w:r>
-          </w:p>
-        </w:tc>
-        <w:tc>
-          <w:tcPr>
-            <w:tcW w:w="5670" w:type="dxa"/>
-          </w:tcPr>
-          <w:p>
-            <w:pPr>
-              <w:shd w:val="clear" w:color="auto" w:fill="FFFFFF"/>
-              <w:rPr>
-                <w:rFonts w:hint="default" w:ascii="Times New Roman" w:hAnsi="Times New Roman" w:cs="Times New Roman"/>
-                <w:color w:val="444444"/>
-                <w:szCs w:val="22"/>
-              </w:rPr>
-            </w:pPr>
-            <w:r>
-              <w:rPr>
-                <w:rFonts w:hint="default" w:ascii="Times New Roman" w:hAnsi="Times New Roman" w:cs="Times New Roman"/>
-                <w:color w:val="444444"/>
-                <w:szCs w:val="22"/>
-              </w:rPr>
-              <w:t>This is for user to input valid email address for logging in</w:t>
-            </w:r>
-          </w:p>
-        </w:tc>
-      </w:tr>
-      <w:tr>
-        <w:tblPrEx>
-          <w:tblBorders>
-            <w:top w:val="single" w:color="auto" w:sz="12" w:space="0"/>
-            <w:left w:val="single" w:color="auto" w:sz="12" w:space="0"/>
-            <w:bottom w:val="single" w:color="auto" w:sz="12" w:space="0"/>
-            <w:right w:val="single" w:color="auto" w:sz="12" w:space="0"/>
-            <w:insideH w:val="single" w:color="auto" w:sz="8" w:space="0"/>
-            <w:insideV w:val="single" w:color="auto" w:sz="8" w:space="0"/>
-          </w:tblBorders>
-          <w:tblCellMar>
-            <w:top w:w="0" w:type="dxa"/>
-            <w:left w:w="108" w:type="dxa"/>
-            <w:bottom w:w="0" w:type="dxa"/>
-            <w:right w:w="108" w:type="dxa"/>
-          </w:tblCellMar>
-        </w:tblPrEx>
-        <w:tc>
-          <w:tcPr>
-            <w:tcW w:w="2112" w:type="dxa"/>
-          </w:tcPr>
-          <w:p>
-            <w:pPr>
-              <w:shd w:val="clear" w:color="auto" w:fill="FFFFFF"/>
-              <w:rPr>
-                <w:rFonts w:hint="default" w:ascii="Times New Roman" w:hAnsi="Times New Roman" w:cs="Times New Roman"/>
-                <w:color w:val="444444"/>
-                <w:szCs w:val="22"/>
-              </w:rPr>
-            </w:pPr>
-            <w:r>
-              <w:rPr>
-                <w:rFonts w:hint="default" w:ascii="Times New Roman" w:hAnsi="Times New Roman" w:cs="Times New Roman"/>
-                <w:color w:val="444444"/>
-                <w:szCs w:val="22"/>
-              </w:rPr>
-              <w:t>Password*</w:t>
-            </w:r>
-          </w:p>
-        </w:tc>
-        <w:tc>
-          <w:tcPr>
-            <w:tcW w:w="1559" w:type="dxa"/>
-          </w:tcPr>
-          <w:p>
-            <w:pPr>
-              <w:shd w:val="clear" w:color="auto" w:fill="FFFFFF"/>
-              <w:rPr>
-                <w:rFonts w:hint="default" w:ascii="Times New Roman" w:hAnsi="Times New Roman" w:cs="Times New Roman"/>
-                <w:color w:val="444444"/>
-                <w:szCs w:val="22"/>
-              </w:rPr>
-            </w:pPr>
-            <w:r>
-              <w:rPr>
-                <w:rFonts w:hint="default" w:ascii="Times New Roman" w:hAnsi="Times New Roman" w:cs="Times New Roman"/>
-                <w:color w:val="444444"/>
-                <w:szCs w:val="22"/>
-              </w:rPr>
-              <w:t>Password Box</w:t>
-            </w:r>
-          </w:p>
-        </w:tc>
-        <w:tc>
-          <w:tcPr>
-            <w:tcW w:w="5670" w:type="dxa"/>
-          </w:tcPr>
-          <w:p>
-            <w:pPr>
-              <w:shd w:val="clear" w:color="auto" w:fill="FFFFFF"/>
-              <w:rPr>
-                <w:rFonts w:hint="default" w:ascii="Times New Roman" w:hAnsi="Times New Roman" w:cs="Times New Roman"/>
-                <w:color w:val="444444"/>
-                <w:szCs w:val="22"/>
-              </w:rPr>
-            </w:pPr>
-            <w:r>
-              <w:rPr>
-                <w:rFonts w:hint="default" w:ascii="Times New Roman" w:hAnsi="Times New Roman" w:cs="Times New Roman"/>
-                <w:color w:val="444444"/>
-                <w:szCs w:val="22"/>
-              </w:rPr>
-              <w:t>This is for user to input password for logging in</w:t>
-            </w:r>
-          </w:p>
-        </w:tc>
-      </w:tr>
-      <w:tr>
-        <w:tblPrEx>
-          <w:tblBorders>
-            <w:top w:val="single" w:color="auto" w:sz="12" w:space="0"/>
-            <w:left w:val="single" w:color="auto" w:sz="12" w:space="0"/>
-            <w:bottom w:val="single" w:color="auto" w:sz="12" w:space="0"/>
-            <w:right w:val="single" w:color="auto" w:sz="12" w:space="0"/>
-            <w:insideH w:val="single" w:color="auto" w:sz="8" w:space="0"/>
-            <w:insideV w:val="single" w:color="auto" w:sz="8" w:space="0"/>
-          </w:tblBorders>
-          <w:tblCellMar>
-            <w:top w:w="0" w:type="dxa"/>
-            <w:left w:w="108" w:type="dxa"/>
-            <w:bottom w:w="0" w:type="dxa"/>
-            <w:right w:w="108" w:type="dxa"/>
-          </w:tblCellMar>
-        </w:tblPrEx>
-        <w:tc>
-          <w:tcPr>
-            <w:tcW w:w="2112" w:type="dxa"/>
-          </w:tcPr>
-          <w:p>
-            <w:pPr>
-              <w:shd w:val="clear" w:color="auto" w:fill="FFFFFF"/>
-              <w:rPr>
-                <w:rFonts w:hint="default" w:ascii="Times New Roman" w:hAnsi="Times New Roman" w:cs="Times New Roman"/>
-                <w:color w:val="444444"/>
-                <w:szCs w:val="22"/>
-              </w:rPr>
-            </w:pPr>
-            <w:r>
-              <w:rPr>
-                <w:rFonts w:hint="default" w:ascii="Times New Roman" w:hAnsi="Times New Roman" w:cs="Times New Roman"/>
-                <w:color w:val="444444"/>
-                <w:szCs w:val="22"/>
-              </w:rPr>
-              <w:t>Login</w:t>
-            </w:r>
-          </w:p>
-        </w:tc>
-        <w:tc>
-          <w:tcPr>
-            <w:tcW w:w="1559" w:type="dxa"/>
-          </w:tcPr>
-          <w:p>
-            <w:pPr>
-              <w:shd w:val="clear" w:color="auto" w:fill="FFFFFF"/>
-              <w:rPr>
-                <w:rFonts w:hint="default" w:ascii="Times New Roman" w:hAnsi="Times New Roman" w:cs="Times New Roman"/>
-                <w:color w:val="444444"/>
-                <w:szCs w:val="22"/>
-              </w:rPr>
-            </w:pPr>
-            <w:r>
-              <w:rPr>
-                <w:rFonts w:hint="default" w:ascii="Times New Roman" w:hAnsi="Times New Roman" w:cs="Times New Roman"/>
-                <w:color w:val="444444"/>
-                <w:szCs w:val="22"/>
-              </w:rPr>
-              <w:t>Button</w:t>
-            </w:r>
-          </w:p>
-        </w:tc>
-        <w:tc>
-          <w:tcPr>
-            <w:tcW w:w="5670" w:type="dxa"/>
-          </w:tcPr>
-          <w:p>
-            <w:pPr>
-              <w:shd w:val="clear" w:color="auto" w:fill="FFFFFF"/>
-              <w:rPr>
-                <w:rFonts w:hint="default" w:ascii="Times New Roman" w:hAnsi="Times New Roman" w:cs="Times New Roman"/>
-                <w:color w:val="444444"/>
-                <w:szCs w:val="22"/>
-              </w:rPr>
-            </w:pPr>
-            <w:r>
-              <w:rPr>
-                <w:rFonts w:hint="default" w:ascii="Times New Roman" w:hAnsi="Times New Roman" w:cs="Times New Roman"/>
-                <w:color w:val="444444"/>
-                <w:szCs w:val="22"/>
-              </w:rPr>
-              <w:t>User clicks to authenticate him/herself into the system with provided email &amp; password</w:t>
-            </w:r>
-          </w:p>
-        </w:tc>
-      </w:tr>
-      <w:tr>
-        <w:tblPrEx>
-          <w:tblBorders>
-            <w:top w:val="single" w:color="auto" w:sz="12" w:space="0"/>
-            <w:left w:val="single" w:color="auto" w:sz="12" w:space="0"/>
-            <w:bottom w:val="single" w:color="auto" w:sz="12" w:space="0"/>
-            <w:right w:val="single" w:color="auto" w:sz="12" w:space="0"/>
-            <w:insideH w:val="single" w:color="auto" w:sz="8" w:space="0"/>
-            <w:insideV w:val="single" w:color="auto" w:sz="8" w:space="0"/>
-          </w:tblBorders>
-          <w:tblCellMar>
-            <w:top w:w="0" w:type="dxa"/>
-            <w:left w:w="108" w:type="dxa"/>
-            <w:bottom w:w="0" w:type="dxa"/>
-            <w:right w:w="108" w:type="dxa"/>
-          </w:tblCellMar>
-        </w:tblPrEx>
-        <w:tc>
-          <w:tcPr>
-            <w:tcW w:w="2112" w:type="dxa"/>
-          </w:tcPr>
-          <w:p>
-            <w:pPr>
-              <w:shd w:val="clear" w:color="auto" w:fill="FFFFFF"/>
-              <w:rPr>
-                <w:rFonts w:hint="default" w:ascii="Times New Roman" w:hAnsi="Times New Roman" w:cs="Times New Roman"/>
-                <w:color w:val="444444"/>
-                <w:szCs w:val="22"/>
-              </w:rPr>
-            </w:pPr>
-            <w:r>
-              <w:rPr>
-                <w:rFonts w:hint="default" w:ascii="Times New Roman" w:hAnsi="Times New Roman" w:cs="Times New Roman"/>
-                <w:color w:val="444444"/>
-                <w:szCs w:val="22"/>
-              </w:rPr>
-              <w:t>Register</w:t>
-            </w:r>
-          </w:p>
-        </w:tc>
-        <w:tc>
-          <w:tcPr>
-            <w:tcW w:w="1559" w:type="dxa"/>
-          </w:tcPr>
-          <w:p>
-            <w:pPr>
-              <w:shd w:val="clear" w:color="auto" w:fill="FFFFFF"/>
-              <w:rPr>
-                <w:rFonts w:hint="default" w:ascii="Times New Roman" w:hAnsi="Times New Roman" w:cs="Times New Roman"/>
-                <w:color w:val="444444"/>
-                <w:szCs w:val="22"/>
-              </w:rPr>
-            </w:pPr>
-            <w:r>
-              <w:rPr>
-                <w:rFonts w:hint="default" w:ascii="Times New Roman" w:hAnsi="Times New Roman" w:cs="Times New Roman"/>
-                <w:color w:val="444444"/>
-                <w:szCs w:val="22"/>
-              </w:rPr>
-              <w:t>Button</w:t>
-            </w:r>
-          </w:p>
-        </w:tc>
-        <w:tc>
-          <w:tcPr>
-            <w:tcW w:w="5670" w:type="dxa"/>
-          </w:tcPr>
-          <w:p>
-            <w:pPr>
-              <w:shd w:val="clear" w:color="auto" w:fill="FFFFFF"/>
-              <w:rPr>
-                <w:rFonts w:hint="default" w:ascii="Times New Roman" w:hAnsi="Times New Roman" w:cs="Times New Roman"/>
-                <w:color w:val="444444"/>
-                <w:szCs w:val="22"/>
-              </w:rPr>
-            </w:pPr>
-            <w:r>
-              <w:rPr>
-                <w:rFonts w:hint="default" w:ascii="Times New Roman" w:hAnsi="Times New Roman" w:cs="Times New Roman"/>
-                <w:color w:val="444444"/>
-                <w:szCs w:val="22"/>
-              </w:rPr>
-              <w:t>User clicks to redirect to the User Register page for registering new user account to access the system</w:t>
-            </w:r>
-          </w:p>
-        </w:tc>
-      </w:tr>
-      <w:tr>
-        <w:tblPrEx>
-          <w:tblBorders>
-            <w:top w:val="single" w:color="auto" w:sz="12" w:space="0"/>
-            <w:left w:val="single" w:color="auto" w:sz="12" w:space="0"/>
-            <w:bottom w:val="single" w:color="auto" w:sz="12" w:space="0"/>
-            <w:right w:val="single" w:color="auto" w:sz="12" w:space="0"/>
-            <w:insideH w:val="single" w:color="auto" w:sz="8" w:space="0"/>
-            <w:insideV w:val="single" w:color="auto" w:sz="8" w:space="0"/>
-          </w:tblBorders>
-        </w:tblPrEx>
-        <w:tc>
-          <w:tcPr>
-            <w:tcW w:w="2112" w:type="dxa"/>
-          </w:tcPr>
-          <w:p>
-            <w:pPr>
-              <w:shd w:val="clear" w:color="auto" w:fill="FFFFFF"/>
-              <w:rPr>
-                <w:rFonts w:hint="default" w:ascii="Times New Roman" w:hAnsi="Times New Roman" w:cs="Times New Roman"/>
-                <w:color w:val="444444"/>
-                <w:szCs w:val="22"/>
-              </w:rPr>
-            </w:pPr>
-            <w:r>
-              <w:rPr>
-                <w:rFonts w:hint="default" w:ascii="Times New Roman" w:hAnsi="Times New Roman" w:cs="Times New Roman"/>
-                <w:color w:val="444444"/>
-                <w:szCs w:val="22"/>
-              </w:rPr>
-              <w:t>Forgot Password?</w:t>
-            </w:r>
-          </w:p>
-        </w:tc>
-        <w:tc>
-          <w:tcPr>
-            <w:tcW w:w="1559" w:type="dxa"/>
-          </w:tcPr>
-          <w:p>
-            <w:pPr>
-              <w:shd w:val="clear" w:color="auto" w:fill="FFFFFF"/>
-              <w:rPr>
-                <w:rFonts w:hint="default" w:ascii="Times New Roman" w:hAnsi="Times New Roman" w:cs="Times New Roman"/>
-                <w:color w:val="444444"/>
-                <w:szCs w:val="22"/>
-              </w:rPr>
-            </w:pPr>
-            <w:r>
-              <w:rPr>
-                <w:rFonts w:hint="default" w:ascii="Times New Roman" w:hAnsi="Times New Roman" w:cs="Times New Roman"/>
-                <w:color w:val="444444"/>
-                <w:szCs w:val="22"/>
-              </w:rPr>
-              <w:t>Hyperlink</w:t>
-            </w:r>
-          </w:p>
-        </w:tc>
-        <w:tc>
-          <w:tcPr>
-            <w:tcW w:w="5670" w:type="dxa"/>
-          </w:tcPr>
-          <w:p>
-            <w:pPr>
-              <w:shd w:val="clear" w:color="auto" w:fill="FFFFFF"/>
-              <w:rPr>
-                <w:rFonts w:hint="default" w:ascii="Times New Roman" w:hAnsi="Times New Roman" w:cs="Times New Roman"/>
-                <w:color w:val="444444"/>
-                <w:szCs w:val="22"/>
-              </w:rPr>
-            </w:pPr>
-            <w:r>
-              <w:rPr>
-                <w:rFonts w:hint="default" w:ascii="Times New Roman" w:hAnsi="Times New Roman" w:cs="Times New Roman"/>
-                <w:color w:val="444444"/>
-                <w:szCs w:val="22"/>
-              </w:rPr>
-              <w:t>User clicks to redirect to the Password Reset page for resetting his/her forgot password</w:t>
-            </w:r>
-          </w:p>
-        </w:tc>
-      </w:tr>
-      <w:tr>
-        <w:tblPrEx>
-          <w:tblBorders>
-            <w:top w:val="single" w:color="auto" w:sz="12" w:space="0"/>
-            <w:left w:val="single" w:color="auto" w:sz="12" w:space="0"/>
-            <w:bottom w:val="single" w:color="auto" w:sz="12" w:space="0"/>
-            <w:right w:val="single" w:color="auto" w:sz="12" w:space="0"/>
-            <w:insideH w:val="single" w:color="auto" w:sz="8" w:space="0"/>
-            <w:insideV w:val="single" w:color="auto" w:sz="8" w:space="0"/>
-          </w:tblBorders>
-          <w:tblCellMar>
-            <w:top w:w="0" w:type="dxa"/>
-            <w:left w:w="108" w:type="dxa"/>
-            <w:bottom w:w="0" w:type="dxa"/>
-            <w:right w:w="108" w:type="dxa"/>
-          </w:tblCellMar>
-        </w:tblPrEx>
-        <w:tc>
-          <w:tcPr>
-            <w:tcW w:w="2112" w:type="dxa"/>
-          </w:tcPr>
-          <w:p>
-            <w:pPr>
-              <w:shd w:val="clear" w:color="auto" w:fill="FFFFFF"/>
-              <w:rPr>
-                <w:rFonts w:hint="default" w:ascii="Times New Roman" w:hAnsi="Times New Roman" w:cs="Times New Roman"/>
-                <w:color w:val="444444"/>
-                <w:szCs w:val="22"/>
-              </w:rPr>
-            </w:pPr>
-            <w:r>
-              <w:rPr>
-                <w:rFonts w:hint="default" w:ascii="Times New Roman" w:hAnsi="Times New Roman" w:cs="Times New Roman"/>
-                <w:color w:val="444444"/>
-                <w:szCs w:val="22"/>
-              </w:rPr>
-              <w:t>Login with Google</w:t>
-            </w:r>
-          </w:p>
-        </w:tc>
-        <w:tc>
-          <w:tcPr>
-            <w:tcW w:w="1559" w:type="dxa"/>
-          </w:tcPr>
-          <w:p>
-            <w:pPr>
-              <w:shd w:val="clear" w:color="auto" w:fill="FFFFFF"/>
-              <w:rPr>
-                <w:rFonts w:hint="default" w:ascii="Times New Roman" w:hAnsi="Times New Roman" w:cs="Times New Roman"/>
-                <w:color w:val="444444"/>
-                <w:szCs w:val="22"/>
-              </w:rPr>
-            </w:pPr>
-            <w:r>
-              <w:rPr>
-                <w:rFonts w:hint="default" w:ascii="Times New Roman" w:hAnsi="Times New Roman" w:cs="Times New Roman"/>
-                <w:color w:val="444444"/>
-                <w:szCs w:val="22"/>
-              </w:rPr>
-              <w:t>Hyperlink</w:t>
-            </w:r>
-          </w:p>
-        </w:tc>
-        <w:tc>
-          <w:tcPr>
-            <w:tcW w:w="5670" w:type="dxa"/>
-          </w:tcPr>
-          <w:p>
-            <w:pPr>
-              <w:shd w:val="clear" w:color="auto" w:fill="FFFFFF"/>
-              <w:rPr>
-                <w:rFonts w:hint="default" w:ascii="Times New Roman" w:hAnsi="Times New Roman" w:cs="Times New Roman"/>
-                <w:color w:val="444444"/>
-                <w:szCs w:val="22"/>
-              </w:rPr>
-            </w:pPr>
-            <w:r>
-              <w:rPr>
-                <w:rFonts w:hint="default" w:ascii="Times New Roman" w:hAnsi="Times New Roman" w:cs="Times New Roman"/>
-                <w:color w:val="444444"/>
-                <w:szCs w:val="22"/>
-              </w:rPr>
-              <w:t>Allow user to login with his/her Google account</w:t>
-            </w:r>
-          </w:p>
-        </w:tc>
-      </w:tr>
-      <w:tr>
-        <w:tblPrEx>
-          <w:tblBorders>
-            <w:top w:val="single" w:color="auto" w:sz="12" w:space="0"/>
-            <w:left w:val="single" w:color="auto" w:sz="12" w:space="0"/>
-            <w:bottom w:val="single" w:color="auto" w:sz="12" w:space="0"/>
-            <w:right w:val="single" w:color="auto" w:sz="12" w:space="0"/>
-            <w:insideH w:val="single" w:color="auto" w:sz="8" w:space="0"/>
-            <w:insideV w:val="single" w:color="auto" w:sz="8" w:space="0"/>
-          </w:tblBorders>
-          <w:tblCellMar>
-            <w:top w:w="0" w:type="dxa"/>
-            <w:left w:w="108" w:type="dxa"/>
-            <w:bottom w:w="0" w:type="dxa"/>
-            <w:right w:w="108" w:type="dxa"/>
-          </w:tblCellMar>
-        </w:tblPrEx>
-        <w:tc>
-          <w:tcPr>
-            <w:tcW w:w="2112" w:type="dxa"/>
-          </w:tcPr>
-          <w:p>
-            <w:pPr>
-              <w:shd w:val="clear" w:color="auto" w:fill="FFFFFF"/>
-              <w:rPr>
-                <w:rFonts w:hint="default" w:ascii="Times New Roman" w:hAnsi="Times New Roman" w:cs="Times New Roman"/>
-                <w:color w:val="444444"/>
-                <w:szCs w:val="22"/>
-              </w:rPr>
-            </w:pPr>
-            <w:r>
-              <w:rPr>
-                <w:rFonts w:hint="default" w:ascii="Times New Roman" w:hAnsi="Times New Roman" w:cs="Times New Roman"/>
-                <w:color w:val="444444"/>
-                <w:szCs w:val="22"/>
-              </w:rPr>
-              <w:t>Login with Facebook</w:t>
-            </w:r>
-          </w:p>
-        </w:tc>
-        <w:tc>
-          <w:tcPr>
-            <w:tcW w:w="1559" w:type="dxa"/>
-          </w:tcPr>
-          <w:p>
-            <w:pPr>
-              <w:shd w:val="clear" w:color="auto" w:fill="FFFFFF"/>
-              <w:rPr>
-                <w:rFonts w:hint="default" w:ascii="Times New Roman" w:hAnsi="Times New Roman" w:cs="Times New Roman"/>
-                <w:color w:val="444444"/>
-                <w:szCs w:val="22"/>
-              </w:rPr>
-            </w:pPr>
-            <w:r>
-              <w:rPr>
-                <w:rFonts w:hint="default" w:ascii="Times New Roman" w:hAnsi="Times New Roman" w:cs="Times New Roman"/>
-                <w:color w:val="444444"/>
-                <w:szCs w:val="22"/>
-              </w:rPr>
-              <w:t>Hyperlink</w:t>
-            </w:r>
-          </w:p>
-        </w:tc>
-        <w:tc>
-          <w:tcPr>
-            <w:tcW w:w="5670" w:type="dxa"/>
-          </w:tcPr>
-          <w:p>
-            <w:pPr>
-              <w:shd w:val="clear" w:color="auto" w:fill="FFFFFF"/>
-              <w:rPr>
-                <w:rFonts w:hint="default" w:ascii="Times New Roman" w:hAnsi="Times New Roman" w:cs="Times New Roman"/>
-                <w:color w:val="444444"/>
-                <w:szCs w:val="22"/>
-              </w:rPr>
-            </w:pPr>
-            <w:r>
-              <w:rPr>
-                <w:rFonts w:hint="default" w:ascii="Times New Roman" w:hAnsi="Times New Roman" w:cs="Times New Roman"/>
-                <w:color w:val="444444"/>
-                <w:szCs w:val="22"/>
-              </w:rPr>
-              <w:t>Allow user to login with his/her Facebook account</w:t>
-            </w:r>
-          </w:p>
-        </w:tc>
-      </w:tr>
-    </w:tbl>
-    <w:p>
-      <w:pPr>
-        <w:rPr>
-          <w:rFonts w:hint="default" w:ascii="Times New Roman" w:hAnsi="Times New Roman" w:cs="Times New Roman"/>
-        </w:rPr>
-      </w:pPr>
-    </w:p>
-    <w:p>
-      <w:pPr>
-        <w:pStyle w:val="6"/>
-        <w:rPr>
-          <w:rFonts w:hint="default" w:ascii="Times New Roman" w:hAnsi="Times New Roman" w:cs="Times New Roman"/>
-        </w:rPr>
-      </w:pPr>
-      <w:r>
-        <w:rPr>
-          <w:rFonts w:hint="default" w:ascii="Times New Roman" w:hAnsi="Times New Roman" w:cs="Times New Roman"/>
-        </w:rPr>
-        <w:t>Database Access</w:t>
-      </w:r>
-    </w:p>
-    <w:tbl>
-      <w:tblPr>
-        <w:tblStyle w:val="16"/>
-        <w:tblW w:w="9341" w:type="dxa"/>
-        <w:tblInd w:w="0" w:type="dxa"/>
-        <w:tblBorders>
-          <w:top w:val="single" w:color="auto" w:sz="12" w:space="0"/>
-          <w:left w:val="single" w:color="auto" w:sz="12" w:space="0"/>
-          <w:bottom w:val="single" w:color="auto" w:sz="12" w:space="0"/>
-          <w:right w:val="single" w:color="auto" w:sz="12" w:space="0"/>
-          <w:insideH w:val="single" w:color="auto" w:sz="8" w:space="0"/>
-          <w:insideV w:val="single" w:color="auto" w:sz="8" w:space="0"/>
-        </w:tblBorders>
-        <w:tblLayout w:type="autofit"/>
-        <w:tblCellMar>
-          <w:top w:w="0" w:type="dxa"/>
-          <w:left w:w="108" w:type="dxa"/>
-          <w:bottom w:w="0" w:type="dxa"/>
-          <w:right w:w="108" w:type="dxa"/>
-        </w:tblCellMar>
-      </w:tblPr>
-      <w:tblGrid>
-        <w:gridCol w:w="1828"/>
-        <w:gridCol w:w="852"/>
-        <w:gridCol w:w="6661"/>
-      </w:tblGrid>
-      <w:tr>
-        <w:tblPrEx>
-          <w:tblBorders>
-            <w:top w:val="single" w:color="auto" w:sz="12" w:space="0"/>
-            <w:left w:val="single" w:color="auto" w:sz="12" w:space="0"/>
-            <w:bottom w:val="single" w:color="auto" w:sz="12" w:space="0"/>
-            <w:right w:val="single" w:color="auto" w:sz="12" w:space="0"/>
-            <w:insideH w:val="single" w:color="auto" w:sz="8" w:space="0"/>
-            <w:insideV w:val="single" w:color="auto" w:sz="8" w:space="0"/>
-          </w:tblBorders>
-          <w:tblCellMar>
-            <w:top w:w="0" w:type="dxa"/>
-            <w:left w:w="108" w:type="dxa"/>
-            <w:bottom w:w="0" w:type="dxa"/>
-            <w:right w:w="108" w:type="dxa"/>
-          </w:tblCellMar>
-        </w:tblPrEx>
-        <w:tc>
-          <w:tcPr>
-            <w:tcW w:w="1828" w:type="dxa"/>
-          </w:tcPr>
-          <w:p>
-            <w:pPr>
-              <w:shd w:val="clear" w:color="auto" w:fill="FFFFFF"/>
-              <w:rPr>
-                <w:rFonts w:hint="default" w:ascii="Times New Roman" w:hAnsi="Times New Roman" w:cs="Times New Roman"/>
-                <w:b/>
-                <w:bCs/>
-                <w:color w:val="444444"/>
-                <w:szCs w:val="22"/>
-              </w:rPr>
-            </w:pPr>
-            <w:r>
-              <w:rPr>
-                <w:rFonts w:hint="default" w:ascii="Times New Roman" w:hAnsi="Times New Roman" w:cs="Times New Roman"/>
-                <w:b/>
-                <w:bCs/>
-                <w:color w:val="444444"/>
-                <w:szCs w:val="22"/>
-              </w:rPr>
-              <w:t>Table</w:t>
-            </w:r>
-          </w:p>
-        </w:tc>
-        <w:tc>
-          <w:tcPr>
-            <w:tcW w:w="851" w:type="dxa"/>
-          </w:tcPr>
-          <w:p>
-            <w:pPr>
-              <w:shd w:val="clear" w:color="auto" w:fill="FFFFFF"/>
-              <w:jc w:val="center"/>
-              <w:rPr>
-                <w:rFonts w:hint="default" w:ascii="Times New Roman" w:hAnsi="Times New Roman" w:cs="Times New Roman"/>
-                <w:b/>
-                <w:bCs/>
-                <w:color w:val="444444"/>
-                <w:szCs w:val="22"/>
-              </w:rPr>
-            </w:pPr>
-            <w:r>
-              <w:rPr>
-                <w:rFonts w:hint="default" w:ascii="Times New Roman" w:hAnsi="Times New Roman" w:cs="Times New Roman"/>
-                <w:b/>
-                <w:bCs/>
-                <w:color w:val="444444"/>
-                <w:szCs w:val="22"/>
-              </w:rPr>
-              <w:t>CRUD</w:t>
-            </w:r>
-          </w:p>
-        </w:tc>
-        <w:tc>
-          <w:tcPr>
-            <w:tcW w:w="6662" w:type="dxa"/>
-          </w:tcPr>
-          <w:p>
-            <w:pPr>
-              <w:shd w:val="clear" w:color="auto" w:fill="FFFFFF"/>
-              <w:rPr>
-                <w:rFonts w:hint="default" w:ascii="Times New Roman" w:hAnsi="Times New Roman" w:cs="Times New Roman"/>
-                <w:b/>
-                <w:bCs/>
-                <w:color w:val="444444"/>
-                <w:szCs w:val="22"/>
-              </w:rPr>
-            </w:pPr>
-            <w:r>
-              <w:rPr>
-                <w:rFonts w:hint="default" w:ascii="Times New Roman" w:hAnsi="Times New Roman" w:cs="Times New Roman"/>
-                <w:b/>
-                <w:bCs/>
-                <w:color w:val="444444"/>
-                <w:szCs w:val="22"/>
-              </w:rPr>
-              <w:t>Description</w:t>
-            </w:r>
-          </w:p>
-        </w:tc>
-      </w:tr>
-      <w:tr>
-        <w:tblPrEx>
-          <w:tblBorders>
-            <w:top w:val="single" w:color="auto" w:sz="12" w:space="0"/>
-            <w:left w:val="single" w:color="auto" w:sz="12" w:space="0"/>
-            <w:bottom w:val="single" w:color="auto" w:sz="12" w:space="0"/>
-            <w:right w:val="single" w:color="auto" w:sz="12" w:space="0"/>
-            <w:insideH w:val="single" w:color="auto" w:sz="8" w:space="0"/>
-            <w:insideV w:val="single" w:color="auto" w:sz="8" w:space="0"/>
-          </w:tblBorders>
-          <w:tblCellMar>
-            <w:top w:w="0" w:type="dxa"/>
-            <w:left w:w="108" w:type="dxa"/>
-            <w:bottom w:w="0" w:type="dxa"/>
-            <w:right w:w="108" w:type="dxa"/>
-          </w:tblCellMar>
-        </w:tblPrEx>
-        <w:tc>
-          <w:tcPr>
-            <w:tcW w:w="1828" w:type="dxa"/>
-          </w:tcPr>
-          <w:p>
-            <w:pPr>
-              <w:shd w:val="clear" w:color="auto" w:fill="FFFFFF"/>
-              <w:rPr>
-                <w:rFonts w:hint="default" w:ascii="Times New Roman" w:hAnsi="Times New Roman" w:cs="Times New Roman"/>
-                <w:color w:val="444444"/>
-                <w:szCs w:val="22"/>
-              </w:rPr>
-            </w:pPr>
-            <w:r>
-              <w:rPr>
-                <w:rFonts w:hint="default" w:ascii="Times New Roman" w:hAnsi="Times New Roman" w:cs="Times New Roman"/>
-                <w:color w:val="444444"/>
-                <w:szCs w:val="22"/>
-              </w:rPr>
-              <w:t>User</w:t>
-            </w:r>
-          </w:p>
-        </w:tc>
-        <w:tc>
-          <w:tcPr>
-            <w:tcW w:w="851" w:type="dxa"/>
-          </w:tcPr>
-          <w:p>
-            <w:pPr>
-              <w:shd w:val="clear" w:color="auto" w:fill="FFFFFF"/>
-              <w:jc w:val="center"/>
-              <w:rPr>
-                <w:rFonts w:hint="default" w:ascii="Times New Roman" w:hAnsi="Times New Roman" w:cs="Times New Roman"/>
-                <w:color w:val="444444"/>
-                <w:szCs w:val="22"/>
-              </w:rPr>
-            </w:pPr>
-            <w:r>
-              <w:rPr>
-                <w:rFonts w:hint="default" w:ascii="Times New Roman" w:hAnsi="Times New Roman" w:cs="Times New Roman"/>
-                <w:color w:val="444444"/>
-                <w:szCs w:val="22"/>
-              </w:rPr>
-              <w:t>R</w:t>
-            </w:r>
-          </w:p>
-        </w:tc>
-        <w:tc>
-          <w:tcPr>
-            <w:tcW w:w="6662" w:type="dxa"/>
-          </w:tcPr>
-          <w:p>
-            <w:pPr>
-              <w:shd w:val="clear" w:color="auto" w:fill="FFFFFF"/>
-              <w:rPr>
-                <w:rFonts w:hint="default" w:ascii="Times New Roman" w:hAnsi="Times New Roman" w:cs="Times New Roman"/>
-                <w:color w:val="444444"/>
-                <w:szCs w:val="22"/>
-              </w:rPr>
-            </w:pPr>
-            <w:r>
-              <w:rPr>
-                <w:rFonts w:hint="default" w:ascii="Times New Roman" w:hAnsi="Times New Roman" w:cs="Times New Roman"/>
-                <w:color w:val="444444"/>
-                <w:szCs w:val="22"/>
-              </w:rPr>
-              <w:t>Verify UserName &amp; Password information</w:t>
-            </w:r>
-          </w:p>
-        </w:tc>
-      </w:tr>
-      <w:tr>
-        <w:tblPrEx>
-          <w:tblBorders>
-            <w:top w:val="single" w:color="auto" w:sz="12" w:space="0"/>
-            <w:left w:val="single" w:color="auto" w:sz="12" w:space="0"/>
-            <w:bottom w:val="single" w:color="auto" w:sz="12" w:space="0"/>
-            <w:right w:val="single" w:color="auto" w:sz="12" w:space="0"/>
-            <w:insideH w:val="single" w:color="auto" w:sz="8" w:space="0"/>
-            <w:insideV w:val="single" w:color="auto" w:sz="8" w:space="0"/>
-          </w:tblBorders>
-          <w:tblCellMar>
-            <w:top w:w="0" w:type="dxa"/>
-            <w:left w:w="108" w:type="dxa"/>
-            <w:bottom w:w="0" w:type="dxa"/>
-            <w:right w:w="108" w:type="dxa"/>
-          </w:tblCellMar>
-        </w:tblPrEx>
-        <w:tc>
-          <w:tcPr>
-            <w:tcW w:w="1828" w:type="dxa"/>
-          </w:tcPr>
-          <w:p>
-            <w:pPr>
-              <w:shd w:val="clear" w:color="auto" w:fill="FFFFFF"/>
-              <w:rPr>
-                <w:rFonts w:hint="default" w:ascii="Times New Roman" w:hAnsi="Times New Roman" w:cs="Times New Roman"/>
-                <w:color w:val="444444"/>
-                <w:szCs w:val="22"/>
-              </w:rPr>
-            </w:pPr>
-            <w:r>
-              <w:rPr>
-                <w:rFonts w:hint="default" w:ascii="Times New Roman" w:hAnsi="Times New Roman" w:cs="Times New Roman"/>
-                <w:color w:val="444444"/>
-                <w:szCs w:val="22"/>
-              </w:rPr>
-              <w:t>Setting, User</w:t>
-            </w:r>
-          </w:p>
-        </w:tc>
-        <w:tc>
-          <w:tcPr>
-            <w:tcW w:w="851" w:type="dxa"/>
-          </w:tcPr>
-          <w:p>
-            <w:pPr>
-              <w:shd w:val="clear" w:color="auto" w:fill="FFFFFF"/>
-              <w:jc w:val="center"/>
-              <w:rPr>
-                <w:rFonts w:hint="default" w:ascii="Times New Roman" w:hAnsi="Times New Roman" w:cs="Times New Roman"/>
-                <w:color w:val="444444"/>
-                <w:szCs w:val="22"/>
-              </w:rPr>
-            </w:pPr>
-            <w:r>
-              <w:rPr>
-                <w:rFonts w:hint="default" w:ascii="Times New Roman" w:hAnsi="Times New Roman" w:cs="Times New Roman"/>
-                <w:color w:val="444444"/>
-                <w:szCs w:val="22"/>
-              </w:rPr>
-              <w:t>R</w:t>
-            </w:r>
-          </w:p>
-        </w:tc>
-        <w:tc>
-          <w:tcPr>
-            <w:tcW w:w="6662" w:type="dxa"/>
-          </w:tcPr>
-          <w:p>
-            <w:pPr>
-              <w:shd w:val="clear" w:color="auto" w:fill="FFFFFF"/>
-              <w:rPr>
-                <w:rFonts w:hint="default" w:ascii="Times New Roman" w:hAnsi="Times New Roman" w:cs="Times New Roman"/>
-                <w:color w:val="444444"/>
-                <w:szCs w:val="22"/>
-              </w:rPr>
-            </w:pPr>
-            <w:r>
-              <w:rPr>
-                <w:rFonts w:hint="default" w:ascii="Times New Roman" w:hAnsi="Times New Roman" w:cs="Times New Roman"/>
-                <w:color w:val="444444"/>
-                <w:szCs w:val="22"/>
-              </w:rPr>
-              <w:t>Specify the authorizations of the logged-in user</w:t>
-            </w:r>
-          </w:p>
-        </w:tc>
-      </w:tr>
-    </w:tbl>
-    <w:p>
-      <w:pPr>
-        <w:rPr>
-          <w:rFonts w:hint="default" w:ascii="Times New Roman" w:hAnsi="Times New Roman" w:cs="Times New Roman"/>
-        </w:rPr>
-      </w:pPr>
-    </w:p>
-    <w:p>
-      <w:pPr>
-        <w:rPr>
-          <w:rFonts w:hint="default" w:ascii="Times New Roman" w:hAnsi="Times New Roman" w:cs="Times New Roman"/>
           <w:b/>
           <w:bCs/>
           <w:i/>
           <w:iCs/>
-        </w:rPr>
-      </w:pPr>
-      <w:r>
-        <w:rPr>
-          <w:rFonts w:hint="default" w:ascii="Times New Roman" w:hAnsi="Times New Roman" w:cs="Times New Roman"/>
-          <w:b/>
-          <w:bCs/>
-          <w:i/>
-          <w:iCs/>
-        </w:rPr>
-        <w:t>SQL Commands:</w:t>
-      </w:r>
-    </w:p>
-    <w:p>
-      <w:pPr>
-        <w:rPr>
-          <w:rFonts w:hint="default" w:ascii="Times New Roman" w:hAnsi="Times New Roman" w:cs="Times New Roman"/>
-        </w:rPr>
-      </w:pPr>
-      <w:r>
-        <w:rPr>
-          <w:rFonts w:hint="default" w:ascii="Times New Roman" w:hAnsi="Times New Roman" w:cs="Times New Roman"/>
-          <w:color w:val="444444"/>
-          <w:szCs w:val="22"/>
-        </w:rPr>
-        <w:t>1/ Verify UserName &amp; Password information</w:t>
-      </w:r>
-    </w:p>
-    <w:p>
-      <w:pPr>
-        <w:rPr>
-          <w:rFonts w:hint="default" w:ascii="Times New Roman" w:hAnsi="Times New Roman" w:cs="Times New Roman"/>
-          <w:color w:val="444444"/>
-          <w:szCs w:val="22"/>
-        </w:rPr>
-      </w:pPr>
-      <w:r>
-        <w:rPr>
-          <w:rFonts w:hint="default" w:ascii="Times New Roman" w:hAnsi="Times New Roman" w:cs="Times New Roman"/>
-          <w:color w:val="444444"/>
-          <w:szCs w:val="22"/>
-        </w:rPr>
-        <w:t xml:space="preserve">SELECT user_id, full_name, email, image_url, status </w:t>
-      </w:r>
-    </w:p>
-    <w:p>
-      <w:pPr>
-        <w:rPr>
-          <w:rFonts w:hint="default" w:ascii="Times New Roman" w:hAnsi="Times New Roman" w:cs="Times New Roman"/>
-          <w:color w:val="444444"/>
-          <w:szCs w:val="22"/>
-        </w:rPr>
-      </w:pPr>
-      <w:r>
-        <w:rPr>
-          <w:rFonts w:hint="default" w:ascii="Times New Roman" w:hAnsi="Times New Roman" w:cs="Times New Roman"/>
-          <w:color w:val="444444"/>
-          <w:szCs w:val="22"/>
-        </w:rPr>
-        <w:t>FROM user WHERE user_name = ? AND password = ?</w:t>
-      </w:r>
-    </w:p>
-    <w:p>
-      <w:pPr>
-        <w:rPr>
-          <w:rFonts w:hint="default" w:ascii="Times New Roman" w:hAnsi="Times New Roman" w:cs="Times New Roman"/>
-        </w:rPr>
-      </w:pPr>
-    </w:p>
-    <w:p>
-      <w:pPr>
-        <w:rPr>
-          <w:rFonts w:hint="default" w:ascii="Times New Roman" w:hAnsi="Times New Roman" w:cs="Times New Roman"/>
-          <w:color w:val="444444"/>
-          <w:szCs w:val="22"/>
-        </w:rPr>
-      </w:pPr>
-      <w:r>
-        <w:rPr>
-          <w:rFonts w:hint="default" w:ascii="Times New Roman" w:hAnsi="Times New Roman" w:cs="Times New Roman"/>
-        </w:rPr>
-        <w:t xml:space="preserve">2/ </w:t>
-      </w:r>
-      <w:r>
-        <w:rPr>
-          <w:rFonts w:hint="default" w:ascii="Times New Roman" w:hAnsi="Times New Roman" w:cs="Times New Roman"/>
-          <w:color w:val="444444"/>
-          <w:szCs w:val="22"/>
-        </w:rPr>
-        <w:t>Specify the authorizations of the logged-in user</w:t>
-      </w:r>
-    </w:p>
-    <w:p>
-      <w:pPr>
-        <w:rPr>
-          <w:rFonts w:hint="default" w:ascii="Times New Roman" w:hAnsi="Times New Roman" w:cs="Times New Roman"/>
-          <w:color w:val="444444"/>
-          <w:szCs w:val="22"/>
-        </w:rPr>
-      </w:pPr>
-      <w:r>
-        <w:rPr>
-          <w:rFonts w:hint="default" w:ascii="Times New Roman" w:hAnsi="Times New Roman" w:cs="Times New Roman"/>
-          <w:color w:val="444444"/>
-          <w:szCs w:val="22"/>
-        </w:rPr>
-        <w:t>SELECT mapped_values FROM setting WHERE setting_id = ?</w:t>
-      </w:r>
-    </w:p>
-    <w:p>
-      <w:pPr>
-        <w:rPr>
-          <w:rFonts w:hint="default" w:ascii="Times New Roman" w:hAnsi="Times New Roman" w:cs="Times New Roman"/>
-        </w:rPr>
-      </w:pPr>
-      <w:r>
-        <w:rPr>
-          <w:rFonts w:hint="default" w:ascii="Times New Roman" w:hAnsi="Times New Roman" w:cs="Times New Roman"/>
-          <w:color w:val="444444"/>
-          <w:szCs w:val="22"/>
-        </w:rPr>
-        <w:t>SELECT setting_name, mapped_values FROM setting WHERE setting_id IN (?)</w:t>
-      </w:r>
-    </w:p>
-    <w:p>
-      <w:pPr>
-        <w:rPr>
-          <w:rFonts w:hint="default" w:ascii="Times New Roman" w:hAnsi="Times New Roman" w:cs="Times New Roman"/>
-          <w:b/>
-          <w:bCs/>
-          <w:i/>
-          <w:iCs/>
-        </w:rPr>
-      </w:pPr>
-    </w:p>
-    <w:p>
-      <w:pPr>
-        <w:pStyle w:val="5"/>
-        <w:rPr>
-          <w:rFonts w:hint="default" w:ascii="Times New Roman" w:hAnsi="Times New Roman" w:cs="Times New Roman"/>
-          <w:lang w:val="vi-VN"/>
-        </w:rPr>
-      </w:pPr>
-      <w:r>
-        <w:rPr>
-          <w:rFonts w:hint="default" w:ascii="Times New Roman" w:hAnsi="Times New Roman" w:cs="Times New Roman"/>
-        </w:rPr>
-        <w:t>b.</w:t>
-      </w:r>
-      <w:r>
-        <w:rPr>
-          <w:rFonts w:hint="default" w:ascii="Times New Roman" w:hAnsi="Times New Roman" w:cs="Times New Roman"/>
-          <w:lang w:val="vi-VN"/>
-        </w:rPr>
-        <w:t xml:space="preserve"> Setting List</w:t>
-      </w:r>
-    </w:p>
-    <w:p>
-      <w:pPr>
-        <w:pStyle w:val="6"/>
-        <w:rPr>
-          <w:rFonts w:hint="default" w:ascii="Times New Roman" w:hAnsi="Times New Roman" w:cs="Times New Roman"/>
-        </w:rPr>
-      </w:pPr>
-      <w:r>
-        <w:rPr>
-          <w:rFonts w:hint="default" w:ascii="Times New Roman" w:hAnsi="Times New Roman" w:cs="Times New Roman"/>
-        </w:rPr>
-        <w:t>UI Design</w:t>
-      </w:r>
-    </w:p>
-    <w:p>
-      <w:pPr>
-        <w:rPr>
-          <w:rFonts w:hint="default" w:ascii="Times New Roman" w:hAnsi="Times New Roman" w:cs="Times New Roman"/>
-        </w:rPr>
-      </w:pPr>
-      <w:r>
-        <w:rPr>
-          <w:rFonts w:hint="default" w:ascii="Times New Roman" w:hAnsi="Times New Roman" w:cs="Times New Roman"/>
-        </w:rPr>
-        <w:drawing>
-          <wp:inline distT="0" distB="0" distL="0" distR="0">
-            <wp:extent cx="5769610" cy="1752600"/>
-            <wp:effectExtent l="0" t="0" r="2540" b="0"/>
-            <wp:docPr id="14" name="Picture 14"/>
-            <wp:cNvGraphicFramePr>
-              <a:graphicFrameLocks xmlns:a="http://schemas.openxmlformats.org/drawingml/2006/main" noChangeAspect="1"/>
-            </wp:cNvGraphicFramePr>
-            <a:graphic xmlns:a="http://schemas.openxmlformats.org/drawingml/2006/main">
-              <a:graphicData uri="http://schemas.openxmlformats.org/drawingml/2006/picture">
-                <pic:pic xmlns:pic="http://schemas.openxmlformats.org/drawingml/2006/picture">
-                  <pic:nvPicPr>
-                    <pic:cNvPr id="14" name="Picture 14"/>
-                    <pic:cNvPicPr>
-                      <a:picLocks noChangeAspect="1"/>
-                    </pic:cNvPicPr>
-                  </pic:nvPicPr>
-                  <pic:blipFill>
-                    <a:blip r:embed="rId13"/>
-                    <a:stretch>
-                      <a:fillRect/>
-                    </a:stretch>
-                  </pic:blipFill>
-                  <pic:spPr>
-                    <a:xfrm>
-                      <a:off x="0" y="0"/>
-                      <a:ext cx="5776541" cy="1755180"/>
-                    </a:xfrm>
-                    <a:prstGeom prst="rect">
-                      <a:avLst/>
-                    </a:prstGeom>
-                  </pic:spPr>
-                </pic:pic>
-              </a:graphicData>
-            </a:graphic>
-          </wp:inline>
-        </w:drawing>
-      </w:r>
-    </w:p>
-    <w:p>
-      <w:pPr>
-        <w:rPr>
-          <w:rFonts w:hint="default" w:ascii="Times New Roman" w:hAnsi="Times New Roman" w:cs="Times New Roman"/>
         </w:rPr>
       </w:pPr>
     </w:p>
@@ -20103,33 +22321,89 @@
         </w:tblPrEx>
         <w:tc>
           <w:tcPr>
-            <w:tcW w:w="9341" w:type="dxa"/>
-            <w:gridSpan w:val="3"/>
+            <w:tcW w:w="1828" w:type="dxa"/>
           </w:tcPr>
           <w:p>
             <w:pPr>
               <w:shd w:val="clear" w:color="auto" w:fill="FFFFFF"/>
               <w:rPr>
                 <w:rFonts w:hint="default" w:ascii="Times New Roman" w:hAnsi="Times New Roman" w:cs="Times New Roman"/>
-                <w:b/>
-                <w:bCs/>
-                <w:i/>
-                <w:iCs/>
-                <w:color w:val="444444"/>
-                <w:szCs w:val="22"/>
-              </w:rPr>
-            </w:pPr>
-            <w:r>
-              <w:rPr>
-                <w:rFonts w:hint="default" w:ascii="Times New Roman" w:hAnsi="Times New Roman" w:cs="Times New Roman"/>
-                <w:b/>
-                <w:bCs/>
-                <w:i/>
-                <w:iCs/>
-                <w:color w:val="444444"/>
-                <w:szCs w:val="22"/>
-              </w:rPr>
-              <w:t>Search Fields</w:t>
+                <w:color w:val="444444"/>
+                <w:szCs w:val="22"/>
+              </w:rPr>
+            </w:pPr>
+            <w:r>
+              <w:rPr>
+                <w:rFonts w:hint="default" w:ascii="Times New Roman" w:hAnsi="Times New Roman" w:cs="Times New Roman"/>
+                <w:color w:val="444444"/>
+                <w:szCs w:val="22"/>
+              </w:rPr>
+              <w:t>Name*</w:t>
+            </w:r>
+          </w:p>
+        </w:tc>
+        <w:tc>
+          <w:tcPr>
+            <w:tcW w:w="1701" w:type="dxa"/>
+          </w:tcPr>
+          <w:p>
+            <w:pPr>
+              <w:shd w:val="clear" w:color="auto" w:fill="FFFFFF"/>
+              <w:rPr>
+                <w:rFonts w:hint="default" w:ascii="Times New Roman" w:hAnsi="Times New Roman" w:cs="Times New Roman"/>
+                <w:color w:val="444444"/>
+                <w:szCs w:val="22"/>
+              </w:rPr>
+            </w:pPr>
+            <w:r>
+              <w:rPr>
+                <w:rFonts w:hint="default" w:ascii="Times New Roman" w:hAnsi="Times New Roman" w:cs="Times New Roman"/>
+                <w:color w:val="444444"/>
+                <w:szCs w:val="22"/>
+              </w:rPr>
+              <w:t xml:space="preserve">Text Box </w:t>
+            </w:r>
+          </w:p>
+          <w:p>
+            <w:pPr>
+              <w:shd w:val="clear" w:color="auto" w:fill="FFFFFF"/>
+              <w:rPr>
+                <w:rFonts w:hint="default" w:ascii="Times New Roman" w:hAnsi="Times New Roman" w:cs="Times New Roman"/>
+                <w:color w:val="444444"/>
+                <w:szCs w:val="22"/>
+              </w:rPr>
+            </w:pPr>
+            <w:r>
+              <w:rPr>
+                <w:rFonts w:hint="default" w:ascii="Times New Roman" w:hAnsi="Times New Roman" w:cs="Times New Roman"/>
+                <w:color w:val="444444"/>
+                <w:szCs w:val="22"/>
+              </w:rPr>
+              <w:t>String (20)</w:t>
+            </w:r>
+          </w:p>
+        </w:tc>
+        <w:tc>
+          <w:tcPr>
+            <w:tcW w:w="5812" w:type="dxa"/>
+          </w:tcPr>
+          <w:p>
+            <w:pPr>
+              <w:shd w:val="clear" w:color="auto" w:fill="FFFFFF"/>
+              <w:jc w:val="both"/>
+              <w:rPr>
+                <w:rFonts w:hint="default" w:ascii="Times New Roman" w:hAnsi="Times New Roman" w:cs="Times New Roman"/>
+                <w:color w:val="444444"/>
+                <w:szCs w:val="22"/>
+              </w:rPr>
+            </w:pPr>
+            <w:r>
+              <w:rPr>
+                <w:rFonts w:hint="default" w:ascii="Times New Roman" w:hAnsi="Times New Roman" w:cs="Times New Roman"/>
+                <w:color w:val="444444"/>
+                <w:szCs w:val="22"/>
+              </w:rPr>
+              <w:t>Name of the setting</w:t>
             </w:r>
           </w:p>
         </w:tc>
@@ -20170,7 +22444,7 @@
                 <w:color w:val="444444"/>
                 <w:szCs w:val="22"/>
               </w:rPr>
-              <w:t>Setting Type</w:t>
+              <w:t>Type*</w:t>
             </w:r>
           </w:p>
         </w:tc>
@@ -20211,7 +22485,7 @@
                 <w:color w:val="444444"/>
                 <w:szCs w:val="22"/>
               </w:rPr>
-              <w:t>Single-Choice</w:t>
+              <w:t>(Single Choice)</w:t>
             </w:r>
           </w:p>
         </w:tc>
@@ -20222,55 +22496,39 @@
           <w:p>
             <w:pPr>
               <w:shd w:val="clear" w:color="auto" w:fill="FFFFFF"/>
-              <w:rPr>
-                <w:rFonts w:hint="default" w:ascii="Times New Roman" w:hAnsi="Times New Roman" w:cs="Times New Roman"/>
-                <w:color w:val="444444"/>
-                <w:szCs w:val="22"/>
-              </w:rPr>
-            </w:pPr>
-            <w:r>
-              <w:rPr>
-                <w:rFonts w:hint="default" w:ascii="Times New Roman" w:hAnsi="Times New Roman" w:cs="Times New Roman"/>
-                <w:color w:val="444444"/>
-                <w:szCs w:val="22"/>
-              </w:rPr>
-              <w:t>Filled with the list of current active setting types</w:t>
+              <w:jc w:val="both"/>
+              <w:rPr>
+                <w:rFonts w:hint="default" w:ascii="Times New Roman" w:hAnsi="Times New Roman" w:cs="Times New Roman"/>
+                <w:color w:val="444444"/>
+                <w:szCs w:val="22"/>
+              </w:rPr>
+            </w:pPr>
+            <w:r>
+              <w:rPr>
+                <w:rFonts w:hint="default" w:ascii="Times New Roman" w:hAnsi="Times New Roman" w:cs="Times New Roman"/>
+                <w:color w:val="444444"/>
+                <w:szCs w:val="22"/>
+              </w:rPr>
+              <w:t>Type of the setting, filled with the list of setting types</w:t>
             </w:r>
           </w:p>
           <w:p>
             <w:pPr>
               <w:shd w:val="clear" w:color="auto" w:fill="FFFFFF"/>
-              <w:rPr>
-                <w:rFonts w:hint="default" w:ascii="Times New Roman" w:hAnsi="Times New Roman" w:cs="Times New Roman"/>
-                <w:color w:val="444444"/>
-                <w:szCs w:val="22"/>
-              </w:rPr>
-            </w:pPr>
-            <w:r>
-              <w:rPr>
-                <w:rFonts w:hint="default" w:ascii="Times New Roman" w:hAnsi="Times New Roman" w:cs="Times New Roman"/>
-                <w:color w:val="444444"/>
-                <w:szCs w:val="22"/>
-              </w:rPr>
-              <w:t xml:space="preserve">Allow to filter the list by setting type; </w:t>
-            </w:r>
-          </w:p>
-          <w:p>
-            <w:pPr>
-              <w:shd w:val="clear" w:color="auto" w:fill="FFFFFF"/>
-              <w:rPr>
-                <w:rFonts w:hint="default" w:ascii="Times New Roman" w:hAnsi="Times New Roman" w:cs="Times New Roman"/>
-                <w:color w:val="444444"/>
-                <w:szCs w:val="22"/>
-              </w:rPr>
-            </w:pPr>
-            <w:r>
-              <w:rPr>
-                <w:rFonts w:hint="default" w:ascii="Times New Roman" w:hAnsi="Times New Roman" w:cs="Times New Roman"/>
-                <w:color w:val="444444"/>
-                <w:szCs w:val="22"/>
-              </w:rPr>
-              <w:t>Default value is “All Types”</w:t>
+              <w:jc w:val="both"/>
+              <w:rPr>
+                <w:rFonts w:hint="default" w:ascii="Times New Roman" w:hAnsi="Times New Roman" w:cs="Times New Roman"/>
+                <w:color w:val="444444"/>
+                <w:szCs w:val="22"/>
+              </w:rPr>
+            </w:pPr>
+            <w:r>
+              <w:rPr>
+                <w:rFonts w:hint="default" w:ascii="Times New Roman" w:hAnsi="Times New Roman" w:cs="Times New Roman"/>
+                <w:color w:val="444444"/>
+                <w:szCs w:val="22"/>
+              </w:rPr>
+              <w:t>Default value: the first type in the list</w:t>
             </w:r>
           </w:p>
         </w:tc>
@@ -20311,7 +22569,7 @@
                 <w:color w:val="444444"/>
                 <w:szCs w:val="22"/>
               </w:rPr>
-              <w:t>Setting Status</w:t>
+              <w:t>Mapped Values</w:t>
             </w:r>
           </w:p>
         </w:tc>
@@ -20334,7 +22592,7 @@
                 <w:color w:val="444444"/>
                 <w:szCs w:val="22"/>
               </w:rPr>
-              <w:t>Combo Box</w:t>
+              <w:t xml:space="preserve">Text Box </w:t>
             </w:r>
           </w:p>
           <w:p>
@@ -20352,7 +22610,7 @@
                 <w:color w:val="444444"/>
                 <w:szCs w:val="22"/>
               </w:rPr>
-              <w:t>Single-Choice</w:t>
+              <w:t>String (50)</w:t>
             </w:r>
           </w:p>
         </w:tc>
@@ -20363,55 +22621,20 @@
           <w:p>
             <w:pPr>
               <w:shd w:val="clear" w:color="auto" w:fill="FFFFFF"/>
-              <w:rPr>
-                <w:rFonts w:hint="default" w:ascii="Times New Roman" w:hAnsi="Times New Roman" w:cs="Times New Roman"/>
-                <w:color w:val="444444"/>
-                <w:szCs w:val="22"/>
-              </w:rPr>
-            </w:pPr>
-            <w:r>
-              <w:rPr>
-                <w:rFonts w:hint="default" w:ascii="Times New Roman" w:hAnsi="Times New Roman" w:cs="Times New Roman"/>
-                <w:color w:val="444444"/>
-                <w:szCs w:val="22"/>
-              </w:rPr>
-              <w:t>Values: All Statuses (default), Active, and Inactive</w:t>
-            </w:r>
-          </w:p>
-          <w:p>
-            <w:pPr>
-              <w:shd w:val="clear" w:color="auto" w:fill="FFFFFF"/>
-              <w:rPr>
-                <w:rFonts w:hint="default" w:ascii="Times New Roman" w:hAnsi="Times New Roman" w:cs="Times New Roman"/>
-                <w:color w:val="444444"/>
-                <w:szCs w:val="22"/>
-              </w:rPr>
-            </w:pPr>
-            <w:r>
-              <w:rPr>
-                <w:rFonts w:hint="default" w:ascii="Times New Roman" w:hAnsi="Times New Roman" w:cs="Times New Roman"/>
-                <w:color w:val="444444"/>
-                <w:szCs w:val="22"/>
-              </w:rPr>
-              <w:t>Allow to filter the list by status</w:t>
-            </w:r>
-          </w:p>
-          <w:p>
-            <w:pPr>
-              <w:shd w:val="clear" w:color="auto" w:fill="FFFFFF"/>
-              <w:rPr>
-                <w:rFonts w:hint="default" w:ascii="Times New Roman" w:hAnsi="Times New Roman" w:cs="Times New Roman"/>
-                <w:color w:val="444444"/>
-                <w:szCs w:val="22"/>
-              </w:rPr>
-            </w:pPr>
-            <w:r>
-              <w:rPr>
-                <w:rFonts w:hint="default" w:ascii="Times New Roman" w:hAnsi="Times New Roman" w:cs="Times New Roman"/>
-                <w:color w:val="444444"/>
-                <w:szCs w:val="22"/>
-              </w:rPr>
-              <w:t>Default value: “All Statuses”</w:t>
+              <w:jc w:val="both"/>
+              <w:rPr>
+                <w:rFonts w:hint="default" w:ascii="Times New Roman" w:hAnsi="Times New Roman" w:cs="Times New Roman"/>
+                <w:color w:val="444444"/>
+                <w:szCs w:val="22"/>
+              </w:rPr>
+            </w:pPr>
+            <w:r>
+              <w:rPr>
+                <w:rFonts w:hint="default" w:ascii="Times New Roman" w:hAnsi="Times New Roman" w:cs="Times New Roman"/>
+                <w:color w:val="444444"/>
+                <w:szCs w:val="22"/>
+              </w:rPr>
+              <w:t>Supplementary information for the setting (if any)</w:t>
             </w:r>
           </w:p>
         </w:tc>
@@ -20452,7 +22675,7 @@
                 <w:color w:val="444444"/>
                 <w:szCs w:val="22"/>
               </w:rPr>
-              <w:t>Search Phase</w:t>
+              <w:t>Order</w:t>
             </w:r>
           </w:p>
         </w:tc>
@@ -20493,7 +22716,7 @@
                 <w:color w:val="444444"/>
                 <w:szCs w:val="22"/>
               </w:rPr>
-              <w:t>String (30)</w:t>
+              <w:t>Integer (&gt;=0)</w:t>
             </w:r>
           </w:p>
         </w:tc>
@@ -20504,37 +22727,20 @@
           <w:p>
             <w:pPr>
               <w:shd w:val="clear" w:color="auto" w:fill="FFFFFF"/>
-              <w:rPr>
-                <w:rFonts w:hint="default" w:ascii="Times New Roman" w:hAnsi="Times New Roman" w:cs="Times New Roman"/>
-                <w:color w:val="444444"/>
-                <w:szCs w:val="22"/>
-              </w:rPr>
-            </w:pPr>
-            <w:r>
-              <w:rPr>
-                <w:rFonts w:hint="default" w:ascii="Times New Roman" w:hAnsi="Times New Roman" w:cs="Times New Roman"/>
-                <w:color w:val="444444"/>
-                <w:szCs w:val="22"/>
-              </w:rPr>
-              <w:t>Allow to search using the name or map values</w:t>
-            </w:r>
-          </w:p>
-          <w:p>
-            <w:pPr>
-              <w:shd w:val="clear" w:color="auto" w:fill="FFFFFF"/>
-              <w:rPr>
-                <w:rFonts w:hint="default" w:ascii="Times New Roman" w:hAnsi="Times New Roman" w:cs="Times New Roman"/>
-                <w:color w:val="444444"/>
-                <w:szCs w:val="22"/>
-              </w:rPr>
-            </w:pPr>
-            <w:r>
-              <w:rPr>
-                <w:rFonts w:hint="default" w:ascii="Times New Roman" w:hAnsi="Times New Roman" w:cs="Times New Roman"/>
-                <w:color w:val="444444"/>
-                <w:szCs w:val="22"/>
-              </w:rPr>
-              <w:t>Default value: blank</w:t>
+              <w:jc w:val="both"/>
+              <w:rPr>
+                <w:rFonts w:hint="default" w:ascii="Times New Roman" w:hAnsi="Times New Roman" w:cs="Times New Roman"/>
+                <w:color w:val="444444"/>
+                <w:szCs w:val="22"/>
+              </w:rPr>
+            </w:pPr>
+            <w:r>
+              <w:rPr>
+                <w:rFonts w:hint="default" w:ascii="Times New Roman" w:hAnsi="Times New Roman" w:cs="Times New Roman"/>
+                <w:color w:val="444444"/>
+                <w:szCs w:val="22"/>
+              </w:rPr>
+              <w:t>Display order of the setting: the order of the setting type, displayed among the list of settings with the same type</w:t>
             </w:r>
           </w:p>
         </w:tc>
@@ -20575,7 +22781,7 @@
                 <w:color w:val="444444"/>
                 <w:szCs w:val="22"/>
               </w:rPr>
-              <w:t>Search</w:t>
+              <w:t>Status</w:t>
             </w:r>
           </w:p>
         </w:tc>
@@ -20598,7 +22804,7 @@
                 <w:color w:val="444444"/>
                 <w:szCs w:val="22"/>
               </w:rPr>
-              <w:t>Button</w:t>
+              <w:t>On/Off button</w:t>
             </w:r>
           </w:p>
         </w:tc>
@@ -20622,7 +22828,26 @@
                 <w:color w:val="444444"/>
                 <w:szCs w:val="22"/>
               </w:rPr>
-              <w:t>Click to refresh the list with the defined filter(s) and search phrase.</w:t>
+              <w:t>Status of the setting: Active or Inactive</w:t>
+            </w:r>
+          </w:p>
+          <w:p>
+            <w:pPr>
+              <w:shd w:val="clear" w:color="auto" w:fill="FFFFFF"/>
+              <w:jc w:val="both"/>
+              <w:rPr>
+                <w:rFonts w:hint="default" w:ascii="Times New Roman" w:hAnsi="Times New Roman" w:cs="Times New Roman"/>
+                <w:color w:val="444444"/>
+                <w:szCs w:val="22"/>
+              </w:rPr>
+            </w:pPr>
+            <w:r>
+              <w:rPr>
+                <w:rFonts w:hint="default" w:ascii="Times New Roman" w:hAnsi="Times New Roman" w:cs="Times New Roman"/>
+                <w:color w:val="444444"/>
+                <w:szCs w:val="22"/>
+              </w:rPr>
+              <w:t>Default value: Active</w:t>
             </w:r>
           </w:p>
         </w:tc>
@@ -20663,7 +22888,7 @@
                 <w:color w:val="444444"/>
                 <w:szCs w:val="22"/>
               </w:rPr>
-              <w:t>Add New</w:t>
+              <w:t>Description</w:t>
             </w:r>
           </w:p>
         </w:tc>
@@ -20686,7 +22911,25 @@
                 <w:color w:val="444444"/>
                 <w:szCs w:val="22"/>
               </w:rPr>
-              <w:t>Hyperlink</w:t>
+              <w:t xml:space="preserve">Text Area </w:t>
+            </w:r>
+          </w:p>
+          <w:p>
+            <w:pPr>
+              <w:shd w:val="clear" w:color="auto" w:fill="FFFFFF"/>
+              <w:rPr>
+                <w:rFonts w:hint="default" w:ascii="Times New Roman" w:hAnsi="Times New Roman" w:cs="Times New Roman"/>
+                <w:color w:val="444444"/>
+                <w:szCs w:val="22"/>
+              </w:rPr>
+            </w:pPr>
+            <w:r>
+              <w:rPr>
+                <w:rFonts w:hint="default" w:ascii="Times New Roman" w:hAnsi="Times New Roman" w:cs="Times New Roman"/>
+                <w:color w:val="444444"/>
+                <w:szCs w:val="22"/>
+              </w:rPr>
+              <w:t>String (200)</w:t>
             </w:r>
           </w:p>
         </w:tc>
@@ -20710,52 +22953,7 @@
                 <w:color w:val="444444"/>
                 <w:szCs w:val="22"/>
               </w:rPr>
-              <w:t>Click to open the Setting Details page for adding new setting (master data)</w:t>
-            </w:r>
-          </w:p>
-        </w:tc>
-      </w:tr>
-      <w:tr>
-        <w:tblPrEx>
-          <w:tblBorders>
-            <w:top w:val="single" w:color="auto" w:sz="12" w:space="0"/>
-            <w:left w:val="single" w:color="auto" w:sz="12" w:space="0"/>
-            <w:bottom w:val="single" w:color="auto" w:sz="12" w:space="0"/>
-            <w:right w:val="single" w:color="auto" w:sz="12" w:space="0"/>
-            <w:insideH w:val="single" w:color="auto" w:sz="8" w:space="0"/>
-            <w:insideV w:val="single" w:color="auto" w:sz="8" w:space="0"/>
-          </w:tblBorders>
-        </w:tblPrEx>
-        <w:tc>
-          <w:tcPr>
-            <w:tcW w:w="9341" w:type="dxa"/>
-            <w:gridSpan w:val="3"/>
-          </w:tcPr>
-          <w:p>
-            <w:pPr>
-              <w:shd w:val="clear" w:color="auto" w:fill="FFFFFF"/>
-              <w:jc w:val="both"/>
-              <w:rPr>
-                <w:rFonts w:hint="default" w:ascii="Times New Roman" w:hAnsi="Times New Roman" w:cs="Times New Roman"/>
-                <w:b/>
-                <w:bCs/>
-                <w:i/>
-                <w:iCs/>
-                <w:color w:val="444444"/>
-                <w:szCs w:val="22"/>
-              </w:rPr>
-            </w:pPr>
-            <w:r>
-              <w:rPr>
-                <w:rFonts w:hint="default" w:ascii="Times New Roman" w:hAnsi="Times New Roman" w:cs="Times New Roman"/>
-                <w:b/>
-                <w:bCs/>
-                <w:i/>
-                <w:iCs/>
-                <w:color w:val="444444"/>
-                <w:szCs w:val="22"/>
-              </w:rPr>
-              <w:t>Data Table</w:t>
+              <w:t>Description of the setting</w:t>
             </w:r>
           </w:p>
         </w:tc>
@@ -20786,17 +22984,21 @@
               <w:shd w:val="clear" w:color="auto" w:fill="FFFFFF"/>
               <w:rPr>
                 <w:rFonts w:hint="default" w:ascii="Times New Roman" w:hAnsi="Times New Roman" w:cs="Times New Roman"/>
-                <w:color w:val="444444"/>
-                <w:szCs w:val="22"/>
-              </w:rPr>
-            </w:pPr>
-            <w:r>
-              <w:rPr>
-                <w:rFonts w:hint="default" w:ascii="Times New Roman" w:hAnsi="Times New Roman" w:cs="Times New Roman"/>
-                <w:color w:val="444444"/>
-                <w:szCs w:val="22"/>
-              </w:rPr>
-              <w:t>ID</w:t>
+                <w:b/>
+                <w:bCs/>
+                <w:i/>
+                <w:iCs/>
+                <w:color w:val="444444"/>
+                <w:szCs w:val="22"/>
+              </w:rPr>
+            </w:pPr>
+            <w:r>
+              <w:rPr>
+                <w:rFonts w:hint="default" w:ascii="Times New Roman" w:hAnsi="Times New Roman" w:cs="Times New Roman"/>
+                <w:color w:val="444444"/>
+                <w:szCs w:val="22"/>
+              </w:rPr>
+              <w:t>Submit</w:t>
             </w:r>
           </w:p>
         </w:tc>
@@ -20819,7 +23021,7 @@
                 <w:color w:val="444444"/>
                 <w:szCs w:val="22"/>
               </w:rPr>
-              <w:t>Integer</w:t>
+              <w:t>Button</w:t>
             </w:r>
           </w:p>
         </w:tc>
@@ -20843,89 +23045,7 @@
                 <w:color w:val="444444"/>
                 <w:szCs w:val="22"/>
               </w:rPr>
-              <w:t>Auto-increased identifier of the setting</w:t>
-            </w:r>
-          </w:p>
-        </w:tc>
-      </w:tr>
-      <w:tr>
-        <w:tblPrEx>
-          <w:tblBorders>
-            <w:top w:val="single" w:color="auto" w:sz="12" w:space="0"/>
-            <w:left w:val="single" w:color="auto" w:sz="12" w:space="0"/>
-            <w:bottom w:val="single" w:color="auto" w:sz="12" w:space="0"/>
-            <w:right w:val="single" w:color="auto" w:sz="12" w:space="0"/>
-            <w:insideH w:val="single" w:color="auto" w:sz="8" w:space="0"/>
-            <w:insideV w:val="single" w:color="auto" w:sz="8" w:space="0"/>
-          </w:tblBorders>
-        </w:tblPrEx>
-        <w:tc>
-          <w:tcPr>
-            <w:tcW w:w="1828" w:type="dxa"/>
-          </w:tcPr>
-          <w:p>
-            <w:pPr>
-              <w:shd w:val="clear" w:color="auto" w:fill="FFFFFF"/>
-              <w:rPr>
-                <w:rFonts w:hint="default" w:ascii="Times New Roman" w:hAnsi="Times New Roman" w:cs="Times New Roman"/>
-                <w:color w:val="444444"/>
-                <w:szCs w:val="22"/>
-              </w:rPr>
-            </w:pPr>
-            <w:r>
-              <w:rPr>
-                <w:rFonts w:hint="default" w:ascii="Times New Roman" w:hAnsi="Times New Roman" w:cs="Times New Roman"/>
-                <w:color w:val="444444"/>
-                <w:szCs w:val="22"/>
-              </w:rPr>
-              <w:t>Name</w:t>
-            </w:r>
-          </w:p>
-        </w:tc>
-        <w:tc>
-          <w:tcPr>
-            <w:tcW w:w="1701" w:type="dxa"/>
-          </w:tcPr>
-          <w:p>
-            <w:pPr>
-              <w:shd w:val="clear" w:color="auto" w:fill="FFFFFF"/>
-              <w:rPr>
-                <w:rFonts w:hint="default" w:ascii="Times New Roman" w:hAnsi="Times New Roman" w:cs="Times New Roman"/>
-                <w:color w:val="444444"/>
-                <w:szCs w:val="22"/>
-              </w:rPr>
-            </w:pPr>
-            <w:r>
-              <w:rPr>
-                <w:rFonts w:hint="default" w:ascii="Times New Roman" w:hAnsi="Times New Roman" w:cs="Times New Roman"/>
-                <w:color w:val="444444"/>
-                <w:szCs w:val="22"/>
-              </w:rPr>
-              <w:t>Text</w:t>
-            </w:r>
-          </w:p>
-        </w:tc>
-        <w:tc>
-          <w:tcPr>
-            <w:tcW w:w="5812" w:type="dxa"/>
-          </w:tcPr>
-          <w:p>
-            <w:pPr>
-              <w:shd w:val="clear" w:color="auto" w:fill="FFFFFF"/>
-              <w:jc w:val="both"/>
-              <w:rPr>
-                <w:rFonts w:hint="default" w:ascii="Times New Roman" w:hAnsi="Times New Roman" w:cs="Times New Roman"/>
-                <w:color w:val="444444"/>
-                <w:szCs w:val="22"/>
-              </w:rPr>
-            </w:pPr>
-            <w:r>
-              <w:rPr>
-                <w:rFonts w:hint="default" w:ascii="Times New Roman" w:hAnsi="Times New Roman" w:cs="Times New Roman"/>
-                <w:color w:val="444444"/>
-                <w:szCs w:val="22"/>
-              </w:rPr>
-              <w:t>Name of the setting</w:t>
+              <w:t xml:space="preserve">Click to store new or updated setting details </w:t>
             </w:r>
           </w:p>
         </w:tc>
@@ -20966,7 +23086,7 @@
                 <w:color w:val="444444"/>
                 <w:szCs w:val="22"/>
               </w:rPr>
-              <w:t>Mapped Values</w:t>
+              <w:t>Reset</w:t>
             </w:r>
           </w:p>
         </w:tc>
@@ -20989,7 +23109,7 @@
                 <w:color w:val="444444"/>
                 <w:szCs w:val="22"/>
               </w:rPr>
-              <w:t>Text</w:t>
+              <w:t>Button</w:t>
             </w:r>
           </w:p>
         </w:tc>
@@ -21013,768 +23133,12 @@
                 <w:color w:val="444444"/>
                 <w:szCs w:val="22"/>
               </w:rPr>
-              <w:t>Supplementary information for the setting</w:t>
-            </w:r>
-          </w:p>
-        </w:tc>
-      </w:tr>
-      <w:tr>
-        <w:tblPrEx>
-          <w:tblBorders>
-            <w:top w:val="single" w:color="auto" w:sz="12" w:space="0"/>
-            <w:left w:val="single" w:color="auto" w:sz="12" w:space="0"/>
-            <w:bottom w:val="single" w:color="auto" w:sz="12" w:space="0"/>
-            <w:right w:val="single" w:color="auto" w:sz="12" w:space="0"/>
-            <w:insideH w:val="single" w:color="auto" w:sz="8" w:space="0"/>
-            <w:insideV w:val="single" w:color="auto" w:sz="8" w:space="0"/>
-          </w:tblBorders>
-          <w:tblCellMar>
-            <w:top w:w="0" w:type="dxa"/>
-            <w:left w:w="108" w:type="dxa"/>
-            <w:bottom w:w="0" w:type="dxa"/>
-            <w:right w:w="108" w:type="dxa"/>
-          </w:tblCellMar>
-        </w:tblPrEx>
-        <w:tc>
-          <w:tcPr>
-            <w:tcW w:w="1828" w:type="dxa"/>
-          </w:tcPr>
-          <w:p>
-            <w:pPr>
-              <w:shd w:val="clear" w:color="auto" w:fill="FFFFFF"/>
-              <w:rPr>
-                <w:rFonts w:hint="default" w:ascii="Times New Roman" w:hAnsi="Times New Roman" w:cs="Times New Roman"/>
-                <w:color w:val="444444"/>
-                <w:szCs w:val="22"/>
-              </w:rPr>
-            </w:pPr>
-            <w:r>
-              <w:rPr>
-                <w:rFonts w:hint="default" w:ascii="Times New Roman" w:hAnsi="Times New Roman" w:cs="Times New Roman"/>
-                <w:color w:val="444444"/>
-                <w:szCs w:val="22"/>
-              </w:rPr>
-              <w:t>Type</w:t>
-            </w:r>
-          </w:p>
-        </w:tc>
-        <w:tc>
-          <w:tcPr>
-            <w:tcW w:w="1701" w:type="dxa"/>
-          </w:tcPr>
-          <w:p>
-            <w:pPr>
-              <w:shd w:val="clear" w:color="auto" w:fill="FFFFFF"/>
-              <w:rPr>
-                <w:rFonts w:hint="default" w:ascii="Times New Roman" w:hAnsi="Times New Roman" w:cs="Times New Roman"/>
-                <w:color w:val="444444"/>
-                <w:szCs w:val="22"/>
-              </w:rPr>
-            </w:pPr>
-            <w:r>
-              <w:rPr>
-                <w:rFonts w:hint="default" w:ascii="Times New Roman" w:hAnsi="Times New Roman" w:cs="Times New Roman"/>
-                <w:color w:val="444444"/>
-                <w:szCs w:val="22"/>
-              </w:rPr>
-              <w:t>Text</w:t>
-            </w:r>
-          </w:p>
-        </w:tc>
-        <w:tc>
-          <w:tcPr>
-            <w:tcW w:w="5812" w:type="dxa"/>
-          </w:tcPr>
-          <w:p>
-            <w:pPr>
-              <w:shd w:val="clear" w:color="auto" w:fill="FFFFFF"/>
-              <w:jc w:val="both"/>
-              <w:rPr>
-                <w:rFonts w:hint="default" w:ascii="Times New Roman" w:hAnsi="Times New Roman" w:cs="Times New Roman"/>
-                <w:color w:val="444444"/>
-                <w:szCs w:val="22"/>
-              </w:rPr>
-            </w:pPr>
-            <w:r>
-              <w:rPr>
-                <w:rFonts w:hint="default" w:ascii="Times New Roman" w:hAnsi="Times New Roman" w:cs="Times New Roman"/>
-                <w:color w:val="444444"/>
-                <w:szCs w:val="22"/>
-              </w:rPr>
-              <w:t>Type of the setting</w:t>
-            </w:r>
-          </w:p>
-        </w:tc>
-      </w:tr>
-      <w:tr>
-        <w:tblPrEx>
-          <w:tblBorders>
-            <w:top w:val="single" w:color="auto" w:sz="12" w:space="0"/>
-            <w:left w:val="single" w:color="auto" w:sz="12" w:space="0"/>
-            <w:bottom w:val="single" w:color="auto" w:sz="12" w:space="0"/>
-            <w:right w:val="single" w:color="auto" w:sz="12" w:space="0"/>
-            <w:insideH w:val="single" w:color="auto" w:sz="8" w:space="0"/>
-            <w:insideV w:val="single" w:color="auto" w:sz="8" w:space="0"/>
-          </w:tblBorders>
-          <w:tblCellMar>
-            <w:top w:w="0" w:type="dxa"/>
-            <w:left w:w="108" w:type="dxa"/>
-            <w:bottom w:w="0" w:type="dxa"/>
-            <w:right w:w="108" w:type="dxa"/>
-          </w:tblCellMar>
-        </w:tblPrEx>
-        <w:tc>
-          <w:tcPr>
-            <w:tcW w:w="1828" w:type="dxa"/>
-          </w:tcPr>
-          <w:p>
-            <w:pPr>
-              <w:shd w:val="clear" w:color="auto" w:fill="FFFFFF"/>
-              <w:rPr>
-                <w:rFonts w:hint="default" w:ascii="Times New Roman" w:hAnsi="Times New Roman" w:cs="Times New Roman"/>
-                <w:color w:val="444444"/>
-                <w:szCs w:val="22"/>
-              </w:rPr>
-            </w:pPr>
-            <w:r>
-              <w:rPr>
-                <w:rFonts w:hint="default" w:ascii="Times New Roman" w:hAnsi="Times New Roman" w:cs="Times New Roman"/>
-                <w:color w:val="444444"/>
-                <w:szCs w:val="22"/>
-              </w:rPr>
-              <w:t>Order</w:t>
-            </w:r>
-          </w:p>
-        </w:tc>
-        <w:tc>
-          <w:tcPr>
-            <w:tcW w:w="1701" w:type="dxa"/>
-          </w:tcPr>
-          <w:p>
-            <w:pPr>
-              <w:shd w:val="clear" w:color="auto" w:fill="FFFFFF"/>
-              <w:rPr>
-                <w:rFonts w:hint="default" w:ascii="Times New Roman" w:hAnsi="Times New Roman" w:cs="Times New Roman"/>
-                <w:color w:val="444444"/>
-                <w:szCs w:val="22"/>
-              </w:rPr>
-            </w:pPr>
-            <w:r>
-              <w:rPr>
-                <w:rFonts w:hint="default" w:ascii="Times New Roman" w:hAnsi="Times New Roman" w:cs="Times New Roman"/>
-                <w:color w:val="444444"/>
-                <w:szCs w:val="22"/>
-              </w:rPr>
-              <w:t>Integer</w:t>
-            </w:r>
-          </w:p>
-        </w:tc>
-        <w:tc>
-          <w:tcPr>
-            <w:tcW w:w="5812" w:type="dxa"/>
-          </w:tcPr>
-          <w:p>
-            <w:pPr>
-              <w:shd w:val="clear" w:color="auto" w:fill="FFFFFF"/>
-              <w:jc w:val="both"/>
-              <w:rPr>
-                <w:rFonts w:hint="default" w:ascii="Times New Roman" w:hAnsi="Times New Roman" w:cs="Times New Roman"/>
-                <w:color w:val="444444"/>
-                <w:szCs w:val="22"/>
-              </w:rPr>
-            </w:pPr>
-            <w:r>
-              <w:rPr>
-                <w:rFonts w:hint="default" w:ascii="Times New Roman" w:hAnsi="Times New Roman" w:cs="Times New Roman"/>
-                <w:color w:val="444444"/>
-                <w:szCs w:val="22"/>
-              </w:rPr>
-              <w:t>Display order of the setting: the order of the setting type, displayed among the list of settings with the same type</w:t>
-            </w:r>
-          </w:p>
-        </w:tc>
-      </w:tr>
-      <w:tr>
-        <w:tblPrEx>
-          <w:tblBorders>
-            <w:top w:val="single" w:color="auto" w:sz="12" w:space="0"/>
-            <w:left w:val="single" w:color="auto" w:sz="12" w:space="0"/>
-            <w:bottom w:val="single" w:color="auto" w:sz="12" w:space="0"/>
-            <w:right w:val="single" w:color="auto" w:sz="12" w:space="0"/>
-            <w:insideH w:val="single" w:color="auto" w:sz="8" w:space="0"/>
-            <w:insideV w:val="single" w:color="auto" w:sz="8" w:space="0"/>
-          </w:tblBorders>
-          <w:tblCellMar>
-            <w:top w:w="0" w:type="dxa"/>
-            <w:left w:w="108" w:type="dxa"/>
-            <w:bottom w:w="0" w:type="dxa"/>
-            <w:right w:w="108" w:type="dxa"/>
-          </w:tblCellMar>
-        </w:tblPrEx>
-        <w:tc>
-          <w:tcPr>
-            <w:tcW w:w="9341" w:type="dxa"/>
-            <w:gridSpan w:val="3"/>
-          </w:tcPr>
-          <w:p>
-            <w:pPr>
-              <w:shd w:val="clear" w:color="auto" w:fill="FFFFFF"/>
-              <w:jc w:val="both"/>
-              <w:rPr>
-                <w:rFonts w:hint="default" w:ascii="Times New Roman" w:hAnsi="Times New Roman" w:cs="Times New Roman"/>
-                <w:b/>
-                <w:bCs/>
-                <w:i/>
-                <w:iCs/>
-                <w:color w:val="444444"/>
-                <w:szCs w:val="22"/>
-              </w:rPr>
-            </w:pPr>
-            <w:r>
-              <w:rPr>
-                <w:rFonts w:hint="default" w:ascii="Times New Roman" w:hAnsi="Times New Roman" w:cs="Times New Roman"/>
-                <w:b/>
-                <w:bCs/>
-                <w:i/>
-                <w:iCs/>
-                <w:color w:val="444444"/>
-                <w:szCs w:val="22"/>
-              </w:rPr>
-              <w:t>Data Actions</w:t>
-            </w:r>
-          </w:p>
-        </w:tc>
-      </w:tr>
-      <w:tr>
-        <w:tblPrEx>
-          <w:tblBorders>
-            <w:top w:val="single" w:color="auto" w:sz="12" w:space="0"/>
-            <w:left w:val="single" w:color="auto" w:sz="12" w:space="0"/>
-            <w:bottom w:val="single" w:color="auto" w:sz="12" w:space="0"/>
-            <w:right w:val="single" w:color="auto" w:sz="12" w:space="0"/>
-            <w:insideH w:val="single" w:color="auto" w:sz="8" w:space="0"/>
-            <w:insideV w:val="single" w:color="auto" w:sz="8" w:space="0"/>
-          </w:tblBorders>
-          <w:tblCellMar>
-            <w:top w:w="0" w:type="dxa"/>
-            <w:left w:w="108" w:type="dxa"/>
-            <w:bottom w:w="0" w:type="dxa"/>
-            <w:right w:w="108" w:type="dxa"/>
-          </w:tblCellMar>
-        </w:tblPrEx>
-        <w:tc>
-          <w:tcPr>
-            <w:tcW w:w="1828" w:type="dxa"/>
-          </w:tcPr>
-          <w:p>
-            <w:pPr>
-              <w:shd w:val="clear" w:color="auto" w:fill="FFFFFF"/>
-              <w:rPr>
-                <w:rFonts w:hint="default" w:ascii="Times New Roman" w:hAnsi="Times New Roman" w:cs="Times New Roman"/>
-                <w:b/>
-                <w:bCs/>
-                <w:i/>
-                <w:iCs/>
-                <w:color w:val="444444"/>
-                <w:szCs w:val="22"/>
-              </w:rPr>
-            </w:pPr>
-            <w:r>
-              <w:rPr>
-                <w:rFonts w:hint="default" w:ascii="Times New Roman" w:hAnsi="Times New Roman" w:cs="Times New Roman"/>
-                <w:color w:val="444444"/>
-                <w:szCs w:val="22"/>
-              </w:rPr>
-              <w:t>Edit</w:t>
-            </w:r>
-          </w:p>
-        </w:tc>
-        <w:tc>
-          <w:tcPr>
-            <w:tcW w:w="1701" w:type="dxa"/>
-          </w:tcPr>
-          <w:p>
-            <w:pPr>
-              <w:shd w:val="clear" w:color="auto" w:fill="FFFFFF"/>
-              <w:rPr>
-                <w:rFonts w:hint="default" w:ascii="Times New Roman" w:hAnsi="Times New Roman" w:cs="Times New Roman"/>
-                <w:color w:val="444444"/>
-                <w:szCs w:val="22"/>
-              </w:rPr>
-            </w:pPr>
-            <w:r>
-              <w:rPr>
-                <w:rFonts w:hint="default" w:ascii="Times New Roman" w:hAnsi="Times New Roman" w:cs="Times New Roman"/>
-                <w:color w:val="444444"/>
-                <w:szCs w:val="22"/>
-              </w:rPr>
-              <w:t>icon</w:t>
-            </w:r>
-          </w:p>
-        </w:tc>
-        <w:tc>
-          <w:tcPr>
-            <w:tcW w:w="5812" w:type="dxa"/>
-          </w:tcPr>
-          <w:p>
-            <w:pPr>
-              <w:shd w:val="clear" w:color="auto" w:fill="FFFFFF"/>
-              <w:jc w:val="both"/>
-              <w:rPr>
-                <w:rFonts w:hint="default" w:ascii="Times New Roman" w:hAnsi="Times New Roman" w:cs="Times New Roman"/>
-                <w:color w:val="444444"/>
-                <w:szCs w:val="22"/>
-              </w:rPr>
-            </w:pPr>
-            <w:r>
-              <w:rPr>
-                <w:rFonts w:hint="default" w:ascii="Times New Roman" w:hAnsi="Times New Roman" w:cs="Times New Roman"/>
-                <w:color w:val="444444"/>
-                <w:szCs w:val="22"/>
-              </w:rPr>
-              <w:t>Click to open the Setting Details page for updating the relevant setting (master data)</w:t>
-            </w:r>
-          </w:p>
-        </w:tc>
-      </w:tr>
-      <w:tr>
-        <w:tblPrEx>
-          <w:tblBorders>
-            <w:top w:val="single" w:color="auto" w:sz="12" w:space="0"/>
-            <w:left w:val="single" w:color="auto" w:sz="12" w:space="0"/>
-            <w:bottom w:val="single" w:color="auto" w:sz="12" w:space="0"/>
-            <w:right w:val="single" w:color="auto" w:sz="12" w:space="0"/>
-            <w:insideH w:val="single" w:color="auto" w:sz="8" w:space="0"/>
-            <w:insideV w:val="single" w:color="auto" w:sz="8" w:space="0"/>
-          </w:tblBorders>
-          <w:tblCellMar>
-            <w:top w:w="0" w:type="dxa"/>
-            <w:left w:w="108" w:type="dxa"/>
-            <w:bottom w:w="0" w:type="dxa"/>
-            <w:right w:w="108" w:type="dxa"/>
-          </w:tblCellMar>
-        </w:tblPrEx>
-        <w:tc>
-          <w:tcPr>
-            <w:tcW w:w="1828" w:type="dxa"/>
-          </w:tcPr>
-          <w:p>
-            <w:pPr>
-              <w:shd w:val="clear" w:color="auto" w:fill="FFFFFF"/>
-              <w:rPr>
-                <w:rFonts w:hint="default" w:ascii="Times New Roman" w:hAnsi="Times New Roman" w:cs="Times New Roman"/>
-                <w:color w:val="444444"/>
-                <w:szCs w:val="22"/>
-              </w:rPr>
-            </w:pPr>
-            <w:r>
-              <w:rPr>
-                <w:rFonts w:hint="default" w:ascii="Times New Roman" w:hAnsi="Times New Roman" w:cs="Times New Roman"/>
-                <w:color w:val="444444"/>
-                <w:szCs w:val="22"/>
-              </w:rPr>
-              <w:t>Activate</w:t>
-            </w:r>
-          </w:p>
-        </w:tc>
-        <w:tc>
-          <w:tcPr>
-            <w:tcW w:w="1701" w:type="dxa"/>
-          </w:tcPr>
-          <w:p>
-            <w:pPr>
-              <w:shd w:val="clear" w:color="auto" w:fill="FFFFFF"/>
-              <w:rPr>
-                <w:rFonts w:hint="default" w:ascii="Times New Roman" w:hAnsi="Times New Roman" w:cs="Times New Roman"/>
-                <w:color w:val="444444"/>
-                <w:szCs w:val="22"/>
-              </w:rPr>
-            </w:pPr>
-            <w:r>
-              <w:rPr>
-                <w:rFonts w:hint="default" w:ascii="Times New Roman" w:hAnsi="Times New Roman" w:cs="Times New Roman"/>
-                <w:color w:val="444444"/>
-                <w:szCs w:val="22"/>
-              </w:rPr>
-              <w:t>icon</w:t>
-            </w:r>
-          </w:p>
-        </w:tc>
-        <w:tc>
-          <w:tcPr>
-            <w:tcW w:w="5812" w:type="dxa"/>
-          </w:tcPr>
-          <w:p>
-            <w:pPr>
-              <w:shd w:val="clear" w:color="auto" w:fill="FFFFFF"/>
-              <w:jc w:val="both"/>
-              <w:rPr>
-                <w:rFonts w:hint="default" w:ascii="Times New Roman" w:hAnsi="Times New Roman" w:cs="Times New Roman"/>
-                <w:color w:val="444444"/>
-                <w:szCs w:val="22"/>
-              </w:rPr>
-            </w:pPr>
-            <w:r>
-              <w:rPr>
-                <w:rFonts w:hint="default" w:ascii="Times New Roman" w:hAnsi="Times New Roman" w:cs="Times New Roman"/>
-                <w:color w:val="444444"/>
-                <w:szCs w:val="22"/>
-              </w:rPr>
-              <w:t>Shown when the data status is inactive. This is to activate the relevant setting (master data)</w:t>
-            </w:r>
-          </w:p>
-        </w:tc>
-      </w:tr>
-      <w:tr>
-        <w:tblPrEx>
-          <w:tblBorders>
-            <w:top w:val="single" w:color="auto" w:sz="12" w:space="0"/>
-            <w:left w:val="single" w:color="auto" w:sz="12" w:space="0"/>
-            <w:bottom w:val="single" w:color="auto" w:sz="12" w:space="0"/>
-            <w:right w:val="single" w:color="auto" w:sz="12" w:space="0"/>
-            <w:insideH w:val="single" w:color="auto" w:sz="8" w:space="0"/>
-            <w:insideV w:val="single" w:color="auto" w:sz="8" w:space="0"/>
-          </w:tblBorders>
-          <w:tblCellMar>
-            <w:top w:w="0" w:type="dxa"/>
-            <w:left w:w="108" w:type="dxa"/>
-            <w:bottom w:w="0" w:type="dxa"/>
-            <w:right w:w="108" w:type="dxa"/>
-          </w:tblCellMar>
-        </w:tblPrEx>
-        <w:tc>
-          <w:tcPr>
-            <w:tcW w:w="1828" w:type="dxa"/>
-          </w:tcPr>
-          <w:p>
-            <w:pPr>
-              <w:shd w:val="clear" w:color="auto" w:fill="FFFFFF"/>
-              <w:rPr>
-                <w:rFonts w:hint="default" w:ascii="Times New Roman" w:hAnsi="Times New Roman" w:cs="Times New Roman"/>
-                <w:color w:val="444444"/>
-                <w:szCs w:val="22"/>
-              </w:rPr>
-            </w:pPr>
-            <w:r>
-              <w:rPr>
-                <w:rFonts w:hint="default" w:ascii="Times New Roman" w:hAnsi="Times New Roman" w:cs="Times New Roman"/>
-                <w:color w:val="444444"/>
-                <w:szCs w:val="22"/>
-              </w:rPr>
-              <w:t>Deactivate</w:t>
-            </w:r>
-          </w:p>
-        </w:tc>
-        <w:tc>
-          <w:tcPr>
-            <w:tcW w:w="1701" w:type="dxa"/>
-          </w:tcPr>
-          <w:p>
-            <w:pPr>
-              <w:shd w:val="clear" w:color="auto" w:fill="FFFFFF"/>
-              <w:rPr>
-                <w:rFonts w:hint="default" w:ascii="Times New Roman" w:hAnsi="Times New Roman" w:cs="Times New Roman"/>
-                <w:color w:val="444444"/>
-                <w:szCs w:val="22"/>
-              </w:rPr>
-            </w:pPr>
-            <w:r>
-              <w:rPr>
-                <w:rFonts w:hint="default" w:ascii="Times New Roman" w:hAnsi="Times New Roman" w:cs="Times New Roman"/>
-                <w:color w:val="444444"/>
-                <w:szCs w:val="22"/>
-              </w:rPr>
-              <w:t>Ion</w:t>
-            </w:r>
-          </w:p>
-        </w:tc>
-        <w:tc>
-          <w:tcPr>
-            <w:tcW w:w="5812" w:type="dxa"/>
-          </w:tcPr>
-          <w:p>
-            <w:pPr>
-              <w:shd w:val="clear" w:color="auto" w:fill="FFFFFF"/>
-              <w:jc w:val="both"/>
-              <w:rPr>
-                <w:rFonts w:hint="default" w:ascii="Times New Roman" w:hAnsi="Times New Roman" w:cs="Times New Roman"/>
-                <w:color w:val="444444"/>
-                <w:szCs w:val="22"/>
-              </w:rPr>
-            </w:pPr>
-            <w:r>
-              <w:rPr>
-                <w:rFonts w:hint="default" w:ascii="Times New Roman" w:hAnsi="Times New Roman" w:cs="Times New Roman"/>
-                <w:color w:val="444444"/>
-                <w:szCs w:val="22"/>
-              </w:rPr>
-              <w:t>Shown when the data status is active. This is to deactivate the relevant setting (master data)</w:t>
+              <w:t>Click to reset the changes use has made on the screen fields back to the initial values when the screen is loaded</w:t>
             </w:r>
           </w:p>
         </w:tc>
       </w:tr>
     </w:tbl>
-    <w:p>
-      <w:pPr>
-        <w:rPr>
-          <w:rFonts w:hint="default" w:ascii="Times New Roman" w:hAnsi="Times New Roman" w:cs="Times New Roman"/>
-        </w:rPr>
-      </w:pPr>
-    </w:p>
-    <w:p>
-      <w:pPr>
-        <w:pStyle w:val="6"/>
-        <w:rPr>
-          <w:rFonts w:hint="default" w:ascii="Times New Roman" w:hAnsi="Times New Roman" w:cs="Times New Roman"/>
-        </w:rPr>
-      </w:pPr>
-      <w:r>
-        <w:rPr>
-          <w:rFonts w:hint="default" w:ascii="Times New Roman" w:hAnsi="Times New Roman" w:cs="Times New Roman"/>
-        </w:rPr>
-        <w:t>Database Access</w:t>
-      </w:r>
-    </w:p>
-    <w:tbl>
-      <w:tblPr>
-        <w:tblStyle w:val="16"/>
-        <w:tblW w:w="9341" w:type="dxa"/>
-        <w:tblInd w:w="0" w:type="dxa"/>
-        <w:tblBorders>
-          <w:top w:val="single" w:color="auto" w:sz="12" w:space="0"/>
-          <w:left w:val="single" w:color="auto" w:sz="12" w:space="0"/>
-          <w:bottom w:val="single" w:color="auto" w:sz="12" w:space="0"/>
-          <w:right w:val="single" w:color="auto" w:sz="12" w:space="0"/>
-          <w:insideH w:val="single" w:color="auto" w:sz="8" w:space="0"/>
-          <w:insideV w:val="single" w:color="auto" w:sz="8" w:space="0"/>
-        </w:tblBorders>
-        <w:tblLayout w:type="autofit"/>
-        <w:tblCellMar>
-          <w:top w:w="0" w:type="dxa"/>
-          <w:left w:w="108" w:type="dxa"/>
-          <w:bottom w:w="0" w:type="dxa"/>
-          <w:right w:w="108" w:type="dxa"/>
-        </w:tblCellMar>
-      </w:tblPr>
-      <w:tblGrid>
-        <w:gridCol w:w="1119"/>
-        <w:gridCol w:w="852"/>
-        <w:gridCol w:w="7370"/>
-      </w:tblGrid>
-      <w:tr>
-        <w:tblPrEx>
-          <w:tblBorders>
-            <w:top w:val="single" w:color="auto" w:sz="12" w:space="0"/>
-            <w:left w:val="single" w:color="auto" w:sz="12" w:space="0"/>
-            <w:bottom w:val="single" w:color="auto" w:sz="12" w:space="0"/>
-            <w:right w:val="single" w:color="auto" w:sz="12" w:space="0"/>
-            <w:insideH w:val="single" w:color="auto" w:sz="8" w:space="0"/>
-            <w:insideV w:val="single" w:color="auto" w:sz="8" w:space="0"/>
-          </w:tblBorders>
-          <w:tblCellMar>
-            <w:top w:w="0" w:type="dxa"/>
-            <w:left w:w="108" w:type="dxa"/>
-            <w:bottom w:w="0" w:type="dxa"/>
-            <w:right w:w="108" w:type="dxa"/>
-          </w:tblCellMar>
-        </w:tblPrEx>
-        <w:tc>
-          <w:tcPr>
-            <w:tcW w:w="1119" w:type="dxa"/>
-          </w:tcPr>
-          <w:p>
-            <w:pPr>
-              <w:shd w:val="clear" w:color="auto" w:fill="FFFFFF"/>
-              <w:rPr>
-                <w:rFonts w:hint="default" w:ascii="Times New Roman" w:hAnsi="Times New Roman" w:cs="Times New Roman"/>
-                <w:b/>
-                <w:bCs/>
-                <w:color w:val="444444"/>
-                <w:szCs w:val="22"/>
-              </w:rPr>
-            </w:pPr>
-            <w:r>
-              <w:rPr>
-                <w:rFonts w:hint="default" w:ascii="Times New Roman" w:hAnsi="Times New Roman" w:cs="Times New Roman"/>
-                <w:b/>
-                <w:bCs/>
-                <w:color w:val="444444"/>
-                <w:szCs w:val="22"/>
-              </w:rPr>
-              <w:t>Table</w:t>
-            </w:r>
-          </w:p>
-        </w:tc>
-        <w:tc>
-          <w:tcPr>
-            <w:tcW w:w="851" w:type="dxa"/>
-          </w:tcPr>
-          <w:p>
-            <w:pPr>
-              <w:shd w:val="clear" w:color="auto" w:fill="FFFFFF"/>
-              <w:jc w:val="center"/>
-              <w:rPr>
-                <w:rFonts w:hint="default" w:ascii="Times New Roman" w:hAnsi="Times New Roman" w:cs="Times New Roman"/>
-                <w:b/>
-                <w:bCs/>
-                <w:color w:val="444444"/>
-                <w:szCs w:val="22"/>
-              </w:rPr>
-            </w:pPr>
-            <w:r>
-              <w:rPr>
-                <w:rFonts w:hint="default" w:ascii="Times New Roman" w:hAnsi="Times New Roman" w:cs="Times New Roman"/>
-                <w:b/>
-                <w:bCs/>
-                <w:color w:val="444444"/>
-                <w:szCs w:val="22"/>
-              </w:rPr>
-              <w:t>CRUD</w:t>
-            </w:r>
-          </w:p>
-        </w:tc>
-        <w:tc>
-          <w:tcPr>
-            <w:tcW w:w="7371" w:type="dxa"/>
-          </w:tcPr>
-          <w:p>
-            <w:pPr>
-              <w:shd w:val="clear" w:color="auto" w:fill="FFFFFF"/>
-              <w:rPr>
-                <w:rFonts w:hint="default" w:ascii="Times New Roman" w:hAnsi="Times New Roman" w:cs="Times New Roman"/>
-                <w:b/>
-                <w:bCs/>
-                <w:color w:val="444444"/>
-                <w:szCs w:val="22"/>
-              </w:rPr>
-            </w:pPr>
-            <w:r>
-              <w:rPr>
-                <w:rFonts w:hint="default" w:ascii="Times New Roman" w:hAnsi="Times New Roman" w:cs="Times New Roman"/>
-                <w:b/>
-                <w:bCs/>
-                <w:color w:val="444444"/>
-                <w:szCs w:val="22"/>
-              </w:rPr>
-              <w:t>Description</w:t>
-            </w:r>
-          </w:p>
-        </w:tc>
-      </w:tr>
-      <w:tr>
-        <w:tblPrEx>
-          <w:tblBorders>
-            <w:top w:val="single" w:color="auto" w:sz="12" w:space="0"/>
-            <w:left w:val="single" w:color="auto" w:sz="12" w:space="0"/>
-            <w:bottom w:val="single" w:color="auto" w:sz="12" w:space="0"/>
-            <w:right w:val="single" w:color="auto" w:sz="12" w:space="0"/>
-            <w:insideH w:val="single" w:color="auto" w:sz="8" w:space="0"/>
-            <w:insideV w:val="single" w:color="auto" w:sz="8" w:space="0"/>
-          </w:tblBorders>
-          <w:tblCellMar>
-            <w:top w:w="0" w:type="dxa"/>
-            <w:left w:w="108" w:type="dxa"/>
-            <w:bottom w:w="0" w:type="dxa"/>
-            <w:right w:w="108" w:type="dxa"/>
-          </w:tblCellMar>
-        </w:tblPrEx>
-        <w:tc>
-          <w:tcPr>
-            <w:tcW w:w="1119" w:type="dxa"/>
-          </w:tcPr>
-          <w:p>
-            <w:pPr>
-              <w:shd w:val="clear" w:color="auto" w:fill="FFFFFF"/>
-              <w:rPr>
-                <w:rFonts w:hint="default" w:ascii="Times New Roman" w:hAnsi="Times New Roman" w:cs="Times New Roman"/>
-                <w:color w:val="444444"/>
-                <w:szCs w:val="22"/>
-              </w:rPr>
-            </w:pPr>
-            <w:r>
-              <w:rPr>
-                <w:rFonts w:hint="default" w:ascii="Times New Roman" w:hAnsi="Times New Roman" w:cs="Times New Roman"/>
-                <w:color w:val="444444"/>
-                <w:szCs w:val="22"/>
-              </w:rPr>
-              <w:t>Setting</w:t>
-            </w:r>
-          </w:p>
-        </w:tc>
-        <w:tc>
-          <w:tcPr>
-            <w:tcW w:w="851" w:type="dxa"/>
-          </w:tcPr>
-          <w:p>
-            <w:pPr>
-              <w:shd w:val="clear" w:color="auto" w:fill="FFFFFF"/>
-              <w:jc w:val="center"/>
-              <w:rPr>
-                <w:rFonts w:hint="default" w:ascii="Times New Roman" w:hAnsi="Times New Roman" w:cs="Times New Roman"/>
-                <w:color w:val="444444"/>
-                <w:szCs w:val="22"/>
-              </w:rPr>
-            </w:pPr>
-            <w:r>
-              <w:rPr>
-                <w:rFonts w:hint="default" w:ascii="Times New Roman" w:hAnsi="Times New Roman" w:cs="Times New Roman"/>
-                <w:color w:val="444444"/>
-                <w:szCs w:val="22"/>
-              </w:rPr>
-              <w:t>RU</w:t>
-            </w:r>
-          </w:p>
-        </w:tc>
-        <w:tc>
-          <w:tcPr>
-            <w:tcW w:w="7371" w:type="dxa"/>
-          </w:tcPr>
-          <w:p>
-            <w:pPr>
-              <w:shd w:val="clear" w:color="auto" w:fill="FFFFFF"/>
-              <w:rPr>
-                <w:rFonts w:hint="default" w:ascii="Times New Roman" w:hAnsi="Times New Roman" w:cs="Times New Roman"/>
-                <w:color w:val="444444"/>
-                <w:szCs w:val="22"/>
-              </w:rPr>
-            </w:pPr>
-            <w:r>
-              <w:rPr>
-                <w:rFonts w:hint="default" w:ascii="Times New Roman" w:hAnsi="Times New Roman" w:cs="Times New Roman"/>
-                <w:color w:val="444444"/>
-                <w:szCs w:val="22"/>
-              </w:rPr>
-              <w:t>Query the list of current settings from the database</w:t>
-            </w:r>
-          </w:p>
-          <w:p>
-            <w:pPr>
-              <w:shd w:val="clear" w:color="auto" w:fill="FFFFFF"/>
-              <w:rPr>
-                <w:rFonts w:hint="default" w:ascii="Times New Roman" w:hAnsi="Times New Roman" w:cs="Times New Roman"/>
-                <w:color w:val="444444"/>
-                <w:szCs w:val="22"/>
-              </w:rPr>
-            </w:pPr>
-            <w:r>
-              <w:rPr>
-                <w:rFonts w:hint="default" w:ascii="Times New Roman" w:hAnsi="Times New Roman" w:cs="Times New Roman"/>
-                <w:color w:val="444444"/>
-                <w:szCs w:val="22"/>
-              </w:rPr>
-              <w:t>Update status of a specific setting</w:t>
-            </w:r>
-          </w:p>
-        </w:tc>
-      </w:tr>
-    </w:tbl>
-    <w:p>
-      <w:pPr>
-        <w:rPr>
-          <w:rFonts w:hint="default" w:ascii="Times New Roman" w:hAnsi="Times New Roman" w:cs="Times New Roman"/>
-        </w:rPr>
-      </w:pPr>
-    </w:p>
     <w:p>
       <w:pPr>
         <w:rPr>
@@ -21785,1191 +23149,6 @@
           <w:iCs/>
         </w:rPr>
       </w:pPr>
-      <w:r>
-        <w:rPr>
-          <w:rFonts w:hint="default" w:ascii="Times New Roman" w:hAnsi="Times New Roman" w:cs="Times New Roman"/>
-          <w:b/>
-          <w:bCs/>
-          <w:i/>
-          <w:iCs/>
-        </w:rPr>
-        <w:t>SQL Commands:</w:t>
-      </w:r>
-    </w:p>
-    <w:p>
-      <w:pPr>
-        <w:rPr>
-          <w:rFonts w:hint="default" w:ascii="Times New Roman" w:hAnsi="Times New Roman" w:cs="Times New Roman"/>
-        </w:rPr>
-      </w:pPr>
-      <w:r>
-        <w:rPr>
-          <w:rFonts w:hint="default" w:ascii="Times New Roman" w:hAnsi="Times New Roman" w:cs="Times New Roman"/>
-          <w:color w:val="444444"/>
-          <w:szCs w:val="22"/>
-        </w:rPr>
-        <w:t>1/ Query the list of current settings from the database</w:t>
-      </w:r>
-    </w:p>
-    <w:p>
-      <w:pPr>
-        <w:rPr>
-          <w:rFonts w:hint="default" w:ascii="Times New Roman" w:hAnsi="Times New Roman" w:cs="Times New Roman"/>
-          <w:color w:val="444444"/>
-          <w:szCs w:val="22"/>
-        </w:rPr>
-      </w:pPr>
-      <w:r>
-        <w:rPr>
-          <w:rFonts w:hint="default" w:ascii="Times New Roman" w:hAnsi="Times New Roman" w:cs="Times New Roman"/>
-          <w:color w:val="444444"/>
-          <w:szCs w:val="22"/>
-        </w:rPr>
-        <w:t>SELECT setting_id, setting_name, mapped_values, type_id, display_order, status</w:t>
-      </w:r>
-    </w:p>
-    <w:p>
-      <w:pPr>
-        <w:rPr>
-          <w:rFonts w:hint="default" w:ascii="Times New Roman" w:hAnsi="Times New Roman" w:cs="Times New Roman"/>
-          <w:color w:val="444444"/>
-          <w:szCs w:val="22"/>
-        </w:rPr>
-      </w:pPr>
-      <w:r>
-        <w:rPr>
-          <w:rFonts w:hint="default" w:ascii="Times New Roman" w:hAnsi="Times New Roman" w:cs="Times New Roman"/>
-          <w:color w:val="444444"/>
-          <w:szCs w:val="22"/>
-        </w:rPr>
-        <w:t>FROM setting WHERE (setting_type = ?) AND (status = ?) AND  (setting_name LIKE ?)</w:t>
-      </w:r>
-    </w:p>
-    <w:p>
-      <w:pPr>
-        <w:rPr>
-          <w:rFonts w:hint="default" w:ascii="Times New Roman" w:hAnsi="Times New Roman" w:cs="Times New Roman"/>
-        </w:rPr>
-      </w:pPr>
-    </w:p>
-    <w:p>
-      <w:pPr>
-        <w:rPr>
-          <w:rFonts w:hint="default" w:ascii="Times New Roman" w:hAnsi="Times New Roman" w:cs="Times New Roman"/>
-          <w:color w:val="444444"/>
-          <w:szCs w:val="22"/>
-        </w:rPr>
-      </w:pPr>
-      <w:r>
-        <w:rPr>
-          <w:rFonts w:hint="default" w:ascii="Times New Roman" w:hAnsi="Times New Roman" w:cs="Times New Roman"/>
-        </w:rPr>
-        <w:t xml:space="preserve">2/ </w:t>
-      </w:r>
-      <w:r>
-        <w:rPr>
-          <w:rFonts w:hint="default" w:ascii="Times New Roman" w:hAnsi="Times New Roman" w:cs="Times New Roman"/>
-          <w:color w:val="444444"/>
-          <w:szCs w:val="22"/>
-        </w:rPr>
-        <w:t>Update status of a specific setting</w:t>
-      </w:r>
-    </w:p>
-    <w:p>
-      <w:pPr>
-        <w:rPr>
-          <w:rFonts w:hint="default" w:ascii="Times New Roman" w:hAnsi="Times New Roman" w:cs="Times New Roman"/>
-        </w:rPr>
-      </w:pPr>
-      <w:r>
-        <w:rPr>
-          <w:rFonts w:hint="default" w:ascii="Times New Roman" w:hAnsi="Times New Roman" w:cs="Times New Roman"/>
-          <w:color w:val="444444"/>
-          <w:szCs w:val="22"/>
-        </w:rPr>
-        <w:t>UPDATE setting SET status = ? WHERE setting_id = ?</w:t>
-      </w:r>
-    </w:p>
-    <w:p>
-      <w:pPr>
-        <w:rPr>
-          <w:rFonts w:hint="default" w:ascii="Times New Roman" w:hAnsi="Times New Roman" w:cs="Times New Roman"/>
-        </w:rPr>
-      </w:pPr>
-    </w:p>
-    <w:p>
-      <w:pPr>
-        <w:pStyle w:val="5"/>
-        <w:rPr>
-          <w:rFonts w:hint="default" w:ascii="Times New Roman" w:hAnsi="Times New Roman" w:cs="Times New Roman"/>
-        </w:rPr>
-      </w:pPr>
-      <w:r>
-        <w:rPr>
-          <w:rFonts w:hint="default" w:ascii="Times New Roman" w:hAnsi="Times New Roman" w:cs="Times New Roman"/>
-        </w:rPr>
-        <w:t>c.</w:t>
-      </w:r>
-      <w:r>
-        <w:rPr>
-          <w:rFonts w:hint="default" w:ascii="Times New Roman" w:hAnsi="Times New Roman" w:cs="Times New Roman"/>
-          <w:lang w:val="vi-VN"/>
-        </w:rPr>
-        <w:t xml:space="preserve"> </w:t>
-      </w:r>
-      <w:r>
-        <w:rPr>
-          <w:rFonts w:hint="default" w:ascii="Times New Roman" w:hAnsi="Times New Roman" w:cs="Times New Roman"/>
-        </w:rPr>
-        <w:t>Setting Details</w:t>
-      </w:r>
-    </w:p>
-    <w:p>
-      <w:pPr>
-        <w:pStyle w:val="6"/>
-        <w:rPr>
-          <w:rFonts w:hint="default" w:ascii="Times New Roman" w:hAnsi="Times New Roman" w:cs="Times New Roman"/>
-        </w:rPr>
-      </w:pPr>
-      <w:r>
-        <w:rPr>
-          <w:rFonts w:hint="default" w:ascii="Times New Roman" w:hAnsi="Times New Roman" w:cs="Times New Roman"/>
-        </w:rPr>
-        <w:t>UI Design</w:t>
-      </w:r>
-    </w:p>
-    <w:p>
-      <w:pPr>
-        <w:rPr>
-          <w:rFonts w:hint="default" w:ascii="Times New Roman" w:hAnsi="Times New Roman" w:cs="Times New Roman"/>
-        </w:rPr>
-      </w:pPr>
-      <w:r>
-        <w:rPr>
-          <w:rFonts w:hint="default" w:ascii="Times New Roman" w:hAnsi="Times New Roman" w:cs="Times New Roman"/>
-        </w:rPr>
-        <w:drawing>
-          <wp:inline distT="0" distB="0" distL="0" distR="0">
-            <wp:extent cx="4352290" cy="2211705"/>
-            <wp:effectExtent l="0" t="0" r="0" b="0"/>
-            <wp:docPr id="7" name="Picture 7"/>
-            <wp:cNvGraphicFramePr>
-              <a:graphicFrameLocks xmlns:a="http://schemas.openxmlformats.org/drawingml/2006/main" noChangeAspect="1"/>
-            </wp:cNvGraphicFramePr>
-            <a:graphic xmlns:a="http://schemas.openxmlformats.org/drawingml/2006/main">
-              <a:graphicData uri="http://schemas.openxmlformats.org/drawingml/2006/picture">
-                <pic:pic xmlns:pic="http://schemas.openxmlformats.org/drawingml/2006/picture">
-                  <pic:nvPicPr>
-                    <pic:cNvPr id="7" name="Picture 7"/>
-                    <pic:cNvPicPr>
-                      <a:picLocks noChangeAspect="1"/>
-                    </pic:cNvPicPr>
-                  </pic:nvPicPr>
-                  <pic:blipFill>
-                    <a:blip r:embed="rId14"/>
-                    <a:stretch>
-                      <a:fillRect/>
-                    </a:stretch>
-                  </pic:blipFill>
-                  <pic:spPr>
-                    <a:xfrm>
-                      <a:off x="0" y="0"/>
-                      <a:ext cx="4370144" cy="2220555"/>
-                    </a:xfrm>
-                    <a:prstGeom prst="rect">
-                      <a:avLst/>
-                    </a:prstGeom>
-                  </pic:spPr>
-                </pic:pic>
-              </a:graphicData>
-            </a:graphic>
-          </wp:inline>
-        </w:drawing>
-      </w:r>
-    </w:p>
-    <w:p>
-      <w:pPr>
-        <w:rPr>
-          <w:rFonts w:hint="default" w:ascii="Times New Roman" w:hAnsi="Times New Roman" w:cs="Times New Roman"/>
-          <w:b/>
-          <w:bCs/>
-          <w:i/>
-          <w:iCs/>
-        </w:rPr>
-      </w:pPr>
-    </w:p>
-    <w:tbl>
-      <w:tblPr>
-        <w:tblStyle w:val="16"/>
-        <w:tblW w:w="9341" w:type="dxa"/>
-        <w:tblInd w:w="0" w:type="dxa"/>
-        <w:tblBorders>
-          <w:top w:val="single" w:color="auto" w:sz="12" w:space="0"/>
-          <w:left w:val="single" w:color="auto" w:sz="12" w:space="0"/>
-          <w:bottom w:val="single" w:color="auto" w:sz="12" w:space="0"/>
-          <w:right w:val="single" w:color="auto" w:sz="12" w:space="0"/>
-          <w:insideH w:val="single" w:color="auto" w:sz="8" w:space="0"/>
-          <w:insideV w:val="single" w:color="auto" w:sz="8" w:space="0"/>
-        </w:tblBorders>
-        <w:tblLayout w:type="autofit"/>
-        <w:tblCellMar>
-          <w:top w:w="0" w:type="dxa"/>
-          <w:left w:w="108" w:type="dxa"/>
-          <w:bottom w:w="0" w:type="dxa"/>
-          <w:right w:w="108" w:type="dxa"/>
-        </w:tblCellMar>
-      </w:tblPr>
-      <w:tblGrid>
-        <w:gridCol w:w="1828"/>
-        <w:gridCol w:w="1701"/>
-        <w:gridCol w:w="5812"/>
-      </w:tblGrid>
-      <w:tr>
-        <w:tblPrEx>
-          <w:tblBorders>
-            <w:top w:val="single" w:color="auto" w:sz="12" w:space="0"/>
-            <w:left w:val="single" w:color="auto" w:sz="12" w:space="0"/>
-            <w:bottom w:val="single" w:color="auto" w:sz="12" w:space="0"/>
-            <w:right w:val="single" w:color="auto" w:sz="12" w:space="0"/>
-            <w:insideH w:val="single" w:color="auto" w:sz="8" w:space="0"/>
-            <w:insideV w:val="single" w:color="auto" w:sz="8" w:space="0"/>
-          </w:tblBorders>
-          <w:tblCellMar>
-            <w:top w:w="0" w:type="dxa"/>
-            <w:left w:w="108" w:type="dxa"/>
-            <w:bottom w:w="0" w:type="dxa"/>
-            <w:right w:w="108" w:type="dxa"/>
-          </w:tblCellMar>
-        </w:tblPrEx>
-        <w:tc>
-          <w:tcPr>
-            <w:tcW w:w="1828" w:type="dxa"/>
-          </w:tcPr>
-          <w:p>
-            <w:pPr>
-              <w:shd w:val="clear" w:color="auto" w:fill="FFFFFF"/>
-              <w:rPr>
-                <w:rFonts w:hint="default" w:ascii="Times New Roman" w:hAnsi="Times New Roman" w:cs="Times New Roman"/>
-                <w:b/>
-                <w:bCs/>
-                <w:color w:val="444444"/>
-                <w:szCs w:val="22"/>
-              </w:rPr>
-            </w:pPr>
-            <w:r>
-              <w:rPr>
-                <w:rFonts w:hint="default" w:ascii="Times New Roman" w:hAnsi="Times New Roman" w:cs="Times New Roman"/>
-                <w:b/>
-                <w:bCs/>
-                <w:color w:val="444444"/>
-                <w:szCs w:val="22"/>
-              </w:rPr>
-              <w:t>Field Name</w:t>
-            </w:r>
-          </w:p>
-        </w:tc>
-        <w:tc>
-          <w:tcPr>
-            <w:tcW w:w="1701" w:type="dxa"/>
-          </w:tcPr>
-          <w:p>
-            <w:pPr>
-              <w:shd w:val="clear" w:color="auto" w:fill="FFFFFF"/>
-              <w:rPr>
-                <w:rFonts w:hint="default" w:ascii="Times New Roman" w:hAnsi="Times New Roman" w:cs="Times New Roman"/>
-                <w:b/>
-                <w:bCs/>
-                <w:color w:val="444444"/>
-                <w:szCs w:val="22"/>
-              </w:rPr>
-            </w:pPr>
-            <w:r>
-              <w:rPr>
-                <w:rFonts w:hint="default" w:ascii="Times New Roman" w:hAnsi="Times New Roman" w:cs="Times New Roman"/>
-                <w:b/>
-                <w:bCs/>
-                <w:color w:val="444444"/>
-                <w:szCs w:val="22"/>
-              </w:rPr>
-              <w:t>Field Type</w:t>
-            </w:r>
-          </w:p>
-        </w:tc>
-        <w:tc>
-          <w:tcPr>
-            <w:tcW w:w="5812" w:type="dxa"/>
-          </w:tcPr>
-          <w:p>
-            <w:pPr>
-              <w:shd w:val="clear" w:color="auto" w:fill="FFFFFF"/>
-              <w:rPr>
-                <w:rFonts w:hint="default" w:ascii="Times New Roman" w:hAnsi="Times New Roman" w:cs="Times New Roman"/>
-                <w:b/>
-                <w:bCs/>
-                <w:color w:val="444444"/>
-                <w:szCs w:val="22"/>
-              </w:rPr>
-            </w:pPr>
-            <w:r>
-              <w:rPr>
-                <w:rFonts w:hint="default" w:ascii="Times New Roman" w:hAnsi="Times New Roman" w:cs="Times New Roman"/>
-                <w:b/>
-                <w:bCs/>
-                <w:color w:val="444444"/>
-                <w:szCs w:val="22"/>
-              </w:rPr>
-              <w:t>Description</w:t>
-            </w:r>
-          </w:p>
-        </w:tc>
-      </w:tr>
-      <w:tr>
-        <w:tblPrEx>
-          <w:tblBorders>
-            <w:top w:val="single" w:color="auto" w:sz="12" w:space="0"/>
-            <w:left w:val="single" w:color="auto" w:sz="12" w:space="0"/>
-            <w:bottom w:val="single" w:color="auto" w:sz="12" w:space="0"/>
-            <w:right w:val="single" w:color="auto" w:sz="12" w:space="0"/>
-            <w:insideH w:val="single" w:color="auto" w:sz="8" w:space="0"/>
-            <w:insideV w:val="single" w:color="auto" w:sz="8" w:space="0"/>
-          </w:tblBorders>
-          <w:tblCellMar>
-            <w:top w:w="0" w:type="dxa"/>
-            <w:left w:w="108" w:type="dxa"/>
-            <w:bottom w:w="0" w:type="dxa"/>
-            <w:right w:w="108" w:type="dxa"/>
-          </w:tblCellMar>
-        </w:tblPrEx>
-        <w:tc>
-          <w:tcPr>
-            <w:tcW w:w="1828" w:type="dxa"/>
-          </w:tcPr>
-          <w:p>
-            <w:pPr>
-              <w:shd w:val="clear" w:color="auto" w:fill="FFFFFF"/>
-              <w:rPr>
-                <w:rFonts w:hint="default" w:ascii="Times New Roman" w:hAnsi="Times New Roman" w:cs="Times New Roman"/>
-                <w:color w:val="444444"/>
-                <w:szCs w:val="22"/>
-              </w:rPr>
-            </w:pPr>
-            <w:r>
-              <w:rPr>
-                <w:rFonts w:hint="default" w:ascii="Times New Roman" w:hAnsi="Times New Roman" w:cs="Times New Roman"/>
-                <w:color w:val="444444"/>
-                <w:szCs w:val="22"/>
-              </w:rPr>
-              <w:t>Name*</w:t>
-            </w:r>
-          </w:p>
-        </w:tc>
-        <w:tc>
-          <w:tcPr>
-            <w:tcW w:w="1701" w:type="dxa"/>
-          </w:tcPr>
-          <w:p>
-            <w:pPr>
-              <w:shd w:val="clear" w:color="auto" w:fill="FFFFFF"/>
-              <w:rPr>
-                <w:rFonts w:hint="default" w:ascii="Times New Roman" w:hAnsi="Times New Roman" w:cs="Times New Roman"/>
-                <w:color w:val="444444"/>
-                <w:szCs w:val="22"/>
-              </w:rPr>
-            </w:pPr>
-            <w:r>
-              <w:rPr>
-                <w:rFonts w:hint="default" w:ascii="Times New Roman" w:hAnsi="Times New Roman" w:cs="Times New Roman"/>
-                <w:color w:val="444444"/>
-                <w:szCs w:val="22"/>
-              </w:rPr>
-              <w:t xml:space="preserve">Text Box </w:t>
-            </w:r>
-          </w:p>
-          <w:p>
-            <w:pPr>
-              <w:shd w:val="clear" w:color="auto" w:fill="FFFFFF"/>
-              <w:rPr>
-                <w:rFonts w:hint="default" w:ascii="Times New Roman" w:hAnsi="Times New Roman" w:cs="Times New Roman"/>
-                <w:color w:val="444444"/>
-                <w:szCs w:val="22"/>
-              </w:rPr>
-            </w:pPr>
-            <w:r>
-              <w:rPr>
-                <w:rFonts w:hint="default" w:ascii="Times New Roman" w:hAnsi="Times New Roman" w:cs="Times New Roman"/>
-                <w:color w:val="444444"/>
-                <w:szCs w:val="22"/>
-              </w:rPr>
-              <w:t>String (20)</w:t>
-            </w:r>
-          </w:p>
-        </w:tc>
-        <w:tc>
-          <w:tcPr>
-            <w:tcW w:w="5812" w:type="dxa"/>
-          </w:tcPr>
-          <w:p>
-            <w:pPr>
-              <w:shd w:val="clear" w:color="auto" w:fill="FFFFFF"/>
-              <w:jc w:val="both"/>
-              <w:rPr>
-                <w:rFonts w:hint="default" w:ascii="Times New Roman" w:hAnsi="Times New Roman" w:cs="Times New Roman"/>
-                <w:color w:val="444444"/>
-                <w:szCs w:val="22"/>
-              </w:rPr>
-            </w:pPr>
-            <w:r>
-              <w:rPr>
-                <w:rFonts w:hint="default" w:ascii="Times New Roman" w:hAnsi="Times New Roman" w:cs="Times New Roman"/>
-                <w:color w:val="444444"/>
-                <w:szCs w:val="22"/>
-              </w:rPr>
-              <w:t>Name of the setting</w:t>
-            </w:r>
-          </w:p>
-        </w:tc>
-      </w:tr>
-      <w:tr>
-        <w:tblPrEx>
-          <w:tblBorders>
-            <w:top w:val="single" w:color="auto" w:sz="12" w:space="0"/>
-            <w:left w:val="single" w:color="auto" w:sz="12" w:space="0"/>
-            <w:bottom w:val="single" w:color="auto" w:sz="12" w:space="0"/>
-            <w:right w:val="single" w:color="auto" w:sz="12" w:space="0"/>
-            <w:insideH w:val="single" w:color="auto" w:sz="8" w:space="0"/>
-            <w:insideV w:val="single" w:color="auto" w:sz="8" w:space="0"/>
-          </w:tblBorders>
-          <w:tblCellMar>
-            <w:top w:w="0" w:type="dxa"/>
-            <w:left w:w="108" w:type="dxa"/>
-            <w:bottom w:w="0" w:type="dxa"/>
-            <w:right w:w="108" w:type="dxa"/>
-          </w:tblCellMar>
-        </w:tblPrEx>
-        <w:tc>
-          <w:tcPr>
-            <w:tcW w:w="1828" w:type="dxa"/>
-          </w:tcPr>
-          <w:p>
-            <w:pPr>
-              <w:shd w:val="clear" w:color="auto" w:fill="FFFFFF"/>
-              <w:rPr>
-                <w:rFonts w:hint="default" w:ascii="Times New Roman" w:hAnsi="Times New Roman" w:cs="Times New Roman"/>
-                <w:color w:val="444444"/>
-                <w:szCs w:val="22"/>
-              </w:rPr>
-            </w:pPr>
-            <w:r>
-              <w:rPr>
-                <w:rFonts w:hint="default" w:ascii="Times New Roman" w:hAnsi="Times New Roman" w:cs="Times New Roman"/>
-                <w:color w:val="444444"/>
-                <w:szCs w:val="22"/>
-              </w:rPr>
-              <w:t>Type*</w:t>
-            </w:r>
-          </w:p>
-        </w:tc>
-        <w:tc>
-          <w:tcPr>
-            <w:tcW w:w="1701" w:type="dxa"/>
-          </w:tcPr>
-          <w:p>
-            <w:pPr>
-              <w:shd w:val="clear" w:color="auto" w:fill="FFFFFF"/>
-              <w:rPr>
-                <w:rFonts w:hint="default" w:ascii="Times New Roman" w:hAnsi="Times New Roman" w:cs="Times New Roman"/>
-                <w:color w:val="444444"/>
-                <w:szCs w:val="22"/>
-              </w:rPr>
-            </w:pPr>
-            <w:r>
-              <w:rPr>
-                <w:rFonts w:hint="default" w:ascii="Times New Roman" w:hAnsi="Times New Roman" w:cs="Times New Roman"/>
-                <w:color w:val="444444"/>
-                <w:szCs w:val="22"/>
-              </w:rPr>
-              <w:t>Combo Box</w:t>
-            </w:r>
-          </w:p>
-          <w:p>
-            <w:pPr>
-              <w:shd w:val="clear" w:color="auto" w:fill="FFFFFF"/>
-              <w:rPr>
-                <w:rFonts w:hint="default" w:ascii="Times New Roman" w:hAnsi="Times New Roman" w:cs="Times New Roman"/>
-                <w:color w:val="444444"/>
-                <w:szCs w:val="22"/>
-              </w:rPr>
-            </w:pPr>
-            <w:r>
-              <w:rPr>
-                <w:rFonts w:hint="default" w:ascii="Times New Roman" w:hAnsi="Times New Roman" w:cs="Times New Roman"/>
-                <w:color w:val="444444"/>
-                <w:szCs w:val="22"/>
-              </w:rPr>
-              <w:t>(Single Choice)</w:t>
-            </w:r>
-          </w:p>
-        </w:tc>
-        <w:tc>
-          <w:tcPr>
-            <w:tcW w:w="5812" w:type="dxa"/>
-          </w:tcPr>
-          <w:p>
-            <w:pPr>
-              <w:shd w:val="clear" w:color="auto" w:fill="FFFFFF"/>
-              <w:jc w:val="both"/>
-              <w:rPr>
-                <w:rFonts w:hint="default" w:ascii="Times New Roman" w:hAnsi="Times New Roman" w:cs="Times New Roman"/>
-                <w:color w:val="444444"/>
-                <w:szCs w:val="22"/>
-              </w:rPr>
-            </w:pPr>
-            <w:r>
-              <w:rPr>
-                <w:rFonts w:hint="default" w:ascii="Times New Roman" w:hAnsi="Times New Roman" w:cs="Times New Roman"/>
-                <w:color w:val="444444"/>
-                <w:szCs w:val="22"/>
-              </w:rPr>
-              <w:t>Type of the setting, filled with the list of setting types</w:t>
-            </w:r>
-          </w:p>
-          <w:p>
-            <w:pPr>
-              <w:shd w:val="clear" w:color="auto" w:fill="FFFFFF"/>
-              <w:jc w:val="both"/>
-              <w:rPr>
-                <w:rFonts w:hint="default" w:ascii="Times New Roman" w:hAnsi="Times New Roman" w:cs="Times New Roman"/>
-                <w:color w:val="444444"/>
-                <w:szCs w:val="22"/>
-              </w:rPr>
-            </w:pPr>
-            <w:r>
-              <w:rPr>
-                <w:rFonts w:hint="default" w:ascii="Times New Roman" w:hAnsi="Times New Roman" w:cs="Times New Roman"/>
-                <w:color w:val="444444"/>
-                <w:szCs w:val="22"/>
-              </w:rPr>
-              <w:t>Default value: the first type in the list</w:t>
-            </w:r>
-          </w:p>
-        </w:tc>
-      </w:tr>
-      <w:tr>
-        <w:tblPrEx>
-          <w:tblBorders>
-            <w:top w:val="single" w:color="auto" w:sz="12" w:space="0"/>
-            <w:left w:val="single" w:color="auto" w:sz="12" w:space="0"/>
-            <w:bottom w:val="single" w:color="auto" w:sz="12" w:space="0"/>
-            <w:right w:val="single" w:color="auto" w:sz="12" w:space="0"/>
-            <w:insideH w:val="single" w:color="auto" w:sz="8" w:space="0"/>
-            <w:insideV w:val="single" w:color="auto" w:sz="8" w:space="0"/>
-          </w:tblBorders>
-          <w:tblCellMar>
-            <w:top w:w="0" w:type="dxa"/>
-            <w:left w:w="108" w:type="dxa"/>
-            <w:bottom w:w="0" w:type="dxa"/>
-            <w:right w:w="108" w:type="dxa"/>
-          </w:tblCellMar>
-        </w:tblPrEx>
-        <w:tc>
-          <w:tcPr>
-            <w:tcW w:w="1828" w:type="dxa"/>
-          </w:tcPr>
-          <w:p>
-            <w:pPr>
-              <w:shd w:val="clear" w:color="auto" w:fill="FFFFFF"/>
-              <w:rPr>
-                <w:rFonts w:hint="default" w:ascii="Times New Roman" w:hAnsi="Times New Roman" w:cs="Times New Roman"/>
-                <w:color w:val="444444"/>
-                <w:szCs w:val="22"/>
-              </w:rPr>
-            </w:pPr>
-            <w:r>
-              <w:rPr>
-                <w:rFonts w:hint="default" w:ascii="Times New Roman" w:hAnsi="Times New Roman" w:cs="Times New Roman"/>
-                <w:color w:val="444444"/>
-                <w:szCs w:val="22"/>
-              </w:rPr>
-              <w:t>Mapped Values</w:t>
-            </w:r>
-          </w:p>
-        </w:tc>
-        <w:tc>
-          <w:tcPr>
-            <w:tcW w:w="1701" w:type="dxa"/>
-          </w:tcPr>
-          <w:p>
-            <w:pPr>
-              <w:shd w:val="clear" w:color="auto" w:fill="FFFFFF"/>
-              <w:rPr>
-                <w:rFonts w:hint="default" w:ascii="Times New Roman" w:hAnsi="Times New Roman" w:cs="Times New Roman"/>
-                <w:color w:val="444444"/>
-                <w:szCs w:val="22"/>
-              </w:rPr>
-            </w:pPr>
-            <w:r>
-              <w:rPr>
-                <w:rFonts w:hint="default" w:ascii="Times New Roman" w:hAnsi="Times New Roman" w:cs="Times New Roman"/>
-                <w:color w:val="444444"/>
-                <w:szCs w:val="22"/>
-              </w:rPr>
-              <w:t xml:space="preserve">Text Box </w:t>
-            </w:r>
-          </w:p>
-          <w:p>
-            <w:pPr>
-              <w:shd w:val="clear" w:color="auto" w:fill="FFFFFF"/>
-              <w:rPr>
-                <w:rFonts w:hint="default" w:ascii="Times New Roman" w:hAnsi="Times New Roman" w:cs="Times New Roman"/>
-                <w:color w:val="444444"/>
-                <w:szCs w:val="22"/>
-              </w:rPr>
-            </w:pPr>
-            <w:r>
-              <w:rPr>
-                <w:rFonts w:hint="default" w:ascii="Times New Roman" w:hAnsi="Times New Roman" w:cs="Times New Roman"/>
-                <w:color w:val="444444"/>
-                <w:szCs w:val="22"/>
-              </w:rPr>
-              <w:t>String (50)</w:t>
-            </w:r>
-          </w:p>
-        </w:tc>
-        <w:tc>
-          <w:tcPr>
-            <w:tcW w:w="5812" w:type="dxa"/>
-          </w:tcPr>
-          <w:p>
-            <w:pPr>
-              <w:shd w:val="clear" w:color="auto" w:fill="FFFFFF"/>
-              <w:jc w:val="both"/>
-              <w:rPr>
-                <w:rFonts w:hint="default" w:ascii="Times New Roman" w:hAnsi="Times New Roman" w:cs="Times New Roman"/>
-                <w:color w:val="444444"/>
-                <w:szCs w:val="22"/>
-              </w:rPr>
-            </w:pPr>
-            <w:r>
-              <w:rPr>
-                <w:rFonts w:hint="default" w:ascii="Times New Roman" w:hAnsi="Times New Roman" w:cs="Times New Roman"/>
-                <w:color w:val="444444"/>
-                <w:szCs w:val="22"/>
-              </w:rPr>
-              <w:t>Supplementary information for the setting (if any)</w:t>
-            </w:r>
-          </w:p>
-        </w:tc>
-      </w:tr>
-      <w:tr>
-        <w:tblPrEx>
-          <w:tblBorders>
-            <w:top w:val="single" w:color="auto" w:sz="12" w:space="0"/>
-            <w:left w:val="single" w:color="auto" w:sz="12" w:space="0"/>
-            <w:bottom w:val="single" w:color="auto" w:sz="12" w:space="0"/>
-            <w:right w:val="single" w:color="auto" w:sz="12" w:space="0"/>
-            <w:insideH w:val="single" w:color="auto" w:sz="8" w:space="0"/>
-            <w:insideV w:val="single" w:color="auto" w:sz="8" w:space="0"/>
-          </w:tblBorders>
-          <w:tblCellMar>
-            <w:top w:w="0" w:type="dxa"/>
-            <w:left w:w="108" w:type="dxa"/>
-            <w:bottom w:w="0" w:type="dxa"/>
-            <w:right w:w="108" w:type="dxa"/>
-          </w:tblCellMar>
-        </w:tblPrEx>
-        <w:tc>
-          <w:tcPr>
-            <w:tcW w:w="1828" w:type="dxa"/>
-          </w:tcPr>
-          <w:p>
-            <w:pPr>
-              <w:shd w:val="clear" w:color="auto" w:fill="FFFFFF"/>
-              <w:rPr>
-                <w:rFonts w:hint="default" w:ascii="Times New Roman" w:hAnsi="Times New Roman" w:cs="Times New Roman"/>
-                <w:color w:val="444444"/>
-                <w:szCs w:val="22"/>
-              </w:rPr>
-            </w:pPr>
-            <w:r>
-              <w:rPr>
-                <w:rFonts w:hint="default" w:ascii="Times New Roman" w:hAnsi="Times New Roman" w:cs="Times New Roman"/>
-                <w:color w:val="444444"/>
-                <w:szCs w:val="22"/>
-              </w:rPr>
-              <w:t>Order</w:t>
-            </w:r>
-          </w:p>
-        </w:tc>
-        <w:tc>
-          <w:tcPr>
-            <w:tcW w:w="1701" w:type="dxa"/>
-          </w:tcPr>
-          <w:p>
-            <w:pPr>
-              <w:shd w:val="clear" w:color="auto" w:fill="FFFFFF"/>
-              <w:rPr>
-                <w:rFonts w:hint="default" w:ascii="Times New Roman" w:hAnsi="Times New Roman" w:cs="Times New Roman"/>
-                <w:color w:val="444444"/>
-                <w:szCs w:val="22"/>
-              </w:rPr>
-            </w:pPr>
-            <w:r>
-              <w:rPr>
-                <w:rFonts w:hint="default" w:ascii="Times New Roman" w:hAnsi="Times New Roman" w:cs="Times New Roman"/>
-                <w:color w:val="444444"/>
-                <w:szCs w:val="22"/>
-              </w:rPr>
-              <w:t>Text Box</w:t>
-            </w:r>
-          </w:p>
-          <w:p>
-            <w:pPr>
-              <w:shd w:val="clear" w:color="auto" w:fill="FFFFFF"/>
-              <w:rPr>
-                <w:rFonts w:hint="default" w:ascii="Times New Roman" w:hAnsi="Times New Roman" w:cs="Times New Roman"/>
-                <w:color w:val="444444"/>
-                <w:szCs w:val="22"/>
-              </w:rPr>
-            </w:pPr>
-            <w:r>
-              <w:rPr>
-                <w:rFonts w:hint="default" w:ascii="Times New Roman" w:hAnsi="Times New Roman" w:cs="Times New Roman"/>
-                <w:color w:val="444444"/>
-                <w:szCs w:val="22"/>
-              </w:rPr>
-              <w:t>Integer (&gt;=0)</w:t>
-            </w:r>
-          </w:p>
-        </w:tc>
-        <w:tc>
-          <w:tcPr>
-            <w:tcW w:w="5812" w:type="dxa"/>
-          </w:tcPr>
-          <w:p>
-            <w:pPr>
-              <w:shd w:val="clear" w:color="auto" w:fill="FFFFFF"/>
-              <w:jc w:val="both"/>
-              <w:rPr>
-                <w:rFonts w:hint="default" w:ascii="Times New Roman" w:hAnsi="Times New Roman" w:cs="Times New Roman"/>
-                <w:color w:val="444444"/>
-                <w:szCs w:val="22"/>
-              </w:rPr>
-            </w:pPr>
-            <w:r>
-              <w:rPr>
-                <w:rFonts w:hint="default" w:ascii="Times New Roman" w:hAnsi="Times New Roman" w:cs="Times New Roman"/>
-                <w:color w:val="444444"/>
-                <w:szCs w:val="22"/>
-              </w:rPr>
-              <w:t>Display order of the setting: the order of the setting type, displayed among the list of settings with the same type</w:t>
-            </w:r>
-          </w:p>
-        </w:tc>
-      </w:tr>
-      <w:tr>
-        <w:tblPrEx>
-          <w:tblBorders>
-            <w:top w:val="single" w:color="auto" w:sz="12" w:space="0"/>
-            <w:left w:val="single" w:color="auto" w:sz="12" w:space="0"/>
-            <w:bottom w:val="single" w:color="auto" w:sz="12" w:space="0"/>
-            <w:right w:val="single" w:color="auto" w:sz="12" w:space="0"/>
-            <w:insideH w:val="single" w:color="auto" w:sz="8" w:space="0"/>
-            <w:insideV w:val="single" w:color="auto" w:sz="8" w:space="0"/>
-          </w:tblBorders>
-          <w:tblCellMar>
-            <w:top w:w="0" w:type="dxa"/>
-            <w:left w:w="108" w:type="dxa"/>
-            <w:bottom w:w="0" w:type="dxa"/>
-            <w:right w:w="108" w:type="dxa"/>
-          </w:tblCellMar>
-        </w:tblPrEx>
-        <w:tc>
-          <w:tcPr>
-            <w:tcW w:w="1828" w:type="dxa"/>
-          </w:tcPr>
-          <w:p>
-            <w:pPr>
-              <w:shd w:val="clear" w:color="auto" w:fill="FFFFFF"/>
-              <w:rPr>
-                <w:rFonts w:hint="default" w:ascii="Times New Roman" w:hAnsi="Times New Roman" w:cs="Times New Roman"/>
-                <w:color w:val="444444"/>
-                <w:szCs w:val="22"/>
-              </w:rPr>
-            </w:pPr>
-            <w:r>
-              <w:rPr>
-                <w:rFonts w:hint="default" w:ascii="Times New Roman" w:hAnsi="Times New Roman" w:cs="Times New Roman"/>
-                <w:color w:val="444444"/>
-                <w:szCs w:val="22"/>
-              </w:rPr>
-              <w:t>Status</w:t>
-            </w:r>
-          </w:p>
-        </w:tc>
-        <w:tc>
-          <w:tcPr>
-            <w:tcW w:w="1701" w:type="dxa"/>
-          </w:tcPr>
-          <w:p>
-            <w:pPr>
-              <w:shd w:val="clear" w:color="auto" w:fill="FFFFFF"/>
-              <w:rPr>
-                <w:rFonts w:hint="default" w:ascii="Times New Roman" w:hAnsi="Times New Roman" w:cs="Times New Roman"/>
-                <w:color w:val="444444"/>
-                <w:szCs w:val="22"/>
-              </w:rPr>
-            </w:pPr>
-            <w:r>
-              <w:rPr>
-                <w:rFonts w:hint="default" w:ascii="Times New Roman" w:hAnsi="Times New Roman" w:cs="Times New Roman"/>
-                <w:color w:val="444444"/>
-                <w:szCs w:val="22"/>
-              </w:rPr>
-              <w:t>On/Off button</w:t>
-            </w:r>
-          </w:p>
-        </w:tc>
-        <w:tc>
-          <w:tcPr>
-            <w:tcW w:w="5812" w:type="dxa"/>
-          </w:tcPr>
-          <w:p>
-            <w:pPr>
-              <w:shd w:val="clear" w:color="auto" w:fill="FFFFFF"/>
-              <w:jc w:val="both"/>
-              <w:rPr>
-                <w:rFonts w:hint="default" w:ascii="Times New Roman" w:hAnsi="Times New Roman" w:cs="Times New Roman"/>
-                <w:color w:val="444444"/>
-                <w:szCs w:val="22"/>
-              </w:rPr>
-            </w:pPr>
-            <w:r>
-              <w:rPr>
-                <w:rFonts w:hint="default" w:ascii="Times New Roman" w:hAnsi="Times New Roman" w:cs="Times New Roman"/>
-                <w:color w:val="444444"/>
-                <w:szCs w:val="22"/>
-              </w:rPr>
-              <w:t>Status of the setting: Active or Inactive</w:t>
-            </w:r>
-          </w:p>
-          <w:p>
-            <w:pPr>
-              <w:shd w:val="clear" w:color="auto" w:fill="FFFFFF"/>
-              <w:jc w:val="both"/>
-              <w:rPr>
-                <w:rFonts w:hint="default" w:ascii="Times New Roman" w:hAnsi="Times New Roman" w:cs="Times New Roman"/>
-                <w:color w:val="444444"/>
-                <w:szCs w:val="22"/>
-              </w:rPr>
-            </w:pPr>
-            <w:r>
-              <w:rPr>
-                <w:rFonts w:hint="default" w:ascii="Times New Roman" w:hAnsi="Times New Roman" w:cs="Times New Roman"/>
-                <w:color w:val="444444"/>
-                <w:szCs w:val="22"/>
-              </w:rPr>
-              <w:t>Default value: Active</w:t>
-            </w:r>
-          </w:p>
-        </w:tc>
-      </w:tr>
-      <w:tr>
-        <w:tblPrEx>
-          <w:tblBorders>
-            <w:top w:val="single" w:color="auto" w:sz="12" w:space="0"/>
-            <w:left w:val="single" w:color="auto" w:sz="12" w:space="0"/>
-            <w:bottom w:val="single" w:color="auto" w:sz="12" w:space="0"/>
-            <w:right w:val="single" w:color="auto" w:sz="12" w:space="0"/>
-            <w:insideH w:val="single" w:color="auto" w:sz="8" w:space="0"/>
-            <w:insideV w:val="single" w:color="auto" w:sz="8" w:space="0"/>
-          </w:tblBorders>
-          <w:tblCellMar>
-            <w:top w:w="0" w:type="dxa"/>
-            <w:left w:w="108" w:type="dxa"/>
-            <w:bottom w:w="0" w:type="dxa"/>
-            <w:right w:w="108" w:type="dxa"/>
-          </w:tblCellMar>
-        </w:tblPrEx>
-        <w:tc>
-          <w:tcPr>
-            <w:tcW w:w="1828" w:type="dxa"/>
-          </w:tcPr>
-          <w:p>
-            <w:pPr>
-              <w:shd w:val="clear" w:color="auto" w:fill="FFFFFF"/>
-              <w:rPr>
-                <w:rFonts w:hint="default" w:ascii="Times New Roman" w:hAnsi="Times New Roman" w:cs="Times New Roman"/>
-                <w:color w:val="444444"/>
-                <w:szCs w:val="22"/>
-              </w:rPr>
-            </w:pPr>
-            <w:r>
-              <w:rPr>
-                <w:rFonts w:hint="default" w:ascii="Times New Roman" w:hAnsi="Times New Roman" w:cs="Times New Roman"/>
-                <w:color w:val="444444"/>
-                <w:szCs w:val="22"/>
-              </w:rPr>
-              <w:t>Description</w:t>
-            </w:r>
-          </w:p>
-        </w:tc>
-        <w:tc>
-          <w:tcPr>
-            <w:tcW w:w="1701" w:type="dxa"/>
-          </w:tcPr>
-          <w:p>
-            <w:pPr>
-              <w:shd w:val="clear" w:color="auto" w:fill="FFFFFF"/>
-              <w:rPr>
-                <w:rFonts w:hint="default" w:ascii="Times New Roman" w:hAnsi="Times New Roman" w:cs="Times New Roman"/>
-                <w:color w:val="444444"/>
-                <w:szCs w:val="22"/>
-              </w:rPr>
-            </w:pPr>
-            <w:r>
-              <w:rPr>
-                <w:rFonts w:hint="default" w:ascii="Times New Roman" w:hAnsi="Times New Roman" w:cs="Times New Roman"/>
-                <w:color w:val="444444"/>
-                <w:szCs w:val="22"/>
-              </w:rPr>
-              <w:t xml:space="preserve">Text Area </w:t>
-            </w:r>
-          </w:p>
-          <w:p>
-            <w:pPr>
-              <w:shd w:val="clear" w:color="auto" w:fill="FFFFFF"/>
-              <w:rPr>
-                <w:rFonts w:hint="default" w:ascii="Times New Roman" w:hAnsi="Times New Roman" w:cs="Times New Roman"/>
-                <w:color w:val="444444"/>
-                <w:szCs w:val="22"/>
-              </w:rPr>
-            </w:pPr>
-            <w:r>
-              <w:rPr>
-                <w:rFonts w:hint="default" w:ascii="Times New Roman" w:hAnsi="Times New Roman" w:cs="Times New Roman"/>
-                <w:color w:val="444444"/>
-                <w:szCs w:val="22"/>
-              </w:rPr>
-              <w:t>String (200)</w:t>
-            </w:r>
-          </w:p>
-        </w:tc>
-        <w:tc>
-          <w:tcPr>
-            <w:tcW w:w="5812" w:type="dxa"/>
-          </w:tcPr>
-          <w:p>
-            <w:pPr>
-              <w:shd w:val="clear" w:color="auto" w:fill="FFFFFF"/>
-              <w:jc w:val="both"/>
-              <w:rPr>
-                <w:rFonts w:hint="default" w:ascii="Times New Roman" w:hAnsi="Times New Roman" w:cs="Times New Roman"/>
-                <w:color w:val="444444"/>
-                <w:szCs w:val="22"/>
-              </w:rPr>
-            </w:pPr>
-            <w:r>
-              <w:rPr>
-                <w:rFonts w:hint="default" w:ascii="Times New Roman" w:hAnsi="Times New Roman" w:cs="Times New Roman"/>
-                <w:color w:val="444444"/>
-                <w:szCs w:val="22"/>
-              </w:rPr>
-              <w:t>Description of the setting</w:t>
-            </w:r>
-          </w:p>
-        </w:tc>
-      </w:tr>
-      <w:tr>
-        <w:tblPrEx>
-          <w:tblBorders>
-            <w:top w:val="single" w:color="auto" w:sz="12" w:space="0"/>
-            <w:left w:val="single" w:color="auto" w:sz="12" w:space="0"/>
-            <w:bottom w:val="single" w:color="auto" w:sz="12" w:space="0"/>
-            <w:right w:val="single" w:color="auto" w:sz="12" w:space="0"/>
-            <w:insideH w:val="single" w:color="auto" w:sz="8" w:space="0"/>
-            <w:insideV w:val="single" w:color="auto" w:sz="8" w:space="0"/>
-          </w:tblBorders>
-          <w:tblCellMar>
-            <w:top w:w="0" w:type="dxa"/>
-            <w:left w:w="108" w:type="dxa"/>
-            <w:bottom w:w="0" w:type="dxa"/>
-            <w:right w:w="108" w:type="dxa"/>
-          </w:tblCellMar>
-        </w:tblPrEx>
-        <w:tc>
-          <w:tcPr>
-            <w:tcW w:w="1828" w:type="dxa"/>
-          </w:tcPr>
-          <w:p>
-            <w:pPr>
-              <w:shd w:val="clear" w:color="auto" w:fill="FFFFFF"/>
-              <w:rPr>
-                <w:rFonts w:hint="default" w:ascii="Times New Roman" w:hAnsi="Times New Roman" w:cs="Times New Roman"/>
-                <w:b/>
-                <w:bCs/>
-                <w:i/>
-                <w:iCs/>
-                <w:color w:val="444444"/>
-                <w:szCs w:val="22"/>
-              </w:rPr>
-            </w:pPr>
-            <w:r>
-              <w:rPr>
-                <w:rFonts w:hint="default" w:ascii="Times New Roman" w:hAnsi="Times New Roman" w:cs="Times New Roman"/>
-                <w:color w:val="444444"/>
-                <w:szCs w:val="22"/>
-              </w:rPr>
-              <w:t>Submit</w:t>
-            </w:r>
-          </w:p>
-        </w:tc>
-        <w:tc>
-          <w:tcPr>
-            <w:tcW w:w="1701" w:type="dxa"/>
-          </w:tcPr>
-          <w:p>
-            <w:pPr>
-              <w:shd w:val="clear" w:color="auto" w:fill="FFFFFF"/>
-              <w:rPr>
-                <w:rFonts w:hint="default" w:ascii="Times New Roman" w:hAnsi="Times New Roman" w:cs="Times New Roman"/>
-                <w:color w:val="444444"/>
-                <w:szCs w:val="22"/>
-              </w:rPr>
-            </w:pPr>
-            <w:r>
-              <w:rPr>
-                <w:rFonts w:hint="default" w:ascii="Times New Roman" w:hAnsi="Times New Roman" w:cs="Times New Roman"/>
-                <w:color w:val="444444"/>
-                <w:szCs w:val="22"/>
-              </w:rPr>
-              <w:t>Button</w:t>
-            </w:r>
-          </w:p>
-        </w:tc>
-        <w:tc>
-          <w:tcPr>
-            <w:tcW w:w="5812" w:type="dxa"/>
-          </w:tcPr>
-          <w:p>
-            <w:pPr>
-              <w:shd w:val="clear" w:color="auto" w:fill="FFFFFF"/>
-              <w:jc w:val="both"/>
-              <w:rPr>
-                <w:rFonts w:hint="default" w:ascii="Times New Roman" w:hAnsi="Times New Roman" w:cs="Times New Roman"/>
-                <w:color w:val="444444"/>
-                <w:szCs w:val="22"/>
-              </w:rPr>
-            </w:pPr>
-            <w:r>
-              <w:rPr>
-                <w:rFonts w:hint="default" w:ascii="Times New Roman" w:hAnsi="Times New Roman" w:cs="Times New Roman"/>
-                <w:color w:val="444444"/>
-                <w:szCs w:val="22"/>
-              </w:rPr>
-              <w:t xml:space="preserve">Click to store new or updated setting details </w:t>
-            </w:r>
-          </w:p>
-        </w:tc>
-      </w:tr>
-      <w:tr>
-        <w:tblPrEx>
-          <w:tblBorders>
-            <w:top w:val="single" w:color="auto" w:sz="12" w:space="0"/>
-            <w:left w:val="single" w:color="auto" w:sz="12" w:space="0"/>
-            <w:bottom w:val="single" w:color="auto" w:sz="12" w:space="0"/>
-            <w:right w:val="single" w:color="auto" w:sz="12" w:space="0"/>
-            <w:insideH w:val="single" w:color="auto" w:sz="8" w:space="0"/>
-            <w:insideV w:val="single" w:color="auto" w:sz="8" w:space="0"/>
-          </w:tblBorders>
-          <w:tblCellMar>
-            <w:top w:w="0" w:type="dxa"/>
-            <w:left w:w="108" w:type="dxa"/>
-            <w:bottom w:w="0" w:type="dxa"/>
-            <w:right w:w="108" w:type="dxa"/>
-          </w:tblCellMar>
-        </w:tblPrEx>
-        <w:tc>
-          <w:tcPr>
-            <w:tcW w:w="1828" w:type="dxa"/>
-          </w:tcPr>
-          <w:p>
-            <w:pPr>
-              <w:shd w:val="clear" w:color="auto" w:fill="FFFFFF"/>
-              <w:rPr>
-                <w:rFonts w:hint="default" w:ascii="Times New Roman" w:hAnsi="Times New Roman" w:cs="Times New Roman"/>
-                <w:color w:val="444444"/>
-                <w:szCs w:val="22"/>
-              </w:rPr>
-            </w:pPr>
-            <w:r>
-              <w:rPr>
-                <w:rFonts w:hint="default" w:ascii="Times New Roman" w:hAnsi="Times New Roman" w:cs="Times New Roman"/>
-                <w:color w:val="444444"/>
-                <w:szCs w:val="22"/>
-              </w:rPr>
-              <w:t>Reset</w:t>
-            </w:r>
-          </w:p>
-        </w:tc>
-        <w:tc>
-          <w:tcPr>
-            <w:tcW w:w="1701" w:type="dxa"/>
-          </w:tcPr>
-          <w:p>
-            <w:pPr>
-              <w:shd w:val="clear" w:color="auto" w:fill="FFFFFF"/>
-              <w:rPr>
-                <w:rFonts w:hint="default" w:ascii="Times New Roman" w:hAnsi="Times New Roman" w:cs="Times New Roman"/>
-                <w:color w:val="444444"/>
-                <w:szCs w:val="22"/>
-              </w:rPr>
-            </w:pPr>
-            <w:r>
-              <w:rPr>
-                <w:rFonts w:hint="default" w:ascii="Times New Roman" w:hAnsi="Times New Roman" w:cs="Times New Roman"/>
-                <w:color w:val="444444"/>
-                <w:szCs w:val="22"/>
-              </w:rPr>
-              <w:t>Button</w:t>
-            </w:r>
-          </w:p>
-        </w:tc>
-        <w:tc>
-          <w:tcPr>
-            <w:tcW w:w="5812" w:type="dxa"/>
-          </w:tcPr>
-          <w:p>
-            <w:pPr>
-              <w:shd w:val="clear" w:color="auto" w:fill="FFFFFF"/>
-              <w:jc w:val="both"/>
-              <w:rPr>
-                <w:rFonts w:hint="default" w:ascii="Times New Roman" w:hAnsi="Times New Roman" w:cs="Times New Roman"/>
-                <w:color w:val="444444"/>
-                <w:szCs w:val="22"/>
-              </w:rPr>
-            </w:pPr>
-            <w:r>
-              <w:rPr>
-                <w:rFonts w:hint="default" w:ascii="Times New Roman" w:hAnsi="Times New Roman" w:cs="Times New Roman"/>
-                <w:color w:val="444444"/>
-                <w:szCs w:val="22"/>
-              </w:rPr>
-              <w:t>Click to reset the changes use has made on the screen fields back to the initial values when the screen is loaded</w:t>
-            </w:r>
-          </w:p>
-        </w:tc>
-      </w:tr>
-    </w:tbl>
-    <w:p>
-      <w:pPr>
-        <w:rPr>
-          <w:rFonts w:hint="default" w:ascii="Times New Roman" w:hAnsi="Times New Roman" w:cs="Times New Roman"/>
-          <w:b/>
-          <w:bCs/>
-          <w:i/>
-          <w:iCs/>
-        </w:rPr>
-      </w:pPr>
     </w:p>
     <w:p>
       <w:pPr>
@@ -23033,8 +23212,8 @@
         </w:rPr>
       </w:pPr>
       <w:bookmarkStart w:id="45" w:name="_Toc143617362"/>
-      <w:bookmarkStart w:id="46" w:name="_Toc136258920"/>
-      <w:bookmarkStart w:id="47" w:name="_Toc134475479"/>
+      <w:bookmarkStart w:id="46" w:name="_Toc134475479"/>
+      <w:bookmarkStart w:id="47" w:name="_Toc136258920"/>
       <w:r>
         <w:rPr>
           <w:rFonts w:hint="default" w:ascii="Times New Roman" w:hAnsi="Times New Roman" w:cs="Times New Roman"/>
@@ -23051,7 +23230,7 @@
         <w:pStyle w:val="21"/>
         <w:numPr>
           <w:ilvl w:val="0"/>
-          <w:numId w:val="22"/>
+          <w:numId w:val="21"/>
         </w:numPr>
         <w:spacing w:before="220" w:after="60"/>
         <w:contextualSpacing w:val="0"/>
@@ -23067,27 +23246,27 @@
           <w:szCs w:val="28"/>
         </w:rPr>
       </w:pPr>
-      <w:bookmarkStart w:id="48" w:name="_Toc133734991"/>
+      <w:bookmarkStart w:id="48" w:name="_Toc133735039"/>
       <w:bookmarkEnd w:id="48"/>
-      <w:bookmarkStart w:id="49" w:name="_Toc143617329"/>
+      <w:bookmarkStart w:id="49" w:name="_Toc136258876"/>
       <w:bookmarkEnd w:id="49"/>
-      <w:bookmarkStart w:id="50" w:name="_Toc133734800"/>
+      <w:bookmarkStart w:id="50" w:name="_Toc132126589"/>
       <w:bookmarkEnd w:id="50"/>
-      <w:bookmarkStart w:id="51" w:name="_Toc133734942"/>
+      <w:bookmarkStart w:id="51" w:name="_Toc136258063"/>
       <w:bookmarkEnd w:id="51"/>
-      <w:bookmarkStart w:id="52" w:name="_Toc132103161"/>
+      <w:bookmarkStart w:id="52" w:name="_Toc133734800"/>
       <w:bookmarkEnd w:id="52"/>
-      <w:bookmarkStart w:id="53" w:name="_Toc133735039"/>
+      <w:bookmarkStart w:id="53" w:name="_Toc143617329"/>
       <w:bookmarkEnd w:id="53"/>
-      <w:bookmarkStart w:id="54" w:name="_Toc136258876"/>
+      <w:bookmarkStart w:id="54" w:name="_Toc133734942"/>
       <w:bookmarkEnd w:id="54"/>
-      <w:bookmarkStart w:id="55" w:name="_Toc132126589"/>
+      <w:bookmarkStart w:id="55" w:name="_Toc132103161"/>
       <w:bookmarkEnd w:id="55"/>
-      <w:bookmarkStart w:id="56" w:name="_Toc133673884"/>
+      <w:bookmarkStart w:id="56" w:name="_Toc132103126"/>
       <w:bookmarkEnd w:id="56"/>
-      <w:bookmarkStart w:id="57" w:name="_Toc132103126"/>
+      <w:bookmarkStart w:id="57" w:name="_Toc143617363"/>
       <w:bookmarkEnd w:id="57"/>
-      <w:bookmarkStart w:id="58" w:name="_Toc143617363"/>
+      <w:bookmarkStart w:id="58" w:name="_Toc133673884"/>
       <w:bookmarkEnd w:id="58"/>
       <w:bookmarkStart w:id="59" w:name="_Toc132360520"/>
       <w:bookmarkEnd w:id="59"/>
@@ -23097,15 +23276,15 @@
       <w:bookmarkEnd w:id="61"/>
       <w:bookmarkStart w:id="62" w:name="_Toc133679416"/>
       <w:bookmarkEnd w:id="62"/>
-      <w:bookmarkStart w:id="63" w:name="_Toc136258063"/>
+      <w:bookmarkStart w:id="63" w:name="_Toc133734991"/>
       <w:bookmarkEnd w:id="63"/>
-      <w:bookmarkStart w:id="64" w:name="_Toc136258921"/>
+      <w:bookmarkStart w:id="64" w:name="_Toc133733796"/>
       <w:bookmarkEnd w:id="64"/>
-      <w:bookmarkStart w:id="65" w:name="_Toc143617294"/>
+      <w:bookmarkStart w:id="65" w:name="_Toc137970005"/>
       <w:bookmarkEnd w:id="65"/>
-      <w:bookmarkStart w:id="66" w:name="_Toc137970005"/>
+      <w:bookmarkStart w:id="66" w:name="_Toc136258921"/>
       <w:bookmarkEnd w:id="66"/>
-      <w:bookmarkStart w:id="67" w:name="_Toc133733796"/>
+      <w:bookmarkStart w:id="67" w:name="_Toc143617294"/>
       <w:bookmarkEnd w:id="67"/>
       <w:bookmarkStart w:id="68" w:name="_Toc133734848"/>
       <w:bookmarkEnd w:id="68"/>
@@ -23115,7 +23294,7 @@
         <w:pStyle w:val="21"/>
         <w:numPr>
           <w:ilvl w:val="0"/>
-          <w:numId w:val="22"/>
+          <w:numId w:val="21"/>
         </w:numPr>
         <w:spacing w:before="220" w:after="60"/>
         <w:contextualSpacing w:val="0"/>
@@ -23137,41 +23316,41 @@
       <w:bookmarkEnd w:id="70"/>
       <w:bookmarkStart w:id="71" w:name="_Toc133673885"/>
       <w:bookmarkEnd w:id="71"/>
-      <w:bookmarkStart w:id="72" w:name="_Toc133679417"/>
+      <w:bookmarkStart w:id="72" w:name="_Toc133734801"/>
       <w:bookmarkEnd w:id="72"/>
-      <w:bookmarkStart w:id="73" w:name="_Toc133735040"/>
+      <w:bookmarkStart w:id="73" w:name="_Toc133734992"/>
       <w:bookmarkEnd w:id="73"/>
-      <w:bookmarkStart w:id="74" w:name="_Toc143617330"/>
+      <w:bookmarkStart w:id="74" w:name="_Toc136258064"/>
       <w:bookmarkEnd w:id="74"/>
-      <w:bookmarkStart w:id="75" w:name="_Toc133734992"/>
+      <w:bookmarkStart w:id="75" w:name="_Toc136258922"/>
       <w:bookmarkEnd w:id="75"/>
-      <w:bookmarkStart w:id="76" w:name="_Toc133734801"/>
+      <w:bookmarkStart w:id="76" w:name="_Toc134475481"/>
       <w:bookmarkEnd w:id="76"/>
-      <w:bookmarkStart w:id="77" w:name="_Toc134475481"/>
+      <w:bookmarkStart w:id="77" w:name="_Toc133679417"/>
       <w:bookmarkEnd w:id="77"/>
-      <w:bookmarkStart w:id="78" w:name="_Toc132360521"/>
+      <w:bookmarkStart w:id="78" w:name="_Toc133735040"/>
       <w:bookmarkEnd w:id="78"/>
       <w:bookmarkStart w:id="79" w:name="_Toc132103162"/>
       <w:bookmarkEnd w:id="79"/>
       <w:bookmarkStart w:id="80" w:name="_Toc143617295"/>
       <w:bookmarkEnd w:id="80"/>
-      <w:bookmarkStart w:id="81" w:name="_Toc137970006"/>
+      <w:bookmarkStart w:id="81" w:name="_Toc133734849"/>
       <w:bookmarkEnd w:id="81"/>
-      <w:bookmarkStart w:id="82" w:name="_Toc143617364"/>
+      <w:bookmarkStart w:id="82" w:name="_Toc137970006"/>
       <w:bookmarkEnd w:id="82"/>
-      <w:bookmarkStart w:id="83" w:name="_Toc133734943"/>
+      <w:bookmarkStart w:id="83" w:name="_Toc143617364"/>
       <w:bookmarkEnd w:id="83"/>
-      <w:bookmarkStart w:id="84" w:name="_Toc133734849"/>
+      <w:bookmarkStart w:id="84" w:name="_Toc143617330"/>
       <w:bookmarkEnd w:id="84"/>
-      <w:bookmarkStart w:id="85" w:name="_Toc132103127"/>
+      <w:bookmarkStart w:id="85" w:name="_Toc136258877"/>
       <w:bookmarkEnd w:id="85"/>
-      <w:bookmarkStart w:id="86" w:name="_Toc136258877"/>
+      <w:bookmarkStart w:id="86" w:name="_Toc137970204"/>
       <w:bookmarkEnd w:id="86"/>
-      <w:bookmarkStart w:id="87" w:name="_Toc137970204"/>
+      <w:bookmarkStart w:id="87" w:name="_Toc133734943"/>
       <w:bookmarkEnd w:id="87"/>
-      <w:bookmarkStart w:id="88" w:name="_Toc136258064"/>
+      <w:bookmarkStart w:id="88" w:name="_Toc132103127"/>
       <w:bookmarkEnd w:id="88"/>
-      <w:bookmarkStart w:id="89" w:name="_Toc136258922"/>
+      <w:bookmarkStart w:id="89" w:name="_Toc132360521"/>
       <w:bookmarkEnd w:id="89"/>
     </w:p>
     <w:p>
@@ -23179,7 +23358,7 @@
         <w:pStyle w:val="21"/>
         <w:numPr>
           <w:ilvl w:val="0"/>
-          <w:numId w:val="22"/>
+          <w:numId w:val="21"/>
         </w:numPr>
         <w:spacing w:before="220" w:after="60"/>
         <w:contextualSpacing w:val="0"/>
@@ -23195,9 +23374,9 @@
           <w:szCs w:val="28"/>
         </w:rPr>
       </w:pPr>
-      <w:bookmarkStart w:id="90" w:name="_Toc133733798"/>
+      <w:bookmarkStart w:id="90" w:name="_Toc132103163"/>
       <w:bookmarkEnd w:id="90"/>
-      <w:bookmarkStart w:id="91" w:name="_Toc132103163"/>
+      <w:bookmarkStart w:id="91" w:name="_Toc133733798"/>
       <w:bookmarkEnd w:id="91"/>
       <w:bookmarkStart w:id="92" w:name="_Toc133734802"/>
       <w:bookmarkEnd w:id="92"/>
@@ -23207,35 +23386,35 @@
       <w:bookmarkEnd w:id="94"/>
       <w:bookmarkStart w:id="95" w:name="_Toc133673886"/>
       <w:bookmarkEnd w:id="95"/>
-      <w:bookmarkStart w:id="96" w:name="_Toc132360522"/>
+      <w:bookmarkStart w:id="96" w:name="_Toc133679418"/>
       <w:bookmarkEnd w:id="96"/>
-      <w:bookmarkStart w:id="97" w:name="_Toc133679418"/>
+      <w:bookmarkStart w:id="97" w:name="_Toc133734993"/>
       <w:bookmarkEnd w:id="97"/>
-      <w:bookmarkStart w:id="98" w:name="_Toc143617296"/>
+      <w:bookmarkStart w:id="98" w:name="_Toc143617365"/>
       <w:bookmarkEnd w:id="98"/>
-      <w:bookmarkStart w:id="99" w:name="_Toc133735041"/>
+      <w:bookmarkStart w:id="99" w:name="_Toc137970007"/>
       <w:bookmarkEnd w:id="99"/>
-      <w:bookmarkStart w:id="100" w:name="_Toc136258923"/>
+      <w:bookmarkStart w:id="100" w:name="_Toc132360522"/>
       <w:bookmarkEnd w:id="100"/>
       <w:bookmarkStart w:id="101" w:name="_Toc134475482"/>
       <w:bookmarkEnd w:id="101"/>
-      <w:bookmarkStart w:id="102" w:name="_Toc136258878"/>
+      <w:bookmarkStart w:id="102" w:name="_Toc136258065"/>
       <w:bookmarkEnd w:id="102"/>
-      <w:bookmarkStart w:id="103" w:name="_Toc143617365"/>
+      <w:bookmarkStart w:id="103" w:name="_Toc143617331"/>
       <w:bookmarkEnd w:id="103"/>
-      <w:bookmarkStart w:id="104" w:name="_Toc133734944"/>
+      <w:bookmarkStart w:id="104" w:name="_Toc133734850"/>
       <w:bookmarkEnd w:id="104"/>
-      <w:bookmarkStart w:id="105" w:name="_Toc136258065"/>
+      <w:bookmarkStart w:id="105" w:name="_Toc136258923"/>
       <w:bookmarkEnd w:id="105"/>
-      <w:bookmarkStart w:id="106" w:name="_Toc133734850"/>
+      <w:bookmarkStart w:id="106" w:name="_Toc143617296"/>
       <w:bookmarkEnd w:id="106"/>
-      <w:bookmarkStart w:id="107" w:name="_Toc137970007"/>
+      <w:bookmarkStart w:id="107" w:name="_Toc133735041"/>
       <w:bookmarkEnd w:id="107"/>
-      <w:bookmarkStart w:id="108" w:name="_Toc133734993"/>
+      <w:bookmarkStart w:id="108" w:name="_Toc133734944"/>
       <w:bookmarkEnd w:id="108"/>
-      <w:bookmarkStart w:id="109" w:name="_Toc143617331"/>
+      <w:bookmarkStart w:id="109" w:name="_Toc137970205"/>
       <w:bookmarkEnd w:id="109"/>
-      <w:bookmarkStart w:id="110" w:name="_Toc137970205"/>
+      <w:bookmarkStart w:id="110" w:name="_Toc136258878"/>
       <w:bookmarkEnd w:id="110"/>
     </w:p>
     <w:p>
@@ -23245,8 +23424,8 @@
           <w:rFonts w:hint="default" w:ascii="Times New Roman" w:hAnsi="Times New Roman" w:cs="Times New Roman"/>
         </w:rPr>
       </w:pPr>
-      <w:bookmarkStart w:id="111" w:name="_Toc143617366"/>
-      <w:bookmarkStart w:id="112" w:name="_Toc136258924"/>
+      <w:bookmarkStart w:id="111" w:name="_Toc136258924"/>
+      <w:bookmarkStart w:id="112" w:name="_Toc143617366"/>
       <w:bookmarkStart w:id="113" w:name="_Toc134475483"/>
       <w:bookmarkStart w:id="114" w:name="_Toc132100608"/>
       <w:r>
@@ -23443,9 +23622,9 @@
           <w:rFonts w:hint="default" w:ascii="Times New Roman" w:hAnsi="Times New Roman" w:cs="Times New Roman"/>
         </w:rPr>
       </w:pPr>
-      <w:bookmarkStart w:id="115" w:name="_Toc136258925"/>
+      <w:bookmarkStart w:id="115" w:name="_Toc356192845"/>
       <w:bookmarkStart w:id="116" w:name="_Toc143617367"/>
-      <w:bookmarkStart w:id="117" w:name="_Toc356192845"/>
+      <w:bookmarkStart w:id="117" w:name="_Toc136258925"/>
       <w:r>
         <w:rPr>
           <w:rFonts w:hint="default" w:ascii="Times New Roman" w:hAnsi="Times New Roman" w:cs="Times New Roman"/>
@@ -23488,8 +23667,8 @@
           <w:rFonts w:hint="default" w:ascii="Times New Roman" w:hAnsi="Times New Roman" w:cs="Times New Roman"/>
         </w:rPr>
       </w:pPr>
-      <w:bookmarkStart w:id="118" w:name="_Toc143617368"/>
-      <w:bookmarkStart w:id="119" w:name="_Toc136258929"/>
+      <w:bookmarkStart w:id="118" w:name="_Toc136258929"/>
+      <w:bookmarkStart w:id="119" w:name="_Toc143617368"/>
       <w:r>
         <w:rPr>
           <w:rFonts w:hint="default" w:ascii="Times New Roman" w:hAnsi="Times New Roman" w:cs="Times New Roman"/>
@@ -26546,119 +26725,6 @@
     </w:lvl>
   </w:abstractNum>
   <w:abstractNum w:abstractNumId="16">
-    <w:nsid w:val="6DBB6DAC"/>
-    <w:multiLevelType w:val="multilevel"/>
-    <w:tmpl w:val="6DBB6DAC"/>
-    <w:lvl w:ilvl="0" w:tentative="0">
-      <w:start w:val="1"/>
-      <w:numFmt w:val="bullet"/>
-      <w:lvlText w:val=""/>
-      <w:lvlJc w:val="left"/>
-      <w:pPr>
-        <w:ind w:left="720" w:hanging="360"/>
-      </w:pPr>
-      <w:rPr>
-        <w:rFonts w:hint="default" w:ascii="Symbol" w:hAnsi="Symbol"/>
-      </w:rPr>
-    </w:lvl>
-    <w:lvl w:ilvl="1" w:tentative="0">
-      <w:start w:val="1"/>
-      <w:numFmt w:val="bullet"/>
-      <w:lvlText w:val="o"/>
-      <w:lvlJc w:val="left"/>
-      <w:pPr>
-        <w:ind w:left="1440" w:hanging="360"/>
-      </w:pPr>
-      <w:rPr>
-        <w:rFonts w:hint="default" w:ascii="Courier New" w:hAnsi="Courier New" w:cs="Courier New"/>
-      </w:rPr>
-    </w:lvl>
-    <w:lvl w:ilvl="2" w:tentative="0">
-      <w:start w:val="1"/>
-      <w:numFmt w:val="bullet"/>
-      <w:lvlText w:val=""/>
-      <w:lvlJc w:val="left"/>
-      <w:pPr>
-        <w:ind w:left="2160" w:hanging="360"/>
-      </w:pPr>
-      <w:rPr>
-        <w:rFonts w:hint="default" w:ascii="Wingdings" w:hAnsi="Wingdings"/>
-      </w:rPr>
-    </w:lvl>
-    <w:lvl w:ilvl="3" w:tentative="0">
-      <w:start w:val="1"/>
-      <w:numFmt w:val="bullet"/>
-      <w:lvlText w:val=""/>
-      <w:lvlJc w:val="left"/>
-      <w:pPr>
-        <w:ind w:left="2880" w:hanging="360"/>
-      </w:pPr>
-      <w:rPr>
-        <w:rFonts w:hint="default" w:ascii="Symbol" w:hAnsi="Symbol"/>
-      </w:rPr>
-    </w:lvl>
-    <w:lvl w:ilvl="4" w:tentative="0">
-      <w:start w:val="1"/>
-      <w:numFmt w:val="bullet"/>
-      <w:lvlText w:val="o"/>
-      <w:lvlJc w:val="left"/>
-      <w:pPr>
-        <w:ind w:left="3600" w:hanging="360"/>
-      </w:pPr>
-      <w:rPr>
-        <w:rFonts w:hint="default" w:ascii="Courier New" w:hAnsi="Courier New" w:cs="Courier New"/>
-      </w:rPr>
-    </w:lvl>
-    <w:lvl w:ilvl="5" w:tentative="0">
-      <w:start w:val="1"/>
-      <w:numFmt w:val="bullet"/>
-      <w:lvlText w:val=""/>
-      <w:lvlJc w:val="left"/>
-      <w:pPr>
-        <w:ind w:left="4320" w:hanging="360"/>
-      </w:pPr>
-      <w:rPr>
-        <w:rFonts w:hint="default" w:ascii="Wingdings" w:hAnsi="Wingdings"/>
-      </w:rPr>
-    </w:lvl>
-    <w:lvl w:ilvl="6" w:tentative="0">
-      <w:start w:val="1"/>
-      <w:numFmt w:val="bullet"/>
-      <w:lvlText w:val=""/>
-      <w:lvlJc w:val="left"/>
-      <w:pPr>
-        <w:ind w:left="5040" w:hanging="360"/>
-      </w:pPr>
-      <w:rPr>
-        <w:rFonts w:hint="default" w:ascii="Symbol" w:hAnsi="Symbol"/>
-      </w:rPr>
-    </w:lvl>
-    <w:lvl w:ilvl="7" w:tentative="0">
-      <w:start w:val="1"/>
-      <w:numFmt w:val="bullet"/>
-      <w:lvlText w:val="o"/>
-      <w:lvlJc w:val="left"/>
-      <w:pPr>
-        <w:ind w:left="5760" w:hanging="360"/>
-      </w:pPr>
-      <w:rPr>
-        <w:rFonts w:hint="default" w:ascii="Courier New" w:hAnsi="Courier New" w:cs="Courier New"/>
-      </w:rPr>
-    </w:lvl>
-    <w:lvl w:ilvl="8" w:tentative="0">
-      <w:start w:val="1"/>
-      <w:numFmt w:val="bullet"/>
-      <w:lvlText w:val=""/>
-      <w:lvlJc w:val="left"/>
-      <w:pPr>
-        <w:ind w:left="6480" w:hanging="360"/>
-      </w:pPr>
-      <w:rPr>
-        <w:rFonts w:hint="default" w:ascii="Wingdings" w:hAnsi="Wingdings"/>
-      </w:rPr>
-    </w:lvl>
-  </w:abstractNum>
-  <w:abstractNum w:abstractNumId="17">
     <w:nsid w:val="6DD71D09"/>
     <w:multiLevelType w:val="multilevel"/>
     <w:tmpl w:val="6DD71D09"/>
@@ -26744,7 +26810,7 @@
       </w:pPr>
     </w:lvl>
   </w:abstractNum>
-  <w:abstractNum w:abstractNumId="18">
+  <w:abstractNum w:abstractNumId="17">
     <w:nsid w:val="70385639"/>
     <w:multiLevelType w:val="multilevel"/>
     <w:tmpl w:val="70385639"/>
@@ -26833,7 +26899,7 @@
       </w:pPr>
     </w:lvl>
   </w:abstractNum>
-  <w:abstractNum w:abstractNumId="19">
+  <w:abstractNum w:abstractNumId="18">
     <w:nsid w:val="7A7F3396"/>
     <w:multiLevelType w:val="multilevel"/>
     <w:tmpl w:val="7A7F3396"/>
@@ -27016,30 +27082,27 @@
     <w:abstractNumId w:val="4"/>
   </w:num>
   <w:num w:numId="14">
+    <w:abstractNumId w:val="14"/>
+  </w:num>
+  <w:num w:numId="15">
+    <w:abstractNumId w:val="17"/>
+  </w:num>
+  <w:num w:numId="16">
+    <w:abstractNumId w:val="8"/>
+  </w:num>
+  <w:num w:numId="17">
+    <w:abstractNumId w:val="18"/>
+  </w:num>
+  <w:num w:numId="18">
+    <w:abstractNumId w:val="11"/>
+  </w:num>
+  <w:num w:numId="19">
     <w:abstractNumId w:val="16"/>
   </w:num>
-  <w:num w:numId="15">
-    <w:abstractNumId w:val="14"/>
-  </w:num>
-  <w:num w:numId="16">
-    <w:abstractNumId w:val="18"/>
-  </w:num>
-  <w:num w:numId="17">
-    <w:abstractNumId w:val="8"/>
-  </w:num>
-  <w:num w:numId="18">
-    <w:abstractNumId w:val="19"/>
-  </w:num>
-  <w:num w:numId="19">
-    <w:abstractNumId w:val="11"/>
-  </w:num>
   <w:num w:numId="20">
-    <w:abstractNumId w:val="17"/>
+    <w:abstractNumId w:val="13"/>
   </w:num>
   <w:num w:numId="21">
-    <w:abstractNumId w:val="13"/>
-  </w:num>
-  <w:num w:numId="22">
     <w:abstractNumId w:val="12"/>
   </w:num>
 </w:numbering>
@@ -27103,7 +27166,7 @@
     <w:lsdException w:uiPriority="99" w:name="table of authorities"/>
     <w:lsdException w:uiPriority="99" w:name="macro"/>
     <w:lsdException w:uiPriority="99" w:name="toa heading"/>
-    <w:lsdException w:unhideWhenUsed="0" w:uiPriority="0" w:name="List"/>
+    <w:lsdException w:qFormat="1" w:unhideWhenUsed="0" w:uiPriority="0" w:name="List"/>
     <w:lsdException w:uiPriority="99" w:name="List Bullet"/>
     <w:lsdException w:uiPriority="99" w:name="List Number"/>
     <w:lsdException w:uiPriority="99" w:name="List 2"/>
@@ -27121,8 +27184,8 @@
     <w:lsdException w:qFormat="1" w:unhideWhenUsed="0" w:uiPriority="0" w:semiHidden="0" w:name="Title"/>
     <w:lsdException w:uiPriority="99" w:name="Closing"/>
     <w:lsdException w:uiPriority="99" w:name="Signature"/>
-    <w:lsdException w:uiPriority="1" w:name="Default Paragraph Font"/>
-    <w:lsdException w:unhideWhenUsed="0" w:uiPriority="0" w:semiHidden="0" w:name="Body Text"/>
+    <w:lsdException w:qFormat="1" w:uiPriority="1" w:name="Default Paragraph Font"/>
+    <w:lsdException w:qFormat="1" w:unhideWhenUsed="0" w:uiPriority="0" w:semiHidden="0" w:name="Body Text"/>
     <w:lsdException w:uiPriority="99" w:name="Body Text Indent"/>
     <w:lsdException w:uiPriority="99" w:name="List Continue"/>
     <w:lsdException w:uiPriority="99" w:name="List Continue 2"/>
@@ -27148,7 +27211,7 @@
     <w:lsdException w:uiPriority="99" w:name="Document Map"/>
     <w:lsdException w:uiPriority="99" w:name="Plain Text"/>
     <w:lsdException w:uiPriority="99" w:name="E-mail Signature"/>
-    <w:lsdException w:uiPriority="99" w:name="Normal (Web)"/>
+    <w:lsdException w:qFormat="1" w:uiPriority="99" w:name="Normal (Web)"/>
     <w:lsdException w:uiPriority="99" w:name="HTML Acronym"/>
     <w:lsdException w:uiPriority="99" w:name="HTML Address"/>
     <w:lsdException w:uiPriority="99" w:name="HTML Cite"/>
@@ -27159,7 +27222,7 @@
     <w:lsdException w:uiPriority="99" w:name="HTML Sample"/>
     <w:lsdException w:uiPriority="99" w:name="HTML Typewriter"/>
     <w:lsdException w:uiPriority="99" w:name="HTML Variable"/>
-    <w:lsdException w:uiPriority="99" w:name="Normal Table"/>
+    <w:lsdException w:qFormat="1" w:uiPriority="99" w:name="Normal Table"/>
     <w:lsdException w:uiPriority="99" w:name="annotation subject"/>
     <w:lsdException w:uiPriority="99" w:name="Table Simple 1"/>
     <w:lsdException w:uiPriority="99" w:name="Table Simple 2"/>
@@ -27204,7 +27267,7 @@
     <w:lsdException w:uiPriority="99" w:name="Table Web 2"/>
     <w:lsdException w:uiPriority="99" w:name="Table Web 3"/>
     <w:lsdException w:uiPriority="99" w:name="Balloon Text"/>
-    <w:lsdException w:unhideWhenUsed="0" w:uiPriority="0" w:semiHidden="0" w:name="Table Grid"/>
+    <w:lsdException w:qFormat="1" w:unhideWhenUsed="0" w:uiPriority="0" w:semiHidden="0" w:name="Table Grid"/>
     <w:lsdException w:uiPriority="99" w:name="Table Theme"/>
     <w:lsdException w:unhideWhenUsed="0" w:uiPriority="60" w:semiHidden="0" w:name="Light Shading"/>
     <w:lsdException w:unhideWhenUsed="0" w:uiPriority="61" w:semiHidden="0" w:name="Light List"/>
@@ -27428,12 +27491,14 @@
     <w:name w:val="Default Paragraph Font"/>
     <w:semiHidden/>
     <w:unhideWhenUsed/>
+    <w:qFormat/>
     <w:uiPriority w:val="1"/>
   </w:style>
   <w:style w:type="table" w:default="1" w:styleId="8">
     <w:name w:val="Normal Table"/>
     <w:semiHidden/>
     <w:unhideWhenUsed/>
+    <w:qFormat/>
     <w:uiPriority w:val="99"/>
     <w:tblPr>
       <w:tblCellMar>
@@ -27448,6 +27513,7 @@
     <w:name w:val="Body Text"/>
     <w:basedOn w:val="1"/>
     <w:link w:val="27"/>
+    <w:qFormat/>
     <w:uiPriority w:val="0"/>
     <w:pPr>
       <w:spacing w:after="120" w:line="220" w:lineRule="exact"/>
@@ -27511,6 +27577,7 @@
     <w:name w:val="List"/>
     <w:basedOn w:val="1"/>
     <w:semiHidden/>
+    <w:qFormat/>
     <w:uiPriority w:val="0"/>
     <w:pPr>
       <w:spacing w:after="120" w:line="240" w:lineRule="exact"/>
@@ -27525,6 +27592,7 @@
     <w:basedOn w:val="1"/>
     <w:semiHidden/>
     <w:unhideWhenUsed/>
+    <w:qFormat/>
     <w:uiPriority w:val="99"/>
     <w:pPr>
       <w:spacing w:before="100" w:beforeAutospacing="1" w:after="100" w:afterAutospacing="1"/>
@@ -27537,6 +27605,7 @@
   <w:style w:type="table" w:styleId="16">
     <w:name w:val="Table Grid"/>
     <w:basedOn w:val="8"/>
+    <w:qFormat/>
     <w:uiPriority w:val="0"/>
     <w:pPr>
       <w:spacing w:after="0" w:line="240" w:lineRule="auto"/>
@@ -27717,6 +27786,7 @@
     <w:name w:val="Paragraph"/>
     <w:basedOn w:val="1"/>
     <w:link w:val="30"/>
+    <w:qFormat/>
     <w:uiPriority w:val="0"/>
     <w:pPr>
       <w:spacing w:before="220"/>
